--- a/6-过程管理/流程制度规范类文件/TXHS-06-03-服务报告管理制度.docx
+++ b/6-过程管理/流程制度规范类文件/TXHS-06-03-服务报告管理制度.docx
@@ -21,6 +21,8 @@
         <w:spacing w:before="3120" w:beforeLines="1000"/>
         <w:textAlignment w:val="baseline"/>
       </w:pPr>
+      <w:bookmarkStart w:id="17" w:name="_GoBack"/>
+      <w:bookmarkEnd w:id="17"/>
       <w:bookmarkStart w:id="0" w:name="_Toc12470"/>
       <w:r>
         <w:drawing>
@@ -614,17 +616,7 @@
                 <w:vertAlign w:val="baseline"/>
                 <w:lang w:val="en-US" w:eastAsia="zh-CN"/>
               </w:rPr>
-              <w:t>审核</w:t>
-            </w:r>
-            <w:bookmarkStart w:id="17" w:name="_GoBack"/>
-            <w:bookmarkEnd w:id="17"/>
-            <w:r>
-              <w:rPr>
-                <w:rFonts w:hint="eastAsia"/>
-                <w:vertAlign w:val="baseline"/>
-                <w:lang w:val="en-US" w:eastAsia="zh-CN"/>
-              </w:rPr>
-              <w:t>时间</w:t>
+              <w:t>审核时间</w:t>
             </w:r>
             <w:r>
               <w:rPr>
@@ -3423,7 +3415,21 @@
           <w:rFonts w:hint="default"/>
           <w:lang w:val="en-US" w:eastAsia="zh-CN"/>
         </w:rPr>
-        <w:t>为规范公司软件运维服务过程中各类报告与总结的生成、审核、发布与归档管理，确保服务过程透明、绩效可衡量、信息可追溯，并通过对服务数据的系统分析，为服务质量持续改进、管理决策及客户沟通提供可靠依据，特制定本制度。</w:t>
+        <w:t>为规范公司</w:t>
+      </w:r>
+      <w:r>
+        <w:rPr>
+          <w:rFonts w:hint="eastAsia"/>
+          <w:lang w:val="en-US" w:eastAsia="zh-CN"/>
+        </w:rPr>
+        <w:t>运维服务</w:t>
+      </w:r>
+      <w:r>
+        <w:rPr>
+          <w:rFonts w:hint="default"/>
+          <w:lang w:val="en-US" w:eastAsia="zh-CN"/>
+        </w:rPr>
+        <w:t>过程中各类报告与总结的生成、审核、发布与归档管理，确保服务过程透明、绩效可衡量、信息可追溯，并通过对服务数据的系统分析，为服务质量持续改进、管理决策及客户沟通提供可靠依据，特制定本制度。</w:t>
       </w:r>
     </w:p>
     <w:p>
@@ -3471,7 +3477,21 @@
           <w:rFonts w:hint="default"/>
           <w:lang w:val="en-US" w:eastAsia="zh-CN"/>
         </w:rPr>
-        <w:t>本制度适用于公司为提供软件运维服务而产生的所有服务报告与服务总结，包括但不限于向客户提交的外部报告及用于内部管理的总结报告。</w:t>
+        <w:t>本制度适用于公司为提供</w:t>
+      </w:r>
+      <w:r>
+        <w:rPr>
+          <w:rFonts w:hint="eastAsia"/>
+          <w:lang w:val="en-US" w:eastAsia="zh-CN"/>
+        </w:rPr>
+        <w:t>运维服务</w:t>
+      </w:r>
+      <w:r>
+        <w:rPr>
+          <w:rFonts w:hint="default"/>
+          <w:lang w:val="en-US" w:eastAsia="zh-CN"/>
+        </w:rPr>
+        <w:t>而产生的所有服务报告与服务总结，包括但不限于向客户提交的外部报告及用于内部管理的总结报告。</w:t>
       </w:r>
     </w:p>
     <w:p>
@@ -5814,6 +5834,7 @@
             <w:insideH w:val="none" w:color="auto" w:sz="0" w:space="0"/>
             <w:insideV w:val="none" w:color="auto" w:sz="0" w:space="0"/>
           </w:tblBorders>
+          <w:shd w:val="clear" w:color="auto" w:fill="auto"/>
           <w:tblCellMar>
             <w:top w:w="0" w:type="dxa"/>
             <w:left w:w="108" w:type="dxa"/>

--- a/6-过程管理/流程制度规范类文件/TXHS-06-03-服务报告管理制度.docx
+++ b/6-过程管理/流程制度规范类文件/TXHS-06-03-服务报告管理制度.docx
@@ -21,8 +21,6 @@
         <w:spacing w:before="3120" w:beforeLines="1000"/>
         <w:textAlignment w:val="baseline"/>
       </w:pPr>
-      <w:bookmarkStart w:id="17" w:name="_GoBack"/>
-      <w:bookmarkEnd w:id="17"/>
       <w:bookmarkStart w:id="0" w:name="_Toc12470"/>
       <w:r>
         <w:drawing>
@@ -1623,11 +1621,18 @@
             </w:pPr>
             <w:r>
               <w:rPr>
-                <w:rFonts w:hint="eastAsia"/>
-                <w:lang w:val="en-US" w:eastAsia="zh-CN"/>
-              </w:rPr>
-              <w:t>添加核心培养</w:t>
+                <w:rFonts w:hint="eastAsia" w:cs="Arial"/>
+                <w:snapToGrid w:val="0"/>
+                <w:color w:val="000000"/>
+                <w:kern w:val="0"/>
+                <w:sz w:val="21"/>
+                <w:szCs w:val="21"/>
+                <w:lang w:val="en-US" w:eastAsia="zh-CN" w:bidi="ar-SA"/>
+              </w:rPr>
+              <w:t>修订考核指标</w:t>
             </w:r>
+            <w:bookmarkStart w:id="17" w:name="_GoBack"/>
+            <w:bookmarkEnd w:id="17"/>
           </w:p>
         </w:tc>
         <w:tc>
@@ -3832,12 +3837,6 @@
             <w:insideV w:val="single" w:color="auto" w:sz="4" w:space="0"/>
           </w:tblBorders>
           <w:shd w:val="clear" w:color="auto" w:fill="auto"/>
-          <w:tblCellMar>
-            <w:top w:w="15" w:type="dxa"/>
-            <w:left w:w="15" w:type="dxa"/>
-            <w:bottom w:w="15" w:type="dxa"/>
-            <w:right w:w="15" w:type="dxa"/>
-          </w:tblCellMar>
         </w:tblPrEx>
         <w:trPr>
           <w:tblHeader/>

--- a/6-过程管理/流程制度规范类文件/TXHS-06-03-服务报告管理制度.docx
+++ b/6-过程管理/流程制度规范类文件/TXHS-06-03-服务报告管理制度.docx
@@ -1,10 +1,11 @@
 
 <file path=word/document.xml><?xml version="1.0" encoding="utf-8"?>
-<w:document xmlns:wpc="http://schemas.microsoft.com/office/word/2010/wordprocessingCanvas" xmlns:mc="http://schemas.openxmlformats.org/markup-compatibility/2006" xmlns:o="urn:schemas-microsoft-com:office:office" xmlns:r="http://schemas.openxmlformats.org/officeDocument/2006/relationships" xmlns:m="http://schemas.openxmlformats.org/officeDocument/2006/math" xmlns:v="urn:schemas-microsoft-com:vml" xmlns:wp14="http://schemas.microsoft.com/office/word/2010/wordprocessingDrawing" xmlns:wp="http://schemas.openxmlformats.org/drawingml/2006/wordprocessingDrawing" xmlns:w="http://schemas.openxmlformats.org/wordprocessingml/2006/main" xmlns:w14="http://schemas.microsoft.com/office/word/2010/wordml" xmlns:w10="urn:schemas-microsoft-com:office:word" xmlns:w15="http://schemas.microsoft.com/office/word/2012/wordml" xmlns:wpg="http://schemas.microsoft.com/office/word/2010/wordprocessingGroup" xmlns:wpi="http://schemas.microsoft.com/office/word/2010/wordprocessingInk" xmlns:wne="http://schemas.microsoft.com/office/word/2006/wordml" xmlns:wps="http://schemas.microsoft.com/office/word/2010/wordprocessingShape" xmlns:wpsCustomData="http://www.wps.cn/officeDocument/2013/wpsCustomData" mc:Ignorable="w14 w15 wp14">
+<w:document xmlns:wpc="http://schemas.microsoft.com/office/word/2010/wordprocessingCanvas" xmlns:mc="http://schemas.openxmlformats.org/markup-compatibility/2006" xmlns:o="urn:schemas-microsoft-com:office:office" xmlns:r="http://schemas.openxmlformats.org/officeDocument/2006/relationships" xmlns:m="http://schemas.openxmlformats.org/officeDocument/2006/math" xmlns:v="urn:schemas-microsoft-com:vml" xmlns:wp14="http://schemas.microsoft.com/office/word/2010/wordprocessingDrawing" xmlns:wp="http://schemas.openxmlformats.org/drawingml/2006/wordprocessingDrawing" xmlns:w10="urn:schemas-microsoft-com:office:word" xmlns:w="http://schemas.openxmlformats.org/wordprocessingml/2006/main" xmlns:w14="http://schemas.microsoft.com/office/word/2010/wordml" xmlns:w15="http://schemas.microsoft.com/office/word/2012/wordml" xmlns:wne="http://schemas.microsoft.com/office/word/2006/wordml" xmlns:wpg="http://schemas.microsoft.com/office/word/2010/wordprocessingGroup" xmlns:wpi="http://schemas.microsoft.com/office/word/2010/wordprocessingInk" xmlns:wps="http://schemas.microsoft.com/office/word/2010/wordprocessingShape" mc:Ignorable="w14 w15 wp14">
+  <!-- Generated by Aspose.Words for .NET 13.3.0.1 -->
   <w:body>
     <w:p>
       <w:pPr>
-        <w:pStyle w:val="24"/>
+        <w:pStyle w:val="a"/>
         <w:keepNext w:val="0"/>
         <w:keepLines w:val="0"/>
         <w:pageBreakBefore w:val="0"/>
@@ -24,7 +25,7 @@
       <w:bookmarkStart w:id="0" w:name="_Toc12470"/>
       <w:r>
         <w:drawing>
-          <wp:anchor distT="0" distB="0" distL="114300" distR="114300" simplePos="0" relativeHeight="251661312" behindDoc="1" locked="0" layoutInCell="1" allowOverlap="1">
+          <wp:anchor distT="0" distB="0" distL="114300" distR="114300" simplePos="0" relativeHeight="251660288" behindDoc="1" locked="0" layoutInCell="1" allowOverlap="1">
             <wp:simplePos x="0" y="0"/>
             <wp:positionH relativeFrom="column">
               <wp:posOffset>-19050</wp:posOffset>
@@ -49,7 +50,7 @@
                     </pic:cNvPicPr>
                   </pic:nvPicPr>
                   <pic:blipFill>
-                    <a:blip r:embed="rId7"/>
+                    <a:blip xmlns:r="http://schemas.openxmlformats.org/officeDocument/2006/relationships" r:embed="rId4"/>
                     <a:stretch>
                       <a:fillRect/>
                     </a:stretch>
@@ -75,7 +76,7 @@
       </w:r>
       <w:r>
         <w:drawing>
-          <wp:anchor distT="0" distB="0" distL="114300" distR="114300" simplePos="0" relativeHeight="251660288" behindDoc="1" locked="0" layoutInCell="1" allowOverlap="1">
+          <wp:anchor distT="0" distB="0" distL="114300" distR="114300" simplePos="0" relativeHeight="251659264" behindDoc="1" locked="0" layoutInCell="1" allowOverlap="1">
             <wp:simplePos x="0" y="0"/>
             <wp:positionH relativeFrom="column">
               <wp:posOffset>0</wp:posOffset>
@@ -100,7 +101,7 @@
                     </pic:cNvPicPr>
                   </pic:nvPicPr>
                   <pic:blipFill>
-                    <a:blip r:embed="rId8"/>
+                    <a:blip xmlns:r="http://schemas.openxmlformats.org/officeDocument/2006/relationships" r:embed="rId5"/>
                     <a:stretch>
                       <a:fillRect/>
                     </a:stretch>
@@ -130,7 +131,7 @@
           <w:lang w:val="en-US" w:eastAsia="zh-CN"/>
         </w:rPr>
         <w:drawing>
-          <wp:anchor distT="0" distB="0" distL="114300" distR="114300" simplePos="0" relativeHeight="251659264" behindDoc="1" locked="0" layoutInCell="1" allowOverlap="1">
+          <wp:anchor distT="0" distB="0" distL="114300" distR="114300" simplePos="0" relativeHeight="251658240" behindDoc="1" locked="0" layoutInCell="1" allowOverlap="1">
             <wp:simplePos x="0" y="0"/>
             <wp:positionH relativeFrom="column">
               <wp:posOffset>635</wp:posOffset>
@@ -155,7 +156,7 @@
                     </pic:cNvPicPr>
                   </pic:nvPicPr>
                   <pic:blipFill>
-                    <a:blip r:embed="rId9">
+                    <a:blip xmlns:r="http://schemas.openxmlformats.org/officeDocument/2006/relationships" r:embed="rId6">
                       <a:alphaModFix amt="58000"/>
                       <a:lum contrast="-52000"/>
                     </a:blip>
@@ -189,7 +190,7 @@
     </w:p>
     <w:p>
       <w:pPr>
-        <w:pStyle w:val="25"/>
+        <w:pStyle w:val="a0"/>
         <w:keepNext w:val="0"/>
         <w:keepLines w:val="0"/>
         <w:pageBreakBefore w:val="0"/>
@@ -236,11 +237,11 @@
         <w:adjustRightInd w:val="0"/>
         <w:snapToGrid w:val="0"/>
         <w:spacing w:after="624" w:afterLines="200" w:line="219" w:lineRule="auto"/>
-        <w:ind w:left="0" w:leftChars="0" w:right="0" w:rightChars="0" w:firstLine="0" w:firstLineChars="0"/>
+        <w:ind w:left="0" w:right="0" w:firstLine="0" w:leftChars="0" w:rightChars="0" w:firstLineChars="0"/>
         <w:jc w:val="center"/>
         <w:textAlignment w:val="baseline"/>
         <w:rPr>
-          <w:rFonts w:hint="eastAsia" w:ascii="宋体" w:hAnsi="宋体" w:eastAsia="宋体" w:cs="宋体"/>
+          <w:rFonts w:ascii="宋体" w:eastAsia="宋体" w:hAnsi="宋体" w:cs="宋体" w:hint="eastAsia"/>
           <w:sz w:val="24"/>
           <w:szCs w:val="24"/>
           <w:lang w:val="en-US" w:eastAsia="zh-CN"/>
@@ -248,7 +249,7 @@
       </w:pPr>
       <w:r>
         <w:rPr>
-          <w:rFonts w:ascii="宋体" w:hAnsi="宋体" w:eastAsia="宋体" w:cs="宋体"/>
+          <w:rFonts w:ascii="宋体" w:eastAsia="宋体" w:hAnsi="宋体" w:cs="宋体"/>
           <w:b/>
           <w:bCs/>
           <w:spacing w:val="-3"/>
@@ -259,7 +260,7 @@
       </w:r>
       <w:r>
         <w:rPr>
-          <w:rFonts w:hint="eastAsia" w:ascii="宋体" w:hAnsi="宋体" w:eastAsia="宋体" w:cs="宋体"/>
+          <w:rFonts w:ascii="宋体" w:eastAsia="宋体" w:hAnsi="宋体" w:cs="宋体" w:hint="eastAsia"/>
           <w:b/>
           <w:bCs/>
           <w:spacing w:val="-3"/>
@@ -271,7 +272,7 @@
       </w:r>
       <w:r>
         <w:rPr>
-          <w:rFonts w:ascii="宋体" w:hAnsi="宋体" w:eastAsia="宋体" w:cs="宋体"/>
+          <w:rFonts w:ascii="宋体" w:eastAsia="宋体" w:hAnsi="宋体" w:cs="宋体"/>
           <w:b/>
           <w:bCs/>
           <w:spacing w:val="-3"/>
@@ -282,7 +283,7 @@
       </w:r>
       <w:r>
         <w:rPr>
-          <w:rFonts w:hint="eastAsia" w:ascii="宋体" w:hAnsi="宋体" w:cs="宋体"/>
+          <w:rFonts w:ascii="宋体" w:hAnsi="宋体" w:cs="宋体" w:hint="eastAsia"/>
           <w:b/>
           <w:bCs/>
           <w:spacing w:val="-3"/>
@@ -294,7 +295,7 @@
       </w:r>
       <w:r>
         <w:rPr>
-          <w:rFonts w:ascii="宋体" w:hAnsi="宋体" w:eastAsia="宋体" w:cs="宋体"/>
+          <w:rFonts w:ascii="宋体" w:eastAsia="宋体" w:hAnsi="宋体" w:cs="宋体"/>
           <w:b/>
           <w:bCs/>
           <w:spacing w:val="-3"/>
@@ -305,7 +306,7 @@
       </w:r>
       <w:r>
         <w:rPr>
-          <w:rFonts w:hint="eastAsia" w:ascii="宋体" w:hAnsi="宋体" w:cs="宋体"/>
+          <w:rFonts w:ascii="宋体" w:hAnsi="宋体" w:cs="宋体" w:hint="eastAsia"/>
           <w:b/>
           <w:bCs/>
           <w:spacing w:val="-3"/>
@@ -318,18 +319,17 @@
     </w:p>
     <w:tbl>
       <w:tblPr>
-        <w:tblStyle w:val="21"/>
+        <w:tblStyle w:val="TableGrid"/>
         <w:tblW w:w="0" w:type="auto"/>
         <w:jc w:val="center"/>
         <w:tblBorders>
-          <w:top w:val="none" w:color="auto" w:sz="0" w:space="0"/>
-          <w:left w:val="none" w:color="auto" w:sz="0" w:space="0"/>
-          <w:bottom w:val="none" w:color="auto" w:sz="0" w:space="0"/>
-          <w:right w:val="none" w:color="auto" w:sz="0" w:space="0"/>
-          <w:insideH w:val="none" w:color="auto" w:sz="0" w:space="0"/>
-          <w:insideV w:val="none" w:color="auto" w:sz="0" w:space="0"/>
+          <w:top w:val="nil"/>
+          <w:left w:val="nil"/>
+          <w:bottom w:val="nil"/>
+          <w:right w:val="nil"/>
+          <w:insideH w:val="nil"/>
+          <w:insideV w:val="nil"/>
         </w:tblBorders>
-        <w:tblLayout w:type="autofit"/>
         <w:tblCellMar>
           <w:top w:w="0" w:type="dxa"/>
           <w:left w:w="108" w:type="dxa"/>
@@ -343,13 +343,15 @@
       </w:tblGrid>
       <w:tr>
         <w:tblPrEx>
+          <w:tblW w:w="0" w:type="auto"/>
+          <w:jc w:val="center"/>
           <w:tblBorders>
-            <w:top w:val="none" w:color="auto" w:sz="0" w:space="0"/>
-            <w:left w:val="none" w:color="auto" w:sz="0" w:space="0"/>
-            <w:bottom w:val="none" w:color="auto" w:sz="0" w:space="0"/>
-            <w:right w:val="none" w:color="auto" w:sz="0" w:space="0"/>
-            <w:insideH w:val="none" w:color="auto" w:sz="0" w:space="0"/>
-            <w:insideV w:val="none" w:color="auto" w:sz="0" w:space="0"/>
+            <w:top w:val="nil"/>
+            <w:left w:val="nil"/>
+            <w:bottom w:val="nil"/>
+            <w:right w:val="nil"/>
+            <w:insideH w:val="nil"/>
+            <w:insideV w:val="nil"/>
           </w:tblBorders>
           <w:tblCellMar>
             <w:top w:w="0" w:type="dxa"/>
@@ -359,7 +361,7 @@
           </w:tblCellMar>
         </w:tblPrEx>
         <w:trPr>
-          <w:trHeight w:val="810" w:hRule="atLeast"/>
+          <w:trHeight w:val="810"/>
           <w:jc w:val="center"/>
         </w:trPr>
         <w:tc>
@@ -397,7 +399,7 @@
             </w:r>
             <w:r>
               <w:rPr>
-                <w:rFonts w:hint="default" w:asciiTheme="minorAscii" w:hAnsiTheme="minorAscii" w:eastAsiaTheme="minorEastAsia"/>
+                <w:rFonts w:asciiTheme="minorAscii" w:eastAsiaTheme="minorEastAsia" w:hAnsiTheme="minorAscii" w:hint="default"/>
                 <w:spacing w:val="227"/>
                 <w:sz w:val="21"/>
                 <w:vertAlign w:val="baseline"/>
@@ -451,7 +453,7 @@
             </w:r>
             <w:r>
               <w:rPr>
-                <w:rFonts w:hint="eastAsia" w:asciiTheme="minorAscii" w:hAnsiTheme="minorAscii" w:eastAsiaTheme="minorEastAsia"/>
+                <w:rFonts w:asciiTheme="minorAscii" w:eastAsiaTheme="minorEastAsia" w:hAnsiTheme="minorAscii" w:hint="eastAsia"/>
                 <w:spacing w:val="227"/>
                 <w:sz w:val="21"/>
                 <w:vertAlign w:val="baseline"/>
@@ -473,14 +475,8 @@
       </w:tr>
       <w:tr>
         <w:tblPrEx>
-          <w:tblBorders>
-            <w:top w:val="none" w:color="auto" w:sz="0" w:space="0"/>
-            <w:left w:val="none" w:color="auto" w:sz="0" w:space="0"/>
-            <w:bottom w:val="none" w:color="auto" w:sz="0" w:space="0"/>
-            <w:right w:val="none" w:color="auto" w:sz="0" w:space="0"/>
-            <w:insideH w:val="none" w:color="auto" w:sz="0" w:space="0"/>
-            <w:insideV w:val="none" w:color="auto" w:sz="0" w:space="0"/>
-          </w:tblBorders>
+          <w:tblW w:w="0" w:type="auto"/>
+          <w:jc w:val="center"/>
           <w:tblCellMar>
             <w:top w:w="0" w:type="dxa"/>
             <w:left w:w="108" w:type="dxa"/>
@@ -489,7 +485,7 @@
           </w:tblCellMar>
         </w:tblPrEx>
         <w:trPr>
-          <w:trHeight w:val="810" w:hRule="atLeast"/>
+          <w:trHeight w:val="810"/>
           <w:jc w:val="center"/>
         </w:trPr>
         <w:tc>
@@ -513,7 +509,7 @@
               <w:snapToGrid w:val="0"/>
               <w:textAlignment w:val="baseline"/>
               <w:rPr>
-                <w:rFonts w:hint="default" w:ascii="Arial" w:hAnsi="Arial" w:eastAsia="Arial" w:cs="Arial"/>
+                <w:rFonts w:ascii="Arial" w:eastAsia="Arial" w:hAnsi="Arial" w:cs="Arial" w:hint="default"/>
                 <w:snapToGrid w:val="0"/>
                 <w:color w:val="000000"/>
                 <w:kern w:val="0"/>
@@ -545,7 +541,7 @@
             </w:r>
             <w:r>
               <w:rPr>
-                <w:rFonts w:hint="default" w:asciiTheme="minorAscii" w:hAnsiTheme="minorAscii" w:eastAsiaTheme="minorEastAsia"/>
+                <w:rFonts w:asciiTheme="minorAscii" w:eastAsiaTheme="minorEastAsia" w:hAnsiTheme="minorAscii" w:hint="default"/>
                 <w:spacing w:val="227"/>
                 <w:sz w:val="21"/>
                 <w:vertAlign w:val="baseline"/>
@@ -562,18 +558,7 @@
                 <w:vertAlign w:val="baseline"/>
                 <w:lang w:val="en-US" w:eastAsia="zh-CN"/>
               </w:rPr>
-              <w:t>V2.</w:t>
-            </w:r>
-            <w:r>
-              <w:rPr>
-                <w:rFonts w:hint="eastAsia"/>
-                <w:spacing w:val="0"/>
-                <w:kern w:val="0"/>
-                <w:u w:val="single"/>
-                <w:vertAlign w:val="baseline"/>
-                <w:lang w:val="en-US" w:eastAsia="zh-CN"/>
-              </w:rPr>
-              <w:t>0</w:t>
+              <w:t>V1.0</w:t>
             </w:r>
           </w:p>
         </w:tc>
@@ -598,7 +583,7 @@
               <w:snapToGrid w:val="0"/>
               <w:textAlignment w:val="baseline"/>
               <w:rPr>
-                <w:rFonts w:hint="default" w:ascii="Arial" w:hAnsi="Arial" w:eastAsia="Arial" w:cs="Arial"/>
+                <w:rFonts w:ascii="Arial" w:eastAsia="Arial" w:hAnsi="Arial" w:cs="Arial" w:hint="default"/>
                 <w:snapToGrid w:val="0"/>
                 <w:color w:val="000000"/>
                 <w:kern w:val="0"/>
@@ -618,7 +603,7 @@
             </w:r>
             <w:r>
               <w:rPr>
-                <w:rFonts w:hint="eastAsia" w:asciiTheme="minorAscii" w:hAnsiTheme="minorAscii" w:eastAsiaTheme="minorEastAsia"/>
+                <w:rFonts w:asciiTheme="minorAscii" w:eastAsiaTheme="minorEastAsia" w:hAnsiTheme="minorAscii" w:hint="eastAsia"/>
                 <w:spacing w:val="227"/>
                 <w:sz w:val="21"/>
                 <w:vertAlign w:val="baseline"/>
@@ -640,14 +625,8 @@
       </w:tr>
       <w:tr>
         <w:tblPrEx>
-          <w:tblBorders>
-            <w:top w:val="none" w:color="auto" w:sz="0" w:space="0"/>
-            <w:left w:val="none" w:color="auto" w:sz="0" w:space="0"/>
-            <w:bottom w:val="none" w:color="auto" w:sz="0" w:space="0"/>
-            <w:right w:val="none" w:color="auto" w:sz="0" w:space="0"/>
-            <w:insideH w:val="none" w:color="auto" w:sz="0" w:space="0"/>
-            <w:insideV w:val="none" w:color="auto" w:sz="0" w:space="0"/>
-          </w:tblBorders>
+          <w:tblW w:w="0" w:type="auto"/>
+          <w:jc w:val="center"/>
           <w:tblCellMar>
             <w:top w:w="0" w:type="dxa"/>
             <w:left w:w="108" w:type="dxa"/>
@@ -656,7 +635,7 @@
           </w:tblCellMar>
         </w:tblPrEx>
         <w:trPr>
-          <w:trHeight w:val="635" w:hRule="atLeast"/>
+          <w:trHeight w:val="635"/>
           <w:jc w:val="center"/>
         </w:trPr>
         <w:tc>
@@ -706,7 +685,7 @@
             </w:r>
             <w:r>
               <w:rPr>
-                <w:rFonts w:hint="eastAsia" w:asciiTheme="minorAscii" w:hAnsiTheme="minorAscii" w:eastAsiaTheme="minorEastAsia"/>
+                <w:rFonts w:asciiTheme="minorAscii" w:eastAsiaTheme="minorEastAsia" w:hAnsiTheme="minorAscii" w:hint="eastAsia"/>
                 <w:spacing w:val="227"/>
                 <w:sz w:val="21"/>
                 <w:vertAlign w:val="baseline"/>
@@ -759,7 +738,7 @@
             </w:r>
             <w:r>
               <w:rPr>
-                <w:rFonts w:hint="eastAsia" w:asciiTheme="minorAscii" w:hAnsiTheme="minorAscii" w:eastAsiaTheme="minorEastAsia"/>
+                <w:rFonts w:asciiTheme="minorAscii" w:eastAsiaTheme="minorEastAsia" w:hAnsiTheme="minorAscii" w:hint="eastAsia"/>
                 <w:spacing w:val="227"/>
                 <w:sz w:val="21"/>
                 <w:vertAlign w:val="baseline"/>
@@ -818,14 +797,14 @@
         <w:ind w:left="3634"/>
         <w:textAlignment w:val="baseline"/>
         <w:rPr>
-          <w:rFonts w:ascii="宋体" w:hAnsi="宋体" w:eastAsia="宋体" w:cs="宋体"/>
+          <w:rFonts w:ascii="宋体" w:eastAsia="宋体" w:hAnsi="宋体" w:cs="宋体"/>
           <w:sz w:val="31"/>
           <w:szCs w:val="31"/>
         </w:rPr>
       </w:pPr>
       <w:r>
         <w:rPr>
-          <w:rFonts w:ascii="宋体" w:hAnsi="宋体" w:eastAsia="宋体" w:cs="宋体"/>
+          <w:rFonts w:ascii="宋体" w:eastAsia="宋体" w:hAnsi="宋体" w:cs="宋体"/>
           <w:b/>
           <w:bCs/>
           <w:spacing w:val="4"/>
@@ -837,16 +816,16 @@
     </w:p>
     <w:tbl>
       <w:tblPr>
-        <w:tblStyle w:val="26"/>
+        <w:tblStyle w:val="TableNormal0"/>
         <w:tblW w:w="8214" w:type="dxa"/>
         <w:jc w:val="center"/>
         <w:tblBorders>
-          <w:top w:val="single" w:color="000000" w:sz="2" w:space="0"/>
-          <w:left w:val="single" w:color="000000" w:sz="2" w:space="0"/>
-          <w:bottom w:val="single" w:color="000000" w:sz="2" w:space="0"/>
-          <w:right w:val="single" w:color="000000" w:sz="2" w:space="0"/>
-          <w:insideH w:val="single" w:color="000000" w:sz="2" w:space="0"/>
-          <w:insideV w:val="single" w:color="000000" w:sz="2" w:space="0"/>
+          <w:top w:val="single" w:sz="2" w:space="0" w:color="000000"/>
+          <w:left w:val="single" w:sz="2" w:space="0" w:color="000000"/>
+          <w:bottom w:val="single" w:sz="2" w:space="0" w:color="000000"/>
+          <w:right w:val="single" w:sz="2" w:space="0" w:color="000000"/>
+          <w:insideH w:val="single" w:sz="2" w:space="0" w:color="000000"/>
+          <w:insideV w:val="single" w:sz="2" w:space="0" w:color="000000"/>
         </w:tblBorders>
         <w:tblLayout w:type="fixed"/>
         <w:tblCellMar>
@@ -866,14 +845,17 @@
       </w:tblGrid>
       <w:tr>
         <w:tblPrEx>
+          <w:tblW w:w="8214" w:type="dxa"/>
+          <w:jc w:val="center"/>
           <w:tblBorders>
-            <w:top w:val="single" w:color="000000" w:sz="2" w:space="0"/>
-            <w:left w:val="single" w:color="000000" w:sz="2" w:space="0"/>
-            <w:bottom w:val="single" w:color="000000" w:sz="2" w:space="0"/>
-            <w:right w:val="single" w:color="000000" w:sz="2" w:space="0"/>
-            <w:insideH w:val="single" w:color="000000" w:sz="2" w:space="0"/>
-            <w:insideV w:val="single" w:color="000000" w:sz="2" w:space="0"/>
+            <w:top w:val="single" w:sz="2" w:space="0" w:color="000000"/>
+            <w:left w:val="single" w:sz="2" w:space="0" w:color="000000"/>
+            <w:bottom w:val="single" w:sz="2" w:space="0" w:color="000000"/>
+            <w:right w:val="single" w:sz="2" w:space="0" w:color="000000"/>
+            <w:insideH w:val="single" w:sz="2" w:space="0" w:color="000000"/>
+            <w:insideV w:val="single" w:sz="2" w:space="0" w:color="000000"/>
           </w:tblBorders>
+          <w:tblLayout w:type="fixed"/>
           <w:tblCellMar>
             <w:top w:w="0" w:type="dxa"/>
             <w:left w:w="0" w:type="dxa"/>
@@ -882,7 +864,7 @@
           </w:tblCellMar>
         </w:tblPrEx>
         <w:trPr>
-          <w:trHeight w:val="593" w:hRule="atLeast"/>
+          <w:trHeight w:val="593"/>
           <w:jc w:val="center"/>
         </w:trPr>
         <w:tc>
@@ -904,18 +886,18 @@
               <w:adjustRightInd w:val="0"/>
               <w:snapToGrid w:val="0"/>
               <w:spacing w:before="176" w:line="228" w:lineRule="auto"/>
-              <w:ind w:left="0" w:leftChars="0" w:right="0" w:rightChars="0" w:firstLine="0" w:firstLineChars="0"/>
+              <w:ind w:left="0" w:right="0" w:firstLine="0" w:leftChars="0" w:rightChars="0" w:firstLineChars="0"/>
               <w:jc w:val="center"/>
               <w:textAlignment w:val="baseline"/>
               <w:rPr>
-                <w:rFonts w:ascii="宋体" w:hAnsi="宋体" w:eastAsia="宋体" w:cs="宋体"/>
+                <w:rFonts w:ascii="宋体" w:eastAsia="宋体" w:hAnsi="宋体" w:cs="宋体"/>
                 <w:sz w:val="20"/>
                 <w:szCs w:val="20"/>
               </w:rPr>
             </w:pPr>
             <w:r>
               <w:rPr>
-                <w:rFonts w:hint="eastAsia" w:ascii="宋体" w:hAnsi="宋体" w:cs="宋体"/>
+                <w:rFonts w:ascii="宋体" w:hAnsi="宋体" w:cs="宋体" w:hint="eastAsia"/>
                 <w:spacing w:val="-14"/>
                 <w:sz w:val="20"/>
                 <w:szCs w:val="20"/>
@@ -925,7 +907,7 @@
             </w:r>
             <w:r>
               <w:rPr>
-                <w:rFonts w:ascii="宋体" w:hAnsi="宋体" w:eastAsia="宋体" w:cs="宋体"/>
+                <w:rFonts w:ascii="宋体" w:eastAsia="宋体" w:hAnsi="宋体" w:cs="宋体"/>
                 <w:spacing w:val="-14"/>
                 <w:sz w:val="20"/>
                 <w:szCs w:val="20"/>
@@ -953,18 +935,18 @@
               <w:adjustRightInd w:val="0"/>
               <w:snapToGrid w:val="0"/>
               <w:spacing w:before="175" w:line="227" w:lineRule="auto"/>
-              <w:ind w:left="0" w:leftChars="0" w:right="0" w:rightChars="0" w:firstLine="0" w:firstLineChars="0"/>
+              <w:ind w:left="0" w:right="0" w:firstLine="0" w:leftChars="0" w:rightChars="0" w:firstLineChars="0"/>
               <w:jc w:val="center"/>
               <w:textAlignment w:val="baseline"/>
               <w:rPr>
-                <w:rFonts w:ascii="宋体" w:hAnsi="宋体" w:eastAsia="宋体" w:cs="宋体"/>
+                <w:rFonts w:ascii="宋体" w:eastAsia="宋体" w:hAnsi="宋体" w:cs="宋体"/>
                 <w:sz w:val="20"/>
                 <w:szCs w:val="20"/>
               </w:rPr>
             </w:pPr>
             <w:r>
               <w:rPr>
-                <w:rFonts w:ascii="宋体" w:hAnsi="宋体" w:eastAsia="宋体" w:cs="宋体"/>
+                <w:rFonts w:ascii="宋体" w:eastAsia="宋体" w:hAnsi="宋体" w:cs="宋体"/>
                 <w:spacing w:val="4"/>
                 <w:sz w:val="20"/>
                 <w:szCs w:val="20"/>
@@ -992,18 +974,18 @@
               <w:adjustRightInd w:val="0"/>
               <w:snapToGrid w:val="0"/>
               <w:spacing w:before="175" w:line="228" w:lineRule="auto"/>
-              <w:ind w:left="0" w:leftChars="0" w:right="0" w:rightChars="0" w:firstLine="0" w:firstLineChars="0"/>
+              <w:ind w:left="0" w:right="0" w:firstLine="0" w:leftChars="0" w:rightChars="0" w:firstLineChars="0"/>
               <w:jc w:val="center"/>
               <w:textAlignment w:val="baseline"/>
               <w:rPr>
-                <w:rFonts w:ascii="宋体" w:hAnsi="宋体" w:eastAsia="宋体" w:cs="宋体"/>
+                <w:rFonts w:ascii="宋体" w:eastAsia="宋体" w:hAnsi="宋体" w:cs="宋体"/>
                 <w:sz w:val="20"/>
                 <w:szCs w:val="20"/>
               </w:rPr>
             </w:pPr>
             <w:r>
               <w:rPr>
-                <w:rFonts w:ascii="宋体" w:hAnsi="宋体" w:eastAsia="宋体" w:cs="宋体"/>
+                <w:rFonts w:ascii="宋体" w:eastAsia="宋体" w:hAnsi="宋体" w:cs="宋体"/>
                 <w:spacing w:val="7"/>
                 <w:sz w:val="20"/>
                 <w:szCs w:val="20"/>
@@ -1031,11 +1013,11 @@
               <w:adjustRightInd w:val="0"/>
               <w:snapToGrid w:val="0"/>
               <w:spacing w:before="175" w:line="228" w:lineRule="auto"/>
-              <w:ind w:left="0" w:leftChars="0" w:right="0" w:rightChars="0" w:firstLine="0" w:firstLineChars="0"/>
+              <w:ind w:left="0" w:right="0" w:firstLine="0" w:leftChars="0" w:rightChars="0" w:firstLineChars="0"/>
               <w:jc w:val="center"/>
               <w:textAlignment w:val="baseline"/>
               <w:rPr>
-                <w:rFonts w:hint="eastAsia" w:ascii="宋体" w:hAnsi="宋体" w:eastAsia="宋体" w:cs="宋体"/>
+                <w:rFonts w:ascii="宋体" w:eastAsia="宋体" w:hAnsi="宋体" w:cs="宋体" w:hint="eastAsia"/>
                 <w:spacing w:val="7"/>
                 <w:sz w:val="20"/>
                 <w:szCs w:val="20"/>
@@ -1044,7 +1026,7 @@
             </w:pPr>
             <w:r>
               <w:rPr>
-                <w:rFonts w:hint="eastAsia" w:ascii="宋体" w:hAnsi="宋体" w:cs="宋体"/>
+                <w:rFonts w:ascii="宋体" w:hAnsi="宋体" w:cs="宋体" w:hint="eastAsia"/>
                 <w:spacing w:val="7"/>
                 <w:sz w:val="20"/>
                 <w:szCs w:val="20"/>
@@ -1073,11 +1055,11 @@
               <w:adjustRightInd w:val="0"/>
               <w:snapToGrid w:val="0"/>
               <w:spacing w:before="175" w:line="228" w:lineRule="auto"/>
-              <w:ind w:left="0" w:leftChars="0" w:right="0" w:rightChars="0" w:firstLine="0" w:firstLineChars="0"/>
+              <w:ind w:left="0" w:right="0" w:firstLine="0" w:leftChars="0" w:rightChars="0" w:firstLineChars="0"/>
               <w:jc w:val="center"/>
               <w:textAlignment w:val="baseline"/>
               <w:rPr>
-                <w:rFonts w:hint="default" w:ascii="宋体" w:hAnsi="宋体" w:cs="宋体"/>
+                <w:rFonts w:ascii="宋体" w:hAnsi="宋体" w:cs="宋体" w:hint="default"/>
                 <w:spacing w:val="7"/>
                 <w:sz w:val="20"/>
                 <w:szCs w:val="20"/>
@@ -1086,7 +1068,7 @@
             </w:pPr>
             <w:r>
               <w:rPr>
-                <w:rFonts w:hint="eastAsia" w:ascii="宋体" w:hAnsi="宋体" w:cs="宋体"/>
+                <w:rFonts w:ascii="宋体" w:hAnsi="宋体" w:cs="宋体" w:hint="eastAsia"/>
                 <w:spacing w:val="7"/>
                 <w:sz w:val="20"/>
                 <w:szCs w:val="20"/>
@@ -1115,18 +1097,18 @@
               <w:adjustRightInd w:val="0"/>
               <w:snapToGrid w:val="0"/>
               <w:spacing w:before="176" w:line="229" w:lineRule="auto"/>
-              <w:ind w:left="0" w:leftChars="0" w:right="0" w:rightChars="0" w:firstLine="0" w:firstLineChars="0"/>
+              <w:ind w:left="0" w:right="0" w:firstLine="0" w:leftChars="0" w:rightChars="0" w:firstLineChars="0"/>
               <w:jc w:val="center"/>
               <w:textAlignment w:val="baseline"/>
               <w:rPr>
-                <w:rFonts w:ascii="宋体" w:hAnsi="宋体" w:eastAsia="宋体" w:cs="宋体"/>
+                <w:rFonts w:ascii="宋体" w:eastAsia="宋体" w:hAnsi="宋体" w:cs="宋体"/>
                 <w:sz w:val="20"/>
                 <w:szCs w:val="20"/>
               </w:rPr>
             </w:pPr>
             <w:r>
               <w:rPr>
-                <w:rFonts w:ascii="宋体" w:hAnsi="宋体" w:eastAsia="宋体" w:cs="宋体"/>
+                <w:rFonts w:ascii="宋体" w:eastAsia="宋体" w:hAnsi="宋体" w:cs="宋体"/>
                 <w:spacing w:val="7"/>
                 <w:sz w:val="20"/>
                 <w:szCs w:val="20"/>
@@ -1138,14 +1120,9 @@
       </w:tr>
       <w:tr>
         <w:tblPrEx>
-          <w:tblBorders>
-            <w:top w:val="single" w:color="000000" w:sz="2" w:space="0"/>
-            <w:left w:val="single" w:color="000000" w:sz="2" w:space="0"/>
-            <w:bottom w:val="single" w:color="000000" w:sz="2" w:space="0"/>
-            <w:right w:val="single" w:color="000000" w:sz="2" w:space="0"/>
-            <w:insideH w:val="single" w:color="000000" w:sz="2" w:space="0"/>
-            <w:insideV w:val="single" w:color="000000" w:sz="2" w:space="0"/>
-          </w:tblBorders>
+          <w:tblW w:w="8214" w:type="dxa"/>
+          <w:jc w:val="center"/>
+          <w:tblLayout w:type="fixed"/>
           <w:tblCellMar>
             <w:top w:w="0" w:type="dxa"/>
             <w:left w:w="0" w:type="dxa"/>
@@ -1154,7 +1131,7 @@
           </w:tblCellMar>
         </w:tblPrEx>
         <w:trPr>
-          <w:trHeight w:val="516" w:hRule="atLeast"/>
+          <w:trHeight w:val="516"/>
           <w:jc w:val="center"/>
         </w:trPr>
         <w:tc>
@@ -1177,11 +1154,11 @@
               <w:adjustRightInd w:val="0"/>
               <w:snapToGrid w:val="0"/>
               <w:spacing w:before="173" w:line="267" w:lineRule="exact"/>
-              <w:ind w:left="0" w:leftChars="0" w:right="0" w:rightChars="0" w:firstLine="0" w:firstLineChars="0"/>
+              <w:ind w:left="0" w:right="0" w:firstLine="0" w:leftChars="0" w:rightChars="0" w:firstLineChars="0"/>
               <w:jc w:val="center"/>
               <w:textAlignment w:val="baseline"/>
               <w:rPr>
-                <w:rFonts w:hint="default" w:ascii="宋体" w:hAnsi="宋体" w:eastAsia="宋体" w:cs="宋体"/>
+                <w:rFonts w:ascii="宋体" w:eastAsia="宋体" w:hAnsi="宋体" w:cs="宋体" w:hint="default"/>
                 <w:snapToGrid w:val="0"/>
                 <w:color w:val="000000"/>
                 <w:kern w:val="0"/>
@@ -1192,7 +1169,7 @@
             </w:pPr>
             <w:r>
               <w:rPr>
-                <w:rFonts w:ascii="宋体" w:hAnsi="宋体" w:eastAsia="宋体" w:cs="宋体"/>
+                <w:rFonts w:ascii="宋体" w:eastAsia="宋体" w:hAnsi="宋体" w:cs="宋体"/>
                 <w:spacing w:val="3"/>
                 <w:position w:val="1"/>
                 <w:sz w:val="20"/>
@@ -1222,11 +1199,11 @@
               <w:adjustRightInd w:val="0"/>
               <w:snapToGrid w:val="0"/>
               <w:spacing w:before="173" w:line="267" w:lineRule="exact"/>
-              <w:ind w:left="0" w:leftChars="0" w:right="0" w:rightChars="0" w:firstLine="0" w:firstLineChars="0"/>
+              <w:ind w:left="0" w:right="0" w:firstLine="0" w:leftChars="0" w:rightChars="0" w:firstLineChars="0"/>
               <w:jc w:val="center"/>
               <w:textAlignment w:val="baseline"/>
               <w:rPr>
-                <w:rFonts w:ascii="宋体" w:hAnsi="宋体" w:eastAsia="宋体" w:cs="宋体"/>
+                <w:rFonts w:ascii="宋体" w:eastAsia="宋体" w:hAnsi="宋体" w:cs="宋体"/>
                 <w:snapToGrid w:val="0"/>
                 <w:color w:val="000000"/>
                 <w:kern w:val="0"/>
@@ -1237,7 +1214,7 @@
             </w:pPr>
             <w:r>
               <w:rPr>
-                <w:rFonts w:ascii="宋体" w:hAnsi="宋体" w:eastAsia="宋体" w:cs="宋体"/>
+                <w:rFonts w:ascii="宋体" w:eastAsia="宋体" w:hAnsi="宋体" w:cs="宋体"/>
                 <w:spacing w:val="4"/>
                 <w:position w:val="1"/>
                 <w:sz w:val="20"/>
@@ -1267,11 +1244,11 @@
               <w:adjustRightInd w:val="0"/>
               <w:snapToGrid w:val="0"/>
               <w:spacing w:before="172" w:line="228" w:lineRule="auto"/>
-              <w:ind w:left="0" w:leftChars="0" w:right="0" w:rightChars="0" w:firstLine="0" w:firstLineChars="0"/>
+              <w:ind w:left="0" w:right="0" w:firstLine="0" w:leftChars="0" w:rightChars="0" w:firstLineChars="0"/>
               <w:jc w:val="center"/>
               <w:textAlignment w:val="baseline"/>
               <w:rPr>
-                <w:rFonts w:ascii="宋体" w:hAnsi="宋体" w:eastAsia="宋体" w:cs="宋体"/>
+                <w:rFonts w:ascii="宋体" w:eastAsia="宋体" w:hAnsi="宋体" w:cs="宋体"/>
                 <w:snapToGrid w:val="0"/>
                 <w:color w:val="000000"/>
                 <w:kern w:val="0"/>
@@ -1282,7 +1259,7 @@
             </w:pPr>
             <w:r>
               <w:rPr>
-                <w:rFonts w:ascii="宋体" w:hAnsi="宋体" w:eastAsia="宋体" w:cs="宋体"/>
+                <w:rFonts w:ascii="宋体" w:eastAsia="宋体" w:hAnsi="宋体" w:cs="宋体"/>
                 <w:spacing w:val="200"/>
                 <w:kern w:val="0"/>
                 <w:sz w:val="20"/>
@@ -1292,7 +1269,7 @@
             </w:r>
             <w:r>
               <w:rPr>
-                <w:rFonts w:ascii="宋体" w:hAnsi="宋体" w:eastAsia="宋体" w:cs="宋体"/>
+                <w:rFonts w:ascii="宋体" w:eastAsia="宋体" w:hAnsi="宋体" w:cs="宋体"/>
                 <w:spacing w:val="0"/>
                 <w:kern w:val="0"/>
                 <w:sz w:val="20"/>
@@ -1322,11 +1299,11 @@
               <w:adjustRightInd w:val="0"/>
               <w:snapToGrid w:val="0"/>
               <w:spacing w:before="172" w:line="228" w:lineRule="auto"/>
-              <w:ind w:left="0" w:leftChars="0" w:right="0" w:rightChars="0" w:firstLine="0" w:firstLineChars="0"/>
+              <w:ind w:left="0" w:right="0" w:firstLine="0" w:leftChars="0" w:rightChars="0" w:firstLineChars="0"/>
               <w:jc w:val="center"/>
               <w:textAlignment w:val="baseline"/>
               <w:rPr>
-                <w:rFonts w:ascii="宋体" w:hAnsi="宋体" w:eastAsia="宋体" w:cs="宋体"/>
+                <w:rFonts w:ascii="宋体" w:eastAsia="宋体" w:hAnsi="宋体" w:cs="宋体"/>
                 <w:snapToGrid w:val="0"/>
                 <w:color w:val="000000"/>
                 <w:spacing w:val="200"/>
@@ -1338,14 +1315,14 @@
             </w:pPr>
             <w:r>
               <w:rPr>
-                <w:rFonts w:hint="eastAsia" w:ascii="宋体" w:hAnsi="宋体" w:cs="宋体"/>
+                <w:rFonts w:ascii="宋体" w:hAnsi="宋体" w:cs="宋体" w:hint="eastAsia"/>
                 <w:spacing w:val="200"/>
                 <w:kern w:val="0"/>
                 <w:sz w:val="20"/>
                 <w:szCs w:val="20"/>
                 <w:lang w:val="en-US" w:eastAsia="zh-CN"/>
               </w:rPr>
-              <w:t>程方</w:t>
+              <w:t>强宇涛</w:t>
             </w:r>
           </w:p>
         </w:tc>
@@ -1369,11 +1346,11 @@
               <w:adjustRightInd w:val="0"/>
               <w:snapToGrid w:val="0"/>
               <w:spacing w:before="173" w:line="229" w:lineRule="auto"/>
-              <w:ind w:left="0" w:leftChars="0" w:right="0" w:rightChars="0" w:firstLine="0" w:firstLineChars="0"/>
+              <w:ind w:left="0" w:right="0" w:firstLine="0" w:leftChars="0" w:rightChars="0" w:firstLineChars="0"/>
               <w:jc w:val="center"/>
               <w:textAlignment w:val="baseline"/>
               <w:rPr>
-                <w:rFonts w:ascii="宋体" w:hAnsi="宋体" w:eastAsia="宋体" w:cs="宋体"/>
+                <w:rFonts w:ascii="宋体" w:eastAsia="宋体" w:hAnsi="宋体" w:cs="宋体"/>
                 <w:snapToGrid w:val="0"/>
                 <w:color w:val="000000"/>
                 <w:spacing w:val="200"/>
@@ -1385,14 +1362,14 @@
             </w:pPr>
             <w:r>
               <w:rPr>
-                <w:rFonts w:hint="eastAsia" w:asciiTheme="minorAscii" w:hAnsiTheme="minorAscii" w:eastAsiaTheme="minorEastAsia"/>
+                <w:rFonts w:asciiTheme="minorAscii" w:eastAsiaTheme="minorEastAsia" w:hAnsiTheme="minorAscii" w:hint="eastAsia"/>
                 <w:spacing w:val="0"/>
                 <w:kern w:val="0"/>
                 <w:sz w:val="21"/>
                 <w:vertAlign w:val="baseline"/>
                 <w:lang w:val="en-US" w:eastAsia="zh-CN"/>
               </w:rPr>
-              <w:t>茅建根</w:t>
+              <w:t>陈凯</w:t>
             </w:r>
           </w:p>
         </w:tc>
@@ -1416,11 +1393,11 @@
               <w:adjustRightInd w:val="0"/>
               <w:snapToGrid w:val="0"/>
               <w:spacing w:before="173" w:line="229" w:lineRule="auto"/>
-              <w:ind w:left="0" w:leftChars="0" w:right="0" w:rightChars="0" w:firstLine="0" w:firstLineChars="0"/>
+              <w:ind w:left="0" w:right="0" w:firstLine="0" w:leftChars="0" w:rightChars="0" w:firstLineChars="0"/>
               <w:jc w:val="center"/>
               <w:textAlignment w:val="baseline"/>
               <w:rPr>
-                <w:rFonts w:ascii="宋体" w:hAnsi="宋体" w:eastAsia="宋体" w:cs="宋体"/>
+                <w:rFonts w:ascii="宋体" w:eastAsia="宋体" w:hAnsi="宋体" w:cs="宋体"/>
                 <w:snapToGrid w:val="0"/>
                 <w:color w:val="000000"/>
                 <w:kern w:val="0"/>
@@ -1431,7 +1408,7 @@
             </w:pPr>
             <w:r>
               <w:rPr>
-                <w:rFonts w:hint="eastAsia" w:asciiTheme="minorAscii" w:hAnsiTheme="minorAscii" w:eastAsiaTheme="minorEastAsia"/>
+                <w:rFonts w:asciiTheme="minorAscii" w:eastAsiaTheme="minorEastAsia" w:hAnsiTheme="minorAscii" w:hint="eastAsia"/>
                 <w:spacing w:val="0"/>
                 <w:kern w:val="0"/>
                 <w:sz w:val="21"/>
@@ -1445,14 +1422,9 @@
       </w:tr>
       <w:tr>
         <w:tblPrEx>
-          <w:tblBorders>
-            <w:top w:val="single" w:color="000000" w:sz="2" w:space="0"/>
-            <w:left w:val="single" w:color="000000" w:sz="2" w:space="0"/>
-            <w:bottom w:val="single" w:color="000000" w:sz="2" w:space="0"/>
-            <w:right w:val="single" w:color="000000" w:sz="2" w:space="0"/>
-            <w:insideH w:val="single" w:color="000000" w:sz="2" w:space="0"/>
-            <w:insideV w:val="single" w:color="000000" w:sz="2" w:space="0"/>
-          </w:tblBorders>
+          <w:tblW w:w="8214" w:type="dxa"/>
+          <w:jc w:val="center"/>
+          <w:tblLayout w:type="fixed"/>
           <w:tblCellMar>
             <w:top w:w="0" w:type="dxa"/>
             <w:left w:w="0" w:type="dxa"/>
@@ -1461,7 +1433,7 @@
           </w:tblCellMar>
         </w:tblPrEx>
         <w:trPr>
-          <w:trHeight w:val="556" w:hRule="atLeast"/>
+          <w:trHeight w:val="556"/>
           <w:jc w:val="center"/>
         </w:trPr>
         <w:tc>
@@ -1484,11 +1456,11 @@
               <w:adjustRightInd w:val="0"/>
               <w:snapToGrid w:val="0"/>
               <w:spacing w:before="173" w:line="267" w:lineRule="exact"/>
-              <w:ind w:left="0" w:leftChars="0" w:right="0" w:rightChars="0" w:firstLine="0" w:firstLineChars="0"/>
+              <w:ind w:left="0" w:right="0" w:firstLine="0" w:leftChars="0" w:rightChars="0" w:firstLineChars="0"/>
               <w:jc w:val="center"/>
               <w:textAlignment w:val="baseline"/>
               <w:rPr>
-                <w:rFonts w:ascii="Arial" w:hAnsi="Arial" w:eastAsia="宋体" w:cs="Arial"/>
+                <w:rFonts w:ascii="Arial" w:eastAsia="宋体" w:hAnsi="Arial" w:cs="Arial"/>
                 <w:snapToGrid w:val="0"/>
                 <w:color w:val="000000"/>
                 <w:kern w:val="0"/>
@@ -1499,7 +1471,7 @@
             </w:pPr>
             <w:r>
               <w:rPr>
-                <w:rFonts w:ascii="宋体" w:hAnsi="宋体" w:eastAsia="宋体" w:cs="宋体"/>
+                <w:rFonts w:ascii="宋体" w:eastAsia="宋体" w:hAnsi="宋体" w:cs="宋体"/>
                 <w:spacing w:val="3"/>
                 <w:position w:val="1"/>
                 <w:sz w:val="20"/>
@@ -1509,7 +1481,7 @@
             </w:r>
             <w:r>
               <w:rPr>
-                <w:rFonts w:hint="eastAsia" w:ascii="宋体" w:hAnsi="宋体" w:cs="宋体"/>
+                <w:rFonts w:ascii="宋体" w:hAnsi="宋体" w:cs="宋体" w:hint="eastAsia"/>
                 <w:spacing w:val="3"/>
                 <w:position w:val="1"/>
                 <w:sz w:val="20"/>
@@ -1540,11 +1512,11 @@
               <w:adjustRightInd w:val="0"/>
               <w:snapToGrid w:val="0"/>
               <w:spacing w:before="173" w:line="267" w:lineRule="exact"/>
-              <w:ind w:left="0" w:leftChars="0" w:right="0" w:rightChars="0" w:firstLine="0" w:firstLineChars="0"/>
+              <w:ind w:left="0" w:right="0" w:firstLine="0" w:leftChars="0" w:rightChars="0" w:firstLineChars="0"/>
               <w:jc w:val="center"/>
               <w:textAlignment w:val="baseline"/>
               <w:rPr>
-                <w:rFonts w:ascii="Arial" w:hAnsi="Arial" w:eastAsia="宋体" w:cs="Arial"/>
+                <w:rFonts w:ascii="Arial" w:eastAsia="宋体" w:hAnsi="Arial" w:cs="Arial"/>
                 <w:snapToGrid w:val="0"/>
                 <w:color w:val="000000"/>
                 <w:kern w:val="0"/>
@@ -1555,34 +1527,13 @@
             </w:pPr>
             <w:r>
               <w:rPr>
-                <w:rFonts w:ascii="宋体" w:hAnsi="宋体" w:eastAsia="宋体" w:cs="宋体"/>
+                <w:rFonts w:ascii="宋体" w:eastAsia="宋体" w:hAnsi="宋体" w:cs="宋体"/>
                 <w:spacing w:val="4"/>
                 <w:position w:val="1"/>
                 <w:sz w:val="20"/>
                 <w:szCs w:val="20"/>
               </w:rPr>
-              <w:t>V</w:t>
-            </w:r>
-            <w:r>
-              <w:rPr>
-                <w:rFonts w:hint="eastAsia" w:ascii="宋体" w:hAnsi="宋体" w:cs="宋体"/>
-                <w:spacing w:val="4"/>
-                <w:position w:val="1"/>
-                <w:sz w:val="20"/>
-                <w:szCs w:val="20"/>
-                <w:lang w:val="en-US" w:eastAsia="zh-CN"/>
-              </w:rPr>
-              <w:t>2</w:t>
-            </w:r>
-            <w:r>
-              <w:rPr>
-                <w:rFonts w:ascii="宋体" w:hAnsi="宋体" w:eastAsia="宋体" w:cs="宋体"/>
-                <w:spacing w:val="4"/>
-                <w:position w:val="1"/>
-                <w:sz w:val="20"/>
-                <w:szCs w:val="20"/>
-              </w:rPr>
-              <w:t>.0</w:t>
+              <w:t>V1.0</w:t>
             </w:r>
           </w:p>
         </w:tc>
@@ -1606,11 +1557,11 @@
               <w:adjustRightInd w:val="0"/>
               <w:snapToGrid w:val="0"/>
               <w:spacing w:before="172" w:line="228" w:lineRule="auto"/>
-              <w:ind w:left="0" w:leftChars="0" w:right="0" w:rightChars="0" w:firstLine="0" w:firstLineChars="0"/>
+              <w:ind w:left="0" w:right="0" w:firstLine="0" w:leftChars="0" w:rightChars="0" w:firstLineChars="0"/>
               <w:jc w:val="center"/>
               <w:textAlignment w:val="baseline"/>
               <w:rPr>
-                <w:rFonts w:hint="default" w:ascii="Arial" w:hAnsi="Arial" w:eastAsia="宋体" w:cs="Arial"/>
+                <w:rFonts w:ascii="Arial" w:eastAsia="宋体" w:hAnsi="Arial" w:cs="Arial" w:hint="default"/>
                 <w:snapToGrid w:val="0"/>
                 <w:color w:val="000000"/>
                 <w:kern w:val="0"/>
@@ -1621,7 +1572,7 @@
             </w:pPr>
             <w:r>
               <w:rPr>
-                <w:rFonts w:hint="eastAsia" w:cs="Arial"/>
+                <w:rFonts w:cs="Arial" w:hint="eastAsia"/>
                 <w:snapToGrid w:val="0"/>
                 <w:color w:val="000000"/>
                 <w:kern w:val="0"/>
@@ -1631,8 +1582,8 @@
               </w:rPr>
               <w:t>修订考核指标</w:t>
             </w:r>
-            <w:bookmarkStart w:id="17" w:name="_GoBack"/>
-            <w:bookmarkEnd w:id="17"/>
+            <w:bookmarkStart w:id="2" w:name="_GoBack"/>
+            <w:bookmarkEnd w:id="2"/>
           </w:p>
         </w:tc>
         <w:tc>
@@ -1655,11 +1606,11 @@
               <w:adjustRightInd w:val="0"/>
               <w:snapToGrid w:val="0"/>
               <w:spacing w:before="172" w:line="228" w:lineRule="auto"/>
-              <w:ind w:left="0" w:leftChars="0" w:right="0" w:rightChars="0" w:firstLine="0" w:firstLineChars="0"/>
+              <w:ind w:left="0" w:right="0" w:firstLine="0" w:leftChars="0" w:rightChars="0" w:firstLineChars="0"/>
               <w:jc w:val="center"/>
               <w:textAlignment w:val="baseline"/>
               <w:rPr>
-                <w:rFonts w:ascii="Arial" w:hAnsi="Arial" w:eastAsia="宋体" w:cs="Arial"/>
+                <w:rFonts w:ascii="Arial" w:eastAsia="宋体" w:hAnsi="Arial" w:cs="Arial"/>
                 <w:snapToGrid w:val="0"/>
                 <w:color w:val="000000"/>
                 <w:kern w:val="0"/>
@@ -1670,14 +1621,14 @@
             </w:pPr>
             <w:r>
               <w:rPr>
-                <w:rFonts w:hint="eastAsia" w:ascii="宋体" w:hAnsi="宋体" w:cs="宋体"/>
+                <w:rFonts w:ascii="宋体" w:hAnsi="宋体" w:cs="宋体" w:hint="eastAsia"/>
                 <w:spacing w:val="200"/>
                 <w:kern w:val="0"/>
                 <w:sz w:val="20"/>
                 <w:szCs w:val="20"/>
                 <w:lang w:val="en-US" w:eastAsia="zh-CN"/>
               </w:rPr>
-              <w:t>程方</w:t>
+              <w:t>强宇涛</w:t>
             </w:r>
           </w:p>
         </w:tc>
@@ -1701,11 +1652,11 @@
               <w:adjustRightInd w:val="0"/>
               <w:snapToGrid w:val="0"/>
               <w:spacing w:before="173" w:line="229" w:lineRule="auto"/>
-              <w:ind w:left="0" w:leftChars="0" w:right="0" w:rightChars="0" w:firstLine="0" w:firstLineChars="0"/>
+              <w:ind w:left="0" w:right="0" w:firstLine="0" w:leftChars="0" w:rightChars="0" w:firstLineChars="0"/>
               <w:jc w:val="center"/>
               <w:textAlignment w:val="baseline"/>
               <w:rPr>
-                <w:rFonts w:ascii="Arial" w:hAnsi="Arial" w:eastAsia="宋体" w:cs="Arial"/>
+                <w:rFonts w:ascii="Arial" w:eastAsia="宋体" w:hAnsi="Arial" w:cs="Arial"/>
                 <w:snapToGrid w:val="0"/>
                 <w:color w:val="000000"/>
                 <w:kern w:val="0"/>
@@ -1716,14 +1667,14 @@
             </w:pPr>
             <w:r>
               <w:rPr>
-                <w:rFonts w:hint="eastAsia" w:asciiTheme="minorAscii" w:hAnsiTheme="minorAscii" w:eastAsiaTheme="minorEastAsia"/>
+                <w:rFonts w:asciiTheme="minorAscii" w:eastAsiaTheme="minorEastAsia" w:hAnsiTheme="minorAscii" w:hint="eastAsia"/>
                 <w:spacing w:val="0"/>
                 <w:kern w:val="0"/>
                 <w:sz w:val="21"/>
                 <w:vertAlign w:val="baseline"/>
                 <w:lang w:val="en-US" w:eastAsia="zh-CN"/>
               </w:rPr>
-              <w:t>茅建根</w:t>
+              <w:t>陈凯</w:t>
             </w:r>
           </w:p>
         </w:tc>
@@ -1747,11 +1698,11 @@
               <w:adjustRightInd w:val="0"/>
               <w:snapToGrid w:val="0"/>
               <w:spacing w:before="173" w:line="229" w:lineRule="auto"/>
-              <w:ind w:left="0" w:leftChars="0" w:right="0" w:rightChars="0" w:firstLine="0" w:firstLineChars="0"/>
+              <w:ind w:left="0" w:right="0" w:firstLine="0" w:leftChars="0" w:rightChars="0" w:firstLineChars="0"/>
               <w:jc w:val="center"/>
               <w:textAlignment w:val="baseline"/>
               <w:rPr>
-                <w:rFonts w:ascii="Arial" w:hAnsi="Arial" w:eastAsia="宋体" w:cs="Arial"/>
+                <w:rFonts w:ascii="Arial" w:eastAsia="宋体" w:hAnsi="Arial" w:cs="Arial"/>
                 <w:snapToGrid w:val="0"/>
                 <w:color w:val="000000"/>
                 <w:kern w:val="0"/>
@@ -1762,7 +1713,7 @@
             </w:pPr>
             <w:r>
               <w:rPr>
-                <w:rFonts w:hint="eastAsia" w:asciiTheme="minorAscii" w:hAnsiTheme="minorAscii" w:eastAsiaTheme="minorEastAsia"/>
+                <w:rFonts w:asciiTheme="minorAscii" w:eastAsiaTheme="minorEastAsia" w:hAnsiTheme="minorAscii" w:hint="eastAsia"/>
                 <w:spacing w:val="0"/>
                 <w:kern w:val="0"/>
                 <w:sz w:val="21"/>
@@ -1776,14 +1727,9 @@
       </w:tr>
       <w:tr>
         <w:tblPrEx>
-          <w:tblBorders>
-            <w:top w:val="single" w:color="000000" w:sz="2" w:space="0"/>
-            <w:left w:val="single" w:color="000000" w:sz="2" w:space="0"/>
-            <w:bottom w:val="single" w:color="000000" w:sz="2" w:space="0"/>
-            <w:right w:val="single" w:color="000000" w:sz="2" w:space="0"/>
-            <w:insideH w:val="single" w:color="000000" w:sz="2" w:space="0"/>
-            <w:insideV w:val="single" w:color="000000" w:sz="2" w:space="0"/>
-          </w:tblBorders>
+          <w:tblW w:w="8214" w:type="dxa"/>
+          <w:jc w:val="center"/>
+          <w:tblLayout w:type="fixed"/>
           <w:tblCellMar>
             <w:top w:w="0" w:type="dxa"/>
             <w:left w:w="0" w:type="dxa"/>
@@ -1792,7 +1738,7 @@
           </w:tblCellMar>
         </w:tblPrEx>
         <w:trPr>
-          <w:trHeight w:val="556" w:hRule="atLeast"/>
+          <w:trHeight w:val="556"/>
           <w:jc w:val="center"/>
         </w:trPr>
         <w:tc>
@@ -1801,7 +1747,7 @@
           </w:tcPr>
           <w:p>
             <w:pPr>
-              <w:pStyle w:val="27"/>
+              <w:pStyle w:val="TableText"/>
               <w:keepNext w:val="0"/>
               <w:keepLines w:val="0"/>
               <w:pageBreakBefore w:val="0"/>
@@ -1814,7 +1760,7 @@
               <w:bidi w:val="0"/>
               <w:adjustRightInd w:val="0"/>
               <w:snapToGrid w:val="0"/>
-              <w:ind w:left="0" w:leftChars="0" w:right="0" w:rightChars="0" w:firstLine="0" w:firstLineChars="0"/>
+              <w:ind w:left="0" w:right="0" w:firstLine="0" w:leftChars="0" w:rightChars="0" w:firstLineChars="0"/>
               <w:jc w:val="center"/>
               <w:textAlignment w:val="baseline"/>
             </w:pPr>
@@ -1826,7 +1772,7 @@
           </w:tcPr>
           <w:p>
             <w:pPr>
-              <w:pStyle w:val="27"/>
+              <w:pStyle w:val="TableText"/>
               <w:keepNext w:val="0"/>
               <w:keepLines w:val="0"/>
               <w:pageBreakBefore w:val="0"/>
@@ -1839,7 +1785,7 @@
               <w:bidi w:val="0"/>
               <w:adjustRightInd w:val="0"/>
               <w:snapToGrid w:val="0"/>
-              <w:ind w:left="0" w:leftChars="0" w:right="0" w:rightChars="0" w:firstLine="0" w:firstLineChars="0"/>
+              <w:ind w:left="0" w:right="0" w:firstLine="0" w:leftChars="0" w:rightChars="0" w:firstLineChars="0"/>
               <w:jc w:val="center"/>
               <w:textAlignment w:val="baseline"/>
             </w:pPr>
@@ -1851,7 +1797,7 @@
           </w:tcPr>
           <w:p>
             <w:pPr>
-              <w:pStyle w:val="27"/>
+              <w:pStyle w:val="TableText"/>
               <w:keepNext w:val="0"/>
               <w:keepLines w:val="0"/>
               <w:pageBreakBefore w:val="0"/>
@@ -1864,7 +1810,7 @@
               <w:bidi w:val="0"/>
               <w:adjustRightInd w:val="0"/>
               <w:snapToGrid w:val="0"/>
-              <w:ind w:left="0" w:leftChars="0" w:right="0" w:rightChars="0" w:firstLine="0" w:firstLineChars="0"/>
+              <w:ind w:left="0" w:right="0" w:firstLine="0" w:leftChars="0" w:rightChars="0" w:firstLineChars="0"/>
               <w:jc w:val="center"/>
               <w:textAlignment w:val="baseline"/>
             </w:pPr>
@@ -1876,7 +1822,7 @@
           </w:tcPr>
           <w:p>
             <w:pPr>
-              <w:pStyle w:val="27"/>
+              <w:pStyle w:val="TableText"/>
               <w:keepNext w:val="0"/>
               <w:keepLines w:val="0"/>
               <w:pageBreakBefore w:val="0"/>
@@ -1889,7 +1835,7 @@
               <w:bidi w:val="0"/>
               <w:adjustRightInd w:val="0"/>
               <w:snapToGrid w:val="0"/>
-              <w:ind w:left="0" w:leftChars="0" w:right="0" w:rightChars="0" w:firstLine="0" w:firstLineChars="0"/>
+              <w:ind w:left="0" w:right="0" w:firstLine="0" w:leftChars="0" w:rightChars="0" w:firstLineChars="0"/>
               <w:jc w:val="center"/>
               <w:textAlignment w:val="baseline"/>
             </w:pPr>
@@ -1901,7 +1847,7 @@
           </w:tcPr>
           <w:p>
             <w:pPr>
-              <w:pStyle w:val="27"/>
+              <w:pStyle w:val="TableText"/>
               <w:keepNext w:val="0"/>
               <w:keepLines w:val="0"/>
               <w:pageBreakBefore w:val="0"/>
@@ -1914,7 +1860,7 @@
               <w:bidi w:val="0"/>
               <w:adjustRightInd w:val="0"/>
               <w:snapToGrid w:val="0"/>
-              <w:ind w:left="0" w:leftChars="0" w:right="0" w:rightChars="0" w:firstLine="0" w:firstLineChars="0"/>
+              <w:ind w:left="0" w:right="0" w:firstLine="0" w:leftChars="0" w:rightChars="0" w:firstLineChars="0"/>
               <w:jc w:val="center"/>
               <w:textAlignment w:val="baseline"/>
             </w:pPr>
@@ -1926,7 +1872,7 @@
           </w:tcPr>
           <w:p>
             <w:pPr>
-              <w:pStyle w:val="27"/>
+              <w:pStyle w:val="TableText"/>
               <w:keepNext w:val="0"/>
               <w:keepLines w:val="0"/>
               <w:pageBreakBefore w:val="0"/>
@@ -1939,7 +1885,7 @@
               <w:bidi w:val="0"/>
               <w:adjustRightInd w:val="0"/>
               <w:snapToGrid w:val="0"/>
-              <w:ind w:left="0" w:leftChars="0" w:right="0" w:rightChars="0" w:firstLine="0" w:firstLineChars="0"/>
+              <w:ind w:left="0" w:right="0" w:firstLine="0" w:leftChars="0" w:rightChars="0" w:firstLineChars="0"/>
               <w:jc w:val="center"/>
               <w:textAlignment w:val="baseline"/>
             </w:pPr>
@@ -1948,14 +1894,9 @@
       </w:tr>
       <w:tr>
         <w:tblPrEx>
-          <w:tblBorders>
-            <w:top w:val="single" w:color="000000" w:sz="2" w:space="0"/>
-            <w:left w:val="single" w:color="000000" w:sz="2" w:space="0"/>
-            <w:bottom w:val="single" w:color="000000" w:sz="2" w:space="0"/>
-            <w:right w:val="single" w:color="000000" w:sz="2" w:space="0"/>
-            <w:insideH w:val="single" w:color="000000" w:sz="2" w:space="0"/>
-            <w:insideV w:val="single" w:color="000000" w:sz="2" w:space="0"/>
-          </w:tblBorders>
+          <w:tblW w:w="8214" w:type="dxa"/>
+          <w:jc w:val="center"/>
+          <w:tblLayout w:type="fixed"/>
           <w:tblCellMar>
             <w:top w:w="0" w:type="dxa"/>
             <w:left w:w="0" w:type="dxa"/>
@@ -1964,7 +1905,7 @@
           </w:tblCellMar>
         </w:tblPrEx>
         <w:trPr>
-          <w:trHeight w:val="557" w:hRule="atLeast"/>
+          <w:trHeight w:val="557"/>
           <w:jc w:val="center"/>
         </w:trPr>
         <w:tc>
@@ -1973,7 +1914,7 @@
           </w:tcPr>
           <w:p>
             <w:pPr>
-              <w:pStyle w:val="27"/>
+              <w:pStyle w:val="TableText"/>
               <w:keepNext w:val="0"/>
               <w:keepLines w:val="0"/>
               <w:pageBreakBefore w:val="0"/>
@@ -1986,7 +1927,7 @@
               <w:bidi w:val="0"/>
               <w:adjustRightInd w:val="0"/>
               <w:snapToGrid w:val="0"/>
-              <w:ind w:left="0" w:leftChars="0" w:right="0" w:rightChars="0" w:firstLine="0" w:firstLineChars="0"/>
+              <w:ind w:left="0" w:right="0" w:firstLine="0" w:leftChars="0" w:rightChars="0" w:firstLineChars="0"/>
               <w:jc w:val="center"/>
               <w:textAlignment w:val="baseline"/>
             </w:pPr>
@@ -1998,7 +1939,7 @@
           </w:tcPr>
           <w:p>
             <w:pPr>
-              <w:pStyle w:val="27"/>
+              <w:pStyle w:val="TableText"/>
               <w:keepNext w:val="0"/>
               <w:keepLines w:val="0"/>
               <w:pageBreakBefore w:val="0"/>
@@ -2011,7 +1952,7 @@
               <w:bidi w:val="0"/>
               <w:adjustRightInd w:val="0"/>
               <w:snapToGrid w:val="0"/>
-              <w:ind w:left="0" w:leftChars="0" w:right="0" w:rightChars="0" w:firstLine="0" w:firstLineChars="0"/>
+              <w:ind w:left="0" w:right="0" w:firstLine="0" w:leftChars="0" w:rightChars="0" w:firstLineChars="0"/>
               <w:jc w:val="center"/>
               <w:textAlignment w:val="baseline"/>
             </w:pPr>
@@ -2023,7 +1964,7 @@
           </w:tcPr>
           <w:p>
             <w:pPr>
-              <w:pStyle w:val="27"/>
+              <w:pStyle w:val="TableText"/>
               <w:keepNext w:val="0"/>
               <w:keepLines w:val="0"/>
               <w:pageBreakBefore w:val="0"/>
@@ -2036,7 +1977,7 @@
               <w:bidi w:val="0"/>
               <w:adjustRightInd w:val="0"/>
               <w:snapToGrid w:val="0"/>
-              <w:ind w:left="0" w:leftChars="0" w:right="0" w:rightChars="0" w:firstLine="0" w:firstLineChars="0"/>
+              <w:ind w:left="0" w:right="0" w:firstLine="0" w:leftChars="0" w:rightChars="0" w:firstLineChars="0"/>
               <w:jc w:val="center"/>
               <w:textAlignment w:val="baseline"/>
             </w:pPr>
@@ -2048,7 +1989,7 @@
           </w:tcPr>
           <w:p>
             <w:pPr>
-              <w:pStyle w:val="27"/>
+              <w:pStyle w:val="TableText"/>
               <w:keepNext w:val="0"/>
               <w:keepLines w:val="0"/>
               <w:pageBreakBefore w:val="0"/>
@@ -2061,7 +2002,7 @@
               <w:bidi w:val="0"/>
               <w:adjustRightInd w:val="0"/>
               <w:snapToGrid w:val="0"/>
-              <w:ind w:left="0" w:leftChars="0" w:right="0" w:rightChars="0" w:firstLine="0" w:firstLineChars="0"/>
+              <w:ind w:left="0" w:right="0" w:firstLine="0" w:leftChars="0" w:rightChars="0" w:firstLineChars="0"/>
               <w:jc w:val="center"/>
               <w:textAlignment w:val="baseline"/>
             </w:pPr>
@@ -2073,7 +2014,7 @@
           </w:tcPr>
           <w:p>
             <w:pPr>
-              <w:pStyle w:val="27"/>
+              <w:pStyle w:val="TableText"/>
               <w:keepNext w:val="0"/>
               <w:keepLines w:val="0"/>
               <w:pageBreakBefore w:val="0"/>
@@ -2086,7 +2027,7 @@
               <w:bidi w:val="0"/>
               <w:adjustRightInd w:val="0"/>
               <w:snapToGrid w:val="0"/>
-              <w:ind w:left="0" w:leftChars="0" w:right="0" w:rightChars="0" w:firstLine="0" w:firstLineChars="0"/>
+              <w:ind w:left="0" w:right="0" w:firstLine="0" w:leftChars="0" w:rightChars="0" w:firstLineChars="0"/>
               <w:jc w:val="center"/>
               <w:textAlignment w:val="baseline"/>
             </w:pPr>
@@ -2098,7 +2039,7 @@
           </w:tcPr>
           <w:p>
             <w:pPr>
-              <w:pStyle w:val="27"/>
+              <w:pStyle w:val="TableText"/>
               <w:keepNext w:val="0"/>
               <w:keepLines w:val="0"/>
               <w:pageBreakBefore w:val="0"/>
@@ -2111,7 +2052,7 @@
               <w:bidi w:val="0"/>
               <w:adjustRightInd w:val="0"/>
               <w:snapToGrid w:val="0"/>
-              <w:ind w:left="0" w:leftChars="0" w:right="0" w:rightChars="0" w:firstLine="0" w:firstLineChars="0"/>
+              <w:ind w:left="0" w:right="0" w:firstLine="0" w:leftChars="0" w:rightChars="0" w:firstLineChars="0"/>
               <w:jc w:val="center"/>
               <w:textAlignment w:val="baseline"/>
             </w:pPr>
@@ -2142,7 +2083,7 @@
     <w:sdt>
       <w:sdtPr>
         <w:rPr>
-          <w:rFonts w:ascii="宋体" w:hAnsi="宋体" w:eastAsia="宋体" w:cs="Arial"/>
+          <w:rFonts w:ascii="宋体" w:eastAsia="宋体" w:hAnsi="宋体" w:cs="Arial"/>
           <w:snapToGrid w:val="0"/>
           <w:color w:val="000000"/>
           <w:kern w:val="0"/>
@@ -2158,7 +2099,7 @@
       </w:sdtPr>
       <w:sdtEndPr>
         <w:rPr>
-          <w:rFonts w:hint="eastAsia" w:ascii="宋体" w:hAnsi="宋体" w:eastAsia="宋体" w:cs="宋体"/>
+          <w:rFonts w:ascii="宋体" w:eastAsia="宋体" w:hAnsi="宋体" w:cs="宋体" w:hint="eastAsia"/>
           <w:snapToGrid w:val="0"/>
           <w:color w:val="000000"/>
           <w:kern w:val="0"/>
@@ -2183,18 +2124,18 @@
             <w:adjustRightInd w:val="0"/>
             <w:snapToGrid w:val="0"/>
             <w:spacing w:before="0" w:beforeLines="0" w:after="0" w:afterLines="0" w:line="240" w:lineRule="auto"/>
-            <w:ind w:left="0" w:leftChars="0" w:right="0" w:rightChars="0" w:firstLine="0" w:firstLineChars="0"/>
+            <w:ind w:left="0" w:right="0" w:firstLine="0" w:leftChars="0" w:rightChars="0" w:firstLineChars="0"/>
             <w:jc w:val="center"/>
             <w:textAlignment w:val="baseline"/>
             <w:rPr>
-              <w:rFonts w:hint="eastAsia" w:ascii="宋体" w:hAnsi="宋体" w:eastAsia="宋体" w:cs="宋体"/>
+              <w:rFonts w:ascii="宋体" w:eastAsia="宋体" w:hAnsi="宋体" w:cs="宋体" w:hint="eastAsia"/>
               <w:sz w:val="24"/>
               <w:szCs w:val="24"/>
             </w:rPr>
           </w:pPr>
           <w:r>
             <w:rPr>
-              <w:rFonts w:hint="eastAsia" w:ascii="宋体" w:hAnsi="宋体" w:eastAsia="宋体" w:cs="宋体"/>
+              <w:rFonts w:ascii="宋体" w:eastAsia="宋体" w:hAnsi="宋体" w:cs="宋体" w:hint="eastAsia"/>
               <w:sz w:val="24"/>
               <w:szCs w:val="24"/>
             </w:rPr>
@@ -2203,14 +2144,14 @@
         </w:p>
         <w:p>
           <w:pPr>
-            <w:pStyle w:val="16"/>
+            <w:pStyle w:val="TOC1"/>
             <w:tabs>
               <w:tab w:val="right" w:leader="dot" w:pos="8306"/>
             </w:tabs>
           </w:pPr>
           <w:r>
             <w:rPr>
-              <w:rFonts w:hint="eastAsia" w:ascii="宋体" w:hAnsi="宋体" w:eastAsia="宋体" w:cs="宋体"/>
+              <w:rFonts w:ascii="宋体" w:eastAsia="宋体" w:hAnsi="宋体" w:cs="宋体" w:hint="eastAsia"/>
               <w:sz w:val="24"/>
               <w:szCs w:val="24"/>
             </w:rPr>
@@ -2218,7 +2159,7 @@
           </w:r>
           <w:r>
             <w:rPr>
-              <w:rFonts w:hint="eastAsia" w:ascii="宋体" w:hAnsi="宋体" w:eastAsia="宋体" w:cs="宋体"/>
+              <w:rFonts w:ascii="宋体" w:eastAsia="宋体" w:hAnsi="宋体" w:cs="宋体" w:hint="eastAsia"/>
               <w:sz w:val="24"/>
               <w:szCs w:val="24"/>
             </w:rPr>
@@ -2226,7 +2167,7 @@
           </w:r>
           <w:r>
             <w:rPr>
-              <w:rFonts w:hint="eastAsia" w:ascii="宋体" w:hAnsi="宋体" w:eastAsia="宋体" w:cs="宋体"/>
+              <w:rFonts w:ascii="宋体" w:eastAsia="宋体" w:hAnsi="宋体" w:cs="宋体" w:hint="eastAsia"/>
               <w:sz w:val="24"/>
               <w:szCs w:val="24"/>
             </w:rPr>
@@ -2234,21 +2175,21 @@
           </w:r>
           <w:r>
             <w:rPr>
-              <w:rFonts w:hint="eastAsia" w:ascii="宋体" w:hAnsi="宋体" w:eastAsia="宋体" w:cs="宋体"/>
+              <w:rFonts w:ascii="宋体" w:eastAsia="宋体" w:hAnsi="宋体" w:cs="宋体" w:hint="eastAsia"/>
               <w:szCs w:val="24"/>
             </w:rPr>
             <w:fldChar w:fldCharType="begin"/>
           </w:r>
           <w:r>
             <w:rPr>
-              <w:rFonts w:hint="eastAsia" w:ascii="宋体" w:hAnsi="宋体" w:eastAsia="宋体" w:cs="宋体"/>
+              <w:rFonts w:ascii="宋体" w:eastAsia="宋体" w:hAnsi="宋体" w:cs="宋体" w:hint="eastAsia"/>
               <w:szCs w:val="24"/>
             </w:rPr>
             <w:instrText xml:space="preserve"> HYPERLINK \l _Toc12470 </w:instrText>
           </w:r>
           <w:r>
             <w:rPr>
-              <w:rFonts w:hint="eastAsia" w:ascii="宋体" w:hAnsi="宋体" w:eastAsia="宋体" w:cs="宋体"/>
+              <w:rFonts w:ascii="宋体" w:eastAsia="宋体" w:hAnsi="宋体" w:cs="宋体" w:hint="eastAsia"/>
               <w:szCs w:val="24"/>
             </w:rPr>
             <w:fldChar w:fldCharType="separate"/>
@@ -2280,7 +2221,7 @@
           </w:r>
           <w:r>
             <w:rPr>
-              <w:rFonts w:hint="eastAsia" w:ascii="宋体" w:hAnsi="宋体" w:eastAsia="宋体" w:cs="宋体"/>
+              <w:rFonts w:ascii="宋体" w:eastAsia="宋体" w:hAnsi="宋体" w:cs="宋体" w:hint="eastAsia"/>
               <w:szCs w:val="24"/>
             </w:rPr>
             <w:fldChar w:fldCharType="end"/>
@@ -2288,28 +2229,28 @@
         </w:p>
         <w:p>
           <w:pPr>
-            <w:pStyle w:val="16"/>
+            <w:pStyle w:val="TOC1"/>
             <w:tabs>
               <w:tab w:val="right" w:leader="dot" w:pos="8306"/>
             </w:tabs>
           </w:pPr>
           <w:r>
             <w:rPr>
-              <w:rFonts w:hint="eastAsia" w:ascii="宋体" w:hAnsi="宋体" w:eastAsia="宋体" w:cs="宋体"/>
+              <w:rFonts w:ascii="宋体" w:eastAsia="宋体" w:hAnsi="宋体" w:cs="宋体" w:hint="eastAsia"/>
               <w:szCs w:val="24"/>
             </w:rPr>
             <w:fldChar w:fldCharType="begin"/>
           </w:r>
           <w:r>
             <w:rPr>
-              <w:rFonts w:hint="eastAsia" w:ascii="宋体" w:hAnsi="宋体" w:eastAsia="宋体" w:cs="宋体"/>
+              <w:rFonts w:ascii="宋体" w:eastAsia="宋体" w:hAnsi="宋体" w:cs="宋体" w:hint="eastAsia"/>
               <w:szCs w:val="24"/>
             </w:rPr>
             <w:instrText xml:space="preserve"> HYPERLINK \l _Toc20952 </w:instrText>
           </w:r>
           <w:r>
             <w:rPr>
-              <w:rFonts w:hint="eastAsia" w:ascii="宋体" w:hAnsi="宋体" w:eastAsia="宋体" w:cs="宋体"/>
+              <w:rFonts w:ascii="宋体" w:eastAsia="宋体" w:hAnsi="宋体" w:cs="宋体" w:hint="eastAsia"/>
               <w:szCs w:val="24"/>
             </w:rPr>
             <w:fldChar w:fldCharType="separate"/>
@@ -2341,7 +2282,7 @@
           </w:r>
           <w:r>
             <w:rPr>
-              <w:rFonts w:hint="eastAsia" w:ascii="宋体" w:hAnsi="宋体" w:eastAsia="宋体" w:cs="宋体"/>
+              <w:rFonts w:ascii="宋体" w:eastAsia="宋体" w:hAnsi="宋体" w:cs="宋体" w:hint="eastAsia"/>
               <w:szCs w:val="24"/>
             </w:rPr>
             <w:fldChar w:fldCharType="end"/>
@@ -2349,28 +2290,28 @@
         </w:p>
         <w:p>
           <w:pPr>
-            <w:pStyle w:val="16"/>
+            <w:pStyle w:val="TOC1"/>
             <w:tabs>
               <w:tab w:val="right" w:leader="dot" w:pos="8306"/>
             </w:tabs>
           </w:pPr>
           <w:r>
             <w:rPr>
-              <w:rFonts w:hint="eastAsia" w:ascii="宋体" w:hAnsi="宋体" w:eastAsia="宋体" w:cs="宋体"/>
+              <w:rFonts w:ascii="宋体" w:eastAsia="宋体" w:hAnsi="宋体" w:cs="宋体" w:hint="eastAsia"/>
               <w:szCs w:val="24"/>
             </w:rPr>
             <w:fldChar w:fldCharType="begin"/>
           </w:r>
           <w:r>
             <w:rPr>
-              <w:rFonts w:hint="eastAsia" w:ascii="宋体" w:hAnsi="宋体" w:eastAsia="宋体" w:cs="宋体"/>
+              <w:rFonts w:ascii="宋体" w:eastAsia="宋体" w:hAnsi="宋体" w:cs="宋体" w:hint="eastAsia"/>
               <w:szCs w:val="24"/>
             </w:rPr>
             <w:instrText xml:space="preserve"> HYPERLINK \l _Toc17874 </w:instrText>
           </w:r>
           <w:r>
             <w:rPr>
-              <w:rFonts w:hint="eastAsia" w:ascii="宋体" w:hAnsi="宋体" w:eastAsia="宋体" w:cs="宋体"/>
+              <w:rFonts w:ascii="宋体" w:eastAsia="宋体" w:hAnsi="宋体" w:cs="宋体" w:hint="eastAsia"/>
               <w:szCs w:val="24"/>
             </w:rPr>
             <w:fldChar w:fldCharType="separate"/>
@@ -2402,7 +2343,7 @@
           </w:r>
           <w:r>
             <w:rPr>
-              <w:rFonts w:hint="eastAsia" w:ascii="宋体" w:hAnsi="宋体" w:eastAsia="宋体" w:cs="宋体"/>
+              <w:rFonts w:ascii="宋体" w:eastAsia="宋体" w:hAnsi="宋体" w:cs="宋体" w:hint="eastAsia"/>
               <w:szCs w:val="24"/>
             </w:rPr>
             <w:fldChar w:fldCharType="end"/>
@@ -2410,28 +2351,28 @@
         </w:p>
         <w:p>
           <w:pPr>
-            <w:pStyle w:val="17"/>
+            <w:pStyle w:val="TOC2"/>
             <w:tabs>
               <w:tab w:val="right" w:leader="dot" w:pos="8306"/>
             </w:tabs>
           </w:pPr>
           <w:r>
             <w:rPr>
-              <w:rFonts w:hint="eastAsia" w:ascii="宋体" w:hAnsi="宋体" w:eastAsia="宋体" w:cs="宋体"/>
+              <w:rFonts w:ascii="宋体" w:eastAsia="宋体" w:hAnsi="宋体" w:cs="宋体" w:hint="eastAsia"/>
               <w:szCs w:val="24"/>
             </w:rPr>
             <w:fldChar w:fldCharType="begin"/>
           </w:r>
           <w:r>
             <w:rPr>
-              <w:rFonts w:hint="eastAsia" w:ascii="宋体" w:hAnsi="宋体" w:eastAsia="宋体" w:cs="宋体"/>
+              <w:rFonts w:ascii="宋体" w:eastAsia="宋体" w:hAnsi="宋体" w:cs="宋体" w:hint="eastAsia"/>
               <w:szCs w:val="24"/>
             </w:rPr>
             <w:instrText xml:space="preserve"> HYPERLINK \l _Toc11508 </w:instrText>
           </w:r>
           <w:r>
             <w:rPr>
-              <w:rFonts w:hint="eastAsia" w:ascii="宋体" w:hAnsi="宋体" w:eastAsia="宋体" w:cs="宋体"/>
+              <w:rFonts w:ascii="宋体" w:eastAsia="宋体" w:hAnsi="宋体" w:cs="宋体" w:hint="eastAsia"/>
               <w:szCs w:val="24"/>
             </w:rPr>
             <w:fldChar w:fldCharType="separate"/>
@@ -2463,7 +2404,7 @@
           </w:r>
           <w:r>
             <w:rPr>
-              <w:rFonts w:hint="eastAsia" w:ascii="宋体" w:hAnsi="宋体" w:eastAsia="宋体" w:cs="宋体"/>
+              <w:rFonts w:ascii="宋体" w:eastAsia="宋体" w:hAnsi="宋体" w:cs="宋体" w:hint="eastAsia"/>
               <w:szCs w:val="24"/>
             </w:rPr>
             <w:fldChar w:fldCharType="end"/>
@@ -2471,28 +2412,28 @@
         </w:p>
         <w:p>
           <w:pPr>
-            <w:pStyle w:val="17"/>
+            <w:pStyle w:val="TOC2"/>
             <w:tabs>
               <w:tab w:val="right" w:leader="dot" w:pos="8306"/>
             </w:tabs>
           </w:pPr>
           <w:r>
             <w:rPr>
-              <w:rFonts w:hint="eastAsia" w:ascii="宋体" w:hAnsi="宋体" w:eastAsia="宋体" w:cs="宋体"/>
+              <w:rFonts w:ascii="宋体" w:eastAsia="宋体" w:hAnsi="宋体" w:cs="宋体" w:hint="eastAsia"/>
               <w:szCs w:val="24"/>
             </w:rPr>
             <w:fldChar w:fldCharType="begin"/>
           </w:r>
           <w:r>
             <w:rPr>
-              <w:rFonts w:hint="eastAsia" w:ascii="宋体" w:hAnsi="宋体" w:eastAsia="宋体" w:cs="宋体"/>
+              <w:rFonts w:ascii="宋体" w:eastAsia="宋体" w:hAnsi="宋体" w:cs="宋体" w:hint="eastAsia"/>
               <w:szCs w:val="24"/>
             </w:rPr>
             <w:instrText xml:space="preserve"> HYPERLINK \l _Toc4818 </w:instrText>
           </w:r>
           <w:r>
             <w:rPr>
-              <w:rFonts w:hint="eastAsia" w:ascii="宋体" w:hAnsi="宋体" w:eastAsia="宋体" w:cs="宋体"/>
+              <w:rFonts w:ascii="宋体" w:eastAsia="宋体" w:hAnsi="宋体" w:cs="宋体" w:hint="eastAsia"/>
               <w:szCs w:val="24"/>
             </w:rPr>
             <w:fldChar w:fldCharType="separate"/>
@@ -2524,7 +2465,7 @@
           </w:r>
           <w:r>
             <w:rPr>
-              <w:rFonts w:hint="eastAsia" w:ascii="宋体" w:hAnsi="宋体" w:eastAsia="宋体" w:cs="宋体"/>
+              <w:rFonts w:ascii="宋体" w:eastAsia="宋体" w:hAnsi="宋体" w:cs="宋体" w:hint="eastAsia"/>
               <w:szCs w:val="24"/>
             </w:rPr>
             <w:fldChar w:fldCharType="end"/>
@@ -2532,28 +2473,28 @@
         </w:p>
         <w:p>
           <w:pPr>
-            <w:pStyle w:val="16"/>
+            <w:pStyle w:val="TOC1"/>
             <w:tabs>
               <w:tab w:val="right" w:leader="dot" w:pos="8306"/>
             </w:tabs>
           </w:pPr>
           <w:r>
             <w:rPr>
-              <w:rFonts w:hint="eastAsia" w:ascii="宋体" w:hAnsi="宋体" w:eastAsia="宋体" w:cs="宋体"/>
+              <w:rFonts w:ascii="宋体" w:eastAsia="宋体" w:hAnsi="宋体" w:cs="宋体" w:hint="eastAsia"/>
               <w:szCs w:val="24"/>
             </w:rPr>
             <w:fldChar w:fldCharType="begin"/>
           </w:r>
           <w:r>
             <w:rPr>
-              <w:rFonts w:hint="eastAsia" w:ascii="宋体" w:hAnsi="宋体" w:eastAsia="宋体" w:cs="宋体"/>
+              <w:rFonts w:ascii="宋体" w:eastAsia="宋体" w:hAnsi="宋体" w:cs="宋体" w:hint="eastAsia"/>
               <w:szCs w:val="24"/>
             </w:rPr>
             <w:instrText xml:space="preserve"> HYPERLINK \l _Toc8729 </w:instrText>
           </w:r>
           <w:r>
             <w:rPr>
-              <w:rFonts w:hint="eastAsia" w:ascii="宋体" w:hAnsi="宋体" w:eastAsia="宋体" w:cs="宋体"/>
+              <w:rFonts w:ascii="宋体" w:eastAsia="宋体" w:hAnsi="宋体" w:cs="宋体" w:hint="eastAsia"/>
               <w:szCs w:val="24"/>
             </w:rPr>
             <w:fldChar w:fldCharType="separate"/>
@@ -2585,7 +2526,7 @@
           </w:r>
           <w:r>
             <w:rPr>
-              <w:rFonts w:hint="eastAsia" w:ascii="宋体" w:hAnsi="宋体" w:eastAsia="宋体" w:cs="宋体"/>
+              <w:rFonts w:ascii="宋体" w:eastAsia="宋体" w:hAnsi="宋体" w:cs="宋体" w:hint="eastAsia"/>
               <w:szCs w:val="24"/>
             </w:rPr>
             <w:fldChar w:fldCharType="end"/>
@@ -2593,28 +2534,28 @@
         </w:p>
         <w:p>
           <w:pPr>
-            <w:pStyle w:val="17"/>
+            <w:pStyle w:val="TOC2"/>
             <w:tabs>
               <w:tab w:val="right" w:leader="dot" w:pos="8306"/>
             </w:tabs>
           </w:pPr>
           <w:r>
             <w:rPr>
-              <w:rFonts w:hint="eastAsia" w:ascii="宋体" w:hAnsi="宋体" w:eastAsia="宋体" w:cs="宋体"/>
+              <w:rFonts w:ascii="宋体" w:eastAsia="宋体" w:hAnsi="宋体" w:cs="宋体" w:hint="eastAsia"/>
               <w:szCs w:val="24"/>
             </w:rPr>
             <w:fldChar w:fldCharType="begin"/>
           </w:r>
           <w:r>
             <w:rPr>
-              <w:rFonts w:hint="eastAsia" w:ascii="宋体" w:hAnsi="宋体" w:eastAsia="宋体" w:cs="宋体"/>
+              <w:rFonts w:ascii="宋体" w:eastAsia="宋体" w:hAnsi="宋体" w:cs="宋体" w:hint="eastAsia"/>
               <w:szCs w:val="24"/>
             </w:rPr>
             <w:instrText xml:space="preserve"> HYPERLINK \l _Toc14735 </w:instrText>
           </w:r>
           <w:r>
             <w:rPr>
-              <w:rFonts w:hint="eastAsia" w:ascii="宋体" w:hAnsi="宋体" w:eastAsia="宋体" w:cs="宋体"/>
+              <w:rFonts w:ascii="宋体" w:eastAsia="宋体" w:hAnsi="宋体" w:cs="宋体" w:hint="eastAsia"/>
               <w:szCs w:val="24"/>
             </w:rPr>
             <w:fldChar w:fldCharType="separate"/>
@@ -2646,7 +2587,7 @@
           </w:r>
           <w:r>
             <w:rPr>
-              <w:rFonts w:hint="eastAsia" w:ascii="宋体" w:hAnsi="宋体" w:eastAsia="宋体" w:cs="宋体"/>
+              <w:rFonts w:ascii="宋体" w:eastAsia="宋体" w:hAnsi="宋体" w:cs="宋体" w:hint="eastAsia"/>
               <w:szCs w:val="24"/>
             </w:rPr>
             <w:fldChar w:fldCharType="end"/>
@@ -2654,28 +2595,28 @@
         </w:p>
         <w:p>
           <w:pPr>
-            <w:pStyle w:val="17"/>
+            <w:pStyle w:val="TOC2"/>
             <w:tabs>
               <w:tab w:val="right" w:leader="dot" w:pos="8306"/>
             </w:tabs>
           </w:pPr>
           <w:r>
             <w:rPr>
-              <w:rFonts w:hint="eastAsia" w:ascii="宋体" w:hAnsi="宋体" w:eastAsia="宋体" w:cs="宋体"/>
+              <w:rFonts w:ascii="宋体" w:eastAsia="宋体" w:hAnsi="宋体" w:cs="宋体" w:hint="eastAsia"/>
               <w:szCs w:val="24"/>
             </w:rPr>
             <w:fldChar w:fldCharType="begin"/>
           </w:r>
           <w:r>
             <w:rPr>
-              <w:rFonts w:hint="eastAsia" w:ascii="宋体" w:hAnsi="宋体" w:eastAsia="宋体" w:cs="宋体"/>
+              <w:rFonts w:ascii="宋体" w:eastAsia="宋体" w:hAnsi="宋体" w:cs="宋体" w:hint="eastAsia"/>
               <w:szCs w:val="24"/>
             </w:rPr>
             <w:instrText xml:space="preserve"> HYPERLINK \l _Toc19320 </w:instrText>
           </w:r>
           <w:r>
             <w:rPr>
-              <w:rFonts w:hint="eastAsia" w:ascii="宋体" w:hAnsi="宋体" w:eastAsia="宋体" w:cs="宋体"/>
+              <w:rFonts w:ascii="宋体" w:eastAsia="宋体" w:hAnsi="宋体" w:cs="宋体" w:hint="eastAsia"/>
               <w:szCs w:val="24"/>
             </w:rPr>
             <w:fldChar w:fldCharType="separate"/>
@@ -2707,7 +2648,7 @@
           </w:r>
           <w:r>
             <w:rPr>
-              <w:rFonts w:hint="eastAsia" w:ascii="宋体" w:hAnsi="宋体" w:eastAsia="宋体" w:cs="宋体"/>
+              <w:rFonts w:ascii="宋体" w:eastAsia="宋体" w:hAnsi="宋体" w:cs="宋体" w:hint="eastAsia"/>
               <w:szCs w:val="24"/>
             </w:rPr>
             <w:fldChar w:fldCharType="end"/>
@@ -2715,28 +2656,28 @@
         </w:p>
         <w:p>
           <w:pPr>
-            <w:pStyle w:val="17"/>
+            <w:pStyle w:val="TOC2"/>
             <w:tabs>
               <w:tab w:val="right" w:leader="dot" w:pos="8306"/>
             </w:tabs>
           </w:pPr>
           <w:r>
             <w:rPr>
-              <w:rFonts w:hint="eastAsia" w:ascii="宋体" w:hAnsi="宋体" w:eastAsia="宋体" w:cs="宋体"/>
+              <w:rFonts w:ascii="宋体" w:eastAsia="宋体" w:hAnsi="宋体" w:cs="宋体" w:hint="eastAsia"/>
               <w:szCs w:val="24"/>
             </w:rPr>
             <w:fldChar w:fldCharType="begin"/>
           </w:r>
           <w:r>
             <w:rPr>
-              <w:rFonts w:hint="eastAsia" w:ascii="宋体" w:hAnsi="宋体" w:eastAsia="宋体" w:cs="宋体"/>
+              <w:rFonts w:ascii="宋体" w:eastAsia="宋体" w:hAnsi="宋体" w:cs="宋体" w:hint="eastAsia"/>
               <w:szCs w:val="24"/>
             </w:rPr>
             <w:instrText xml:space="preserve"> HYPERLINK \l _Toc21580 </w:instrText>
           </w:r>
           <w:r>
             <w:rPr>
-              <w:rFonts w:hint="eastAsia" w:ascii="宋体" w:hAnsi="宋体" w:eastAsia="宋体" w:cs="宋体"/>
+              <w:rFonts w:ascii="宋体" w:eastAsia="宋体" w:hAnsi="宋体" w:cs="宋体" w:hint="eastAsia"/>
               <w:szCs w:val="24"/>
             </w:rPr>
             <w:fldChar w:fldCharType="separate"/>
@@ -2768,7 +2709,7 @@
           </w:r>
           <w:r>
             <w:rPr>
-              <w:rFonts w:hint="eastAsia" w:ascii="宋体" w:hAnsi="宋体" w:eastAsia="宋体" w:cs="宋体"/>
+              <w:rFonts w:ascii="宋体" w:eastAsia="宋体" w:hAnsi="宋体" w:cs="宋体" w:hint="eastAsia"/>
               <w:szCs w:val="24"/>
             </w:rPr>
             <w:fldChar w:fldCharType="end"/>
@@ -2776,28 +2717,28 @@
         </w:p>
         <w:p>
           <w:pPr>
-            <w:pStyle w:val="16"/>
+            <w:pStyle w:val="TOC1"/>
             <w:tabs>
               <w:tab w:val="right" w:leader="dot" w:pos="8306"/>
             </w:tabs>
           </w:pPr>
           <w:r>
             <w:rPr>
-              <w:rFonts w:hint="eastAsia" w:ascii="宋体" w:hAnsi="宋体" w:eastAsia="宋体" w:cs="宋体"/>
+              <w:rFonts w:ascii="宋体" w:eastAsia="宋体" w:hAnsi="宋体" w:cs="宋体" w:hint="eastAsia"/>
               <w:szCs w:val="24"/>
             </w:rPr>
             <w:fldChar w:fldCharType="begin"/>
           </w:r>
           <w:r>
             <w:rPr>
-              <w:rFonts w:hint="eastAsia" w:ascii="宋体" w:hAnsi="宋体" w:eastAsia="宋体" w:cs="宋体"/>
+              <w:rFonts w:ascii="宋体" w:eastAsia="宋体" w:hAnsi="宋体" w:cs="宋体" w:hint="eastAsia"/>
               <w:szCs w:val="24"/>
             </w:rPr>
             <w:instrText xml:space="preserve"> HYPERLINK \l _Toc26582 </w:instrText>
           </w:r>
           <w:r>
             <w:rPr>
-              <w:rFonts w:hint="eastAsia" w:ascii="宋体" w:hAnsi="宋体" w:eastAsia="宋体" w:cs="宋体"/>
+              <w:rFonts w:ascii="宋体" w:eastAsia="宋体" w:hAnsi="宋体" w:cs="宋体" w:hint="eastAsia"/>
               <w:szCs w:val="24"/>
             </w:rPr>
             <w:fldChar w:fldCharType="separate"/>
@@ -2829,7 +2770,7 @@
           </w:r>
           <w:r>
             <w:rPr>
-              <w:rFonts w:hint="eastAsia" w:ascii="宋体" w:hAnsi="宋体" w:eastAsia="宋体" w:cs="宋体"/>
+              <w:rFonts w:ascii="宋体" w:eastAsia="宋体" w:hAnsi="宋体" w:cs="宋体" w:hint="eastAsia"/>
               <w:szCs w:val="24"/>
             </w:rPr>
             <w:fldChar w:fldCharType="end"/>
@@ -2837,28 +2778,28 @@
         </w:p>
         <w:p>
           <w:pPr>
-            <w:pStyle w:val="16"/>
+            <w:pStyle w:val="TOC1"/>
             <w:tabs>
               <w:tab w:val="right" w:leader="dot" w:pos="8306"/>
             </w:tabs>
           </w:pPr>
           <w:r>
             <w:rPr>
-              <w:rFonts w:hint="eastAsia" w:ascii="宋体" w:hAnsi="宋体" w:eastAsia="宋体" w:cs="宋体"/>
+              <w:rFonts w:ascii="宋体" w:eastAsia="宋体" w:hAnsi="宋体" w:cs="宋体" w:hint="eastAsia"/>
               <w:szCs w:val="24"/>
             </w:rPr>
             <w:fldChar w:fldCharType="begin"/>
           </w:r>
           <w:r>
             <w:rPr>
-              <w:rFonts w:hint="eastAsia" w:ascii="宋体" w:hAnsi="宋体" w:eastAsia="宋体" w:cs="宋体"/>
+              <w:rFonts w:ascii="宋体" w:eastAsia="宋体" w:hAnsi="宋体" w:cs="宋体" w:hint="eastAsia"/>
               <w:szCs w:val="24"/>
             </w:rPr>
             <w:instrText xml:space="preserve"> HYPERLINK \l _Toc9756 </w:instrText>
           </w:r>
           <w:r>
             <w:rPr>
-              <w:rFonts w:hint="eastAsia" w:ascii="宋体" w:hAnsi="宋体" w:eastAsia="宋体" w:cs="宋体"/>
+              <w:rFonts w:ascii="宋体" w:eastAsia="宋体" w:hAnsi="宋体" w:cs="宋体" w:hint="eastAsia"/>
               <w:szCs w:val="24"/>
             </w:rPr>
             <w:fldChar w:fldCharType="separate"/>
@@ -2890,7 +2831,7 @@
           </w:r>
           <w:r>
             <w:rPr>
-              <w:rFonts w:hint="eastAsia" w:ascii="宋体" w:hAnsi="宋体" w:eastAsia="宋体" w:cs="宋体"/>
+              <w:rFonts w:ascii="宋体" w:eastAsia="宋体" w:hAnsi="宋体" w:cs="宋体" w:hint="eastAsia"/>
               <w:szCs w:val="24"/>
             </w:rPr>
             <w:fldChar w:fldCharType="end"/>
@@ -2898,28 +2839,28 @@
         </w:p>
         <w:p>
           <w:pPr>
-            <w:pStyle w:val="16"/>
+            <w:pStyle w:val="TOC1"/>
             <w:tabs>
               <w:tab w:val="right" w:leader="dot" w:pos="8306"/>
             </w:tabs>
           </w:pPr>
           <w:r>
             <w:rPr>
-              <w:rFonts w:hint="eastAsia" w:ascii="宋体" w:hAnsi="宋体" w:eastAsia="宋体" w:cs="宋体"/>
+              <w:rFonts w:ascii="宋体" w:eastAsia="宋体" w:hAnsi="宋体" w:cs="宋体" w:hint="eastAsia"/>
               <w:szCs w:val="24"/>
             </w:rPr>
             <w:fldChar w:fldCharType="begin"/>
           </w:r>
           <w:r>
             <w:rPr>
-              <w:rFonts w:hint="eastAsia" w:ascii="宋体" w:hAnsi="宋体" w:eastAsia="宋体" w:cs="宋体"/>
+              <w:rFonts w:ascii="宋体" w:eastAsia="宋体" w:hAnsi="宋体" w:cs="宋体" w:hint="eastAsia"/>
               <w:szCs w:val="24"/>
             </w:rPr>
             <w:instrText xml:space="preserve"> HYPERLINK \l _Toc14285 </w:instrText>
           </w:r>
           <w:r>
             <w:rPr>
-              <w:rFonts w:hint="eastAsia" w:ascii="宋体" w:hAnsi="宋体" w:eastAsia="宋体" w:cs="宋体"/>
+              <w:rFonts w:ascii="宋体" w:eastAsia="宋体" w:hAnsi="宋体" w:cs="宋体" w:hint="eastAsia"/>
               <w:szCs w:val="24"/>
             </w:rPr>
             <w:fldChar w:fldCharType="separate"/>
@@ -2951,7 +2892,7 @@
           </w:r>
           <w:r>
             <w:rPr>
-              <w:rFonts w:hint="eastAsia" w:ascii="宋体" w:hAnsi="宋体" w:eastAsia="宋体" w:cs="宋体"/>
+              <w:rFonts w:ascii="宋体" w:eastAsia="宋体" w:hAnsi="宋体" w:cs="宋体" w:hint="eastAsia"/>
               <w:szCs w:val="24"/>
             </w:rPr>
             <w:fldChar w:fldCharType="end"/>
@@ -2959,28 +2900,28 @@
         </w:p>
         <w:p>
           <w:pPr>
-            <w:pStyle w:val="17"/>
+            <w:pStyle w:val="TOC2"/>
             <w:tabs>
               <w:tab w:val="right" w:leader="dot" w:pos="8306"/>
             </w:tabs>
           </w:pPr>
           <w:r>
             <w:rPr>
-              <w:rFonts w:hint="eastAsia" w:ascii="宋体" w:hAnsi="宋体" w:eastAsia="宋体" w:cs="宋体"/>
+              <w:rFonts w:ascii="宋体" w:eastAsia="宋体" w:hAnsi="宋体" w:cs="宋体" w:hint="eastAsia"/>
               <w:szCs w:val="24"/>
             </w:rPr>
             <w:fldChar w:fldCharType="begin"/>
           </w:r>
           <w:r>
             <w:rPr>
-              <w:rFonts w:hint="eastAsia" w:ascii="宋体" w:hAnsi="宋体" w:eastAsia="宋体" w:cs="宋体"/>
+              <w:rFonts w:ascii="宋体" w:eastAsia="宋体" w:hAnsi="宋体" w:cs="宋体" w:hint="eastAsia"/>
               <w:szCs w:val="24"/>
             </w:rPr>
             <w:instrText xml:space="preserve"> HYPERLINK \l _Toc14238 </w:instrText>
           </w:r>
           <w:r>
             <w:rPr>
-              <w:rFonts w:hint="eastAsia" w:ascii="宋体" w:hAnsi="宋体" w:eastAsia="宋体" w:cs="宋体"/>
+              <w:rFonts w:ascii="宋体" w:eastAsia="宋体" w:hAnsi="宋体" w:cs="宋体" w:hint="eastAsia"/>
               <w:szCs w:val="24"/>
             </w:rPr>
             <w:fldChar w:fldCharType="separate"/>
@@ -3019,7 +2960,7 @@
           </w:r>
           <w:r>
             <w:rPr>
-              <w:rFonts w:hint="eastAsia" w:ascii="宋体" w:hAnsi="宋体" w:eastAsia="宋体" w:cs="宋体"/>
+              <w:rFonts w:ascii="宋体" w:eastAsia="宋体" w:hAnsi="宋体" w:cs="宋体" w:hint="eastAsia"/>
               <w:szCs w:val="24"/>
             </w:rPr>
             <w:fldChar w:fldCharType="end"/>
@@ -3027,28 +2968,28 @@
         </w:p>
         <w:p>
           <w:pPr>
-            <w:pStyle w:val="17"/>
+            <w:pStyle w:val="TOC2"/>
             <w:tabs>
               <w:tab w:val="right" w:leader="dot" w:pos="8306"/>
             </w:tabs>
           </w:pPr>
           <w:r>
             <w:rPr>
-              <w:rFonts w:hint="eastAsia" w:ascii="宋体" w:hAnsi="宋体" w:eastAsia="宋体" w:cs="宋体"/>
+              <w:rFonts w:ascii="宋体" w:eastAsia="宋体" w:hAnsi="宋体" w:cs="宋体" w:hint="eastAsia"/>
               <w:szCs w:val="24"/>
             </w:rPr>
             <w:fldChar w:fldCharType="begin"/>
           </w:r>
           <w:r>
             <w:rPr>
-              <w:rFonts w:hint="eastAsia" w:ascii="宋体" w:hAnsi="宋体" w:eastAsia="宋体" w:cs="宋体"/>
+              <w:rFonts w:ascii="宋体" w:eastAsia="宋体" w:hAnsi="宋体" w:cs="宋体" w:hint="eastAsia"/>
               <w:szCs w:val="24"/>
             </w:rPr>
             <w:instrText xml:space="preserve"> HYPERLINK \l _Toc2606 </w:instrText>
           </w:r>
           <w:r>
             <w:rPr>
-              <w:rFonts w:hint="eastAsia" w:ascii="宋体" w:hAnsi="宋体" w:eastAsia="宋体" w:cs="宋体"/>
+              <w:rFonts w:ascii="宋体" w:eastAsia="宋体" w:hAnsi="宋体" w:cs="宋体" w:hint="eastAsia"/>
               <w:szCs w:val="24"/>
             </w:rPr>
             <w:fldChar w:fldCharType="separate"/>
@@ -3087,7 +3028,7 @@
           </w:r>
           <w:r>
             <w:rPr>
-              <w:rFonts w:hint="eastAsia" w:ascii="宋体" w:hAnsi="宋体" w:eastAsia="宋体" w:cs="宋体"/>
+              <w:rFonts w:ascii="宋体" w:eastAsia="宋体" w:hAnsi="宋体" w:cs="宋体" w:hint="eastAsia"/>
               <w:szCs w:val="24"/>
             </w:rPr>
             <w:fldChar w:fldCharType="end"/>
@@ -3095,28 +3036,28 @@
         </w:p>
         <w:p>
           <w:pPr>
-            <w:pStyle w:val="16"/>
+            <w:pStyle w:val="TOC1"/>
             <w:tabs>
               <w:tab w:val="right" w:leader="dot" w:pos="8306"/>
             </w:tabs>
           </w:pPr>
           <w:r>
             <w:rPr>
-              <w:rFonts w:hint="eastAsia" w:ascii="宋体" w:hAnsi="宋体" w:eastAsia="宋体" w:cs="宋体"/>
+              <w:rFonts w:ascii="宋体" w:eastAsia="宋体" w:hAnsi="宋体" w:cs="宋体" w:hint="eastAsia"/>
               <w:szCs w:val="24"/>
             </w:rPr>
             <w:fldChar w:fldCharType="begin"/>
           </w:r>
           <w:r>
             <w:rPr>
-              <w:rFonts w:hint="eastAsia" w:ascii="宋体" w:hAnsi="宋体" w:eastAsia="宋体" w:cs="宋体"/>
+              <w:rFonts w:ascii="宋体" w:eastAsia="宋体" w:hAnsi="宋体" w:cs="宋体" w:hint="eastAsia"/>
               <w:szCs w:val="24"/>
             </w:rPr>
             <w:instrText xml:space="preserve"> HYPERLINK \l _Toc2661 </w:instrText>
           </w:r>
           <w:r>
             <w:rPr>
-              <w:rFonts w:hint="eastAsia" w:ascii="宋体" w:hAnsi="宋体" w:eastAsia="宋体" w:cs="宋体"/>
+              <w:rFonts w:ascii="宋体" w:eastAsia="宋体" w:hAnsi="宋体" w:cs="宋体" w:hint="eastAsia"/>
               <w:szCs w:val="24"/>
             </w:rPr>
             <w:fldChar w:fldCharType="separate"/>
@@ -3148,7 +3089,7 @@
           </w:r>
           <w:r>
             <w:rPr>
-              <w:rFonts w:hint="eastAsia" w:ascii="宋体" w:hAnsi="宋体" w:eastAsia="宋体" w:cs="宋体"/>
+              <w:rFonts w:ascii="宋体" w:eastAsia="宋体" w:hAnsi="宋体" w:cs="宋体" w:hint="eastAsia"/>
               <w:szCs w:val="24"/>
             </w:rPr>
             <w:fldChar w:fldCharType="end"/>
@@ -3156,28 +3097,28 @@
         </w:p>
         <w:p>
           <w:pPr>
-            <w:pStyle w:val="16"/>
+            <w:pStyle w:val="TOC1"/>
             <w:tabs>
               <w:tab w:val="right" w:leader="dot" w:pos="8306"/>
             </w:tabs>
           </w:pPr>
           <w:r>
             <w:rPr>
-              <w:rFonts w:hint="eastAsia" w:ascii="宋体" w:hAnsi="宋体" w:eastAsia="宋体" w:cs="宋体"/>
+              <w:rFonts w:ascii="宋体" w:eastAsia="宋体" w:hAnsi="宋体" w:cs="宋体" w:hint="eastAsia"/>
               <w:szCs w:val="24"/>
             </w:rPr>
             <w:fldChar w:fldCharType="begin"/>
           </w:r>
           <w:r>
             <w:rPr>
-              <w:rFonts w:hint="eastAsia" w:ascii="宋体" w:hAnsi="宋体" w:eastAsia="宋体" w:cs="宋体"/>
+              <w:rFonts w:ascii="宋体" w:eastAsia="宋体" w:hAnsi="宋体" w:cs="宋体" w:hint="eastAsia"/>
               <w:szCs w:val="24"/>
             </w:rPr>
             <w:instrText xml:space="preserve"> HYPERLINK \l _Toc6202 </w:instrText>
           </w:r>
           <w:r>
             <w:rPr>
-              <w:rFonts w:hint="eastAsia" w:ascii="宋体" w:hAnsi="宋体" w:eastAsia="宋体" w:cs="宋体"/>
+              <w:rFonts w:ascii="宋体" w:eastAsia="宋体" w:hAnsi="宋体" w:cs="宋体" w:hint="eastAsia"/>
               <w:szCs w:val="24"/>
             </w:rPr>
             <w:fldChar w:fldCharType="separate"/>
@@ -3216,7 +3157,7 @@
           </w:r>
           <w:r>
             <w:rPr>
-              <w:rFonts w:hint="eastAsia" w:ascii="宋体" w:hAnsi="宋体" w:eastAsia="宋体" w:cs="宋体"/>
+              <w:rFonts w:ascii="宋体" w:eastAsia="宋体" w:hAnsi="宋体" w:cs="宋体" w:hint="eastAsia"/>
               <w:szCs w:val="24"/>
             </w:rPr>
             <w:fldChar w:fldCharType="end"/>
@@ -3224,28 +3165,28 @@
         </w:p>
         <w:p>
           <w:pPr>
-            <w:pStyle w:val="16"/>
+            <w:pStyle w:val="TOC1"/>
             <w:tabs>
               <w:tab w:val="right" w:leader="dot" w:pos="8306"/>
             </w:tabs>
           </w:pPr>
           <w:r>
             <w:rPr>
-              <w:rFonts w:hint="eastAsia" w:ascii="宋体" w:hAnsi="宋体" w:eastAsia="宋体" w:cs="宋体"/>
+              <w:rFonts w:ascii="宋体" w:eastAsia="宋体" w:hAnsi="宋体" w:cs="宋体" w:hint="eastAsia"/>
               <w:szCs w:val="24"/>
             </w:rPr>
             <w:fldChar w:fldCharType="begin"/>
           </w:r>
           <w:r>
             <w:rPr>
-              <w:rFonts w:hint="eastAsia" w:ascii="宋体" w:hAnsi="宋体" w:eastAsia="宋体" w:cs="宋体"/>
+              <w:rFonts w:ascii="宋体" w:eastAsia="宋体" w:hAnsi="宋体" w:cs="宋体" w:hint="eastAsia"/>
               <w:szCs w:val="24"/>
             </w:rPr>
             <w:instrText xml:space="preserve"> HYPERLINK \l _Toc8386 </w:instrText>
           </w:r>
           <w:r>
             <w:rPr>
-              <w:rFonts w:hint="eastAsia" w:ascii="宋体" w:hAnsi="宋体" w:eastAsia="宋体" w:cs="宋体"/>
+              <w:rFonts w:ascii="宋体" w:eastAsia="宋体" w:hAnsi="宋体" w:cs="宋体" w:hint="eastAsia"/>
               <w:szCs w:val="24"/>
             </w:rPr>
             <w:fldChar w:fldCharType="separate"/>
@@ -3277,7 +3218,7 @@
           </w:r>
           <w:r>
             <w:rPr>
-              <w:rFonts w:hint="eastAsia" w:ascii="宋体" w:hAnsi="宋体" w:eastAsia="宋体" w:cs="宋体"/>
+              <w:rFonts w:ascii="宋体" w:eastAsia="宋体" w:hAnsi="宋体" w:cs="宋体" w:hint="eastAsia"/>
               <w:szCs w:val="24"/>
             </w:rPr>
             <w:fldChar w:fldCharType="end"/>
@@ -3299,7 +3240,7 @@
             <w:snapToGrid w:val="0"/>
             <w:textAlignment w:val="baseline"/>
             <w:rPr>
-              <w:rFonts w:hint="eastAsia" w:ascii="宋体" w:hAnsi="宋体" w:eastAsia="宋体" w:cs="宋体"/>
+              <w:rFonts w:ascii="宋体" w:eastAsia="宋体" w:hAnsi="宋体" w:cs="宋体" w:hint="eastAsia"/>
               <w:snapToGrid w:val="0"/>
               <w:color w:val="000000"/>
               <w:kern w:val="0"/>
@@ -3310,7 +3251,7 @@
           </w:pPr>
           <w:r>
             <w:rPr>
-              <w:rFonts w:hint="eastAsia" w:ascii="宋体" w:hAnsi="宋体" w:eastAsia="宋体" w:cs="宋体"/>
+              <w:rFonts w:ascii="宋体" w:eastAsia="宋体" w:hAnsi="宋体" w:cs="宋体" w:hint="eastAsia"/>
               <w:szCs w:val="24"/>
             </w:rPr>
             <w:fldChar w:fldCharType="end"/>
@@ -3334,7 +3275,7 @@
         <w:snapToGrid w:val="0"/>
         <w:textAlignment w:val="baseline"/>
         <w:rPr>
-          <w:rFonts w:ascii="Arial" w:hAnsi="Arial" w:eastAsia="Arial" w:cs="Arial"/>
+          <w:rFonts w:ascii="Arial" w:eastAsia="Arial" w:hAnsi="Arial" w:cs="Arial"/>
           <w:snapToGrid w:val="0"/>
           <w:color w:val="000000"/>
           <w:kern w:val="0"/>
@@ -3345,7 +3286,7 @@
       </w:pPr>
       <w:r>
         <w:rPr>
-          <w:rFonts w:ascii="Arial" w:hAnsi="Arial" w:eastAsia="Arial" w:cs="Arial"/>
+          <w:rFonts w:ascii="Arial" w:eastAsia="Arial" w:hAnsi="Arial" w:cs="Arial"/>
           <w:snapToGrid w:val="0"/>
           <w:color w:val="000000"/>
           <w:kern w:val="0"/>
@@ -3358,45 +3299,45 @@
     </w:p>
     <w:p>
       <w:pPr>
-        <w:pStyle w:val="28"/>
+        <w:pStyle w:val="1"/>
         <w:bidi w:val="0"/>
         <w:rPr>
           <w:rFonts w:hint="default"/>
           <w:lang w:val="en-US" w:eastAsia="zh-CN"/>
         </w:rPr>
       </w:pPr>
-      <w:bookmarkStart w:id="2" w:name="_Toc17874"/>
+      <w:bookmarkStart w:id="3" w:name="_Toc17874"/>
       <w:r>
         <w:rPr>
           <w:rFonts w:hint="default"/>
           <w:lang w:val="en-US" w:eastAsia="zh-CN"/>
         </w:rPr>
         <w:t>总则</w:t>
-      </w:r>
-      <w:bookmarkEnd w:id="2"/>
-    </w:p>
-    <w:p>
-      <w:pPr>
-        <w:pStyle w:val="30"/>
-        <w:bidi w:val="0"/>
-        <w:rPr>
-          <w:rFonts w:hint="default"/>
-          <w:lang w:val="en-US" w:eastAsia="zh-CN"/>
-        </w:rPr>
-      </w:pPr>
-      <w:bookmarkStart w:id="3" w:name="_Toc11508"/>
-      <w:r>
-        <w:rPr>
-          <w:rFonts w:hint="default"/>
-          <w:lang w:val="en-US" w:eastAsia="zh-CN"/>
-        </w:rPr>
-        <w:t>目的</w:t>
       </w:r>
       <w:bookmarkEnd w:id="3"/>
     </w:p>
     <w:p>
       <w:pPr>
-        <w:pStyle w:val="29"/>
+        <w:pStyle w:val="2"/>
+        <w:bidi w:val="0"/>
+        <w:rPr>
+          <w:rFonts w:hint="default"/>
+          <w:lang w:val="en-US" w:eastAsia="zh-CN"/>
+        </w:rPr>
+      </w:pPr>
+      <w:bookmarkStart w:id="4" w:name="_Toc11508"/>
+      <w:r>
+        <w:rPr>
+          <w:rFonts w:hint="default"/>
+          <w:lang w:val="en-US" w:eastAsia="zh-CN"/>
+        </w:rPr>
+        <w:t>目的</w:t>
+      </w:r>
+      <w:bookmarkEnd w:id="4"/>
+    </w:p>
+    <w:p>
+      <w:pPr>
+        <w:pStyle w:val="a1"/>
         <w:keepNext w:val="0"/>
         <w:keepLines w:val="0"/>
         <w:pageBreakBefore w:val="0"/>
@@ -3439,14 +3380,14 @@
     </w:p>
     <w:p>
       <w:pPr>
-        <w:pStyle w:val="30"/>
+        <w:pStyle w:val="2"/>
         <w:bidi w:val="0"/>
         <w:rPr>
           <w:rFonts w:hint="default"/>
           <w:lang w:val="en-US" w:eastAsia="zh-CN"/>
         </w:rPr>
       </w:pPr>
-      <w:bookmarkStart w:id="4" w:name="_Toc4818"/>
+      <w:bookmarkStart w:id="5" w:name="_Toc4818"/>
       <w:r>
         <w:rPr>
           <w:rFonts w:hint="default"/>
@@ -3454,11 +3395,11 @@
         </w:rPr>
         <w:t>适用范围</w:t>
       </w:r>
-      <w:bookmarkEnd w:id="4"/>
+      <w:bookmarkEnd w:id="5"/>
     </w:p>
     <w:p>
       <w:pPr>
-        <w:pStyle w:val="29"/>
+        <w:pStyle w:val="a1"/>
         <w:keepNext w:val="0"/>
         <w:keepLines w:val="0"/>
         <w:pageBreakBefore w:val="0"/>
@@ -3501,45 +3442,45 @@
     </w:p>
     <w:p>
       <w:pPr>
-        <w:pStyle w:val="28"/>
+        <w:pStyle w:val="1"/>
         <w:bidi w:val="0"/>
         <w:rPr>
           <w:rFonts w:hint="default"/>
           <w:lang w:val="en-US" w:eastAsia="zh-CN"/>
         </w:rPr>
       </w:pPr>
-      <w:bookmarkStart w:id="5" w:name="_Toc8729"/>
+      <w:bookmarkStart w:id="6" w:name="_Toc8729"/>
       <w:r>
         <w:rPr>
           <w:rFonts w:hint="default"/>
           <w:lang w:val="en-US" w:eastAsia="zh-CN"/>
         </w:rPr>
         <w:t>职责分工</w:t>
-      </w:r>
-      <w:bookmarkEnd w:id="5"/>
-    </w:p>
-    <w:p>
-      <w:pPr>
-        <w:pStyle w:val="30"/>
-        <w:bidi w:val="0"/>
-        <w:rPr>
-          <w:rFonts w:hint="default"/>
-          <w:lang w:val="en-US" w:eastAsia="zh-CN"/>
-        </w:rPr>
-      </w:pPr>
-      <w:bookmarkStart w:id="6" w:name="_Toc14735"/>
-      <w:r>
-        <w:rPr>
-          <w:rFonts w:hint="default"/>
-          <w:lang w:val="en-US" w:eastAsia="zh-CN"/>
-        </w:rPr>
-        <w:t>报告编制人</w:t>
       </w:r>
       <w:bookmarkEnd w:id="6"/>
     </w:p>
     <w:p>
       <w:pPr>
-        <w:pStyle w:val="29"/>
+        <w:pStyle w:val="2"/>
+        <w:bidi w:val="0"/>
+        <w:rPr>
+          <w:rFonts w:hint="default"/>
+          <w:lang w:val="en-US" w:eastAsia="zh-CN"/>
+        </w:rPr>
+      </w:pPr>
+      <w:bookmarkStart w:id="7" w:name="_Toc14735"/>
+      <w:r>
+        <w:rPr>
+          <w:rFonts w:hint="default"/>
+          <w:lang w:val="en-US" w:eastAsia="zh-CN"/>
+        </w:rPr>
+        <w:t>报告编制人</w:t>
+      </w:r>
+      <w:bookmarkEnd w:id="7"/>
+    </w:p>
+    <w:p>
+      <w:pPr>
+        <w:pStyle w:val="a1"/>
         <w:keepNext w:val="0"/>
         <w:keepLines w:val="0"/>
         <w:pageBreakBefore w:val="0"/>
@@ -3568,7 +3509,7 @@
     </w:p>
     <w:p>
       <w:pPr>
-        <w:pStyle w:val="29"/>
+        <w:pStyle w:val="a1"/>
         <w:keepNext w:val="0"/>
         <w:keepLines w:val="0"/>
         <w:pageBreakBefore w:val="0"/>
@@ -3597,14 +3538,14 @@
     </w:p>
     <w:p>
       <w:pPr>
-        <w:pStyle w:val="30"/>
+        <w:pStyle w:val="2"/>
         <w:bidi w:val="0"/>
         <w:rPr>
           <w:rFonts w:hint="default"/>
           <w:lang w:val="en-US" w:eastAsia="zh-CN"/>
         </w:rPr>
       </w:pPr>
-      <w:bookmarkStart w:id="7" w:name="_Toc19320"/>
+      <w:bookmarkStart w:id="8" w:name="_Toc19320"/>
       <w:r>
         <w:rPr>
           <w:rFonts w:hint="default"/>
@@ -3612,11 +3553,11 @@
         </w:rPr>
         <w:t>报告审核人</w:t>
       </w:r>
-      <w:bookmarkEnd w:id="7"/>
+      <w:bookmarkEnd w:id="8"/>
     </w:p>
     <w:p>
       <w:pPr>
-        <w:pStyle w:val="29"/>
+        <w:pStyle w:val="a1"/>
         <w:keepNext w:val="0"/>
         <w:keepLines w:val="0"/>
         <w:pageBreakBefore w:val="0"/>
@@ -3645,7 +3586,7 @@
     </w:p>
     <w:p>
       <w:pPr>
-        <w:pStyle w:val="29"/>
+        <w:pStyle w:val="a1"/>
         <w:keepNext w:val="0"/>
         <w:keepLines w:val="0"/>
         <w:pageBreakBefore w:val="0"/>
@@ -3674,14 +3615,14 @@
     </w:p>
     <w:p>
       <w:pPr>
-        <w:pStyle w:val="30"/>
+        <w:pStyle w:val="2"/>
         <w:bidi w:val="0"/>
         <w:rPr>
           <w:rFonts w:hint="default"/>
           <w:lang w:val="en-US" w:eastAsia="zh-CN"/>
         </w:rPr>
       </w:pPr>
-      <w:bookmarkStart w:id="8" w:name="_Toc21580"/>
+      <w:bookmarkStart w:id="9" w:name="_Toc21580"/>
       <w:r>
         <w:rPr>
           <w:rFonts w:hint="default"/>
@@ -3689,11 +3630,11 @@
         </w:rPr>
         <w:t>报告归档与管理方</w:t>
       </w:r>
-      <w:bookmarkEnd w:id="8"/>
+      <w:bookmarkEnd w:id="9"/>
     </w:p>
     <w:p>
       <w:pPr>
-        <w:pStyle w:val="29"/>
+        <w:pStyle w:val="a1"/>
         <w:keepNext w:val="0"/>
         <w:keepLines w:val="0"/>
         <w:pageBreakBefore w:val="0"/>
@@ -3722,7 +3663,7 @@
     </w:p>
     <w:p>
       <w:pPr>
-        <w:pStyle w:val="29"/>
+        <w:pStyle w:val="a1"/>
         <w:keepNext w:val="0"/>
         <w:keepLines w:val="0"/>
         <w:pageBreakBefore w:val="0"/>
@@ -3751,14 +3692,14 @@
     </w:p>
     <w:p>
       <w:pPr>
-        <w:pStyle w:val="28"/>
+        <w:pStyle w:val="1"/>
         <w:bidi w:val="0"/>
         <w:rPr>
           <w:rFonts w:hint="default"/>
           <w:lang w:val="en-US" w:eastAsia="zh-CN"/>
         </w:rPr>
       </w:pPr>
-      <w:bookmarkStart w:id="9" w:name="_Toc26582"/>
+      <w:bookmarkStart w:id="10" w:name="_Toc26582"/>
       <w:r>
         <w:rPr>
           <w:rFonts w:hint="default"/>
@@ -3766,11 +3707,11 @@
         </w:rPr>
         <w:t>报告分类与提交计划</w:t>
       </w:r>
-      <w:bookmarkEnd w:id="9"/>
+      <w:bookmarkEnd w:id="10"/>
     </w:p>
     <w:p>
       <w:pPr>
-        <w:pStyle w:val="29"/>
+        <w:pStyle w:val="a1"/>
         <w:keepNext w:val="0"/>
         <w:keepLines w:val="0"/>
         <w:pageBreakBefore w:val="0"/>
@@ -3799,19 +3740,18 @@
     </w:p>
     <w:tbl>
       <w:tblPr>
-        <w:tblStyle w:val="20"/>
+        <w:tblStyle w:val="TableNormal"/>
         <w:tblW w:w="0" w:type="auto"/>
         <w:tblInd w:w="0" w:type="dxa"/>
         <w:tblBorders>
-          <w:top w:val="single" w:color="auto" w:sz="4" w:space="0"/>
-          <w:left w:val="single" w:color="auto" w:sz="4" w:space="0"/>
-          <w:bottom w:val="single" w:color="auto" w:sz="4" w:space="0"/>
-          <w:right w:val="single" w:color="auto" w:sz="4" w:space="0"/>
-          <w:insideH w:val="single" w:color="auto" w:sz="4" w:space="0"/>
-          <w:insideV w:val="single" w:color="auto" w:sz="4" w:space="0"/>
+          <w:top w:val="single" w:sz="4" w:space="0" w:color="auto"/>
+          <w:left w:val="single" w:sz="4" w:space="0" w:color="auto"/>
+          <w:bottom w:val="single" w:sz="4" w:space="0" w:color="auto"/>
+          <w:right w:val="single" w:sz="4" w:space="0" w:color="auto"/>
+          <w:insideH w:val="single" w:sz="4" w:space="0" w:color="auto"/>
+          <w:insideV w:val="single" w:sz="4" w:space="0" w:color="auto"/>
         </w:tblBorders>
         <w:shd w:val="clear" w:color="auto" w:fill="auto"/>
-        <w:tblLayout w:type="autofit"/>
         <w:tblCellMar>
           <w:top w:w="15" w:type="dxa"/>
           <w:left w:w="15" w:type="dxa"/>
@@ -3828,15 +3768,23 @@
       </w:tblGrid>
       <w:tr>
         <w:tblPrEx>
+          <w:tblW w:w="0" w:type="auto"/>
+          <w:tblInd w:w="0" w:type="dxa"/>
           <w:tblBorders>
-            <w:top w:val="single" w:color="auto" w:sz="4" w:space="0"/>
-            <w:left w:val="single" w:color="auto" w:sz="4" w:space="0"/>
-            <w:bottom w:val="single" w:color="auto" w:sz="4" w:space="0"/>
-            <w:right w:val="single" w:color="auto" w:sz="4" w:space="0"/>
-            <w:insideH w:val="single" w:color="auto" w:sz="4" w:space="0"/>
-            <w:insideV w:val="single" w:color="auto" w:sz="4" w:space="0"/>
+            <w:top w:val="single" w:sz="4" w:space="0" w:color="auto"/>
+            <w:left w:val="single" w:sz="4" w:space="0" w:color="auto"/>
+            <w:bottom w:val="single" w:sz="4" w:space="0" w:color="auto"/>
+            <w:right w:val="single" w:sz="4" w:space="0" w:color="auto"/>
+            <w:insideH w:val="single" w:sz="4" w:space="0" w:color="auto"/>
+            <w:insideV w:val="single" w:sz="4" w:space="0" w:color="auto"/>
           </w:tblBorders>
           <w:shd w:val="clear" w:color="auto" w:fill="auto"/>
+          <w:tblCellMar>
+            <w:top w:w="15" w:type="dxa"/>
+            <w:left w:w="15" w:type="dxa"/>
+            <w:bottom w:w="15" w:type="dxa"/>
+            <w:right w:w="15" w:type="dxa"/>
+          </w:tblCellMar>
         </w:tblPrEx>
         <w:trPr>
           <w:tblHeader/>
@@ -3860,11 +3808,11 @@
               <w:widowControl/>
               <w:suppressLineNumbers w:val="0"/>
               <w:spacing w:line="300" w:lineRule="atLeast"/>
-              <w:ind w:left="0" w:leftChars="0" w:right="0" w:rightChars="0" w:firstLine="0" w:firstLineChars="0"/>
+              <w:ind w:left="0" w:right="0" w:firstLine="0" w:leftChars="0" w:rightChars="0" w:firstLineChars="0"/>
               <w:jc w:val="center"/>
               <w:rPr>
-                <w:rStyle w:val="23"/>
-                <w:rFonts w:hint="default" w:ascii="Segoe UI" w:hAnsi="Segoe UI" w:eastAsia="Segoe UI" w:cs="Segoe UI"/>
+                <w:rStyle w:val="Strong"/>
+                <w:rFonts w:ascii="Segoe UI" w:eastAsia="Segoe UI" w:hAnsi="Segoe UI" w:cs="Segoe UI" w:hint="default"/>
                 <w:b/>
                 <w:bCs/>
                 <w:i w:val="0"/>
@@ -3881,8 +3829,8 @@
             </w:pPr>
             <w:r>
               <w:rPr>
-                <w:rStyle w:val="23"/>
-                <w:rFonts w:hint="default" w:ascii="Segoe UI" w:hAnsi="Segoe UI" w:eastAsia="Segoe UI" w:cs="Segoe UI"/>
+                <w:rStyle w:val="Strong"/>
+                <w:rFonts w:ascii="Segoe UI" w:eastAsia="Segoe UI" w:hAnsi="Segoe UI" w:cs="Segoe UI" w:hint="default"/>
                 <w:b/>
                 <w:bCs/>
                 <w:i w:val="0"/>
@@ -3919,10 +3867,10 @@
               <w:widowControl/>
               <w:suppressLineNumbers w:val="0"/>
               <w:spacing w:line="300" w:lineRule="atLeast"/>
-              <w:ind w:left="0" w:leftChars="0" w:right="0" w:rightChars="0" w:firstLine="0" w:firstLineChars="0"/>
+              <w:ind w:left="0" w:right="0" w:firstLine="0" w:leftChars="0" w:rightChars="0" w:firstLineChars="0"/>
               <w:jc w:val="center"/>
               <w:rPr>
-                <w:rFonts w:hint="default" w:ascii="Segoe UI" w:hAnsi="Segoe UI" w:eastAsia="Segoe UI" w:cs="Segoe UI"/>
+                <w:rFonts w:ascii="Segoe UI" w:eastAsia="Segoe UI" w:hAnsi="Segoe UI" w:cs="Segoe UI" w:hint="default"/>
                 <w:i w:val="0"/>
                 <w:iCs w:val="0"/>
                 <w:caps w:val="0"/>
@@ -3934,8 +3882,8 @@
             </w:pPr>
             <w:r>
               <w:rPr>
-                <w:rStyle w:val="23"/>
-                <w:rFonts w:hint="default" w:ascii="Segoe UI" w:hAnsi="Segoe UI" w:eastAsia="Segoe UI" w:cs="Segoe UI"/>
+                <w:rStyle w:val="Strong"/>
+                <w:rFonts w:ascii="Segoe UI" w:eastAsia="Segoe UI" w:hAnsi="Segoe UI" w:cs="Segoe UI" w:hint="default"/>
                 <w:b/>
                 <w:bCs/>
                 <w:i w:val="0"/>
@@ -3972,10 +3920,10 @@
               <w:widowControl/>
               <w:suppressLineNumbers w:val="0"/>
               <w:spacing w:line="300" w:lineRule="atLeast"/>
-              <w:ind w:left="0" w:leftChars="0" w:right="0" w:rightChars="0" w:firstLine="0" w:firstLineChars="0"/>
+              <w:ind w:left="0" w:right="0" w:firstLine="0" w:leftChars="0" w:rightChars="0" w:firstLineChars="0"/>
               <w:jc w:val="center"/>
               <w:rPr>
-                <w:rFonts w:hint="default" w:ascii="Segoe UI" w:hAnsi="Segoe UI" w:eastAsia="Segoe UI" w:cs="Segoe UI"/>
+                <w:rFonts w:ascii="Segoe UI" w:eastAsia="Segoe UI" w:hAnsi="Segoe UI" w:cs="Segoe UI" w:hint="default"/>
                 <w:i w:val="0"/>
                 <w:iCs w:val="0"/>
                 <w:caps w:val="0"/>
@@ -3987,8 +3935,8 @@
             </w:pPr>
             <w:r>
               <w:rPr>
-                <w:rStyle w:val="23"/>
-                <w:rFonts w:hint="default" w:ascii="Segoe UI" w:hAnsi="Segoe UI" w:eastAsia="Segoe UI" w:cs="Segoe UI"/>
+                <w:rStyle w:val="Strong"/>
+                <w:rFonts w:ascii="Segoe UI" w:eastAsia="Segoe UI" w:hAnsi="Segoe UI" w:cs="Segoe UI" w:hint="default"/>
                 <w:b/>
                 <w:bCs/>
                 <w:i w:val="0"/>
@@ -4025,10 +3973,10 @@
               <w:widowControl/>
               <w:suppressLineNumbers w:val="0"/>
               <w:spacing w:line="300" w:lineRule="atLeast"/>
-              <w:ind w:left="0" w:leftChars="0" w:right="0" w:rightChars="0" w:firstLine="0" w:firstLineChars="0"/>
+              <w:ind w:left="0" w:right="0" w:firstLine="0" w:leftChars="0" w:rightChars="0" w:firstLineChars="0"/>
               <w:jc w:val="center"/>
               <w:rPr>
-                <w:rFonts w:hint="default" w:ascii="Segoe UI" w:hAnsi="Segoe UI" w:eastAsia="Segoe UI" w:cs="Segoe UI"/>
+                <w:rFonts w:ascii="Segoe UI" w:eastAsia="Segoe UI" w:hAnsi="Segoe UI" w:cs="Segoe UI" w:hint="default"/>
                 <w:i w:val="0"/>
                 <w:iCs w:val="0"/>
                 <w:caps w:val="0"/>
@@ -4040,8 +3988,8 @@
             </w:pPr>
             <w:r>
               <w:rPr>
-                <w:rStyle w:val="23"/>
-                <w:rFonts w:hint="default" w:ascii="Segoe UI" w:hAnsi="Segoe UI" w:eastAsia="Segoe UI" w:cs="Segoe UI"/>
+                <w:rStyle w:val="Strong"/>
+                <w:rFonts w:ascii="Segoe UI" w:eastAsia="Segoe UI" w:hAnsi="Segoe UI" w:cs="Segoe UI" w:hint="default"/>
                 <w:b/>
                 <w:bCs/>
                 <w:i w:val="0"/>
@@ -4078,10 +4026,10 @@
               <w:widowControl/>
               <w:suppressLineNumbers w:val="0"/>
               <w:spacing w:line="300" w:lineRule="atLeast"/>
-              <w:ind w:left="0" w:leftChars="0" w:right="0" w:rightChars="0" w:firstLine="0" w:firstLineChars="0"/>
+              <w:ind w:left="0" w:right="0" w:firstLine="0" w:leftChars="0" w:rightChars="0" w:firstLineChars="0"/>
               <w:jc w:val="center"/>
               <w:rPr>
-                <w:rFonts w:hint="default" w:ascii="Segoe UI" w:hAnsi="Segoe UI" w:eastAsia="Segoe UI" w:cs="Segoe UI"/>
+                <w:rFonts w:ascii="Segoe UI" w:eastAsia="Segoe UI" w:hAnsi="Segoe UI" w:cs="Segoe UI" w:hint="default"/>
                 <w:i w:val="0"/>
                 <w:iCs w:val="0"/>
                 <w:caps w:val="0"/>
@@ -4093,8 +4041,8 @@
             </w:pPr>
             <w:r>
               <w:rPr>
-                <w:rStyle w:val="23"/>
-                <w:rFonts w:hint="default" w:ascii="Segoe UI" w:hAnsi="Segoe UI" w:eastAsia="Segoe UI" w:cs="Segoe UI"/>
+                <w:rStyle w:val="Strong"/>
+                <w:rFonts w:ascii="Segoe UI" w:eastAsia="Segoe UI" w:hAnsi="Segoe UI" w:cs="Segoe UI" w:hint="default"/>
                 <w:b/>
                 <w:bCs/>
                 <w:i w:val="0"/>
@@ -4115,14 +4063,8 @@
       </w:tr>
       <w:tr>
         <w:tblPrEx>
-          <w:tblBorders>
-            <w:top w:val="single" w:color="auto" w:sz="4" w:space="0"/>
-            <w:left w:val="single" w:color="auto" w:sz="4" w:space="0"/>
-            <w:bottom w:val="single" w:color="auto" w:sz="4" w:space="0"/>
-            <w:right w:val="single" w:color="auto" w:sz="4" w:space="0"/>
-            <w:insideH w:val="single" w:color="auto" w:sz="4" w:space="0"/>
-            <w:insideV w:val="single" w:color="auto" w:sz="4" w:space="0"/>
-          </w:tblBorders>
+          <w:tblW w:w="0" w:type="auto"/>
+          <w:tblInd w:w="0" w:type="dxa"/>
           <w:shd w:val="clear" w:color="auto" w:fill="auto"/>
           <w:tblCellMar>
             <w:top w:w="15" w:type="dxa"/>
@@ -4150,11 +4092,11 @@
               <w:widowControl/>
               <w:suppressLineNumbers w:val="0"/>
               <w:spacing w:line="300" w:lineRule="atLeast"/>
-              <w:ind w:left="0" w:leftChars="0" w:right="0" w:rightChars="0" w:firstLine="0" w:firstLineChars="0"/>
+              <w:ind w:left="0" w:right="0" w:firstLine="0" w:leftChars="0" w:rightChars="0" w:firstLineChars="0"/>
               <w:jc w:val="center"/>
               <w:rPr>
-                <w:rStyle w:val="23"/>
-                <w:rFonts w:hint="default" w:ascii="Segoe UI" w:hAnsi="Segoe UI" w:eastAsia="Segoe UI" w:cs="Segoe UI"/>
+                <w:rStyle w:val="Strong"/>
+                <w:rFonts w:ascii="Segoe UI" w:eastAsia="Segoe UI" w:hAnsi="Segoe UI" w:cs="Segoe UI" w:hint="default"/>
                 <w:b/>
                 <w:bCs/>
                 <w:i w:val="0"/>
@@ -4171,8 +4113,8 @@
             </w:pPr>
             <w:r>
               <w:rPr>
-                <w:rStyle w:val="23"/>
-                <w:rFonts w:hint="default" w:ascii="Segoe UI" w:hAnsi="Segoe UI" w:eastAsia="Segoe UI" w:cs="Segoe UI"/>
+                <w:rStyle w:val="Strong"/>
+                <w:rFonts w:ascii="Segoe UI" w:eastAsia="Segoe UI" w:hAnsi="Segoe UI" w:cs="Segoe UI" w:hint="default"/>
                 <w:b/>
                 <w:bCs/>
                 <w:i w:val="0"/>
@@ -4211,7 +4153,7 @@
               <w:spacing w:line="300" w:lineRule="atLeast"/>
               <w:jc w:val="left"/>
               <w:rPr>
-                <w:rFonts w:hint="default" w:ascii="Segoe UI" w:hAnsi="Segoe UI" w:eastAsia="Segoe UI" w:cs="Segoe UI"/>
+                <w:rFonts w:ascii="Segoe UI" w:eastAsia="Segoe UI" w:hAnsi="Segoe UI" w:cs="Segoe UI" w:hint="default"/>
                 <w:i w:val="0"/>
                 <w:iCs w:val="0"/>
                 <w:caps w:val="0"/>
@@ -4223,7 +4165,7 @@
             </w:pPr>
             <w:r>
               <w:rPr>
-                <w:rFonts w:hint="default" w:ascii="Segoe UI" w:hAnsi="Segoe UI" w:eastAsia="Segoe UI" w:cs="Segoe UI"/>
+                <w:rFonts w:ascii="Segoe UI" w:eastAsia="Segoe UI" w:hAnsi="Segoe UI" w:cs="Segoe UI" w:hint="default"/>
                 <w:i w:val="0"/>
                 <w:iCs w:val="0"/>
                 <w:caps w:val="0"/>
@@ -4260,7 +4202,7 @@
               <w:spacing w:line="300" w:lineRule="atLeast"/>
               <w:jc w:val="left"/>
               <w:rPr>
-                <w:rFonts w:hint="default" w:ascii="Segoe UI" w:hAnsi="Segoe UI" w:eastAsia="Segoe UI" w:cs="Segoe UI"/>
+                <w:rFonts w:ascii="Segoe UI" w:eastAsia="Segoe UI" w:hAnsi="Segoe UI" w:cs="Segoe UI" w:hint="default"/>
                 <w:i w:val="0"/>
                 <w:iCs w:val="0"/>
                 <w:caps w:val="0"/>
@@ -4272,7 +4214,7 @@
             </w:pPr>
             <w:r>
               <w:rPr>
-                <w:rFonts w:hint="default" w:ascii="Segoe UI" w:hAnsi="Segoe UI" w:eastAsia="Segoe UI" w:cs="Segoe UI"/>
+                <w:rFonts w:ascii="Segoe UI" w:eastAsia="Segoe UI" w:hAnsi="Segoe UI" w:cs="Segoe UI" w:hint="default"/>
                 <w:i w:val="0"/>
                 <w:iCs w:val="0"/>
                 <w:caps w:val="0"/>
@@ -4309,7 +4251,7 @@
               <w:spacing w:line="300" w:lineRule="atLeast"/>
               <w:jc w:val="left"/>
               <w:rPr>
-                <w:rFonts w:hint="default" w:ascii="Segoe UI" w:hAnsi="Segoe UI" w:eastAsia="Segoe UI" w:cs="Segoe UI"/>
+                <w:rFonts w:ascii="Segoe UI" w:eastAsia="Segoe UI" w:hAnsi="Segoe UI" w:cs="Segoe UI" w:hint="default"/>
                 <w:i w:val="0"/>
                 <w:iCs w:val="0"/>
                 <w:caps w:val="0"/>
@@ -4321,7 +4263,7 @@
             </w:pPr>
             <w:r>
               <w:rPr>
-                <w:rFonts w:hint="default" w:ascii="Segoe UI" w:hAnsi="Segoe UI" w:eastAsia="Segoe UI" w:cs="Segoe UI"/>
+                <w:rFonts w:ascii="Segoe UI" w:eastAsia="Segoe UI" w:hAnsi="Segoe UI" w:cs="Segoe UI" w:hint="default"/>
                 <w:i w:val="0"/>
                 <w:iCs w:val="0"/>
                 <w:caps w:val="0"/>
@@ -4358,7 +4300,7 @@
               <w:spacing w:line="300" w:lineRule="atLeast"/>
               <w:jc w:val="left"/>
               <w:rPr>
-                <w:rFonts w:hint="default" w:ascii="Segoe UI" w:hAnsi="Segoe UI" w:eastAsia="Segoe UI" w:cs="Segoe UI"/>
+                <w:rFonts w:ascii="Segoe UI" w:eastAsia="Segoe UI" w:hAnsi="Segoe UI" w:cs="Segoe UI" w:hint="default"/>
                 <w:i w:val="0"/>
                 <w:iCs w:val="0"/>
                 <w:caps w:val="0"/>
@@ -4370,7 +4312,7 @@
             </w:pPr>
             <w:r>
               <w:rPr>
-                <w:rFonts w:hint="default" w:ascii="Segoe UI" w:hAnsi="Segoe UI" w:eastAsia="Segoe UI" w:cs="Segoe UI"/>
+                <w:rFonts w:ascii="Segoe UI" w:eastAsia="Segoe UI" w:hAnsi="Segoe UI" w:cs="Segoe UI" w:hint="default"/>
                 <w:i w:val="0"/>
                 <w:iCs w:val="0"/>
                 <w:caps w:val="0"/>
@@ -4389,14 +4331,8 @@
       </w:tr>
       <w:tr>
         <w:tblPrEx>
-          <w:tblBorders>
-            <w:top w:val="single" w:color="auto" w:sz="4" w:space="0"/>
-            <w:left w:val="single" w:color="auto" w:sz="4" w:space="0"/>
-            <w:bottom w:val="single" w:color="auto" w:sz="4" w:space="0"/>
-            <w:right w:val="single" w:color="auto" w:sz="4" w:space="0"/>
-            <w:insideH w:val="single" w:color="auto" w:sz="4" w:space="0"/>
-            <w:insideV w:val="single" w:color="auto" w:sz="4" w:space="0"/>
-          </w:tblBorders>
+          <w:tblW w:w="0" w:type="auto"/>
+          <w:tblInd w:w="0" w:type="dxa"/>
           <w:shd w:val="clear" w:color="auto" w:fill="auto"/>
           <w:tblCellMar>
             <w:top w:w="15" w:type="dxa"/>
@@ -4424,11 +4360,11 @@
               <w:widowControl/>
               <w:suppressLineNumbers w:val="0"/>
               <w:spacing w:line="300" w:lineRule="atLeast"/>
-              <w:ind w:left="0" w:leftChars="0" w:right="0" w:rightChars="0" w:firstLine="0" w:firstLineChars="0"/>
+              <w:ind w:left="0" w:right="0" w:firstLine="0" w:leftChars="0" w:rightChars="0" w:firstLineChars="0"/>
               <w:jc w:val="center"/>
               <w:rPr>
-                <w:rStyle w:val="23"/>
-                <w:rFonts w:hint="default" w:ascii="Segoe UI" w:hAnsi="Segoe UI" w:eastAsia="Segoe UI" w:cs="Segoe UI"/>
+                <w:rStyle w:val="Strong"/>
+                <w:rFonts w:ascii="Segoe UI" w:eastAsia="Segoe UI" w:hAnsi="Segoe UI" w:cs="Segoe UI" w:hint="default"/>
                 <w:b/>
                 <w:bCs/>
                 <w:i w:val="0"/>
@@ -4445,8 +4381,8 @@
             </w:pPr>
             <w:r>
               <w:rPr>
-                <w:rStyle w:val="23"/>
-                <w:rFonts w:hint="default" w:ascii="Segoe UI" w:hAnsi="Segoe UI" w:eastAsia="Segoe UI" w:cs="Segoe UI"/>
+                <w:rStyle w:val="Strong"/>
+                <w:rFonts w:ascii="Segoe UI" w:eastAsia="Segoe UI" w:hAnsi="Segoe UI" w:cs="Segoe UI" w:hint="default"/>
                 <w:b/>
                 <w:bCs/>
                 <w:i w:val="0"/>
@@ -4485,7 +4421,7 @@
               <w:spacing w:line="300" w:lineRule="atLeast"/>
               <w:jc w:val="left"/>
               <w:rPr>
-                <w:rFonts w:hint="default" w:ascii="Segoe UI" w:hAnsi="Segoe UI" w:eastAsia="Segoe UI" w:cs="Segoe UI"/>
+                <w:rFonts w:ascii="Segoe UI" w:eastAsia="Segoe UI" w:hAnsi="Segoe UI" w:cs="Segoe UI" w:hint="default"/>
                 <w:i w:val="0"/>
                 <w:iCs w:val="0"/>
                 <w:caps w:val="0"/>
@@ -4497,7 +4433,7 @@
             </w:pPr>
             <w:r>
               <w:rPr>
-                <w:rFonts w:hint="default" w:ascii="Segoe UI" w:hAnsi="Segoe UI" w:eastAsia="Segoe UI" w:cs="Segoe UI"/>
+                <w:rFonts w:ascii="Segoe UI" w:eastAsia="Segoe UI" w:hAnsi="Segoe UI" w:cs="Segoe UI" w:hint="default"/>
                 <w:i w:val="0"/>
                 <w:iCs w:val="0"/>
                 <w:caps w:val="0"/>
@@ -4534,7 +4470,7 @@
               <w:spacing w:line="300" w:lineRule="atLeast"/>
               <w:jc w:val="left"/>
               <w:rPr>
-                <w:rFonts w:hint="default" w:ascii="Segoe UI" w:hAnsi="Segoe UI" w:eastAsia="Segoe UI" w:cs="Segoe UI"/>
+                <w:rFonts w:ascii="Segoe UI" w:eastAsia="Segoe UI" w:hAnsi="Segoe UI" w:cs="Segoe UI" w:hint="default"/>
                 <w:i w:val="0"/>
                 <w:iCs w:val="0"/>
                 <w:caps w:val="0"/>
@@ -4546,7 +4482,7 @@
             </w:pPr>
             <w:r>
               <w:rPr>
-                <w:rFonts w:hint="default" w:ascii="Segoe UI" w:hAnsi="Segoe UI" w:eastAsia="Segoe UI" w:cs="Segoe UI"/>
+                <w:rFonts w:ascii="Segoe UI" w:eastAsia="Segoe UI" w:hAnsi="Segoe UI" w:cs="Segoe UI" w:hint="default"/>
                 <w:i w:val="0"/>
                 <w:iCs w:val="0"/>
                 <w:caps w:val="0"/>
@@ -4583,7 +4519,7 @@
               <w:spacing w:line="300" w:lineRule="atLeast"/>
               <w:jc w:val="left"/>
               <w:rPr>
-                <w:rFonts w:hint="default" w:ascii="Segoe UI" w:hAnsi="Segoe UI" w:eastAsia="Segoe UI" w:cs="Segoe UI"/>
+                <w:rFonts w:ascii="Segoe UI" w:eastAsia="Segoe UI" w:hAnsi="Segoe UI" w:cs="Segoe UI" w:hint="default"/>
                 <w:i w:val="0"/>
                 <w:iCs w:val="0"/>
                 <w:caps w:val="0"/>
@@ -4595,7 +4531,7 @@
             </w:pPr>
             <w:r>
               <w:rPr>
-                <w:rFonts w:hint="default" w:ascii="Segoe UI" w:hAnsi="Segoe UI" w:eastAsia="Segoe UI" w:cs="Segoe UI"/>
+                <w:rFonts w:ascii="Segoe UI" w:eastAsia="Segoe UI" w:hAnsi="Segoe UI" w:cs="Segoe UI" w:hint="default"/>
                 <w:i w:val="0"/>
                 <w:iCs w:val="0"/>
                 <w:caps w:val="0"/>
@@ -4632,7 +4568,7 @@
               <w:spacing w:line="300" w:lineRule="atLeast"/>
               <w:jc w:val="left"/>
               <w:rPr>
-                <w:rFonts w:hint="default" w:ascii="Segoe UI" w:hAnsi="Segoe UI" w:eastAsia="Segoe UI" w:cs="Segoe UI"/>
+                <w:rFonts w:ascii="Segoe UI" w:eastAsia="Segoe UI" w:hAnsi="Segoe UI" w:cs="Segoe UI" w:hint="default"/>
                 <w:i w:val="0"/>
                 <w:iCs w:val="0"/>
                 <w:caps w:val="0"/>
@@ -4644,7 +4580,7 @@
             </w:pPr>
             <w:r>
               <w:rPr>
-                <w:rFonts w:hint="default" w:ascii="Segoe UI" w:hAnsi="Segoe UI" w:eastAsia="Segoe UI" w:cs="Segoe UI"/>
+                <w:rFonts w:ascii="Segoe UI" w:eastAsia="Segoe UI" w:hAnsi="Segoe UI" w:cs="Segoe UI" w:hint="default"/>
                 <w:i w:val="0"/>
                 <w:iCs w:val="0"/>
                 <w:caps w:val="0"/>
@@ -4664,7 +4600,7 @@
     </w:tbl>
     <w:p>
       <w:pPr>
-        <w:pStyle w:val="29"/>
+        <w:pStyle w:val="a1"/>
         <w:keepNext w:val="0"/>
         <w:keepLines w:val="0"/>
         <w:pageBreakBefore w:val="0"/>
@@ -4693,14 +4629,14 @@
     </w:p>
     <w:p>
       <w:pPr>
-        <w:pStyle w:val="28"/>
+        <w:pStyle w:val="1"/>
         <w:bidi w:val="0"/>
         <w:rPr>
           <w:rFonts w:hint="default"/>
           <w:lang w:val="en-US" w:eastAsia="zh-CN"/>
         </w:rPr>
       </w:pPr>
-      <w:bookmarkStart w:id="10" w:name="_Toc9756"/>
+      <w:bookmarkStart w:id="11" w:name="_Toc9756"/>
       <w:r>
         <w:rPr>
           <w:rFonts w:hint="default"/>
@@ -4708,11 +4644,11 @@
         </w:rPr>
         <w:t>报告管理策略</w:t>
       </w:r>
-      <w:bookmarkEnd w:id="10"/>
+      <w:bookmarkEnd w:id="11"/>
     </w:p>
     <w:p>
       <w:pPr>
-        <w:pStyle w:val="29"/>
+        <w:pStyle w:val="a1"/>
         <w:keepNext w:val="0"/>
         <w:keepLines w:val="0"/>
         <w:pageBreakBefore w:val="0"/>
@@ -4741,7 +4677,7 @@
     </w:p>
     <w:p>
       <w:pPr>
-        <w:pStyle w:val="29"/>
+        <w:pStyle w:val="a1"/>
         <w:keepNext w:val="0"/>
         <w:keepLines w:val="0"/>
         <w:pageBreakBefore w:val="0"/>
@@ -4758,7 +4694,7 @@
         <w:bidi w:val="0"/>
         <w:adjustRightInd w:val="0"/>
         <w:snapToGrid w:val="0"/>
-        <w:ind w:left="425" w:leftChars="0" w:hanging="425" w:firstLineChars="0"/>
+        <w:ind w:left="425" w:hanging="425" w:leftChars="0" w:firstLineChars="0"/>
         <w:textAlignment w:val="baseline"/>
         <w:rPr>
           <w:rFonts w:hint="default"/>
@@ -4775,7 +4711,7 @@
     </w:p>
     <w:p>
       <w:pPr>
-        <w:pStyle w:val="29"/>
+        <w:pStyle w:val="a1"/>
         <w:keepNext w:val="0"/>
         <w:keepLines w:val="0"/>
         <w:pageBreakBefore w:val="0"/>
@@ -4792,7 +4728,7 @@
         <w:bidi w:val="0"/>
         <w:adjustRightInd w:val="0"/>
         <w:snapToGrid w:val="0"/>
-        <w:ind w:left="425" w:leftChars="0" w:hanging="425" w:firstLineChars="0"/>
+        <w:ind w:left="425" w:hanging="425" w:leftChars="0" w:firstLineChars="0"/>
         <w:textAlignment w:val="baseline"/>
         <w:rPr>
           <w:rFonts w:hint="default"/>
@@ -4809,7 +4745,7 @@
     </w:p>
     <w:p>
       <w:pPr>
-        <w:pStyle w:val="29"/>
+        <w:pStyle w:val="a1"/>
         <w:keepNext w:val="0"/>
         <w:keepLines w:val="0"/>
         <w:pageBreakBefore w:val="0"/>
@@ -4826,7 +4762,7 @@
         <w:bidi w:val="0"/>
         <w:adjustRightInd w:val="0"/>
         <w:snapToGrid w:val="0"/>
-        <w:ind w:left="425" w:leftChars="0" w:hanging="425" w:firstLineChars="0"/>
+        <w:ind w:left="425" w:hanging="425" w:leftChars="0" w:firstLineChars="0"/>
         <w:textAlignment w:val="baseline"/>
         <w:rPr>
           <w:rFonts w:hint="default"/>
@@ -4843,7 +4779,7 @@
     </w:p>
     <w:p>
       <w:pPr>
-        <w:pStyle w:val="29"/>
+        <w:pStyle w:val="a1"/>
         <w:keepNext w:val="0"/>
         <w:keepLines w:val="0"/>
         <w:pageBreakBefore w:val="0"/>
@@ -4860,7 +4796,7 @@
         <w:bidi w:val="0"/>
         <w:adjustRightInd w:val="0"/>
         <w:snapToGrid w:val="0"/>
-        <w:ind w:left="425" w:leftChars="0" w:hanging="425" w:firstLineChars="0"/>
+        <w:ind w:left="425" w:hanging="425" w:leftChars="0" w:firstLineChars="0"/>
         <w:textAlignment w:val="baseline"/>
         <w:rPr>
           <w:rFonts w:hint="default"/>
@@ -4877,7 +4813,7 @@
     </w:p>
     <w:p>
       <w:pPr>
-        <w:pStyle w:val="29"/>
+        <w:pStyle w:val="a1"/>
         <w:keepNext w:val="0"/>
         <w:keepLines w:val="0"/>
         <w:pageBreakBefore w:val="0"/>
@@ -4894,7 +4830,7 @@
         <w:bidi w:val="0"/>
         <w:adjustRightInd w:val="0"/>
         <w:snapToGrid w:val="0"/>
-        <w:ind w:left="425" w:leftChars="0" w:hanging="425" w:firstLineChars="0"/>
+        <w:ind w:left="425" w:hanging="425" w:leftChars="0" w:firstLineChars="0"/>
         <w:textAlignment w:val="baseline"/>
         <w:rPr>
           <w:rFonts w:hint="default"/>
@@ -4911,45 +4847,45 @@
     </w:p>
     <w:p>
       <w:pPr>
-        <w:pStyle w:val="28"/>
+        <w:pStyle w:val="1"/>
         <w:bidi w:val="0"/>
         <w:rPr>
           <w:rFonts w:hint="default"/>
           <w:lang w:val="en-US" w:eastAsia="zh-CN"/>
         </w:rPr>
       </w:pPr>
-      <w:bookmarkStart w:id="11" w:name="_Toc14285"/>
+      <w:bookmarkStart w:id="12" w:name="_Toc14285"/>
       <w:r>
         <w:rPr>
           <w:rFonts w:hint="default"/>
           <w:lang w:val="en-US" w:eastAsia="zh-CN"/>
         </w:rPr>
         <w:t>报告核心内容要求</w:t>
-      </w:r>
-      <w:bookmarkEnd w:id="11"/>
-    </w:p>
-    <w:p>
-      <w:pPr>
-        <w:pStyle w:val="30"/>
-        <w:bidi w:val="0"/>
-        <w:rPr>
-          <w:rFonts w:hint="default"/>
-          <w:lang w:val="en-US" w:eastAsia="zh-CN"/>
-        </w:rPr>
-      </w:pPr>
-      <w:bookmarkStart w:id="12" w:name="_Toc14238"/>
-      <w:r>
-        <w:rPr>
-          <w:rFonts w:hint="eastAsia"/>
-          <w:lang w:val="en-US" w:eastAsia="zh-CN"/>
-        </w:rPr>
-        <w:t>外部服务报告</w:t>
       </w:r>
       <w:bookmarkEnd w:id="12"/>
     </w:p>
     <w:p>
       <w:pPr>
-        <w:pStyle w:val="29"/>
+        <w:pStyle w:val="2"/>
+        <w:bidi w:val="0"/>
+        <w:rPr>
+          <w:rFonts w:hint="default"/>
+          <w:lang w:val="en-US" w:eastAsia="zh-CN"/>
+        </w:rPr>
+      </w:pPr>
+      <w:bookmarkStart w:id="13" w:name="_Toc14238"/>
+      <w:r>
+        <w:rPr>
+          <w:rFonts w:hint="eastAsia"/>
+          <w:lang w:val="en-US" w:eastAsia="zh-CN"/>
+        </w:rPr>
+        <w:t>外部服务报告</w:t>
+      </w:r>
+      <w:bookmarkEnd w:id="13"/>
+    </w:p>
+    <w:p>
+      <w:pPr>
+        <w:pStyle w:val="a1"/>
         <w:keepNext w:val="0"/>
         <w:keepLines w:val="0"/>
         <w:pageBreakBefore w:val="0"/>
@@ -4978,7 +4914,7 @@
     </w:p>
     <w:p>
       <w:pPr>
-        <w:pStyle w:val="29"/>
+        <w:pStyle w:val="a1"/>
         <w:keepNext w:val="0"/>
         <w:keepLines w:val="0"/>
         <w:pageBreakBefore w:val="0"/>
@@ -5007,7 +4943,7 @@
     </w:p>
     <w:p>
       <w:pPr>
-        <w:pStyle w:val="29"/>
+        <w:pStyle w:val="a1"/>
         <w:keepNext w:val="0"/>
         <w:keepLines w:val="0"/>
         <w:pageBreakBefore w:val="0"/>
@@ -5036,7 +4972,7 @@
     </w:p>
     <w:p>
       <w:pPr>
-        <w:pStyle w:val="29"/>
+        <w:pStyle w:val="a1"/>
         <w:keepNext w:val="0"/>
         <w:keepLines w:val="0"/>
         <w:pageBreakBefore w:val="0"/>
@@ -5065,7 +5001,7 @@
     </w:p>
     <w:p>
       <w:pPr>
-        <w:pStyle w:val="29"/>
+        <w:pStyle w:val="a1"/>
         <w:keepNext w:val="0"/>
         <w:keepLines w:val="0"/>
         <w:pageBreakBefore w:val="0"/>
@@ -5094,7 +5030,7 @@
     </w:p>
     <w:p>
       <w:pPr>
-        <w:pStyle w:val="29"/>
+        <w:pStyle w:val="a1"/>
         <w:keepNext w:val="0"/>
         <w:keepLines w:val="0"/>
         <w:pageBreakBefore w:val="0"/>
@@ -5123,7 +5059,7 @@
     </w:p>
     <w:p>
       <w:pPr>
-        <w:pStyle w:val="29"/>
+        <w:pStyle w:val="a1"/>
         <w:keepNext w:val="0"/>
         <w:keepLines w:val="0"/>
         <w:pageBreakBefore w:val="0"/>
@@ -5152,14 +5088,14 @@
     </w:p>
     <w:p>
       <w:pPr>
-        <w:pStyle w:val="30"/>
+        <w:pStyle w:val="2"/>
         <w:bidi w:val="0"/>
         <w:rPr>
           <w:rFonts w:hint="eastAsia"/>
           <w:lang w:val="en-US" w:eastAsia="zh-CN"/>
         </w:rPr>
       </w:pPr>
-      <w:bookmarkStart w:id="13" w:name="_Toc2606"/>
+      <w:bookmarkStart w:id="14" w:name="_Toc2606"/>
       <w:r>
         <w:rPr>
           <w:rFonts w:hint="eastAsia"/>
@@ -5167,11 +5103,11 @@
         </w:rPr>
         <w:t>内部服务报告</w:t>
       </w:r>
-      <w:bookmarkEnd w:id="13"/>
+      <w:bookmarkEnd w:id="14"/>
     </w:p>
     <w:p>
       <w:pPr>
-        <w:pStyle w:val="29"/>
+        <w:pStyle w:val="a1"/>
         <w:keepNext w:val="0"/>
         <w:keepLines w:val="0"/>
         <w:pageBreakBefore w:val="0"/>
@@ -5200,7 +5136,7 @@
     </w:p>
     <w:p>
       <w:pPr>
-        <w:pStyle w:val="29"/>
+        <w:pStyle w:val="a1"/>
         <w:keepNext w:val="0"/>
         <w:keepLines w:val="0"/>
         <w:pageBreakBefore w:val="0"/>
@@ -5229,7 +5165,7 @@
     </w:p>
     <w:p>
       <w:pPr>
-        <w:pStyle w:val="29"/>
+        <w:pStyle w:val="a1"/>
         <w:keepNext w:val="0"/>
         <w:keepLines w:val="0"/>
         <w:pageBreakBefore w:val="0"/>
@@ -5258,7 +5194,7 @@
     </w:p>
     <w:p>
       <w:pPr>
-        <w:pStyle w:val="29"/>
+        <w:pStyle w:val="a1"/>
         <w:keepNext w:val="0"/>
         <w:keepLines w:val="0"/>
         <w:pageBreakBefore w:val="0"/>
@@ -5287,7 +5223,7 @@
     </w:p>
     <w:p>
       <w:pPr>
-        <w:pStyle w:val="29"/>
+        <w:pStyle w:val="a1"/>
         <w:keepNext w:val="0"/>
         <w:keepLines w:val="0"/>
         <w:pageBreakBefore w:val="0"/>
@@ -5316,14 +5252,14 @@
     </w:p>
     <w:p>
       <w:pPr>
-        <w:pStyle w:val="28"/>
+        <w:pStyle w:val="1"/>
         <w:bidi w:val="0"/>
         <w:rPr>
           <w:rFonts w:hint="default"/>
           <w:lang w:val="en-US" w:eastAsia="zh-CN"/>
         </w:rPr>
       </w:pPr>
-      <w:bookmarkStart w:id="14" w:name="_Toc2661"/>
+      <w:bookmarkStart w:id="15" w:name="_Toc2661"/>
       <w:r>
         <w:rPr>
           <w:rFonts w:hint="default"/>
@@ -5331,11 +5267,11 @@
         </w:rPr>
         <w:t>报告管理流程</w:t>
       </w:r>
-      <w:bookmarkEnd w:id="14"/>
+      <w:bookmarkEnd w:id="15"/>
     </w:p>
     <w:p>
       <w:pPr>
-        <w:pStyle w:val="29"/>
+        <w:pStyle w:val="a1"/>
         <w:keepNext w:val="0"/>
         <w:keepLines w:val="0"/>
         <w:pageBreakBefore w:val="0"/>
@@ -5352,7 +5288,7 @@
         <w:bidi w:val="0"/>
         <w:adjustRightInd w:val="0"/>
         <w:snapToGrid w:val="0"/>
-        <w:ind w:left="425" w:leftChars="0" w:hanging="425" w:firstLineChars="0"/>
+        <w:ind w:left="425" w:hanging="425" w:leftChars="0" w:firstLineChars="0"/>
         <w:textAlignment w:val="baseline"/>
         <w:rPr>
           <w:rFonts w:hint="default"/>
@@ -5369,7 +5305,7 @@
     </w:p>
     <w:p>
       <w:pPr>
-        <w:pStyle w:val="29"/>
+        <w:pStyle w:val="a1"/>
         <w:keepNext w:val="0"/>
         <w:keepLines w:val="0"/>
         <w:pageBreakBefore w:val="0"/>
@@ -5386,7 +5322,7 @@
         <w:bidi w:val="0"/>
         <w:adjustRightInd w:val="0"/>
         <w:snapToGrid w:val="0"/>
-        <w:ind w:left="425" w:leftChars="0" w:hanging="425" w:firstLineChars="0"/>
+        <w:ind w:left="425" w:hanging="425" w:leftChars="0" w:firstLineChars="0"/>
         <w:textAlignment w:val="baseline"/>
         <w:rPr>
           <w:rFonts w:hint="default"/>
@@ -5403,7 +5339,7 @@
     </w:p>
     <w:p>
       <w:pPr>
-        <w:pStyle w:val="29"/>
+        <w:pStyle w:val="a1"/>
         <w:keepNext w:val="0"/>
         <w:keepLines w:val="0"/>
         <w:pageBreakBefore w:val="0"/>
@@ -5420,7 +5356,7 @@
         <w:bidi w:val="0"/>
         <w:adjustRightInd w:val="0"/>
         <w:snapToGrid w:val="0"/>
-        <w:ind w:left="425" w:leftChars="0" w:hanging="425" w:firstLineChars="0"/>
+        <w:ind w:left="425" w:hanging="425" w:leftChars="0" w:firstLineChars="0"/>
         <w:textAlignment w:val="baseline"/>
         <w:rPr>
           <w:rFonts w:hint="default"/>
@@ -5437,7 +5373,7 @@
     </w:p>
     <w:p>
       <w:pPr>
-        <w:pStyle w:val="29"/>
+        <w:pStyle w:val="a1"/>
         <w:keepNext w:val="0"/>
         <w:keepLines w:val="0"/>
         <w:pageBreakBefore w:val="0"/>
@@ -5454,7 +5390,7 @@
         <w:bidi w:val="0"/>
         <w:adjustRightInd w:val="0"/>
         <w:snapToGrid w:val="0"/>
-        <w:ind w:left="425" w:leftChars="0" w:hanging="425" w:firstLineChars="0"/>
+        <w:ind w:left="425" w:hanging="425" w:leftChars="0" w:firstLineChars="0"/>
         <w:textAlignment w:val="baseline"/>
         <w:rPr>
           <w:rFonts w:hint="default"/>
@@ -5471,7 +5407,7 @@
     </w:p>
     <w:p>
       <w:pPr>
-        <w:pStyle w:val="29"/>
+        <w:pStyle w:val="a1"/>
         <w:keepNext w:val="0"/>
         <w:keepLines w:val="0"/>
         <w:pageBreakBefore w:val="0"/>
@@ -5488,7 +5424,7 @@
         <w:bidi w:val="0"/>
         <w:adjustRightInd w:val="0"/>
         <w:snapToGrid w:val="0"/>
-        <w:ind w:left="425" w:leftChars="0" w:hanging="425" w:firstLineChars="0"/>
+        <w:ind w:left="425" w:hanging="425" w:leftChars="0" w:firstLineChars="0"/>
         <w:textAlignment w:val="baseline"/>
         <w:rPr>
           <w:rFonts w:hint="default"/>
@@ -5505,7 +5441,7 @@
     </w:p>
     <w:p>
       <w:pPr>
-        <w:pStyle w:val="29"/>
+        <w:pStyle w:val="a1"/>
         <w:keepNext w:val="0"/>
         <w:keepLines w:val="0"/>
         <w:pageBreakBefore w:val="0"/>
@@ -5522,7 +5458,7 @@
         <w:bidi w:val="0"/>
         <w:adjustRightInd w:val="0"/>
         <w:snapToGrid w:val="0"/>
-        <w:ind w:left="425" w:leftChars="0" w:hanging="425" w:firstLineChars="0"/>
+        <w:ind w:left="425" w:hanging="425" w:leftChars="0" w:firstLineChars="0"/>
         <w:textAlignment w:val="baseline"/>
         <w:rPr>
           <w:rFonts w:hint="default"/>
@@ -5539,7 +5475,7 @@
     </w:p>
     <w:p>
       <w:pPr>
-        <w:pStyle w:val="28"/>
+        <w:pStyle w:val="1"/>
         <w:keepNext w:val="0"/>
         <w:keepLines w:val="0"/>
         <w:pageBreakBefore w:val="0"/>
@@ -5559,7 +5495,7 @@
           <w:lang w:val="en-US" w:eastAsia="zh-CN"/>
         </w:rPr>
       </w:pPr>
-      <w:bookmarkStart w:id="15" w:name="_Toc6202"/>
+      <w:bookmarkStart w:id="16" w:name="_Toc6202"/>
       <w:r>
         <w:rPr>
           <w:rFonts w:hint="eastAsia"/>
@@ -5567,23 +5503,22 @@
         </w:rPr>
         <w:t>考核指标</w:t>
       </w:r>
-      <w:bookmarkEnd w:id="15"/>
+      <w:bookmarkEnd w:id="16"/>
     </w:p>
     <w:tbl>
       <w:tblPr>
-        <w:tblStyle w:val="20"/>
+        <w:tblStyle w:val="TableNormal"/>
         <w:tblW w:w="7675" w:type="dxa"/>
         <w:tblInd w:w="96" w:type="dxa"/>
         <w:tblBorders>
-          <w:top w:val="none" w:color="auto" w:sz="0" w:space="0"/>
-          <w:left w:val="none" w:color="auto" w:sz="0" w:space="0"/>
-          <w:bottom w:val="none" w:color="auto" w:sz="0" w:space="0"/>
-          <w:right w:val="none" w:color="auto" w:sz="0" w:space="0"/>
-          <w:insideH w:val="none" w:color="auto" w:sz="0" w:space="0"/>
-          <w:insideV w:val="none" w:color="auto" w:sz="0" w:space="0"/>
+          <w:top w:val="nil"/>
+          <w:left w:val="nil"/>
+          <w:bottom w:val="nil"/>
+          <w:right w:val="nil"/>
+          <w:insideH w:val="nil"/>
+          <w:insideV w:val="nil"/>
         </w:tblBorders>
         <w:shd w:val="clear" w:color="auto" w:fill="auto"/>
-        <w:tblLayout w:type="autofit"/>
         <w:tblCellMar>
           <w:top w:w="0" w:type="dxa"/>
           <w:left w:w="108" w:type="dxa"/>
@@ -5599,13 +5534,15 @@
       </w:tblGrid>
       <w:tr>
         <w:tblPrEx>
+          <w:tblW w:w="7675" w:type="dxa"/>
+          <w:tblInd w:w="96" w:type="dxa"/>
           <w:tblBorders>
-            <w:top w:val="none" w:color="auto" w:sz="0" w:space="0"/>
-            <w:left w:val="none" w:color="auto" w:sz="0" w:space="0"/>
-            <w:bottom w:val="none" w:color="auto" w:sz="0" w:space="0"/>
-            <w:right w:val="none" w:color="auto" w:sz="0" w:space="0"/>
-            <w:insideH w:val="none" w:color="auto" w:sz="0" w:space="0"/>
-            <w:insideV w:val="none" w:color="auto" w:sz="0" w:space="0"/>
+            <w:top w:val="nil"/>
+            <w:left w:val="nil"/>
+            <w:bottom w:val="nil"/>
+            <w:right w:val="nil"/>
+            <w:insideH w:val="nil"/>
+            <w:insideV w:val="nil"/>
           </w:tblBorders>
           <w:shd w:val="clear" w:color="auto" w:fill="auto"/>
           <w:tblCellMar>
@@ -5616,16 +5553,16 @@
           </w:tblCellMar>
         </w:tblPrEx>
         <w:trPr>
-          <w:trHeight w:val="493" w:hRule="atLeast"/>
+          <w:trHeight w:val="493"/>
         </w:trPr>
         <w:tc>
           <w:tcPr>
             <w:tcW w:w="2227" w:type="dxa"/>
             <w:tcBorders>
-              <w:top w:val="single" w:color="000000" w:sz="4" w:space="0"/>
-              <w:left w:val="single" w:color="000000" w:sz="4" w:space="0"/>
-              <w:bottom w:val="single" w:color="000000" w:sz="4" w:space="0"/>
-              <w:right w:val="single" w:color="000000" w:sz="4" w:space="0"/>
+              <w:top w:val="single" w:sz="4" w:space="0" w:color="000000"/>
+              <w:left w:val="single" w:sz="4" w:space="0" w:color="000000"/>
+              <w:bottom w:val="single" w:sz="4" w:space="0" w:color="000000"/>
+              <w:right w:val="single" w:sz="4" w:space="0" w:color="000000"/>
             </w:tcBorders>
             <w:shd w:val="clear" w:color="auto" w:fill="C0C0C0"/>
             <w:vAlign w:val="center"/>
@@ -5639,7 +5576,7 @@
               <w:jc w:val="center"/>
               <w:textAlignment w:val="center"/>
               <w:rPr>
-                <w:rFonts w:hint="default" w:ascii="楷体_GB2312" w:hAnsi="宋体" w:eastAsia="楷体_GB2312" w:cs="楷体_GB2312"/>
+                <w:rFonts w:ascii="楷体_GB2312" w:eastAsia="楷体_GB2312" w:hAnsi="宋体" w:cs="楷体_GB2312" w:hint="default"/>
                 <w:b/>
                 <w:bCs/>
                 <w:i w:val="0"/>
@@ -5652,7 +5589,7 @@
             </w:pPr>
             <w:r>
               <w:rPr>
-                <w:rFonts w:hint="default" w:ascii="楷体_GB2312" w:hAnsi="宋体" w:eastAsia="楷体_GB2312" w:cs="楷体_GB2312"/>
+                <w:rFonts w:ascii="楷体_GB2312" w:eastAsia="楷体_GB2312" w:hAnsi="宋体" w:cs="楷体_GB2312" w:hint="default"/>
                 <w:b/>
                 <w:bCs/>
                 <w:i w:val="0"/>
@@ -5673,10 +5610,10 @@
           <w:tcPr>
             <w:tcW w:w="1092" w:type="dxa"/>
             <w:tcBorders>
-              <w:top w:val="single" w:color="000000" w:sz="4" w:space="0"/>
-              <w:left w:val="single" w:color="000000" w:sz="4" w:space="0"/>
-              <w:bottom w:val="single" w:color="000000" w:sz="4" w:space="0"/>
-              <w:right w:val="single" w:color="000000" w:sz="4" w:space="0"/>
+              <w:top w:val="single" w:sz="4" w:space="0" w:color="000000"/>
+              <w:left w:val="single" w:sz="4" w:space="0" w:color="000000"/>
+              <w:bottom w:val="single" w:sz="4" w:space="0" w:color="000000"/>
+              <w:right w:val="single" w:sz="4" w:space="0" w:color="000000"/>
             </w:tcBorders>
             <w:shd w:val="clear" w:color="auto" w:fill="C0C0C0"/>
             <w:vAlign w:val="center"/>
@@ -5690,7 +5627,7 @@
               <w:jc w:val="center"/>
               <w:textAlignment w:val="center"/>
               <w:rPr>
-                <w:rFonts w:hint="default" w:ascii="楷体_GB2312" w:hAnsi="宋体" w:eastAsia="楷体_GB2312" w:cs="楷体_GB2312"/>
+                <w:rFonts w:ascii="楷体_GB2312" w:eastAsia="楷体_GB2312" w:hAnsi="宋体" w:cs="楷体_GB2312" w:hint="default"/>
                 <w:b/>
                 <w:bCs/>
                 <w:i w:val="0"/>
@@ -5703,7 +5640,7 @@
             </w:pPr>
             <w:r>
               <w:rPr>
-                <w:rFonts w:hint="default" w:ascii="楷体_GB2312" w:hAnsi="宋体" w:eastAsia="楷体_GB2312" w:cs="楷体_GB2312"/>
+                <w:rFonts w:ascii="楷体_GB2312" w:eastAsia="楷体_GB2312" w:hAnsi="宋体" w:cs="楷体_GB2312" w:hint="default"/>
                 <w:b/>
                 <w:bCs/>
                 <w:i w:val="0"/>
@@ -5724,10 +5661,10 @@
           <w:tcPr>
             <w:tcW w:w="3300" w:type="dxa"/>
             <w:tcBorders>
-              <w:top w:val="single" w:color="000000" w:sz="4" w:space="0"/>
-              <w:left w:val="single" w:color="000000" w:sz="4" w:space="0"/>
-              <w:bottom w:val="single" w:color="000000" w:sz="4" w:space="0"/>
-              <w:right w:val="single" w:color="000000" w:sz="4" w:space="0"/>
+              <w:top w:val="single" w:sz="4" w:space="0" w:color="000000"/>
+              <w:left w:val="single" w:sz="4" w:space="0" w:color="000000"/>
+              <w:bottom w:val="single" w:sz="4" w:space="0" w:color="000000"/>
+              <w:right w:val="single" w:sz="4" w:space="0" w:color="000000"/>
             </w:tcBorders>
             <w:shd w:val="clear" w:color="auto" w:fill="C0C0C0"/>
             <w:vAlign w:val="center"/>
@@ -5741,7 +5678,7 @@
               <w:jc w:val="center"/>
               <w:textAlignment w:val="center"/>
               <w:rPr>
-                <w:rFonts w:hint="default" w:ascii="楷体_GB2312" w:hAnsi="宋体" w:eastAsia="楷体_GB2312" w:cs="楷体_GB2312"/>
+                <w:rFonts w:ascii="楷体_GB2312" w:eastAsia="楷体_GB2312" w:hAnsi="宋体" w:cs="楷体_GB2312" w:hint="default"/>
                 <w:b/>
                 <w:bCs/>
                 <w:i w:val="0"/>
@@ -5754,7 +5691,7 @@
             </w:pPr>
             <w:r>
               <w:rPr>
-                <w:rFonts w:hint="default" w:ascii="楷体_GB2312" w:hAnsi="宋体" w:eastAsia="楷体_GB2312" w:cs="楷体_GB2312"/>
+                <w:rFonts w:ascii="楷体_GB2312" w:eastAsia="楷体_GB2312" w:hAnsi="宋体" w:cs="楷体_GB2312" w:hint="default"/>
                 <w:b/>
                 <w:bCs/>
                 <w:i w:val="0"/>
@@ -5775,10 +5712,10 @@
           <w:tcPr>
             <w:tcW w:w="1056" w:type="dxa"/>
             <w:tcBorders>
-              <w:top w:val="single" w:color="000000" w:sz="4" w:space="0"/>
-              <w:left w:val="single" w:color="000000" w:sz="4" w:space="0"/>
-              <w:bottom w:val="single" w:color="000000" w:sz="4" w:space="0"/>
-              <w:right w:val="single" w:color="000000" w:sz="4" w:space="0"/>
+              <w:top w:val="single" w:sz="4" w:space="0" w:color="000000"/>
+              <w:left w:val="single" w:sz="4" w:space="0" w:color="000000"/>
+              <w:bottom w:val="single" w:sz="4" w:space="0" w:color="000000"/>
+              <w:right w:val="single" w:sz="4" w:space="0" w:color="000000"/>
             </w:tcBorders>
             <w:shd w:val="clear" w:color="auto" w:fill="C0C0C0"/>
             <w:vAlign w:val="center"/>
@@ -5792,7 +5729,7 @@
               <w:jc w:val="center"/>
               <w:textAlignment w:val="center"/>
               <w:rPr>
-                <w:rFonts w:hint="default" w:ascii="楷体_GB2312" w:hAnsi="宋体" w:eastAsia="楷体_GB2312" w:cs="楷体_GB2312"/>
+                <w:rFonts w:ascii="楷体_GB2312" w:eastAsia="楷体_GB2312" w:hAnsi="宋体" w:cs="楷体_GB2312" w:hint="default"/>
                 <w:b/>
                 <w:bCs/>
                 <w:i w:val="0"/>
@@ -5805,7 +5742,7 @@
             </w:pPr>
             <w:r>
               <w:rPr>
-                <w:rFonts w:hint="default" w:ascii="楷体_GB2312" w:hAnsi="宋体" w:eastAsia="楷体_GB2312" w:cs="楷体_GB2312"/>
+                <w:rFonts w:ascii="楷体_GB2312" w:eastAsia="楷体_GB2312" w:hAnsi="宋体" w:cs="楷体_GB2312" w:hint="default"/>
                 <w:b/>
                 <w:bCs/>
                 <w:i w:val="0"/>
@@ -5825,14 +5762,8 @@
       </w:tr>
       <w:tr>
         <w:tblPrEx>
-          <w:tblBorders>
-            <w:top w:val="none" w:color="auto" w:sz="0" w:space="0"/>
-            <w:left w:val="none" w:color="auto" w:sz="0" w:space="0"/>
-            <w:bottom w:val="none" w:color="auto" w:sz="0" w:space="0"/>
-            <w:right w:val="none" w:color="auto" w:sz="0" w:space="0"/>
-            <w:insideH w:val="none" w:color="auto" w:sz="0" w:space="0"/>
-            <w:insideV w:val="none" w:color="auto" w:sz="0" w:space="0"/>
-          </w:tblBorders>
+          <w:tblW w:w="7675" w:type="dxa"/>
+          <w:tblInd w:w="96" w:type="dxa"/>
           <w:shd w:val="clear" w:color="auto" w:fill="auto"/>
           <w:tblCellMar>
             <w:top w:w="0" w:type="dxa"/>
@@ -5842,16 +5773,16 @@
           </w:tblCellMar>
         </w:tblPrEx>
         <w:trPr>
-          <w:trHeight w:val="493" w:hRule="atLeast"/>
+          <w:trHeight w:val="493"/>
         </w:trPr>
         <w:tc>
           <w:tcPr>
             <w:tcW w:w="2227" w:type="dxa"/>
             <w:tcBorders>
-              <w:top w:val="single" w:color="000000" w:sz="4" w:space="0"/>
-              <w:left w:val="single" w:color="000000" w:sz="4" w:space="0"/>
-              <w:bottom w:val="single" w:color="000000" w:sz="4" w:space="0"/>
-              <w:right w:val="single" w:color="000000" w:sz="4" w:space="0"/>
+              <w:top w:val="single" w:sz="4" w:space="0" w:color="000000"/>
+              <w:left w:val="single" w:sz="4" w:space="0" w:color="000000"/>
+              <w:bottom w:val="single" w:sz="4" w:space="0" w:color="000000"/>
+              <w:right w:val="single" w:sz="4" w:space="0" w:color="000000"/>
             </w:tcBorders>
             <w:shd w:val="clear" w:color="auto" w:fill="auto"/>
             <w:vAlign w:val="center"/>
@@ -5865,7 +5796,7 @@
               <w:jc w:val="left"/>
               <w:textAlignment w:val="center"/>
               <w:rPr>
-                <w:rFonts w:hint="default" w:ascii="楷体_GB2312" w:hAnsi="宋体" w:eastAsia="楷体_GB2312" w:cs="楷体_GB2312"/>
+                <w:rFonts w:ascii="楷体_GB2312" w:eastAsia="楷体_GB2312" w:hAnsi="宋体" w:cs="楷体_GB2312" w:hint="default"/>
                 <w:b/>
                 <w:bCs/>
                 <w:i w:val="0"/>
@@ -5881,7 +5812,7 @@
             </w:pPr>
             <w:r>
               <w:rPr>
-                <w:rFonts w:hint="eastAsia" w:ascii="宋体" w:hAnsi="宋体" w:eastAsia="宋体" w:cs="宋体"/>
+                <w:rFonts w:ascii="宋体" w:eastAsia="宋体" w:hAnsi="宋体" w:cs="宋体" w:hint="eastAsia"/>
                 <w:i w:val="0"/>
                 <w:iCs w:val="0"/>
                 <w:snapToGrid w:val="0"/>
@@ -5900,10 +5831,10 @@
           <w:tcPr>
             <w:tcW w:w="1092" w:type="dxa"/>
             <w:tcBorders>
-              <w:top w:val="single" w:color="000000" w:sz="4" w:space="0"/>
-              <w:left w:val="single" w:color="000000" w:sz="4" w:space="0"/>
-              <w:bottom w:val="single" w:color="000000" w:sz="4" w:space="0"/>
-              <w:right w:val="single" w:color="000000" w:sz="4" w:space="0"/>
+              <w:top w:val="single" w:sz="4" w:space="0" w:color="000000"/>
+              <w:left w:val="single" w:sz="4" w:space="0" w:color="000000"/>
+              <w:bottom w:val="single" w:sz="4" w:space="0" w:color="000000"/>
+              <w:right w:val="single" w:sz="4" w:space="0" w:color="000000"/>
             </w:tcBorders>
             <w:shd w:val="clear" w:color="auto" w:fill="auto"/>
             <w:vAlign w:val="center"/>
@@ -5917,7 +5848,7 @@
               <w:jc w:val="left"/>
               <w:textAlignment w:val="center"/>
               <w:rPr>
-                <w:rFonts w:hint="default" w:ascii="楷体_GB2312" w:hAnsi="宋体" w:eastAsia="楷体_GB2312" w:cs="楷体_GB2312"/>
+                <w:rFonts w:ascii="楷体_GB2312" w:eastAsia="楷体_GB2312" w:hAnsi="宋体" w:cs="楷体_GB2312" w:hint="default"/>
                 <w:b/>
                 <w:bCs/>
                 <w:i w:val="0"/>
@@ -5933,7 +5864,7 @@
             </w:pPr>
             <w:r>
               <w:rPr>
-                <w:rFonts w:hint="eastAsia" w:ascii="宋体" w:hAnsi="宋体" w:eastAsia="宋体" w:cs="宋体"/>
+                <w:rFonts w:ascii="宋体" w:eastAsia="宋体" w:hAnsi="宋体" w:cs="宋体" w:hint="eastAsia"/>
                 <w:i w:val="0"/>
                 <w:iCs w:val="0"/>
                 <w:snapToGrid w:val="0"/>
@@ -5952,10 +5883,10 @@
           <w:tcPr>
             <w:tcW w:w="3300" w:type="dxa"/>
             <w:tcBorders>
-              <w:top w:val="single" w:color="000000" w:sz="4" w:space="0"/>
-              <w:left w:val="single" w:color="000000" w:sz="4" w:space="0"/>
-              <w:bottom w:val="single" w:color="000000" w:sz="4" w:space="0"/>
-              <w:right w:val="single" w:color="000000" w:sz="4" w:space="0"/>
+              <w:top w:val="single" w:sz="4" w:space="0" w:color="000000"/>
+              <w:left w:val="single" w:sz="4" w:space="0" w:color="000000"/>
+              <w:bottom w:val="single" w:sz="4" w:space="0" w:color="000000"/>
+              <w:right w:val="single" w:sz="4" w:space="0" w:color="000000"/>
             </w:tcBorders>
             <w:shd w:val="clear" w:color="auto" w:fill="auto"/>
             <w:vAlign w:val="center"/>
@@ -5969,7 +5900,7 @@
               <w:jc w:val="left"/>
               <w:textAlignment w:val="center"/>
               <w:rPr>
-                <w:rFonts w:hint="default" w:ascii="楷体_GB2312" w:hAnsi="宋体" w:eastAsia="楷体_GB2312" w:cs="楷体_GB2312"/>
+                <w:rFonts w:ascii="楷体_GB2312" w:eastAsia="楷体_GB2312" w:hAnsi="宋体" w:cs="楷体_GB2312" w:hint="default"/>
                 <w:b/>
                 <w:bCs/>
                 <w:i w:val="0"/>
@@ -5985,7 +5916,7 @@
             </w:pPr>
             <w:r>
               <w:rPr>
-                <w:rFonts w:hint="eastAsia" w:ascii="宋体" w:hAnsi="宋体" w:eastAsia="宋体" w:cs="宋体"/>
+                <w:rFonts w:ascii="宋体" w:eastAsia="宋体" w:hAnsi="宋体" w:cs="宋体" w:hint="eastAsia"/>
                 <w:i w:val="0"/>
                 <w:iCs w:val="0"/>
                 <w:snapToGrid w:val="0"/>
@@ -6004,10 +5935,10 @@
           <w:tcPr>
             <w:tcW w:w="1056" w:type="dxa"/>
             <w:tcBorders>
-              <w:top w:val="single" w:color="000000" w:sz="4" w:space="0"/>
-              <w:left w:val="single" w:color="000000" w:sz="4" w:space="0"/>
-              <w:bottom w:val="single" w:color="000000" w:sz="4" w:space="0"/>
-              <w:right w:val="single" w:color="000000" w:sz="4" w:space="0"/>
+              <w:top w:val="single" w:sz="4" w:space="0" w:color="000000"/>
+              <w:left w:val="single" w:sz="4" w:space="0" w:color="000000"/>
+              <w:bottom w:val="single" w:sz="4" w:space="0" w:color="000000"/>
+              <w:right w:val="single" w:sz="4" w:space="0" w:color="000000"/>
             </w:tcBorders>
             <w:shd w:val="clear" w:color="auto" w:fill="auto"/>
             <w:vAlign w:val="center"/>
@@ -6021,7 +5952,7 @@
               <w:jc w:val="left"/>
               <w:textAlignment w:val="center"/>
               <w:rPr>
-                <w:rFonts w:hint="default" w:ascii="楷体_GB2312" w:hAnsi="宋体" w:eastAsia="楷体_GB2312" w:cs="楷体_GB2312"/>
+                <w:rFonts w:ascii="楷体_GB2312" w:eastAsia="楷体_GB2312" w:hAnsi="宋体" w:cs="楷体_GB2312" w:hint="default"/>
                 <w:b/>
                 <w:bCs/>
                 <w:i w:val="0"/>
@@ -6037,7 +5968,7 @@
             </w:pPr>
             <w:r>
               <w:rPr>
-                <w:rFonts w:hint="eastAsia" w:ascii="宋体" w:hAnsi="宋体" w:eastAsia="宋体" w:cs="宋体"/>
+                <w:rFonts w:ascii="宋体" w:eastAsia="宋体" w:hAnsi="宋体" w:cs="宋体" w:hint="eastAsia"/>
                 <w:i w:val="0"/>
                 <w:iCs w:val="0"/>
                 <w:snapToGrid w:val="0"/>
@@ -6056,14 +5987,14 @@
     </w:tbl>
     <w:p>
       <w:pPr>
-        <w:pStyle w:val="28"/>
+        <w:pStyle w:val="1"/>
         <w:bidi w:val="0"/>
         <w:rPr>
           <w:rFonts w:hint="default"/>
           <w:lang w:val="en-US" w:eastAsia="zh-CN"/>
         </w:rPr>
       </w:pPr>
-      <w:bookmarkStart w:id="16" w:name="_Toc8386"/>
+      <w:bookmarkStart w:id="17" w:name="_Toc8386"/>
       <w:r>
         <w:rPr>
           <w:rFonts w:hint="default"/>
@@ -6071,11 +6002,11 @@
         </w:rPr>
         <w:t>附则</w:t>
       </w:r>
-      <w:bookmarkEnd w:id="16"/>
+      <w:bookmarkEnd w:id="17"/>
     </w:p>
     <w:p>
       <w:pPr>
-        <w:pStyle w:val="29"/>
+        <w:pStyle w:val="a1"/>
         <w:keepNext w:val="0"/>
         <w:keepLines w:val="0"/>
         <w:pageBreakBefore w:val="0"/>
@@ -6104,7 +6035,7 @@
     </w:p>
     <w:p>
       <w:pPr>
-        <w:pStyle w:val="29"/>
+        <w:pStyle w:val="a1"/>
         <w:keepNext w:val="0"/>
         <w:keepLines w:val="0"/>
         <w:pageBreakBefore w:val="0"/>
@@ -6133,7 +6064,7 @@
     </w:p>
     <w:p>
       <w:pPr>
-        <w:pStyle w:val="29"/>
+        <w:pStyle w:val="a1"/>
         <w:keepNext w:val="0"/>
         <w:keepLines w:val="0"/>
         <w:pageBreakBefore w:val="0"/>
@@ -6162,7 +6093,7 @@
     </w:p>
     <w:p>
       <w:pPr>
-        <w:pStyle w:val="29"/>
+        <w:pStyle w:val="a1"/>
         <w:keepNext w:val="0"/>
         <w:keepLines w:val="0"/>
         <w:pageBreakBefore w:val="0"/>
@@ -6183,73 +6114,23 @@
       </w:pPr>
     </w:p>
     <w:sectPr>
-      <w:headerReference r:id="rId5" w:type="default"/>
+      <w:headerReference w:type="default" r:id="rId7"/>
       <w:pgSz w:w="11906" w:h="16838"/>
       <w:pgMar w:top="1417" w:right="1800" w:bottom="1440" w:left="1800" w:header="1140" w:footer="992" w:gutter="0"/>
-      <w:cols w:space="425" w:num="1"/>
+      <w:cols w:num="1" w:space="425"/>
       <w:docGrid w:type="lines" w:linePitch="312" w:charSpace="0"/>
     </w:sectPr>
   </w:body>
 </w:document>
 </file>
 
-<file path=word/endnotes.xml><?xml version="1.0" encoding="utf-8"?>
-<w:endnotes xmlns:wpc="http://schemas.microsoft.com/office/word/2010/wordprocessingCanvas" xmlns:mc="http://schemas.openxmlformats.org/markup-compatibility/2006" xmlns:o="urn:schemas-microsoft-com:office:office" xmlns:r="http://schemas.openxmlformats.org/officeDocument/2006/relationships" xmlns:m="http://schemas.openxmlformats.org/officeDocument/2006/math" xmlns:v="urn:schemas-microsoft-com:vml" xmlns:wp14="http://schemas.microsoft.com/office/word/2010/wordprocessingDrawing" xmlns:wp="http://schemas.openxmlformats.org/drawingml/2006/wordprocessingDrawing" xmlns:w="http://schemas.openxmlformats.org/wordprocessingml/2006/main" xmlns:w14="http://schemas.microsoft.com/office/word/2010/wordml" xmlns:w15="http://schemas.microsoft.com/office/word/2012/wordml" xmlns:w10="urn:schemas-microsoft-com:office:word" xmlns:wpg="http://schemas.microsoft.com/office/word/2010/wordprocessingGroup" xmlns:wpi="http://schemas.microsoft.com/office/word/2010/wordprocessingInk" xmlns:wne="http://schemas.microsoft.com/office/word/2006/wordml" xmlns:wps="http://schemas.microsoft.com/office/word/2010/wordprocessingShape" xmlns:wpsCustomData="http://www.wps.cn/officeDocument/2013/wpsCustomData" mc:Ignorable="w14 w15 wp14">
-  <w:endnote w:type="separator" w:id="0">
-    <w:p>
-      <w:pPr>
-        <w:spacing w:line="240" w:lineRule="auto"/>
-      </w:pPr>
-      <w:r>
-        <w:separator/>
-      </w:r>
-    </w:p>
-  </w:endnote>
-  <w:endnote w:type="continuationSeparator" w:id="1">
-    <w:p>
-      <w:pPr>
-        <w:spacing w:line="240" w:lineRule="auto"/>
-      </w:pPr>
-      <w:r>
-        <w:continuationSeparator/>
-      </w:r>
-    </w:p>
-  </w:endnote>
-</w:endnotes>
-</file>
-
-<file path=word/footnotes.xml><?xml version="1.0" encoding="utf-8"?>
-<w:footnotes xmlns:wpc="http://schemas.microsoft.com/office/word/2010/wordprocessingCanvas" xmlns:mc="http://schemas.openxmlformats.org/markup-compatibility/2006" xmlns:o="urn:schemas-microsoft-com:office:office" xmlns:r="http://schemas.openxmlformats.org/officeDocument/2006/relationships" xmlns:m="http://schemas.openxmlformats.org/officeDocument/2006/math" xmlns:v="urn:schemas-microsoft-com:vml" xmlns:wp14="http://schemas.microsoft.com/office/word/2010/wordprocessingDrawing" xmlns:wp="http://schemas.openxmlformats.org/drawingml/2006/wordprocessingDrawing" xmlns:w="http://schemas.openxmlformats.org/wordprocessingml/2006/main" xmlns:w14="http://schemas.microsoft.com/office/word/2010/wordml" xmlns:w15="http://schemas.microsoft.com/office/word/2012/wordml" xmlns:w10="urn:schemas-microsoft-com:office:word" xmlns:wpg="http://schemas.microsoft.com/office/word/2010/wordprocessingGroup" xmlns:wpi="http://schemas.microsoft.com/office/word/2010/wordprocessingInk" xmlns:wne="http://schemas.microsoft.com/office/word/2006/wordml" xmlns:wps="http://schemas.microsoft.com/office/word/2010/wordprocessingShape" xmlns:wpsCustomData="http://www.wps.cn/officeDocument/2013/wpsCustomData" mc:Ignorable="w14 w15 wp14">
-  <w:footnote w:type="separator" w:id="0">
-    <w:p>
-      <w:pPr>
-        <w:spacing w:line="360" w:lineRule="auto"/>
-      </w:pPr>
-      <w:r>
-        <w:separator/>
-      </w:r>
-    </w:p>
-  </w:footnote>
-  <w:footnote w:type="continuationSeparator" w:id="1">
-    <w:p>
-      <w:pPr>
-        <w:spacing w:line="360" w:lineRule="auto"/>
-      </w:pPr>
-      <w:r>
-        <w:continuationSeparator/>
-      </w:r>
-    </w:p>
-  </w:footnote>
-</w:footnotes>
-</file>
-
 <file path=word/header1.xml><?xml version="1.0" encoding="utf-8"?>
-<w:hdr xmlns:wpc="http://schemas.microsoft.com/office/word/2010/wordprocessingCanvas" xmlns:mc="http://schemas.openxmlformats.org/markup-compatibility/2006" xmlns:o="urn:schemas-microsoft-com:office:office" xmlns:r="http://schemas.openxmlformats.org/officeDocument/2006/relationships" xmlns:m="http://schemas.openxmlformats.org/officeDocument/2006/math" xmlns:v="urn:schemas-microsoft-com:vml" xmlns:wp14="http://schemas.microsoft.com/office/word/2010/wordprocessingDrawing" xmlns:wp="http://schemas.openxmlformats.org/drawingml/2006/wordprocessingDrawing" xmlns:w10="urn:schemas-microsoft-com:office:word" xmlns:w="http://schemas.openxmlformats.org/wordprocessingml/2006/main" xmlns:w14="http://schemas.microsoft.com/office/word/2010/wordml" xmlns:w15="http://schemas.microsoft.com/office/word/2012/wordml" xmlns:wpg="http://schemas.microsoft.com/office/word/2010/wordprocessingGroup" xmlns:wpi="http://schemas.microsoft.com/office/word/2010/wordprocessingInk" xmlns:wne="http://schemas.microsoft.com/office/word/2006/wordml" xmlns:wps="http://schemas.microsoft.com/office/word/2010/wordprocessingShape" xmlns:wpsCustomData="http://www.wps.cn/officeDocument/2013/wpsCustomData" mc:Ignorable="w14 w15 wp14">
+<w:hdr xmlns:wpc="http://schemas.microsoft.com/office/word/2010/wordprocessingCanvas" xmlns:mc="http://schemas.openxmlformats.org/markup-compatibility/2006" xmlns:o="urn:schemas-microsoft-com:office:office" xmlns:r="http://schemas.openxmlformats.org/officeDocument/2006/relationships" xmlns:m="http://schemas.openxmlformats.org/officeDocument/2006/math" xmlns:v="urn:schemas-microsoft-com:vml" xmlns:wp14="http://schemas.microsoft.com/office/word/2010/wordprocessingDrawing" xmlns:wp="http://schemas.openxmlformats.org/drawingml/2006/wordprocessingDrawing" xmlns:w10="urn:schemas-microsoft-com:office:word" xmlns:w="http://schemas.openxmlformats.org/wordprocessingml/2006/main" xmlns:w14="http://schemas.microsoft.com/office/word/2010/wordml" xmlns:w15="http://schemas.microsoft.com/office/word/2012/wordml" xmlns:wne="http://schemas.microsoft.com/office/word/2006/wordml" xmlns:wpg="http://schemas.microsoft.com/office/word/2010/wordprocessingGroup" xmlns:wpi="http://schemas.microsoft.com/office/word/2010/wordprocessingInk" xmlns:wps="http://schemas.microsoft.com/office/word/2010/wordprocessingShape" mc:Ignorable="w14 w15 wp14">
   <w:p>
     <w:pPr>
-      <w:pStyle w:val="15"/>
+      <w:pStyle w:val="Header"/>
       <w:pBdr>
-        <w:bottom w:val="single" w:color="auto" w:sz="4" w:space="1"/>
+        <w:bottom w:val="single" w:sz="4" w:space="1" w:color="auto"/>
       </w:pBdr>
       <w:tabs>
         <w:tab w:val="left" w:pos="335"/>
@@ -6257,27 +6138,27 @@
       </w:tabs>
       <w:jc w:val="right"/>
       <w:rPr>
-        <w:rFonts w:hint="eastAsia" w:eastAsiaTheme="minorEastAsia"/>
+        <w:rFonts w:eastAsiaTheme="minorEastAsia" w:hint="eastAsia"/>
         <w:lang w:eastAsia="zh-CN"/>
       </w:rPr>
     </w:pPr>
     <w:r>
       <w:rPr>
-        <w:rFonts w:hint="eastAsia" w:eastAsiaTheme="minorEastAsia"/>
+        <w:rFonts w:eastAsiaTheme="minorEastAsia" w:hint="eastAsia"/>
         <w:lang w:val="en-US" w:eastAsia="zh-CN"/>
       </w:rPr>
       <w:tab/>
     </w:r>
     <w:r>
       <w:rPr>
-        <w:rFonts w:hint="eastAsia" w:eastAsiaTheme="minorEastAsia"/>
+        <w:rFonts w:eastAsiaTheme="minorEastAsia" w:hint="eastAsia"/>
         <w:lang w:val="en-US" w:eastAsia="zh-CN"/>
       </w:rPr>
       <w:tab/>
     </w:r>
     <w:r>
       <w:rPr>
-        <w:rFonts w:hint="eastAsia" w:eastAsiaTheme="minorEastAsia"/>
+        <w:rFonts w:eastAsiaTheme="minorEastAsia" w:hint="eastAsia"/>
         <w:lang w:val="en-US" w:eastAsia="zh-CN"/>
       </w:rPr>
       <w:t>桐乡华数广电网络有限公司</w:t>
@@ -6287,15 +6168,15 @@
 </file>
 
 <file path=word/numbering.xml><?xml version="1.0" encoding="utf-8"?>
-<w:numbering xmlns:wpc="http://schemas.microsoft.com/office/word/2010/wordprocessingCanvas" xmlns:mc="http://schemas.openxmlformats.org/markup-compatibility/2006" xmlns:o="urn:schemas-microsoft-com:office:office" xmlns:r="http://schemas.openxmlformats.org/officeDocument/2006/relationships" xmlns:m="http://schemas.openxmlformats.org/officeDocument/2006/math" xmlns:v="urn:schemas-microsoft-com:vml" xmlns:wp14="http://schemas.microsoft.com/office/word/2010/wordprocessingDrawing" xmlns:wp="http://schemas.openxmlformats.org/drawingml/2006/wordprocessingDrawing" xmlns:w10="urn:schemas-microsoft-com:office:word" xmlns:w="http://schemas.openxmlformats.org/wordprocessingml/2006/main" xmlns:w14="http://schemas.microsoft.com/office/word/2010/wordml" xmlns:wpg="http://schemas.microsoft.com/office/word/2010/wordprocessingGroup" xmlns:wpi="http://schemas.microsoft.com/office/word/2010/wordprocessingInk" xmlns:wne="http://schemas.microsoft.com/office/word/2006/wordml" xmlns:wps="http://schemas.microsoft.com/office/word/2010/wordprocessingShape" xmlns:wpsCustomData="http://www.wps.cn/officeDocument/2013/wpsCustomData" mc:Ignorable="w14 wp14">
+<w:numbering xmlns:wpc="http://schemas.microsoft.com/office/word/2010/wordprocessingCanvas" xmlns:mc="http://schemas.openxmlformats.org/markup-compatibility/2006" xmlns:o="urn:schemas-microsoft-com:office:office" xmlns:r="http://schemas.openxmlformats.org/officeDocument/2006/relationships" xmlns:m="http://schemas.openxmlformats.org/officeDocument/2006/math" xmlns:v="urn:schemas-microsoft-com:vml" xmlns:wp14="http://schemas.microsoft.com/office/word/2010/wordprocessingDrawing" xmlns:wp="http://schemas.openxmlformats.org/drawingml/2006/wordprocessingDrawing" xmlns:w10="urn:schemas-microsoft-com:office:word" xmlns:w="http://schemas.openxmlformats.org/wordprocessingml/2006/main" xmlns:w14="http://schemas.microsoft.com/office/word/2010/wordml" xmlns:w15="http://schemas.microsoft.com/office/word/2012/wordml" xmlns:wne="http://schemas.microsoft.com/office/word/2006/wordml" xmlns:wpg="http://schemas.microsoft.com/office/word/2010/wordprocessingGroup" xmlns:wpi="http://schemas.microsoft.com/office/word/2010/wordprocessingInk" xmlns:wps="http://schemas.microsoft.com/office/word/2010/wordprocessingShape" mc:Ignorable="w14 w15 wp14">
   <w:abstractNum w:abstractNumId="0">
     <w:nsid w:val="8E964DCE"/>
     <w:multiLevelType w:val="multilevel"/>
     <w:tmpl w:val="8E964DCE"/>
-    <w:lvl w:ilvl="0" w:tentative="0">
+    <w:lvl w:ilvl="0">
       <w:start w:val="1"/>
       <w:numFmt w:val="decimal"/>
-      <w:pStyle w:val="2"/>
+      <w:pStyle w:val="Heading1"/>
       <w:lvlText w:val="%1."/>
       <w:lvlJc w:val="left"/>
       <w:pPr>
@@ -6305,10 +6186,10 @@
         <w:rFonts w:hint="default"/>
       </w:rPr>
     </w:lvl>
-    <w:lvl w:ilvl="1" w:tentative="0">
+    <w:lvl w:ilvl="1">
       <w:start w:val="1"/>
       <w:numFmt w:val="decimal"/>
-      <w:pStyle w:val="3"/>
+      <w:pStyle w:val="Heading2"/>
       <w:lvlText w:val="%1.%2."/>
       <w:lvlJc w:val="left"/>
       <w:pPr>
@@ -6318,10 +6199,10 @@
         <w:rFonts w:hint="default"/>
       </w:rPr>
     </w:lvl>
-    <w:lvl w:ilvl="2" w:tentative="0">
+    <w:lvl w:ilvl="2">
       <w:start w:val="1"/>
       <w:numFmt w:val="decimal"/>
-      <w:pStyle w:val="4"/>
+      <w:pStyle w:val="Heading3"/>
       <w:lvlText w:val="%1.%2.%3."/>
       <w:lvlJc w:val="left"/>
       <w:pPr>
@@ -6331,10 +6212,10 @@
         <w:rFonts w:hint="default"/>
       </w:rPr>
     </w:lvl>
-    <w:lvl w:ilvl="3" w:tentative="0">
+    <w:lvl w:ilvl="3">
       <w:start w:val="1"/>
       <w:numFmt w:val="decimal"/>
-      <w:pStyle w:val="5"/>
+      <w:pStyle w:val="Heading4"/>
       <w:lvlText w:val="%1.%2.%3.%4."/>
       <w:lvlJc w:val="left"/>
       <w:pPr>
@@ -6344,10 +6225,10 @@
         <w:rFonts w:hint="default"/>
       </w:rPr>
     </w:lvl>
-    <w:lvl w:ilvl="4" w:tentative="0">
+    <w:lvl w:ilvl="4">
       <w:start w:val="1"/>
       <w:numFmt w:val="decimal"/>
-      <w:pStyle w:val="6"/>
+      <w:pStyle w:val="Heading5"/>
       <w:lvlText w:val="%1.%2.%3.%4.%5."/>
       <w:lvlJc w:val="left"/>
       <w:pPr>
@@ -6357,10 +6238,10 @@
         <w:rFonts w:hint="default"/>
       </w:rPr>
     </w:lvl>
-    <w:lvl w:ilvl="5" w:tentative="0">
+    <w:lvl w:ilvl="5">
       <w:start w:val="1"/>
       <w:numFmt w:val="decimal"/>
-      <w:pStyle w:val="7"/>
+      <w:pStyle w:val="Heading6"/>
       <w:lvlText w:val="%1.%2.%3.%4.%5.%6."/>
       <w:lvlJc w:val="left"/>
       <w:pPr>
@@ -6370,10 +6251,10 @@
         <w:rFonts w:hint="default"/>
       </w:rPr>
     </w:lvl>
-    <w:lvl w:ilvl="6" w:tentative="0">
+    <w:lvl w:ilvl="6">
       <w:start w:val="1"/>
       <w:numFmt w:val="decimal"/>
-      <w:pStyle w:val="8"/>
+      <w:pStyle w:val="Heading7"/>
       <w:lvlText w:val="%1.%2.%3.%4.%5.%6.%7."/>
       <w:lvlJc w:val="left"/>
       <w:pPr>
@@ -6383,10 +6264,10 @@
         <w:rFonts w:hint="default"/>
       </w:rPr>
     </w:lvl>
-    <w:lvl w:ilvl="7" w:tentative="0">
+    <w:lvl w:ilvl="7">
       <w:start w:val="1"/>
       <w:numFmt w:val="decimal"/>
-      <w:pStyle w:val="9"/>
+      <w:pStyle w:val="Heading8"/>
       <w:lvlText w:val="%1.%2.%3.%4.%5.%6.%7.%8."/>
       <w:lvlJc w:val="left"/>
       <w:pPr>
@@ -6396,10 +6277,10 @@
         <w:rFonts w:hint="default"/>
       </w:rPr>
     </w:lvl>
-    <w:lvl w:ilvl="8" w:tentative="0">
+    <w:lvl w:ilvl="8">
       <w:start w:val="1"/>
       <w:numFmt w:val="decimal"/>
-      <w:pStyle w:val="10"/>
+      <w:pStyle w:val="Heading9"/>
       <w:lvlText w:val="%1.%2.%3.%4.%5.%6.%7.%8.%9."/>
       <w:lvlJc w:val="left"/>
       <w:pPr>
@@ -6414,7 +6295,7 @@
     <w:nsid w:val="9A19CC06"/>
     <w:multiLevelType w:val="singleLevel"/>
     <w:tmpl w:val="9A19CC06"/>
-    <w:lvl w:ilvl="0" w:tentative="0">
+    <w:lvl w:ilvl="0">
       <w:start w:val="1"/>
       <w:numFmt w:val="decimal"/>
       <w:lvlText w:val="%1."/>
@@ -6431,7 +6312,7 @@
     <w:nsid w:val="A10A99EF"/>
     <w:multiLevelType w:val="singleLevel"/>
     <w:tmpl w:val="A10A99EF"/>
-    <w:lvl w:ilvl="0" w:tentative="0">
+    <w:lvl w:ilvl="0">
       <w:start w:val="1"/>
       <w:numFmt w:val="decimal"/>
       <w:lvlText w:val="%1."/>
@@ -6457,269 +6338,267 @@
 </file>
 
 <file path=word/styles.xml><?xml version="1.0" encoding="utf-8"?>
-<w:styles xmlns:mc="http://schemas.openxmlformats.org/markup-compatibility/2006" xmlns:o="urn:schemas-microsoft-com:office:office" xmlns:r="http://schemas.openxmlformats.org/officeDocument/2006/relationships" xmlns:m="http://schemas.openxmlformats.org/officeDocument/2006/math" xmlns:v="urn:schemas-microsoft-com:vml" xmlns:w="http://schemas.openxmlformats.org/wordprocessingml/2006/main" xmlns:w14="http://schemas.microsoft.com/office/word/2010/wordml" xmlns:w10="urn:schemas-microsoft-com:office:word" xmlns:sl="http://schemas.openxmlformats.org/schemaLibrary/2006/main" xmlns:wpsCustomData="http://www.wps.cn/officeDocument/2013/wpsCustomData" mc:Ignorable="w14">
+<w:styles xmlns:mc="http://schemas.openxmlformats.org/markup-compatibility/2006" xmlns:r="http://schemas.openxmlformats.org/officeDocument/2006/relationships" xmlns:w="http://schemas.openxmlformats.org/wordprocessingml/2006/main" xmlns:w14="http://schemas.microsoft.com/office/word/2010/wordml" xmlns:w15="http://schemas.microsoft.com/office/word/2012/wordml" mc:Ignorable="w14 w15">
   <w:docDefaults>
     <w:rPrDefault>
       <w:rPr>
-        <w:rFonts w:ascii="Times New Roman" w:hAnsi="Times New Roman" w:eastAsia="宋体" w:cs="Times New Roman"/>
+        <w:rFonts w:ascii="Times New Roman" w:eastAsia="宋体" w:hAnsi="Times New Roman" w:cs="Times New Roman"/>
       </w:rPr>
     </w:rPrDefault>
     <w:pPrDefault/>
   </w:docDefaults>
-  <w:latentStyles w:count="260" w:defQFormat="0" w:defUnhideWhenUsed="1" w:defSemiHidden="1" w:defUIPriority="99" w:defLockedState="0">
-    <w:lsdException w:qFormat="1" w:unhideWhenUsed="0" w:uiPriority="0" w:semiHidden="0" w:name="Normal"/>
-    <w:lsdException w:qFormat="1" w:unhideWhenUsed="0" w:uiPriority="0" w:semiHidden="0" w:name="heading 1"/>
-    <w:lsdException w:qFormat="1" w:uiPriority="0" w:semiHidden="0" w:name="heading 2"/>
-    <w:lsdException w:qFormat="1" w:uiPriority="0" w:name="heading 3"/>
-    <w:lsdException w:qFormat="1" w:uiPriority="0" w:semiHidden="0" w:name="heading 4"/>
-    <w:lsdException w:qFormat="1" w:uiPriority="0" w:name="heading 5"/>
-    <w:lsdException w:qFormat="1" w:uiPriority="0" w:name="heading 6"/>
-    <w:lsdException w:qFormat="1" w:uiPriority="0" w:name="heading 7"/>
-    <w:lsdException w:qFormat="1" w:uiPriority="0" w:name="heading 8"/>
-    <w:lsdException w:qFormat="1" w:uiPriority="0" w:name="heading 9"/>
-    <w:lsdException w:unhideWhenUsed="0" w:uiPriority="0" w:semiHidden="0" w:name="index 1"/>
-    <w:lsdException w:unhideWhenUsed="0" w:uiPriority="0" w:semiHidden="0" w:name="index 2"/>
-    <w:lsdException w:unhideWhenUsed="0" w:uiPriority="0" w:semiHidden="0" w:name="index 3"/>
-    <w:lsdException w:unhideWhenUsed="0" w:uiPriority="0" w:semiHidden="0" w:name="index 4"/>
-    <w:lsdException w:unhideWhenUsed="0" w:uiPriority="0" w:semiHidden="0" w:name="index 5"/>
-    <w:lsdException w:unhideWhenUsed="0" w:uiPriority="0" w:semiHidden="0" w:name="index 6"/>
-    <w:lsdException w:unhideWhenUsed="0" w:uiPriority="0" w:semiHidden="0" w:name="index 7"/>
-    <w:lsdException w:unhideWhenUsed="0" w:uiPriority="0" w:semiHidden="0" w:name="index 8"/>
-    <w:lsdException w:unhideWhenUsed="0" w:uiPriority="0" w:semiHidden="0" w:name="index 9"/>
-    <w:lsdException w:qFormat="1" w:unhideWhenUsed="0" w:uiPriority="0" w:semiHidden="0" w:name="toc 1"/>
-    <w:lsdException w:qFormat="1" w:unhideWhenUsed="0" w:uiPriority="0" w:semiHidden="0" w:name="toc 2"/>
-    <w:lsdException w:qFormat="1" w:unhideWhenUsed="0" w:uiPriority="0" w:semiHidden="0" w:name="toc 3"/>
-    <w:lsdException w:unhideWhenUsed="0" w:uiPriority="0" w:semiHidden="0" w:name="toc 4"/>
-    <w:lsdException w:unhideWhenUsed="0" w:uiPriority="0" w:semiHidden="0" w:name="toc 5"/>
-    <w:lsdException w:unhideWhenUsed="0" w:uiPriority="0" w:semiHidden="0" w:name="toc 6"/>
-    <w:lsdException w:unhideWhenUsed="0" w:uiPriority="0" w:semiHidden="0" w:name="toc 7"/>
-    <w:lsdException w:unhideWhenUsed="0" w:uiPriority="0" w:semiHidden="0" w:name="toc 8"/>
-    <w:lsdException w:unhideWhenUsed="0" w:uiPriority="0" w:semiHidden="0" w:name="toc 9"/>
-    <w:lsdException w:unhideWhenUsed="0" w:uiPriority="0" w:semiHidden="0" w:name="Normal Indent"/>
-    <w:lsdException w:unhideWhenUsed="0" w:uiPriority="0" w:semiHidden="0" w:name="footnote text"/>
-    <w:lsdException w:qFormat="1" w:unhideWhenUsed="0" w:uiPriority="0" w:semiHidden="0" w:name="annotation text"/>
-    <w:lsdException w:qFormat="1" w:unhideWhenUsed="0" w:uiPriority="0" w:semiHidden="0" w:name="header"/>
-    <w:lsdException w:qFormat="1" w:unhideWhenUsed="0" w:uiPriority="0" w:semiHidden="0" w:name="footer"/>
-    <w:lsdException w:unhideWhenUsed="0" w:uiPriority="0" w:semiHidden="0" w:name="index heading"/>
-    <w:lsdException w:qFormat="1" w:uiPriority="0" w:name="caption"/>
-    <w:lsdException w:unhideWhenUsed="0" w:uiPriority="0" w:semiHidden="0" w:name="table of figures"/>
-    <w:lsdException w:unhideWhenUsed="0" w:uiPriority="0" w:semiHidden="0" w:name="envelope address"/>
-    <w:lsdException w:unhideWhenUsed="0" w:uiPriority="0" w:semiHidden="0" w:name="envelope return"/>
-    <w:lsdException w:unhideWhenUsed="0" w:uiPriority="0" w:semiHidden="0" w:name="footnote reference"/>
-    <w:lsdException w:unhideWhenUsed="0" w:uiPriority="0" w:semiHidden="0" w:name="annotation reference"/>
-    <w:lsdException w:unhideWhenUsed="0" w:uiPriority="0" w:semiHidden="0" w:name="line number"/>
-    <w:lsdException w:unhideWhenUsed="0" w:uiPriority="0" w:semiHidden="0" w:name="page number"/>
-    <w:lsdException w:unhideWhenUsed="0" w:uiPriority="0" w:semiHidden="0" w:name="endnote reference"/>
-    <w:lsdException w:unhideWhenUsed="0" w:uiPriority="0" w:semiHidden="0" w:name="endnote text"/>
-    <w:lsdException w:unhideWhenUsed="0" w:uiPriority="0" w:semiHidden="0" w:name="table of authorities"/>
-    <w:lsdException w:unhideWhenUsed="0" w:uiPriority="0" w:semiHidden="0" w:name="macro"/>
-    <w:lsdException w:unhideWhenUsed="0" w:uiPriority="0" w:semiHidden="0" w:name="toa heading"/>
-    <w:lsdException w:unhideWhenUsed="0" w:uiPriority="0" w:semiHidden="0" w:name="List"/>
-    <w:lsdException w:unhideWhenUsed="0" w:uiPriority="0" w:semiHidden="0" w:name="List Bullet"/>
-    <w:lsdException w:unhideWhenUsed="0" w:uiPriority="0" w:semiHidden="0" w:name="List Number"/>
-    <w:lsdException w:unhideWhenUsed="0" w:uiPriority="0" w:semiHidden="0" w:name="List 2"/>
-    <w:lsdException w:unhideWhenUsed="0" w:uiPriority="0" w:semiHidden="0" w:name="List 3"/>
-    <w:lsdException w:unhideWhenUsed="0" w:uiPriority="0" w:semiHidden="0" w:name="List 4"/>
-    <w:lsdException w:unhideWhenUsed="0" w:uiPriority="0" w:semiHidden="0" w:name="List 5"/>
-    <w:lsdException w:unhideWhenUsed="0" w:uiPriority="0" w:semiHidden="0" w:name="List Bullet 2"/>
-    <w:lsdException w:unhideWhenUsed="0" w:uiPriority="0" w:semiHidden="0" w:name="List Bullet 3"/>
-    <w:lsdException w:unhideWhenUsed="0" w:uiPriority="0" w:semiHidden="0" w:name="List Bullet 4"/>
-    <w:lsdException w:unhideWhenUsed="0" w:uiPriority="0" w:semiHidden="0" w:name="List Bullet 5"/>
-    <w:lsdException w:unhideWhenUsed="0" w:uiPriority="0" w:semiHidden="0" w:name="List Number 2"/>
-    <w:lsdException w:unhideWhenUsed="0" w:uiPriority="0" w:semiHidden="0" w:name="List Number 3"/>
-    <w:lsdException w:unhideWhenUsed="0" w:uiPriority="0" w:semiHidden="0" w:name="List Number 4"/>
-    <w:lsdException w:unhideWhenUsed="0" w:uiPriority="0" w:semiHidden="0" w:name="List Number 5"/>
-    <w:lsdException w:qFormat="1" w:unhideWhenUsed="0" w:uiPriority="0" w:semiHidden="0" w:name="Title"/>
-    <w:lsdException w:unhideWhenUsed="0" w:uiPriority="0" w:semiHidden="0" w:name="Closing"/>
-    <w:lsdException w:unhideWhenUsed="0" w:uiPriority="0" w:semiHidden="0" w:name="Signature"/>
-    <w:lsdException w:qFormat="1" w:unhideWhenUsed="0" w:uiPriority="0" w:name="Default Paragraph Font"/>
-    <w:lsdException w:qFormat="1" w:unhideWhenUsed="0" w:uiPriority="0" w:name="Body Text"/>
-    <w:lsdException w:unhideWhenUsed="0" w:uiPriority="0" w:semiHidden="0" w:name="Body Text Indent"/>
-    <w:lsdException w:unhideWhenUsed="0" w:uiPriority="0" w:semiHidden="0" w:name="List Continue"/>
-    <w:lsdException w:unhideWhenUsed="0" w:uiPriority="0" w:semiHidden="0" w:name="List Continue 2"/>
-    <w:lsdException w:unhideWhenUsed="0" w:uiPriority="0" w:semiHidden="0" w:name="List Continue 3"/>
-    <w:lsdException w:unhideWhenUsed="0" w:uiPriority="0" w:semiHidden="0" w:name="List Continue 4"/>
-    <w:lsdException w:unhideWhenUsed="0" w:uiPriority="0" w:semiHidden="0" w:name="List Continue 5"/>
-    <w:lsdException w:unhideWhenUsed="0" w:uiPriority="0" w:semiHidden="0" w:name="Message Header"/>
-    <w:lsdException w:qFormat="1" w:unhideWhenUsed="0" w:uiPriority="0" w:semiHidden="0" w:name="Subtitle"/>
-    <w:lsdException w:unhideWhenUsed="0" w:uiPriority="0" w:semiHidden="0" w:name="Salutation"/>
-    <w:lsdException w:unhideWhenUsed="0" w:uiPriority="0" w:semiHidden="0" w:name="Date"/>
-    <w:lsdException w:unhideWhenUsed="0" w:uiPriority="0" w:semiHidden="0" w:name="Body Text First Indent"/>
-    <w:lsdException w:unhideWhenUsed="0" w:uiPriority="0" w:semiHidden="0" w:name="Body Text First Indent 2"/>
-    <w:lsdException w:uiPriority="99" w:name="Note Heading"/>
-    <w:lsdException w:unhideWhenUsed="0" w:uiPriority="0" w:semiHidden="0" w:name="Body Text 2"/>
-    <w:lsdException w:unhideWhenUsed="0" w:uiPriority="0" w:semiHidden="0" w:name="Body Text 3"/>
-    <w:lsdException w:unhideWhenUsed="0" w:uiPriority="0" w:semiHidden="0" w:name="Body Text Indent 2"/>
-    <w:lsdException w:unhideWhenUsed="0" w:uiPriority="0" w:semiHidden="0" w:name="Body Text Indent 3"/>
-    <w:lsdException w:unhideWhenUsed="0" w:uiPriority="0" w:semiHidden="0" w:name="Block Text"/>
-    <w:lsdException w:unhideWhenUsed="0" w:uiPriority="0" w:semiHidden="0" w:name="Hyperlink"/>
-    <w:lsdException w:unhideWhenUsed="0" w:uiPriority="0" w:semiHidden="0" w:name="FollowedHyperlink"/>
-    <w:lsdException w:qFormat="1" w:unhideWhenUsed="0" w:uiPriority="0" w:semiHidden="0" w:name="Strong"/>
-    <w:lsdException w:qFormat="1" w:unhideWhenUsed="0" w:uiPriority="0" w:semiHidden="0" w:name="Emphasis"/>
-    <w:lsdException w:unhideWhenUsed="0" w:uiPriority="0" w:semiHidden="0" w:name="Document Map"/>
-    <w:lsdException w:unhideWhenUsed="0" w:uiPriority="0" w:semiHidden="0" w:name="Plain Text"/>
-    <w:lsdException w:unhideWhenUsed="0" w:uiPriority="0" w:semiHidden="0" w:name="E-mail Signature"/>
-    <w:lsdException w:qFormat="1" w:unhideWhenUsed="0" w:uiPriority="0" w:semiHidden="0" w:name="Normal (Web)"/>
-    <w:lsdException w:unhideWhenUsed="0" w:uiPriority="0" w:semiHidden="0" w:name="HTML Acronym"/>
-    <w:lsdException w:unhideWhenUsed="0" w:uiPriority="0" w:semiHidden="0" w:name="HTML Address"/>
-    <w:lsdException w:unhideWhenUsed="0" w:uiPriority="0" w:semiHidden="0" w:name="HTML Cite"/>
-    <w:lsdException w:unhideWhenUsed="0" w:uiPriority="0" w:semiHidden="0" w:name="HTML Code"/>
-    <w:lsdException w:unhideWhenUsed="0" w:uiPriority="0" w:semiHidden="0" w:name="HTML Definition"/>
-    <w:lsdException w:unhideWhenUsed="0" w:uiPriority="0" w:semiHidden="0" w:name="HTML Keyboard"/>
-    <w:lsdException w:unhideWhenUsed="0" w:uiPriority="0" w:semiHidden="0" w:name="HTML Preformatted"/>
-    <w:lsdException w:unhideWhenUsed="0" w:uiPriority="0" w:semiHidden="0" w:name="HTML Sample"/>
-    <w:lsdException w:unhideWhenUsed="0" w:uiPriority="0" w:semiHidden="0" w:name="HTML Typewriter"/>
-    <w:lsdException w:unhideWhenUsed="0" w:uiPriority="0" w:semiHidden="0" w:name="HTML Variable"/>
-    <w:lsdException w:qFormat="1" w:unhideWhenUsed="0" w:uiPriority="0" w:name="Normal Table"/>
-    <w:lsdException w:unhideWhenUsed="0" w:uiPriority="0" w:semiHidden="0" w:name="annotation subject"/>
-    <w:lsdException w:unhideWhenUsed="0" w:uiPriority="0" w:semiHidden="0" w:name="Table Simple 1"/>
-    <w:lsdException w:unhideWhenUsed="0" w:uiPriority="0" w:semiHidden="0" w:name="Table Simple 2"/>
-    <w:lsdException w:unhideWhenUsed="0" w:uiPriority="0" w:semiHidden="0" w:name="Table Simple 3"/>
-    <w:lsdException w:unhideWhenUsed="0" w:uiPriority="0" w:semiHidden="0" w:name="Table Classic 1"/>
-    <w:lsdException w:unhideWhenUsed="0" w:uiPriority="0" w:semiHidden="0" w:name="Table Classic 2"/>
-    <w:lsdException w:unhideWhenUsed="0" w:uiPriority="0" w:semiHidden="0" w:name="Table Classic 3"/>
-    <w:lsdException w:unhideWhenUsed="0" w:uiPriority="0" w:semiHidden="0" w:name="Table Classic 4"/>
-    <w:lsdException w:unhideWhenUsed="0" w:uiPriority="0" w:semiHidden="0" w:name="Table Colorful 1"/>
-    <w:lsdException w:unhideWhenUsed="0" w:uiPriority="0" w:semiHidden="0" w:name="Table Colorful 2"/>
-    <w:lsdException w:unhideWhenUsed="0" w:uiPriority="0" w:semiHidden="0" w:name="Table Colorful 3"/>
-    <w:lsdException w:unhideWhenUsed="0" w:uiPriority="0" w:semiHidden="0" w:name="Table Columns 1"/>
-    <w:lsdException w:unhideWhenUsed="0" w:uiPriority="0" w:semiHidden="0" w:name="Table Columns 2"/>
-    <w:lsdException w:unhideWhenUsed="0" w:uiPriority="0" w:semiHidden="0" w:name="Table Columns 3"/>
-    <w:lsdException w:unhideWhenUsed="0" w:uiPriority="0" w:semiHidden="0" w:name="Table Columns 4"/>
-    <w:lsdException w:unhideWhenUsed="0" w:uiPriority="0" w:semiHidden="0" w:name="Table Columns 5"/>
-    <w:lsdException w:unhideWhenUsed="0" w:uiPriority="0" w:semiHidden="0" w:name="Table Grid 1"/>
-    <w:lsdException w:unhideWhenUsed="0" w:uiPriority="0" w:semiHidden="0" w:name="Table Grid 2"/>
-    <w:lsdException w:unhideWhenUsed="0" w:uiPriority="0" w:semiHidden="0" w:name="Table Grid 3"/>
-    <w:lsdException w:unhideWhenUsed="0" w:uiPriority="0" w:semiHidden="0" w:name="Table Grid 4"/>
-    <w:lsdException w:unhideWhenUsed="0" w:uiPriority="0" w:semiHidden="0" w:name="Table Grid 5"/>
-    <w:lsdException w:unhideWhenUsed="0" w:uiPriority="0" w:semiHidden="0" w:name="Table Grid 6"/>
-    <w:lsdException w:unhideWhenUsed="0" w:uiPriority="0" w:semiHidden="0" w:name="Table Grid 7"/>
-    <w:lsdException w:unhideWhenUsed="0" w:uiPriority="0" w:semiHidden="0" w:name="Table Grid 8"/>
-    <w:lsdException w:unhideWhenUsed="0" w:uiPriority="0" w:semiHidden="0" w:name="Table List 1"/>
-    <w:lsdException w:unhideWhenUsed="0" w:uiPriority="0" w:semiHidden="0" w:name="Table List 2"/>
-    <w:lsdException w:unhideWhenUsed="0" w:uiPriority="0" w:semiHidden="0" w:name="Table List 3"/>
-    <w:lsdException w:unhideWhenUsed="0" w:uiPriority="0" w:semiHidden="0" w:name="Table List 4"/>
-    <w:lsdException w:unhideWhenUsed="0" w:uiPriority="0" w:semiHidden="0" w:name="Table List 5"/>
-    <w:lsdException w:unhideWhenUsed="0" w:uiPriority="0" w:semiHidden="0" w:name="Table List 6"/>
-    <w:lsdException w:unhideWhenUsed="0" w:uiPriority="0" w:semiHidden="0" w:name="Table List 7"/>
-    <w:lsdException w:unhideWhenUsed="0" w:uiPriority="0" w:semiHidden="0" w:name="Table List 8"/>
-    <w:lsdException w:unhideWhenUsed="0" w:uiPriority="0" w:semiHidden="0" w:name="Table 3D effects 1"/>
-    <w:lsdException w:unhideWhenUsed="0" w:uiPriority="0" w:semiHidden="0" w:name="Table 3D effects 2"/>
-    <w:lsdException w:unhideWhenUsed="0" w:uiPriority="0" w:semiHidden="0" w:name="Table 3D effects 3"/>
-    <w:lsdException w:unhideWhenUsed="0" w:uiPriority="0" w:semiHidden="0" w:name="Table Contemporary"/>
-    <w:lsdException w:unhideWhenUsed="0" w:uiPriority="0" w:semiHidden="0" w:name="Table Elegant"/>
-    <w:lsdException w:unhideWhenUsed="0" w:uiPriority="0" w:semiHidden="0" w:name="Table Professional"/>
-    <w:lsdException w:unhideWhenUsed="0" w:uiPriority="0" w:semiHidden="0" w:name="Table Subtle 1"/>
-    <w:lsdException w:unhideWhenUsed="0" w:uiPriority="0" w:semiHidden="0" w:name="Table Subtle 2"/>
-    <w:lsdException w:unhideWhenUsed="0" w:uiPriority="0" w:semiHidden="0" w:name="Table Web 1"/>
-    <w:lsdException w:unhideWhenUsed="0" w:uiPriority="0" w:semiHidden="0" w:name="Table Web 2"/>
-    <w:lsdException w:unhideWhenUsed="0" w:uiPriority="0" w:semiHidden="0" w:name="Table Web 3"/>
-    <w:lsdException w:unhideWhenUsed="0" w:uiPriority="0" w:semiHidden="0" w:name="Balloon Text"/>
-    <w:lsdException w:qFormat="1" w:unhideWhenUsed="0" w:uiPriority="0" w:semiHidden="0" w:name="Table Grid"/>
-    <w:lsdException w:unhideWhenUsed="0" w:uiPriority="0" w:semiHidden="0" w:name="Table Theme"/>
-    <w:lsdException w:unhideWhenUsed="0" w:uiPriority="60" w:semiHidden="0" w:name="Light Shading"/>
-    <w:lsdException w:unhideWhenUsed="0" w:uiPriority="61" w:semiHidden="0" w:name="Light List"/>
-    <w:lsdException w:unhideWhenUsed="0" w:uiPriority="62" w:semiHidden="0" w:name="Light Grid"/>
-    <w:lsdException w:unhideWhenUsed="0" w:uiPriority="63" w:semiHidden="0" w:name="Medium Shading 1"/>
-    <w:lsdException w:unhideWhenUsed="0" w:uiPriority="64" w:semiHidden="0" w:name="Medium Shading 2"/>
-    <w:lsdException w:unhideWhenUsed="0" w:uiPriority="65" w:semiHidden="0" w:name="Medium List 1"/>
-    <w:lsdException w:unhideWhenUsed="0" w:uiPriority="66" w:semiHidden="0" w:name="Medium List 2"/>
-    <w:lsdException w:unhideWhenUsed="0" w:uiPriority="67" w:semiHidden="0" w:name="Medium Grid 1"/>
-    <w:lsdException w:unhideWhenUsed="0" w:uiPriority="68" w:semiHidden="0" w:name="Medium Grid 2"/>
-    <w:lsdException w:unhideWhenUsed="0" w:uiPriority="69" w:semiHidden="0" w:name="Medium Grid 3"/>
-    <w:lsdException w:unhideWhenUsed="0" w:uiPriority="70" w:semiHidden="0" w:name="Dark List"/>
-    <w:lsdException w:unhideWhenUsed="0" w:uiPriority="71" w:semiHidden="0" w:name="Colorful Shading"/>
-    <w:lsdException w:unhideWhenUsed="0" w:uiPriority="72" w:semiHidden="0" w:name="Colorful List"/>
-    <w:lsdException w:unhideWhenUsed="0" w:uiPriority="73" w:semiHidden="0" w:name="Colorful Grid"/>
-    <w:lsdException w:unhideWhenUsed="0" w:uiPriority="60" w:semiHidden="0" w:name="Light Shading Accent 1"/>
-    <w:lsdException w:unhideWhenUsed="0" w:uiPriority="61" w:semiHidden="0" w:name="Light List Accent 1"/>
-    <w:lsdException w:unhideWhenUsed="0" w:uiPriority="62" w:semiHidden="0" w:name="Light Grid Accent 1"/>
-    <w:lsdException w:unhideWhenUsed="0" w:uiPriority="63" w:semiHidden="0" w:name="Medium Shading 1 Accent 1"/>
-    <w:lsdException w:unhideWhenUsed="0" w:uiPriority="64" w:semiHidden="0" w:name="Medium Shading 2 Accent 1"/>
-    <w:lsdException w:unhideWhenUsed="0" w:uiPriority="65" w:semiHidden="0" w:name="Medium List 1 Accent 1"/>
-    <w:lsdException w:unhideWhenUsed="0" w:uiPriority="66" w:semiHidden="0" w:name="Medium List 2 Accent 1"/>
-    <w:lsdException w:unhideWhenUsed="0" w:uiPriority="67" w:semiHidden="0" w:name="Medium Grid 1 Accent 1"/>
-    <w:lsdException w:unhideWhenUsed="0" w:uiPriority="68" w:semiHidden="0" w:name="Medium Grid 2 Accent 1"/>
-    <w:lsdException w:unhideWhenUsed="0" w:uiPriority="69" w:semiHidden="0" w:name="Medium Grid 3 Accent 1"/>
-    <w:lsdException w:unhideWhenUsed="0" w:uiPriority="70" w:semiHidden="0" w:name="Dark List Accent 1"/>
-    <w:lsdException w:unhideWhenUsed="0" w:uiPriority="71" w:semiHidden="0" w:name="Colorful Shading Accent 1"/>
-    <w:lsdException w:unhideWhenUsed="0" w:uiPriority="72" w:semiHidden="0" w:name="Colorful List Accent 1"/>
-    <w:lsdException w:unhideWhenUsed="0" w:uiPriority="73" w:semiHidden="0" w:name="Colorful Grid Accent 1"/>
-    <w:lsdException w:unhideWhenUsed="0" w:uiPriority="60" w:semiHidden="0" w:name="Light Shading Accent 2"/>
-    <w:lsdException w:unhideWhenUsed="0" w:uiPriority="61" w:semiHidden="0" w:name="Light List Accent 2"/>
-    <w:lsdException w:unhideWhenUsed="0" w:uiPriority="62" w:semiHidden="0" w:name="Light Grid Accent 2"/>
-    <w:lsdException w:unhideWhenUsed="0" w:uiPriority="63" w:semiHidden="0" w:name="Medium Shading 1 Accent 2"/>
-    <w:lsdException w:unhideWhenUsed="0" w:uiPriority="64" w:semiHidden="0" w:name="Medium Shading 2 Accent 2"/>
-    <w:lsdException w:unhideWhenUsed="0" w:uiPriority="65" w:semiHidden="0" w:name="Medium List 1 Accent 2"/>
-    <w:lsdException w:unhideWhenUsed="0" w:uiPriority="66" w:semiHidden="0" w:name="Medium List 2 Accent 2"/>
-    <w:lsdException w:unhideWhenUsed="0" w:uiPriority="67" w:semiHidden="0" w:name="Medium Grid 1 Accent 2"/>
-    <w:lsdException w:unhideWhenUsed="0" w:uiPriority="68" w:semiHidden="0" w:name="Medium Grid 2 Accent 2"/>
-    <w:lsdException w:unhideWhenUsed="0" w:uiPriority="69" w:semiHidden="0" w:name="Medium Grid 3 Accent 2"/>
-    <w:lsdException w:unhideWhenUsed="0" w:uiPriority="70" w:semiHidden="0" w:name="Dark List Accent 2"/>
-    <w:lsdException w:unhideWhenUsed="0" w:uiPriority="71" w:semiHidden="0" w:name="Colorful Shading Accent 2"/>
-    <w:lsdException w:unhideWhenUsed="0" w:uiPriority="72" w:semiHidden="0" w:name="Colorful List Accent 2"/>
-    <w:lsdException w:unhideWhenUsed="0" w:uiPriority="73" w:semiHidden="0" w:name="Colorful Grid Accent 2"/>
-    <w:lsdException w:unhideWhenUsed="0" w:uiPriority="60" w:semiHidden="0" w:name="Light Shading Accent 3"/>
-    <w:lsdException w:unhideWhenUsed="0" w:uiPriority="61" w:semiHidden="0" w:name="Light List Accent 3"/>
-    <w:lsdException w:unhideWhenUsed="0" w:uiPriority="62" w:semiHidden="0" w:name="Light Grid Accent 3"/>
-    <w:lsdException w:unhideWhenUsed="0" w:uiPriority="63" w:semiHidden="0" w:name="Medium Shading 1 Accent 3"/>
-    <w:lsdException w:unhideWhenUsed="0" w:uiPriority="64" w:semiHidden="0" w:name="Medium Shading 2 Accent 3"/>
-    <w:lsdException w:unhideWhenUsed="0" w:uiPriority="65" w:semiHidden="0" w:name="Medium List 1 Accent 3"/>
-    <w:lsdException w:unhideWhenUsed="0" w:uiPriority="66" w:semiHidden="0" w:name="Medium List 2 Accent 3"/>
-    <w:lsdException w:unhideWhenUsed="0" w:uiPriority="67" w:semiHidden="0" w:name="Medium Grid 1 Accent 3"/>
-    <w:lsdException w:unhideWhenUsed="0" w:uiPriority="68" w:semiHidden="0" w:name="Medium Grid 2 Accent 3"/>
-    <w:lsdException w:unhideWhenUsed="0" w:uiPriority="69" w:semiHidden="0" w:name="Medium Grid 3 Accent 3"/>
-    <w:lsdException w:unhideWhenUsed="0" w:uiPriority="70" w:semiHidden="0" w:name="Dark List Accent 3"/>
-    <w:lsdException w:unhideWhenUsed="0" w:uiPriority="71" w:semiHidden="0" w:name="Colorful Shading Accent 3"/>
-    <w:lsdException w:unhideWhenUsed="0" w:uiPriority="72" w:semiHidden="0" w:name="Colorful List Accent 3"/>
-    <w:lsdException w:unhideWhenUsed="0" w:uiPriority="73" w:semiHidden="0" w:name="Colorful Grid Accent 3"/>
-    <w:lsdException w:unhideWhenUsed="0" w:uiPriority="60" w:semiHidden="0" w:name="Light Shading Accent 4"/>
-    <w:lsdException w:unhideWhenUsed="0" w:uiPriority="61" w:semiHidden="0" w:name="Light List Accent 4"/>
-    <w:lsdException w:unhideWhenUsed="0" w:uiPriority="62" w:semiHidden="0" w:name="Light Grid Accent 4"/>
-    <w:lsdException w:unhideWhenUsed="0" w:uiPriority="63" w:semiHidden="0" w:name="Medium Shading 1 Accent 4"/>
-    <w:lsdException w:unhideWhenUsed="0" w:uiPriority="64" w:semiHidden="0" w:name="Medium Shading 2 Accent 4"/>
-    <w:lsdException w:unhideWhenUsed="0" w:uiPriority="65" w:semiHidden="0" w:name="Medium List 1 Accent 4"/>
-    <w:lsdException w:unhideWhenUsed="0" w:uiPriority="66" w:semiHidden="0" w:name="Medium List 2 Accent 4"/>
-    <w:lsdException w:unhideWhenUsed="0" w:uiPriority="67" w:semiHidden="0" w:name="Medium Grid 1 Accent 4"/>
-    <w:lsdException w:unhideWhenUsed="0" w:uiPriority="68" w:semiHidden="0" w:name="Medium Grid 2 Accent 4"/>
-    <w:lsdException w:unhideWhenUsed="0" w:uiPriority="69" w:semiHidden="0" w:name="Medium Grid 3 Accent 4"/>
-    <w:lsdException w:unhideWhenUsed="0" w:uiPriority="70" w:semiHidden="0" w:name="Dark List Accent 4"/>
-    <w:lsdException w:unhideWhenUsed="0" w:uiPriority="71" w:semiHidden="0" w:name="Colorful Shading Accent 4"/>
-    <w:lsdException w:unhideWhenUsed="0" w:uiPriority="72" w:semiHidden="0" w:name="Colorful List Accent 4"/>
-    <w:lsdException w:unhideWhenUsed="0" w:uiPriority="73" w:semiHidden="0" w:name="Colorful Grid Accent 4"/>
-    <w:lsdException w:unhideWhenUsed="0" w:uiPriority="60" w:semiHidden="0" w:name="Light Shading Accent 5"/>
-    <w:lsdException w:unhideWhenUsed="0" w:uiPriority="61" w:semiHidden="0" w:name="Light List Accent 5"/>
-    <w:lsdException w:unhideWhenUsed="0" w:uiPriority="62" w:semiHidden="0" w:name="Light Grid Accent 5"/>
-    <w:lsdException w:unhideWhenUsed="0" w:uiPriority="63" w:semiHidden="0" w:name="Medium Shading 1 Accent 5"/>
-    <w:lsdException w:unhideWhenUsed="0" w:uiPriority="64" w:semiHidden="0" w:name="Medium Shading 2 Accent 5"/>
-    <w:lsdException w:unhideWhenUsed="0" w:uiPriority="65" w:semiHidden="0" w:name="Medium List 1 Accent 5"/>
-    <w:lsdException w:unhideWhenUsed="0" w:uiPriority="66" w:semiHidden="0" w:name="Medium List 2 Accent 5"/>
-    <w:lsdException w:unhideWhenUsed="0" w:uiPriority="67" w:semiHidden="0" w:name="Medium Grid 1 Accent 5"/>
-    <w:lsdException w:unhideWhenUsed="0" w:uiPriority="68" w:semiHidden="0" w:name="Medium Grid 2 Accent 5"/>
-    <w:lsdException w:unhideWhenUsed="0" w:uiPriority="69" w:semiHidden="0" w:name="Medium Grid 3 Accent 5"/>
-    <w:lsdException w:unhideWhenUsed="0" w:uiPriority="70" w:semiHidden="0" w:name="Dark List Accent 5"/>
-    <w:lsdException w:unhideWhenUsed="0" w:uiPriority="71" w:semiHidden="0" w:name="Colorful Shading Accent 5"/>
-    <w:lsdException w:unhideWhenUsed="0" w:uiPriority="72" w:semiHidden="0" w:name="Colorful List Accent 5"/>
-    <w:lsdException w:unhideWhenUsed="0" w:uiPriority="73" w:semiHidden="0" w:name="Colorful Grid Accent 5"/>
-    <w:lsdException w:unhideWhenUsed="0" w:uiPriority="60" w:semiHidden="0" w:name="Light Shading Accent 6"/>
-    <w:lsdException w:unhideWhenUsed="0" w:uiPriority="61" w:semiHidden="0" w:name="Light List Accent 6"/>
-    <w:lsdException w:unhideWhenUsed="0" w:uiPriority="62" w:semiHidden="0" w:name="Light Grid Accent 6"/>
-    <w:lsdException w:unhideWhenUsed="0" w:uiPriority="63" w:semiHidden="0" w:name="Medium Shading 1 Accent 6"/>
-    <w:lsdException w:unhideWhenUsed="0" w:uiPriority="64" w:semiHidden="0" w:name="Medium Shading 2 Accent 6"/>
-    <w:lsdException w:unhideWhenUsed="0" w:uiPriority="65" w:semiHidden="0" w:name="Medium List 1 Accent 6"/>
-    <w:lsdException w:unhideWhenUsed="0" w:uiPriority="66" w:semiHidden="0" w:name="Medium List 2 Accent 6"/>
-    <w:lsdException w:unhideWhenUsed="0" w:uiPriority="67" w:semiHidden="0" w:name="Medium Grid 1 Accent 6"/>
-    <w:lsdException w:unhideWhenUsed="0" w:uiPriority="68" w:semiHidden="0" w:name="Medium Grid 2 Accent 6"/>
-    <w:lsdException w:unhideWhenUsed="0" w:uiPriority="69" w:semiHidden="0" w:name="Medium Grid 3 Accent 6"/>
-    <w:lsdException w:unhideWhenUsed="0" w:uiPriority="70" w:semiHidden="0" w:name="Dark List Accent 6"/>
-    <w:lsdException w:unhideWhenUsed="0" w:uiPriority="71" w:semiHidden="0" w:name="Colorful Shading Accent 6"/>
-    <w:lsdException w:unhideWhenUsed="0" w:uiPriority="72" w:semiHidden="0" w:name="Colorful List Accent 6"/>
-    <w:lsdException w:unhideWhenUsed="0" w:uiPriority="73" w:semiHidden="0" w:name="Colorful Grid Accent 6"/>
+  <w:latentStyles w:defLockedState="0" w:defUIPriority="99" w:defSemiHidden="1" w:defUnhideWhenUsed="1" w:defQFormat="0" w:count="260">
+    <w:lsdException w:name="Normal" w:semiHidden="0" w:uiPriority="0" w:unhideWhenUsed="0" w:qFormat="1"/>
+    <w:lsdException w:name="heading 1" w:semiHidden="0" w:uiPriority="0" w:unhideWhenUsed="0" w:qFormat="1"/>
+    <w:lsdException w:name="heading 2" w:semiHidden="0" w:uiPriority="0" w:qFormat="1"/>
+    <w:lsdException w:name="heading 3" w:uiPriority="0" w:qFormat="1"/>
+    <w:lsdException w:name="heading 4" w:semiHidden="0" w:uiPriority="0" w:qFormat="1"/>
+    <w:lsdException w:name="heading 5" w:uiPriority="0" w:qFormat="1"/>
+    <w:lsdException w:name="heading 6" w:uiPriority="0" w:qFormat="1"/>
+    <w:lsdException w:name="heading 7" w:uiPriority="0" w:qFormat="1"/>
+    <w:lsdException w:name="heading 8" w:uiPriority="0" w:qFormat="1"/>
+    <w:lsdException w:name="heading 9" w:uiPriority="0" w:qFormat="1"/>
+    <w:lsdException w:name="index 1" w:semiHidden="0" w:uiPriority="0" w:unhideWhenUsed="0"/>
+    <w:lsdException w:name="index 2" w:semiHidden="0" w:uiPriority="0" w:unhideWhenUsed="0"/>
+    <w:lsdException w:name="index 3" w:semiHidden="0" w:uiPriority="0" w:unhideWhenUsed="0"/>
+    <w:lsdException w:name="index 4" w:semiHidden="0" w:uiPriority="0" w:unhideWhenUsed="0"/>
+    <w:lsdException w:name="index 5" w:semiHidden="0" w:uiPriority="0" w:unhideWhenUsed="0"/>
+    <w:lsdException w:name="index 6" w:semiHidden="0" w:uiPriority="0" w:unhideWhenUsed="0"/>
+    <w:lsdException w:name="index 7" w:semiHidden="0" w:uiPriority="0" w:unhideWhenUsed="0"/>
+    <w:lsdException w:name="index 8" w:semiHidden="0" w:uiPriority="0" w:unhideWhenUsed="0"/>
+    <w:lsdException w:name="index 9" w:semiHidden="0" w:uiPriority="0" w:unhideWhenUsed="0"/>
+    <w:lsdException w:name="toc 1" w:semiHidden="0" w:uiPriority="0" w:unhideWhenUsed="0" w:qFormat="1"/>
+    <w:lsdException w:name="toc 2" w:semiHidden="0" w:uiPriority="0" w:unhideWhenUsed="0" w:qFormat="1"/>
+    <w:lsdException w:name="toc 3" w:semiHidden="0" w:uiPriority="0" w:unhideWhenUsed="0" w:qFormat="1"/>
+    <w:lsdException w:name="toc 4" w:semiHidden="0" w:uiPriority="0" w:unhideWhenUsed="0"/>
+    <w:lsdException w:name="toc 5" w:semiHidden="0" w:uiPriority="0" w:unhideWhenUsed="0"/>
+    <w:lsdException w:name="toc 6" w:semiHidden="0" w:uiPriority="0" w:unhideWhenUsed="0"/>
+    <w:lsdException w:name="toc 7" w:semiHidden="0" w:uiPriority="0" w:unhideWhenUsed="0"/>
+    <w:lsdException w:name="toc 8" w:semiHidden="0" w:uiPriority="0" w:unhideWhenUsed="0"/>
+    <w:lsdException w:name="toc 9" w:semiHidden="0" w:uiPriority="0" w:unhideWhenUsed="0"/>
+    <w:lsdException w:name="Normal Indent" w:semiHidden="0" w:uiPriority="0" w:unhideWhenUsed="0"/>
+    <w:lsdException w:name="footnote text" w:semiHidden="0" w:uiPriority="0" w:unhideWhenUsed="0"/>
+    <w:lsdException w:name="annotation text" w:semiHidden="0" w:uiPriority="0" w:unhideWhenUsed="0" w:qFormat="1"/>
+    <w:lsdException w:name="header" w:semiHidden="0" w:uiPriority="0" w:unhideWhenUsed="0" w:qFormat="1"/>
+    <w:lsdException w:name="footer" w:semiHidden="0" w:uiPriority="0" w:unhideWhenUsed="0" w:qFormat="1"/>
+    <w:lsdException w:name="index heading" w:semiHidden="0" w:uiPriority="0" w:unhideWhenUsed="0"/>
+    <w:lsdException w:name="caption" w:uiPriority="0" w:qFormat="1"/>
+    <w:lsdException w:name="table of figures" w:semiHidden="0" w:uiPriority="0" w:unhideWhenUsed="0"/>
+    <w:lsdException w:name="envelope address" w:semiHidden="0" w:uiPriority="0" w:unhideWhenUsed="0"/>
+    <w:lsdException w:name="envelope return" w:semiHidden="0" w:uiPriority="0" w:unhideWhenUsed="0"/>
+    <w:lsdException w:name="footnote reference" w:semiHidden="0" w:uiPriority="0" w:unhideWhenUsed="0"/>
+    <w:lsdException w:name="annotation reference" w:semiHidden="0" w:uiPriority="0" w:unhideWhenUsed="0"/>
+    <w:lsdException w:name="line number" w:semiHidden="0" w:uiPriority="0" w:unhideWhenUsed="0"/>
+    <w:lsdException w:name="page number" w:semiHidden="0" w:uiPriority="0" w:unhideWhenUsed="0"/>
+    <w:lsdException w:name="endnote reference" w:semiHidden="0" w:uiPriority="0" w:unhideWhenUsed="0"/>
+    <w:lsdException w:name="endnote text" w:semiHidden="0" w:uiPriority="0" w:unhideWhenUsed="0"/>
+    <w:lsdException w:name="table of authorities" w:semiHidden="0" w:uiPriority="0" w:unhideWhenUsed="0"/>
+    <w:lsdException w:name="macro" w:semiHidden="0" w:uiPriority="0" w:unhideWhenUsed="0"/>
+    <w:lsdException w:name="toa heading" w:semiHidden="0" w:uiPriority="0" w:unhideWhenUsed="0"/>
+    <w:lsdException w:name="List" w:semiHidden="0" w:uiPriority="0" w:unhideWhenUsed="0"/>
+    <w:lsdException w:name="List Bullet" w:semiHidden="0" w:uiPriority="0" w:unhideWhenUsed="0"/>
+    <w:lsdException w:name="List Number" w:semiHidden="0" w:uiPriority="0" w:unhideWhenUsed="0"/>
+    <w:lsdException w:name="List 2" w:semiHidden="0" w:uiPriority="0" w:unhideWhenUsed="0"/>
+    <w:lsdException w:name="List 3" w:semiHidden="0" w:uiPriority="0" w:unhideWhenUsed="0"/>
+    <w:lsdException w:name="List 4" w:semiHidden="0" w:uiPriority="0" w:unhideWhenUsed="0"/>
+    <w:lsdException w:name="List 5" w:semiHidden="0" w:uiPriority="0" w:unhideWhenUsed="0"/>
+    <w:lsdException w:name="List Bullet 2" w:semiHidden="0" w:uiPriority="0" w:unhideWhenUsed="0"/>
+    <w:lsdException w:name="List Bullet 3" w:semiHidden="0" w:uiPriority="0" w:unhideWhenUsed="0"/>
+    <w:lsdException w:name="List Bullet 4" w:semiHidden="0" w:uiPriority="0" w:unhideWhenUsed="0"/>
+    <w:lsdException w:name="List Bullet 5" w:semiHidden="0" w:uiPriority="0" w:unhideWhenUsed="0"/>
+    <w:lsdException w:name="List Number 2" w:semiHidden="0" w:uiPriority="0" w:unhideWhenUsed="0"/>
+    <w:lsdException w:name="List Number 3" w:semiHidden="0" w:uiPriority="0" w:unhideWhenUsed="0"/>
+    <w:lsdException w:name="List Number 4" w:semiHidden="0" w:uiPriority="0" w:unhideWhenUsed="0"/>
+    <w:lsdException w:name="List Number 5" w:semiHidden="0" w:uiPriority="0" w:unhideWhenUsed="0"/>
+    <w:lsdException w:name="Title" w:semiHidden="0" w:uiPriority="0" w:unhideWhenUsed="0" w:qFormat="1"/>
+    <w:lsdException w:name="Closing" w:semiHidden="0" w:uiPriority="0" w:unhideWhenUsed="0"/>
+    <w:lsdException w:name="Signature" w:semiHidden="0" w:uiPriority="0" w:unhideWhenUsed="0"/>
+    <w:lsdException w:name="Default Paragraph Font" w:uiPriority="0" w:unhideWhenUsed="0" w:qFormat="1"/>
+    <w:lsdException w:name="Body Text" w:uiPriority="0" w:unhideWhenUsed="0" w:qFormat="1"/>
+    <w:lsdException w:name="Body Text Indent" w:semiHidden="0" w:uiPriority="0" w:unhideWhenUsed="0"/>
+    <w:lsdException w:name="List Continue" w:semiHidden="0" w:uiPriority="0" w:unhideWhenUsed="0"/>
+    <w:lsdException w:name="List Continue 2" w:semiHidden="0" w:uiPriority="0" w:unhideWhenUsed="0"/>
+    <w:lsdException w:name="List Continue 3" w:semiHidden="0" w:uiPriority="0" w:unhideWhenUsed="0"/>
+    <w:lsdException w:name="List Continue 4" w:semiHidden="0" w:uiPriority="0" w:unhideWhenUsed="0"/>
+    <w:lsdException w:name="List Continue 5" w:semiHidden="0" w:uiPriority="0" w:unhideWhenUsed="0"/>
+    <w:lsdException w:name="Message Header" w:semiHidden="0" w:uiPriority="0" w:unhideWhenUsed="0"/>
+    <w:lsdException w:name="Subtitle" w:semiHidden="0" w:uiPriority="0" w:unhideWhenUsed="0" w:qFormat="1"/>
+    <w:lsdException w:name="Salutation" w:semiHidden="0" w:uiPriority="0" w:unhideWhenUsed="0"/>
+    <w:lsdException w:name="Date" w:semiHidden="0" w:uiPriority="0" w:unhideWhenUsed="0"/>
+    <w:lsdException w:name="Body Text First Indent" w:semiHidden="0" w:uiPriority="0" w:unhideWhenUsed="0"/>
+    <w:lsdException w:name="Body Text First Indent 2" w:semiHidden="0" w:uiPriority="0" w:unhideWhenUsed="0"/>
+    <w:lsdException w:name="Body Text 2" w:semiHidden="0" w:uiPriority="0" w:unhideWhenUsed="0"/>
+    <w:lsdException w:name="Body Text 3" w:semiHidden="0" w:uiPriority="0" w:unhideWhenUsed="0"/>
+    <w:lsdException w:name="Body Text Indent 2" w:semiHidden="0" w:uiPriority="0" w:unhideWhenUsed="0"/>
+    <w:lsdException w:name="Body Text Indent 3" w:semiHidden="0" w:uiPriority="0" w:unhideWhenUsed="0"/>
+    <w:lsdException w:name="Block Text" w:semiHidden="0" w:uiPriority="0" w:unhideWhenUsed="0"/>
+    <w:lsdException w:name="Hyperlink" w:semiHidden="0" w:uiPriority="0" w:unhideWhenUsed="0"/>
+    <w:lsdException w:name="FollowedHyperlink" w:semiHidden="0" w:uiPriority="0" w:unhideWhenUsed="0"/>
+    <w:lsdException w:name="Strong" w:semiHidden="0" w:uiPriority="0" w:unhideWhenUsed="0" w:qFormat="1"/>
+    <w:lsdException w:name="Emphasis" w:semiHidden="0" w:uiPriority="0" w:unhideWhenUsed="0" w:qFormat="1"/>
+    <w:lsdException w:name="Document Map" w:semiHidden="0" w:uiPriority="0" w:unhideWhenUsed="0"/>
+    <w:lsdException w:name="Plain Text" w:semiHidden="0" w:uiPriority="0" w:unhideWhenUsed="0"/>
+    <w:lsdException w:name="E-mail Signature" w:semiHidden="0" w:uiPriority="0" w:unhideWhenUsed="0"/>
+    <w:lsdException w:name="Normal (Web)" w:semiHidden="0" w:uiPriority="0" w:unhideWhenUsed="0" w:qFormat="1"/>
+    <w:lsdException w:name="HTML Acronym" w:semiHidden="0" w:uiPriority="0" w:unhideWhenUsed="0"/>
+    <w:lsdException w:name="HTML Address" w:semiHidden="0" w:uiPriority="0" w:unhideWhenUsed="0"/>
+    <w:lsdException w:name="HTML Cite" w:semiHidden="0" w:uiPriority="0" w:unhideWhenUsed="0"/>
+    <w:lsdException w:name="HTML Code" w:semiHidden="0" w:uiPriority="0" w:unhideWhenUsed="0"/>
+    <w:lsdException w:name="HTML Definition" w:semiHidden="0" w:uiPriority="0" w:unhideWhenUsed="0"/>
+    <w:lsdException w:name="HTML Keyboard" w:semiHidden="0" w:uiPriority="0" w:unhideWhenUsed="0"/>
+    <w:lsdException w:name="HTML Preformatted" w:semiHidden="0" w:uiPriority="0" w:unhideWhenUsed="0"/>
+    <w:lsdException w:name="HTML Sample" w:semiHidden="0" w:uiPriority="0" w:unhideWhenUsed="0"/>
+    <w:lsdException w:name="HTML Typewriter" w:semiHidden="0" w:uiPriority="0" w:unhideWhenUsed="0"/>
+    <w:lsdException w:name="HTML Variable" w:semiHidden="0" w:uiPriority="0" w:unhideWhenUsed="0"/>
+    <w:lsdException w:name="Normal Table" w:uiPriority="0" w:unhideWhenUsed="0" w:qFormat="1"/>
+    <w:lsdException w:name="annotation subject" w:semiHidden="0" w:uiPriority="0" w:unhideWhenUsed="0"/>
+    <w:lsdException w:name="Table Simple 1" w:semiHidden="0" w:uiPriority="0" w:unhideWhenUsed="0"/>
+    <w:lsdException w:name="Table Simple 2" w:semiHidden="0" w:uiPriority="0" w:unhideWhenUsed="0"/>
+    <w:lsdException w:name="Table Simple 3" w:semiHidden="0" w:uiPriority="0" w:unhideWhenUsed="0"/>
+    <w:lsdException w:name="Table Classic 1" w:semiHidden="0" w:uiPriority="0" w:unhideWhenUsed="0"/>
+    <w:lsdException w:name="Table Classic 2" w:semiHidden="0" w:uiPriority="0" w:unhideWhenUsed="0"/>
+    <w:lsdException w:name="Table Classic 3" w:semiHidden="0" w:uiPriority="0" w:unhideWhenUsed="0"/>
+    <w:lsdException w:name="Table Classic 4" w:semiHidden="0" w:uiPriority="0" w:unhideWhenUsed="0"/>
+    <w:lsdException w:name="Table Colorful 1" w:semiHidden="0" w:uiPriority="0" w:unhideWhenUsed="0"/>
+    <w:lsdException w:name="Table Colorful 2" w:semiHidden="0" w:uiPriority="0" w:unhideWhenUsed="0"/>
+    <w:lsdException w:name="Table Colorful 3" w:semiHidden="0" w:uiPriority="0" w:unhideWhenUsed="0"/>
+    <w:lsdException w:name="Table Columns 1" w:semiHidden="0" w:uiPriority="0" w:unhideWhenUsed="0"/>
+    <w:lsdException w:name="Table Columns 2" w:semiHidden="0" w:uiPriority="0" w:unhideWhenUsed="0"/>
+    <w:lsdException w:name="Table Columns 3" w:semiHidden="0" w:uiPriority="0" w:unhideWhenUsed="0"/>
+    <w:lsdException w:name="Table Columns 4" w:semiHidden="0" w:uiPriority="0" w:unhideWhenUsed="0"/>
+    <w:lsdException w:name="Table Columns 5" w:semiHidden="0" w:uiPriority="0" w:unhideWhenUsed="0"/>
+    <w:lsdException w:name="Table Grid 1" w:semiHidden="0" w:uiPriority="0" w:unhideWhenUsed="0"/>
+    <w:lsdException w:name="Table Grid 2" w:semiHidden="0" w:uiPriority="0" w:unhideWhenUsed="0"/>
+    <w:lsdException w:name="Table Grid 3" w:semiHidden="0" w:uiPriority="0" w:unhideWhenUsed="0"/>
+    <w:lsdException w:name="Table Grid 4" w:semiHidden="0" w:uiPriority="0" w:unhideWhenUsed="0"/>
+    <w:lsdException w:name="Table Grid 5" w:semiHidden="0" w:uiPriority="0" w:unhideWhenUsed="0"/>
+    <w:lsdException w:name="Table Grid 6" w:semiHidden="0" w:uiPriority="0" w:unhideWhenUsed="0"/>
+    <w:lsdException w:name="Table Grid 7" w:semiHidden="0" w:uiPriority="0" w:unhideWhenUsed="0"/>
+    <w:lsdException w:name="Table Grid 8" w:semiHidden="0" w:uiPriority="0" w:unhideWhenUsed="0"/>
+    <w:lsdException w:name="Table List 1" w:semiHidden="0" w:uiPriority="0" w:unhideWhenUsed="0"/>
+    <w:lsdException w:name="Table List 2" w:semiHidden="0" w:uiPriority="0" w:unhideWhenUsed="0"/>
+    <w:lsdException w:name="Table List 3" w:semiHidden="0" w:uiPriority="0" w:unhideWhenUsed="0"/>
+    <w:lsdException w:name="Table List 4" w:semiHidden="0" w:uiPriority="0" w:unhideWhenUsed="0"/>
+    <w:lsdException w:name="Table List 5" w:semiHidden="0" w:uiPriority="0" w:unhideWhenUsed="0"/>
+    <w:lsdException w:name="Table List 6" w:semiHidden="0" w:uiPriority="0" w:unhideWhenUsed="0"/>
+    <w:lsdException w:name="Table List 7" w:semiHidden="0" w:uiPriority="0" w:unhideWhenUsed="0"/>
+    <w:lsdException w:name="Table List 8" w:semiHidden="0" w:uiPriority="0" w:unhideWhenUsed="0"/>
+    <w:lsdException w:name="Table 3D effects 1" w:semiHidden="0" w:uiPriority="0" w:unhideWhenUsed="0"/>
+    <w:lsdException w:name="Table 3D effects 2" w:semiHidden="0" w:uiPriority="0" w:unhideWhenUsed="0"/>
+    <w:lsdException w:name="Table 3D effects 3" w:semiHidden="0" w:uiPriority="0" w:unhideWhenUsed="0"/>
+    <w:lsdException w:name="Table Contemporary" w:semiHidden="0" w:uiPriority="0" w:unhideWhenUsed="0"/>
+    <w:lsdException w:name="Table Elegant" w:semiHidden="0" w:uiPriority="0" w:unhideWhenUsed="0"/>
+    <w:lsdException w:name="Table Professional" w:semiHidden="0" w:uiPriority="0" w:unhideWhenUsed="0"/>
+    <w:lsdException w:name="Table Subtle 1" w:semiHidden="0" w:uiPriority="0" w:unhideWhenUsed="0"/>
+    <w:lsdException w:name="Table Subtle 2" w:semiHidden="0" w:uiPriority="0" w:unhideWhenUsed="0"/>
+    <w:lsdException w:name="Table Web 1" w:semiHidden="0" w:uiPriority="0" w:unhideWhenUsed="0"/>
+    <w:lsdException w:name="Table Web 2" w:semiHidden="0" w:uiPriority="0" w:unhideWhenUsed="0"/>
+    <w:lsdException w:name="Table Web 3" w:semiHidden="0" w:uiPriority="0" w:unhideWhenUsed="0"/>
+    <w:lsdException w:name="Balloon Text" w:semiHidden="0" w:uiPriority="0" w:unhideWhenUsed="0"/>
+    <w:lsdException w:name="Table Grid" w:semiHidden="0" w:uiPriority="0" w:unhideWhenUsed="0" w:qFormat="1"/>
+    <w:lsdException w:name="Table Theme" w:semiHidden="0" w:uiPriority="0" w:unhideWhenUsed="0"/>
+    <w:lsdException w:name="Light Shading" w:semiHidden="0" w:uiPriority="60" w:unhideWhenUsed="0"/>
+    <w:lsdException w:name="Light List" w:semiHidden="0" w:uiPriority="61" w:unhideWhenUsed="0"/>
+    <w:lsdException w:name="Light Grid" w:semiHidden="0" w:uiPriority="62" w:unhideWhenUsed="0"/>
+    <w:lsdException w:name="Medium Shading 1" w:semiHidden="0" w:uiPriority="63" w:unhideWhenUsed="0"/>
+    <w:lsdException w:name="Medium Shading 2" w:semiHidden="0" w:uiPriority="64" w:unhideWhenUsed="0"/>
+    <w:lsdException w:name="Medium List 1" w:semiHidden="0" w:uiPriority="65" w:unhideWhenUsed="0"/>
+    <w:lsdException w:name="Medium List 2" w:semiHidden="0" w:uiPriority="66" w:unhideWhenUsed="0"/>
+    <w:lsdException w:name="Medium Grid 1" w:semiHidden="0" w:uiPriority="67" w:unhideWhenUsed="0"/>
+    <w:lsdException w:name="Medium Grid 2" w:semiHidden="0" w:uiPriority="68" w:unhideWhenUsed="0"/>
+    <w:lsdException w:name="Medium Grid 3" w:semiHidden="0" w:uiPriority="69" w:unhideWhenUsed="0"/>
+    <w:lsdException w:name="Dark List" w:semiHidden="0" w:uiPriority="70" w:unhideWhenUsed="0"/>
+    <w:lsdException w:name="Colorful Shading" w:semiHidden="0" w:uiPriority="71" w:unhideWhenUsed="0"/>
+    <w:lsdException w:name="Colorful List" w:semiHidden="0" w:uiPriority="72" w:unhideWhenUsed="0"/>
+    <w:lsdException w:name="Colorful Grid" w:semiHidden="0" w:uiPriority="73" w:unhideWhenUsed="0"/>
+    <w:lsdException w:name="Light Shading Accent 1" w:semiHidden="0" w:uiPriority="60" w:unhideWhenUsed="0"/>
+    <w:lsdException w:name="Light List Accent 1" w:semiHidden="0" w:uiPriority="61" w:unhideWhenUsed="0"/>
+    <w:lsdException w:name="Light Grid Accent 1" w:semiHidden="0" w:uiPriority="62" w:unhideWhenUsed="0"/>
+    <w:lsdException w:name="Medium Shading 1 Accent 1" w:semiHidden="0" w:uiPriority="63" w:unhideWhenUsed="0"/>
+    <w:lsdException w:name="Medium Shading 2 Accent 1" w:semiHidden="0" w:uiPriority="64" w:unhideWhenUsed="0"/>
+    <w:lsdException w:name="Medium List 1 Accent 1" w:semiHidden="0" w:uiPriority="65" w:unhideWhenUsed="0"/>
+    <w:lsdException w:name="Medium List 2 Accent 1" w:semiHidden="0" w:uiPriority="66" w:unhideWhenUsed="0"/>
+    <w:lsdException w:name="Medium Grid 1 Accent 1" w:semiHidden="0" w:uiPriority="67" w:unhideWhenUsed="0"/>
+    <w:lsdException w:name="Medium Grid 2 Accent 1" w:semiHidden="0" w:uiPriority="68" w:unhideWhenUsed="0"/>
+    <w:lsdException w:name="Medium Grid 3 Accent 1" w:semiHidden="0" w:uiPriority="69" w:unhideWhenUsed="0"/>
+    <w:lsdException w:name="Dark List Accent 1" w:semiHidden="0" w:uiPriority="70" w:unhideWhenUsed="0"/>
+    <w:lsdException w:name="Colorful Shading Accent 1" w:semiHidden="0" w:uiPriority="71" w:unhideWhenUsed="0"/>
+    <w:lsdException w:name="Colorful List Accent 1" w:semiHidden="0" w:uiPriority="72" w:unhideWhenUsed="0"/>
+    <w:lsdException w:name="Colorful Grid Accent 1" w:semiHidden="0" w:uiPriority="73" w:unhideWhenUsed="0"/>
+    <w:lsdException w:name="Light Shading Accent 2" w:semiHidden="0" w:uiPriority="60" w:unhideWhenUsed="0"/>
+    <w:lsdException w:name="Light List Accent 2" w:semiHidden="0" w:uiPriority="61" w:unhideWhenUsed="0"/>
+    <w:lsdException w:name="Light Grid Accent 2" w:semiHidden="0" w:uiPriority="62" w:unhideWhenUsed="0"/>
+    <w:lsdException w:name="Medium Shading 1 Accent 2" w:semiHidden="0" w:uiPriority="63" w:unhideWhenUsed="0"/>
+    <w:lsdException w:name="Medium Shading 2 Accent 2" w:semiHidden="0" w:uiPriority="64" w:unhideWhenUsed="0"/>
+    <w:lsdException w:name="Medium List 1 Accent 2" w:semiHidden="0" w:uiPriority="65" w:unhideWhenUsed="0"/>
+    <w:lsdException w:name="Medium List 2 Accent 2" w:semiHidden="0" w:uiPriority="66" w:unhideWhenUsed="0"/>
+    <w:lsdException w:name="Medium Grid 1 Accent 2" w:semiHidden="0" w:uiPriority="67" w:unhideWhenUsed="0"/>
+    <w:lsdException w:name="Medium Grid 2 Accent 2" w:semiHidden="0" w:uiPriority="68" w:unhideWhenUsed="0"/>
+    <w:lsdException w:name="Medium Grid 3 Accent 2" w:semiHidden="0" w:uiPriority="69" w:unhideWhenUsed="0"/>
+    <w:lsdException w:name="Dark List Accent 2" w:semiHidden="0" w:uiPriority="70" w:unhideWhenUsed="0"/>
+    <w:lsdException w:name="Colorful Shading Accent 2" w:semiHidden="0" w:uiPriority="71" w:unhideWhenUsed="0"/>
+    <w:lsdException w:name="Colorful List Accent 2" w:semiHidden="0" w:uiPriority="72" w:unhideWhenUsed="0"/>
+    <w:lsdException w:name="Colorful Grid Accent 2" w:semiHidden="0" w:uiPriority="73" w:unhideWhenUsed="0"/>
+    <w:lsdException w:name="Light Shading Accent 3" w:semiHidden="0" w:uiPriority="60" w:unhideWhenUsed="0"/>
+    <w:lsdException w:name="Light List Accent 3" w:semiHidden="0" w:uiPriority="61" w:unhideWhenUsed="0"/>
+    <w:lsdException w:name="Light Grid Accent 3" w:semiHidden="0" w:uiPriority="62" w:unhideWhenUsed="0"/>
+    <w:lsdException w:name="Medium Shading 1 Accent 3" w:semiHidden="0" w:uiPriority="63" w:unhideWhenUsed="0"/>
+    <w:lsdException w:name="Medium Shading 2 Accent 3" w:semiHidden="0" w:uiPriority="64" w:unhideWhenUsed="0"/>
+    <w:lsdException w:name="Medium List 1 Accent 3" w:semiHidden="0" w:uiPriority="65" w:unhideWhenUsed="0"/>
+    <w:lsdException w:name="Medium List 2 Accent 3" w:semiHidden="0" w:uiPriority="66" w:unhideWhenUsed="0"/>
+    <w:lsdException w:name="Medium Grid 1 Accent 3" w:semiHidden="0" w:uiPriority="67" w:unhideWhenUsed="0"/>
+    <w:lsdException w:name="Medium Grid 2 Accent 3" w:semiHidden="0" w:uiPriority="68" w:unhideWhenUsed="0"/>
+    <w:lsdException w:name="Medium Grid 3 Accent 3" w:semiHidden="0" w:uiPriority="69" w:unhideWhenUsed="0"/>
+    <w:lsdException w:name="Dark List Accent 3" w:semiHidden="0" w:uiPriority="70" w:unhideWhenUsed="0"/>
+    <w:lsdException w:name="Colorful Shading Accent 3" w:semiHidden="0" w:uiPriority="71" w:unhideWhenUsed="0"/>
+    <w:lsdException w:name="Colorful List Accent 3" w:semiHidden="0" w:uiPriority="72" w:unhideWhenUsed="0"/>
+    <w:lsdException w:name="Colorful Grid Accent 3" w:semiHidden="0" w:uiPriority="73" w:unhideWhenUsed="0"/>
+    <w:lsdException w:name="Light Shading Accent 4" w:semiHidden="0" w:uiPriority="60" w:unhideWhenUsed="0"/>
+    <w:lsdException w:name="Light List Accent 4" w:semiHidden="0" w:uiPriority="61" w:unhideWhenUsed="0"/>
+    <w:lsdException w:name="Light Grid Accent 4" w:semiHidden="0" w:uiPriority="62" w:unhideWhenUsed="0"/>
+    <w:lsdException w:name="Medium Shading 1 Accent 4" w:semiHidden="0" w:uiPriority="63" w:unhideWhenUsed="0"/>
+    <w:lsdException w:name="Medium Shading 2 Accent 4" w:semiHidden="0" w:uiPriority="64" w:unhideWhenUsed="0"/>
+    <w:lsdException w:name="Medium List 1 Accent 4" w:semiHidden="0" w:uiPriority="65" w:unhideWhenUsed="0"/>
+    <w:lsdException w:name="Medium List 2 Accent 4" w:semiHidden="0" w:uiPriority="66" w:unhideWhenUsed="0"/>
+    <w:lsdException w:name="Medium Grid 1 Accent 4" w:semiHidden="0" w:uiPriority="67" w:unhideWhenUsed="0"/>
+    <w:lsdException w:name="Medium Grid 2 Accent 4" w:semiHidden="0" w:uiPriority="68" w:unhideWhenUsed="0"/>
+    <w:lsdException w:name="Medium Grid 3 Accent 4" w:semiHidden="0" w:uiPriority="69" w:unhideWhenUsed="0"/>
+    <w:lsdException w:name="Dark List Accent 4" w:semiHidden="0" w:uiPriority="70" w:unhideWhenUsed="0"/>
+    <w:lsdException w:name="Colorful Shading Accent 4" w:semiHidden="0" w:uiPriority="71" w:unhideWhenUsed="0"/>
+    <w:lsdException w:name="Colorful List Accent 4" w:semiHidden="0" w:uiPriority="72" w:unhideWhenUsed="0"/>
+    <w:lsdException w:name="Colorful Grid Accent 4" w:semiHidden="0" w:uiPriority="73" w:unhideWhenUsed="0"/>
+    <w:lsdException w:name="Light Shading Accent 5" w:semiHidden="0" w:uiPriority="60" w:unhideWhenUsed="0"/>
+    <w:lsdException w:name="Light List Accent 5" w:semiHidden="0" w:uiPriority="61" w:unhideWhenUsed="0"/>
+    <w:lsdException w:name="Light Grid Accent 5" w:semiHidden="0" w:uiPriority="62" w:unhideWhenUsed="0"/>
+    <w:lsdException w:name="Medium Shading 1 Accent 5" w:semiHidden="0" w:uiPriority="63" w:unhideWhenUsed="0"/>
+    <w:lsdException w:name="Medium Shading 2 Accent 5" w:semiHidden="0" w:uiPriority="64" w:unhideWhenUsed="0"/>
+    <w:lsdException w:name="Medium List 1 Accent 5" w:semiHidden="0" w:uiPriority="65" w:unhideWhenUsed="0"/>
+    <w:lsdException w:name="Medium List 2 Accent 5" w:semiHidden="0" w:uiPriority="66" w:unhideWhenUsed="0"/>
+    <w:lsdException w:name="Medium Grid 1 Accent 5" w:semiHidden="0" w:uiPriority="67" w:unhideWhenUsed="0"/>
+    <w:lsdException w:name="Medium Grid 2 Accent 5" w:semiHidden="0" w:uiPriority="68" w:unhideWhenUsed="0"/>
+    <w:lsdException w:name="Medium Grid 3 Accent 5" w:semiHidden="0" w:uiPriority="69" w:unhideWhenUsed="0"/>
+    <w:lsdException w:name="Dark List Accent 5" w:semiHidden="0" w:uiPriority="70" w:unhideWhenUsed="0"/>
+    <w:lsdException w:name="Colorful Shading Accent 5" w:semiHidden="0" w:uiPriority="71" w:unhideWhenUsed="0"/>
+    <w:lsdException w:name="Colorful List Accent 5" w:semiHidden="0" w:uiPriority="72" w:unhideWhenUsed="0"/>
+    <w:lsdException w:name="Colorful Grid Accent 5" w:semiHidden="0" w:uiPriority="73" w:unhideWhenUsed="0"/>
+    <w:lsdException w:name="Light Shading Accent 6" w:semiHidden="0" w:uiPriority="60" w:unhideWhenUsed="0"/>
+    <w:lsdException w:name="Light List Accent 6" w:semiHidden="0" w:uiPriority="61" w:unhideWhenUsed="0"/>
+    <w:lsdException w:name="Light Grid Accent 6" w:semiHidden="0" w:uiPriority="62" w:unhideWhenUsed="0"/>
+    <w:lsdException w:name="Medium Shading 1 Accent 6" w:semiHidden="0" w:uiPriority="63" w:unhideWhenUsed="0"/>
+    <w:lsdException w:name="Medium Shading 2 Accent 6" w:semiHidden="0" w:uiPriority="64" w:unhideWhenUsed="0"/>
+    <w:lsdException w:name="Medium List 1 Accent 6" w:semiHidden="0" w:uiPriority="65" w:unhideWhenUsed="0"/>
+    <w:lsdException w:name="Medium List 2 Accent 6" w:semiHidden="0" w:uiPriority="66" w:unhideWhenUsed="0"/>
+    <w:lsdException w:name="Medium Grid 1 Accent 6" w:semiHidden="0" w:uiPriority="67" w:unhideWhenUsed="0"/>
+    <w:lsdException w:name="Medium Grid 2 Accent 6" w:semiHidden="0" w:uiPriority="68" w:unhideWhenUsed="0"/>
+    <w:lsdException w:name="Medium Grid 3 Accent 6" w:semiHidden="0" w:uiPriority="69" w:unhideWhenUsed="0"/>
+    <w:lsdException w:name="Dark List Accent 6" w:semiHidden="0" w:uiPriority="70" w:unhideWhenUsed="0"/>
+    <w:lsdException w:name="Colorful Shading Accent 6" w:semiHidden="0" w:uiPriority="71" w:unhideWhenUsed="0"/>
+    <w:lsdException w:name="Colorful List Accent 6" w:semiHidden="0" w:uiPriority="72" w:unhideWhenUsed="0"/>
+    <w:lsdException w:name="Colorful Grid Accent 6" w:semiHidden="0" w:uiPriority="73" w:unhideWhenUsed="0"/>
   </w:latentStyles>
-  <w:style w:type="paragraph" w:default="1" w:styleId="1">
+  <w:style w:type="paragraph" w:default="1" w:styleId="Normal">
     <w:name w:val="Normal"/>
     <w:qFormat/>
-    <w:uiPriority w:val="0"/>
     <w:pPr>
       <w:kinsoku w:val="0"/>
       <w:autoSpaceDE w:val="0"/>
@@ -6731,7 +6610,7 @@
       <w:textAlignment w:val="baseline"/>
     </w:pPr>
     <w:rPr>
-      <w:rFonts w:ascii="Arial" w:hAnsi="Arial" w:eastAsia="宋体" w:cs="Arial"/>
+      <w:rFonts w:ascii="Arial" w:eastAsia="宋体" w:hAnsi="Arial" w:cs="Arial"/>
       <w:snapToGrid w:val="0"/>
       <w:color w:val="000000"/>
       <w:kern w:val="0"/>
@@ -6740,12 +6619,11 @@
       <w:lang w:val="en-US" w:eastAsia="en-US" w:bidi="ar-SA"/>
     </w:rPr>
   </w:style>
-  <w:style w:type="paragraph" w:styleId="2">
+  <w:style w:type="paragraph" w:styleId="Heading1">
     <w:name w:val="heading 1"/>
-    <w:basedOn w:val="1"/>
-    <w:next w:val="1"/>
+    <w:basedOn w:val="Normal"/>
+    <w:next w:val="Normal"/>
     <w:qFormat/>
-    <w:uiPriority w:val="0"/>
     <w:pPr>
       <w:keepNext/>
       <w:keepLines/>
@@ -6763,13 +6641,12 @@
       <w:sz w:val="44"/>
     </w:rPr>
   </w:style>
-  <w:style w:type="paragraph" w:styleId="3">
+  <w:style w:type="paragraph" w:styleId="Heading2">
     <w:name w:val="heading 2"/>
-    <w:basedOn w:val="1"/>
-    <w:next w:val="1"/>
+    <w:basedOn w:val="Normal"/>
+    <w:next w:val="Normal"/>
     <w:unhideWhenUsed/>
     <w:qFormat/>
-    <w:uiPriority w:val="0"/>
     <w:pPr>
       <w:keepNext/>
       <w:keepLines/>
@@ -6782,19 +6659,18 @@
       <w:outlineLvl w:val="1"/>
     </w:pPr>
     <w:rPr>
-      <w:rFonts w:ascii="Arial" w:hAnsi="Arial" w:eastAsia="黑体"/>
+      <w:rFonts w:ascii="Arial" w:eastAsia="黑体" w:hAnsi="Arial"/>
       <w:b/>
       <w:sz w:val="32"/>
     </w:rPr>
   </w:style>
-  <w:style w:type="paragraph" w:styleId="4">
+  <w:style w:type="paragraph" w:styleId="Heading3">
     <w:name w:val="heading 3"/>
-    <w:basedOn w:val="1"/>
-    <w:next w:val="1"/>
+    <w:basedOn w:val="Normal"/>
+    <w:next w:val="Normal"/>
     <w:semiHidden/>
     <w:unhideWhenUsed/>
     <w:qFormat/>
-    <w:uiPriority w:val="0"/>
     <w:pPr>
       <w:keepNext/>
       <w:keepLines/>
@@ -6811,13 +6687,12 @@
       <w:sz w:val="32"/>
     </w:rPr>
   </w:style>
-  <w:style w:type="paragraph" w:styleId="5">
+  <w:style w:type="paragraph" w:styleId="Heading4">
     <w:name w:val="heading 4"/>
-    <w:basedOn w:val="1"/>
-    <w:next w:val="1"/>
+    <w:basedOn w:val="Normal"/>
+    <w:next w:val="Normal"/>
     <w:unhideWhenUsed/>
     <w:qFormat/>
-    <w:uiPriority w:val="0"/>
     <w:pPr>
       <w:keepNext/>
       <w:keepLines/>
@@ -6830,19 +6705,18 @@
       <w:outlineLvl w:val="3"/>
     </w:pPr>
     <w:rPr>
-      <w:rFonts w:ascii="Arial" w:hAnsi="Arial" w:eastAsia="黑体"/>
+      <w:rFonts w:ascii="Arial" w:eastAsia="黑体" w:hAnsi="Arial"/>
       <w:b/>
       <w:sz w:val="28"/>
     </w:rPr>
   </w:style>
-  <w:style w:type="paragraph" w:styleId="6">
+  <w:style w:type="paragraph" w:styleId="Heading5">
     <w:name w:val="heading 5"/>
-    <w:basedOn w:val="1"/>
-    <w:next w:val="1"/>
+    <w:basedOn w:val="Normal"/>
+    <w:next w:val="Normal"/>
     <w:semiHidden/>
     <w:unhideWhenUsed/>
     <w:qFormat/>
-    <w:uiPriority w:val="0"/>
     <w:pPr>
       <w:keepNext/>
       <w:keepLines/>
@@ -6859,14 +6733,13 @@
       <w:sz w:val="28"/>
     </w:rPr>
   </w:style>
-  <w:style w:type="paragraph" w:styleId="7">
+  <w:style w:type="paragraph" w:styleId="Heading6">
     <w:name w:val="heading 6"/>
-    <w:basedOn w:val="1"/>
-    <w:next w:val="1"/>
+    <w:basedOn w:val="Normal"/>
+    <w:next w:val="Normal"/>
     <w:semiHidden/>
     <w:unhideWhenUsed/>
     <w:qFormat/>
-    <w:uiPriority w:val="0"/>
     <w:pPr>
       <w:keepNext/>
       <w:keepLines/>
@@ -6879,19 +6752,18 @@
       <w:outlineLvl w:val="5"/>
     </w:pPr>
     <w:rPr>
-      <w:rFonts w:ascii="Arial" w:hAnsi="Arial" w:eastAsia="黑体"/>
+      <w:rFonts w:ascii="Arial" w:eastAsia="黑体" w:hAnsi="Arial"/>
       <w:b/>
       <w:sz w:val="24"/>
     </w:rPr>
   </w:style>
-  <w:style w:type="paragraph" w:styleId="8">
+  <w:style w:type="paragraph" w:styleId="Heading7">
     <w:name w:val="heading 7"/>
-    <w:basedOn w:val="1"/>
-    <w:next w:val="1"/>
+    <w:basedOn w:val="Normal"/>
+    <w:next w:val="Normal"/>
     <w:semiHidden/>
     <w:unhideWhenUsed/>
     <w:qFormat/>
-    <w:uiPriority w:val="0"/>
     <w:pPr>
       <w:keepNext/>
       <w:keepLines/>
@@ -6908,14 +6780,13 @@
       <w:sz w:val="24"/>
     </w:rPr>
   </w:style>
-  <w:style w:type="paragraph" w:styleId="9">
+  <w:style w:type="paragraph" w:styleId="Heading8">
     <w:name w:val="heading 8"/>
-    <w:basedOn w:val="1"/>
-    <w:next w:val="1"/>
+    <w:basedOn w:val="Normal"/>
+    <w:next w:val="Normal"/>
     <w:semiHidden/>
     <w:unhideWhenUsed/>
     <w:qFormat/>
-    <w:uiPriority w:val="0"/>
     <w:pPr>
       <w:keepNext/>
       <w:keepLines/>
@@ -6928,18 +6799,17 @@
       <w:outlineLvl w:val="7"/>
     </w:pPr>
     <w:rPr>
-      <w:rFonts w:ascii="Arial" w:hAnsi="Arial" w:eastAsia="黑体"/>
+      <w:rFonts w:ascii="Arial" w:eastAsia="黑体" w:hAnsi="Arial"/>
       <w:sz w:val="24"/>
     </w:rPr>
   </w:style>
-  <w:style w:type="paragraph" w:styleId="10">
+  <w:style w:type="paragraph" w:styleId="Heading9">
     <w:name w:val="heading 9"/>
-    <w:basedOn w:val="1"/>
-    <w:next w:val="1"/>
+    <w:basedOn w:val="Normal"/>
+    <w:next w:val="Normal"/>
     <w:semiHidden/>
     <w:unhideWhenUsed/>
     <w:qFormat/>
-    <w:uiPriority w:val="0"/>
     <w:pPr>
       <w:keepNext/>
       <w:keepLines/>
@@ -6952,21 +6822,19 @@
       <w:outlineLvl w:val="8"/>
     </w:pPr>
     <w:rPr>
-      <w:rFonts w:ascii="Arial" w:hAnsi="Arial" w:eastAsia="黑体"/>
+      <w:rFonts w:ascii="Arial" w:eastAsia="黑体" w:hAnsi="Arial"/>
       <w:sz w:val="21"/>
     </w:rPr>
   </w:style>
-  <w:style w:type="character" w:default="1" w:styleId="22">
+  <w:style w:type="character" w:default="1" w:styleId="DefaultParagraphFont">
     <w:name w:val="Default Paragraph Font"/>
     <w:semiHidden/>
     <w:qFormat/>
-    <w:uiPriority w:val="0"/>
   </w:style>
-  <w:style w:type="table" w:default="1" w:styleId="20">
+  <w:style w:type="table" w:default="1" w:styleId="TableNormal">
     <w:name w:val="Normal Table"/>
     <w:semiHidden/>
     <w:qFormat/>
-    <w:uiPriority w:val="0"/>
     <w:tblPr>
       <w:tblCellMar>
         <w:top w:w="0" w:type="dxa"/>
@@ -6976,43 +6844,39 @@
       </w:tblCellMar>
     </w:tblPr>
   </w:style>
-  <w:style w:type="paragraph" w:styleId="11">
+  <w:style w:type="paragraph" w:styleId="CommentText">
     <w:name w:val="annotation text"/>
-    <w:basedOn w:val="1"/>
+    <w:basedOn w:val="Normal"/>
     <w:qFormat/>
-    <w:uiPriority w:val="0"/>
     <w:pPr>
       <w:jc w:val="left"/>
     </w:pPr>
   </w:style>
-  <w:style w:type="paragraph" w:styleId="12">
+  <w:style w:type="paragraph" w:styleId="BodyText">
     <w:name w:val="Body Text"/>
-    <w:basedOn w:val="1"/>
+    <w:basedOn w:val="Normal"/>
     <w:semiHidden/>
     <w:qFormat/>
-    <w:uiPriority w:val="0"/>
     <w:rPr>
-      <w:rFonts w:ascii="Arial" w:hAnsi="Arial" w:eastAsia="Arial" w:cs="Arial"/>
+      <w:rFonts w:ascii="Arial" w:eastAsia="Arial" w:hAnsi="Arial" w:cs="Arial"/>
       <w:sz w:val="21"/>
       <w:szCs w:val="21"/>
       <w:lang w:val="en-US" w:eastAsia="en-US" w:bidi="ar-SA"/>
     </w:rPr>
   </w:style>
-  <w:style w:type="paragraph" w:styleId="13">
+  <w:style w:type="paragraph" w:styleId="TOC3">
     <w:name w:val="toc 3"/>
-    <w:basedOn w:val="1"/>
-    <w:next w:val="1"/>
+    <w:basedOn w:val="Normal"/>
+    <w:next w:val="Normal"/>
     <w:qFormat/>
-    <w:uiPriority w:val="0"/>
     <w:pPr>
       <w:ind w:left="840" w:leftChars="400"/>
     </w:pPr>
   </w:style>
-  <w:style w:type="paragraph" w:styleId="14">
+  <w:style w:type="paragraph" w:styleId="Footer">
     <w:name w:val="footer"/>
-    <w:basedOn w:val="1"/>
+    <w:basedOn w:val="Normal"/>
     <w:qFormat/>
-    <w:uiPriority w:val="0"/>
     <w:pPr>
       <w:tabs>
         <w:tab w:val="center" w:pos="4153"/>
@@ -7025,17 +6889,16 @@
       <w:sz w:val="18"/>
     </w:rPr>
   </w:style>
-  <w:style w:type="paragraph" w:styleId="15">
+  <w:style w:type="paragraph" w:styleId="Header">
     <w:name w:val="header"/>
-    <w:basedOn w:val="1"/>
+    <w:basedOn w:val="Normal"/>
     <w:qFormat/>
-    <w:uiPriority w:val="0"/>
     <w:pPr>
       <w:pBdr>
-        <w:top w:val="none" w:color="auto" w:sz="0" w:space="0"/>
-        <w:left w:val="none" w:color="auto" w:sz="0" w:space="0"/>
-        <w:bottom w:val="none" w:color="auto" w:sz="0" w:space="0"/>
-        <w:right w:val="none" w:color="auto" w:sz="0" w:space="0"/>
+        <w:top w:val="nil"/>
+        <w:left w:val="nil"/>
+        <w:bottom w:val="nil"/>
+        <w:right w:val="nil"/>
       </w:pBdr>
       <w:tabs>
         <w:tab w:val="center" w:pos="4153"/>
@@ -7050,41 +6913,37 @@
       <w:sz w:val="18"/>
     </w:rPr>
   </w:style>
-  <w:style w:type="paragraph" w:styleId="16">
+  <w:style w:type="paragraph" w:styleId="TOC1">
     <w:name w:val="toc 1"/>
-    <w:basedOn w:val="1"/>
-    <w:next w:val="1"/>
+    <w:basedOn w:val="Normal"/>
+    <w:next w:val="Normal"/>
     <w:qFormat/>
-    <w:uiPriority w:val="0"/>
     <w:rPr>
-      <w:rFonts w:ascii="Arial" w:hAnsi="Arial" w:eastAsia="Microsoft JhengHei"/>
+      <w:rFonts w:ascii="Arial" w:eastAsia="Microsoft JhengHei" w:hAnsi="Arial"/>
       <w:sz w:val="24"/>
     </w:rPr>
   </w:style>
-  <w:style w:type="paragraph" w:styleId="17">
+  <w:style w:type="paragraph" w:styleId="TOC2">
     <w:name w:val="toc 2"/>
-    <w:basedOn w:val="1"/>
-    <w:next w:val="1"/>
+    <w:basedOn w:val="Normal"/>
+    <w:next w:val="Normal"/>
     <w:qFormat/>
-    <w:uiPriority w:val="0"/>
     <w:pPr>
       <w:ind w:left="420" w:leftChars="200"/>
     </w:pPr>
   </w:style>
-  <w:style w:type="paragraph" w:styleId="18">
+  <w:style w:type="paragraph" w:styleId="NormalWeb">
     <w:name w:val="Normal (Web)"/>
-    <w:basedOn w:val="1"/>
+    <w:basedOn w:val="Normal"/>
     <w:qFormat/>
-    <w:uiPriority w:val="0"/>
     <w:rPr>
       <w:sz w:val="24"/>
     </w:rPr>
   </w:style>
-  <w:style w:type="paragraph" w:styleId="19">
+  <w:style w:type="paragraph" w:styleId="Title">
     <w:name w:val="Title"/>
-    <w:basedOn w:val="1"/>
+    <w:basedOn w:val="Normal"/>
     <w:qFormat/>
-    <w:uiPriority w:val="0"/>
     <w:pPr>
       <w:spacing w:before="240" w:beforeLines="0" w:beforeAutospacing="0" w:after="60" w:afterLines="0" w:afterAutospacing="0"/>
       <w:jc w:val="center"/>
@@ -7096,73 +6955,68 @@
       <w:sz w:val="32"/>
     </w:rPr>
   </w:style>
-  <w:style w:type="table" w:styleId="21">
+  <w:style w:type="table" w:styleId="TableGrid">
     <w:name w:val="Table Grid"/>
-    <w:basedOn w:val="20"/>
+    <w:basedOn w:val="TableNormal"/>
     <w:qFormat/>
-    <w:uiPriority w:val="0"/>
     <w:pPr>
       <w:widowControl w:val="0"/>
       <w:jc w:val="both"/>
     </w:pPr>
     <w:tblPr>
       <w:tblBorders>
-        <w:top w:val="single" w:color="auto" w:sz="4" w:space="0"/>
-        <w:left w:val="single" w:color="auto" w:sz="4" w:space="0"/>
-        <w:bottom w:val="single" w:color="auto" w:sz="4" w:space="0"/>
-        <w:right w:val="single" w:color="auto" w:sz="4" w:space="0"/>
-        <w:insideH w:val="single" w:color="auto" w:sz="4" w:space="0"/>
-        <w:insideV w:val="single" w:color="auto" w:sz="4" w:space="0"/>
+        <w:top w:val="single" w:sz="4" w:space="0" w:color="auto"/>
+        <w:left w:val="single" w:sz="4" w:space="0" w:color="auto"/>
+        <w:bottom w:val="single" w:sz="4" w:space="0" w:color="auto"/>
+        <w:right w:val="single" w:sz="4" w:space="0" w:color="auto"/>
+        <w:insideH w:val="single" w:sz="4" w:space="0" w:color="auto"/>
+        <w:insideV w:val="single" w:sz="4" w:space="0" w:color="auto"/>
       </w:tblBorders>
     </w:tblPr>
   </w:style>
-  <w:style w:type="character" w:styleId="23">
+  <w:style w:type="character" w:styleId="Strong">
     <w:name w:val="Strong"/>
-    <w:basedOn w:val="22"/>
+    <w:basedOn w:val="DefaultParagraphFont"/>
     <w:qFormat/>
-    <w:uiPriority w:val="0"/>
     <w:rPr>
       <w:b/>
     </w:rPr>
   </w:style>
-  <w:style w:type="paragraph" w:customStyle="1" w:styleId="24">
+  <w:style w:type="paragraph" w:customStyle="1" w:styleId="a">
     <w:name w:val="柴_公司名"/>
-    <w:basedOn w:val="19"/>
+    <w:basedOn w:val="Title"/>
     <w:qFormat/>
-    <w:uiPriority w:val="0"/>
     <w:pPr>
       <w:spacing w:after="600" w:afterLines="600"/>
     </w:pPr>
     <w:rPr>
-      <w:rFonts w:hint="eastAsia" w:ascii="宋体" w:hAnsi="宋体" w:eastAsia="宋体" w:cs="宋体"/>
+      <w:rFonts w:ascii="宋体" w:eastAsia="宋体" w:hAnsi="宋体" w:cs="宋体" w:hint="eastAsia"/>
       <w:bCs/>
       <w:spacing w:val="-6"/>
       <w:sz w:val="52"/>
       <w:szCs w:val="52"/>
     </w:rPr>
   </w:style>
-  <w:style w:type="paragraph" w:customStyle="1" w:styleId="25">
+  <w:style w:type="paragraph" w:customStyle="1" w:styleId="a0">
     <w:name w:val="柴_文档名"/>
-    <w:basedOn w:val="19"/>
+    <w:basedOn w:val="Title"/>
     <w:qFormat/>
-    <w:uiPriority w:val="0"/>
     <w:pPr>
       <w:spacing w:after="900" w:afterLines="900"/>
     </w:pPr>
     <w:rPr>
-      <w:rFonts w:ascii="黑体" w:hAnsi="黑体" w:eastAsia="黑体" w:cs="黑体"/>
+      <w:rFonts w:ascii="黑体" w:eastAsia="黑体" w:hAnsi="黑体" w:cs="黑体"/>
       <w:bCs/>
       <w:spacing w:val="-7"/>
       <w:sz w:val="52"/>
       <w:szCs w:val="52"/>
     </w:rPr>
   </w:style>
-  <w:style w:type="table" w:customStyle="1" w:styleId="26">
+  <w:style w:type="table" w:customStyle="1" w:styleId="TableNormal0">
     <w:name w:val="Table Normal_0"/>
     <w:semiHidden/>
     <w:unhideWhenUsed/>
     <w:qFormat/>
-    <w:uiPriority w:val="0"/>
     <w:tblPr>
       <w:tblCellMar>
         <w:top w:w="0" w:type="dxa"/>
@@ -7172,87 +7026,81 @@
       </w:tblCellMar>
     </w:tblPr>
   </w:style>
-  <w:style w:type="paragraph" w:customStyle="1" w:styleId="27">
+  <w:style w:type="paragraph" w:customStyle="1" w:styleId="TableText">
     <w:name w:val="Table Text"/>
-    <w:basedOn w:val="1"/>
+    <w:basedOn w:val="Normal"/>
     <w:semiHidden/>
     <w:qFormat/>
-    <w:uiPriority w:val="0"/>
     <w:rPr>
-      <w:rFonts w:ascii="宋体" w:hAnsi="宋体" w:eastAsia="宋体" w:cs="宋体"/>
+      <w:rFonts w:ascii="宋体" w:eastAsia="宋体" w:hAnsi="宋体" w:cs="宋体"/>
       <w:sz w:val="21"/>
       <w:szCs w:val="21"/>
       <w:lang w:val="en-US" w:eastAsia="en-US" w:bidi="ar-SA"/>
     </w:rPr>
   </w:style>
-  <w:style w:type="paragraph" w:customStyle="1" w:styleId="28">
+  <w:style w:type="paragraph" w:customStyle="1" w:styleId="1">
     <w:name w:val="柴_标题1"/>
-    <w:basedOn w:val="2"/>
-    <w:next w:val="29"/>
-    <w:link w:val="38"/>
+    <w:basedOn w:val="Heading1"/>
+    <w:next w:val="a1"/>
+    <w:link w:val="1Char"/>
     <w:qFormat/>
-    <w:uiPriority w:val="0"/>
     <w:pPr>
       <w:spacing w:before="100" w:after="90" w:line="360" w:lineRule="auto"/>
     </w:pPr>
     <w:rPr>
-      <w:rFonts w:ascii="Arial" w:hAnsi="Arial" w:eastAsia="宋体"/>
+      <w:rFonts w:ascii="Arial" w:eastAsia="宋体" w:hAnsi="Arial"/>
       <w:sz w:val="32"/>
     </w:rPr>
   </w:style>
-  <w:style w:type="paragraph" w:customStyle="1" w:styleId="29">
+  <w:style w:type="paragraph" w:customStyle="1" w:styleId="a1">
     <w:name w:val="柴_正文"/>
-    <w:basedOn w:val="12"/>
-    <w:link w:val="42"/>
+    <w:basedOn w:val="BodyText"/>
+    <w:link w:val="Char"/>
     <w:qFormat/>
-    <w:uiPriority w:val="0"/>
     <w:pPr>
       <w:spacing w:line="360" w:lineRule="auto"/>
       <w:ind w:firstLine="470" w:firstLineChars="200"/>
     </w:pPr>
     <w:rPr>
-      <w:rFonts w:ascii="Arial" w:hAnsi="Arial" w:eastAsia="宋体"/>
+      <w:rFonts w:ascii="Arial" w:eastAsia="宋体" w:hAnsi="Arial"/>
       <w:sz w:val="24"/>
       <w:lang w:eastAsia="zh-CN"/>
     </w:rPr>
   </w:style>
-  <w:style w:type="paragraph" w:customStyle="1" w:styleId="30">
+  <w:style w:type="paragraph" w:customStyle="1" w:styleId="2">
     <w:name w:val="柴_标题2"/>
-    <w:basedOn w:val="3"/>
-    <w:next w:val="29"/>
+    <w:basedOn w:val="Heading2"/>
+    <w:next w:val="a1"/>
     <w:qFormat/>
-    <w:uiPriority w:val="0"/>
     <w:pPr>
       <w:spacing w:line="360" w:lineRule="auto"/>
     </w:pPr>
     <w:rPr>
-      <w:rFonts w:ascii="Arial" w:hAnsi="Arial" w:eastAsia="宋体"/>
+      <w:rFonts w:ascii="Arial" w:eastAsia="宋体" w:hAnsi="Arial"/>
       <w:sz w:val="28"/>
     </w:rPr>
   </w:style>
-  <w:style w:type="paragraph" w:customStyle="1" w:styleId="31">
+  <w:style w:type="paragraph" w:customStyle="1" w:styleId="3">
     <w:name w:val="柴_标题3"/>
-    <w:basedOn w:val="4"/>
-    <w:next w:val="29"/>
+    <w:basedOn w:val="Heading3"/>
+    <w:next w:val="a1"/>
     <w:qFormat/>
-    <w:uiPriority w:val="0"/>
     <w:pPr>
       <w:spacing w:line="360" w:lineRule="auto"/>
       <w:ind w:left="0" w:firstLine="472" w:firstLineChars="200"/>
     </w:pPr>
     <w:rPr>
-      <w:rFonts w:ascii="宋体" w:hAnsi="宋体" w:eastAsia="宋体" w:cs="宋体"/>
+      <w:rFonts w:ascii="宋体" w:eastAsia="宋体" w:hAnsi="宋体" w:cs="宋体"/>
       <w:spacing w:val="-2"/>
       <w:sz w:val="24"/>
       <w:szCs w:val="24"/>
     </w:rPr>
   </w:style>
-  <w:style w:type="paragraph" w:customStyle="1" w:styleId="32">
+  <w:style w:type="paragraph" w:customStyle="1" w:styleId="a2">
     <w:name w:val="柴_目录"/>
-    <w:basedOn w:val="1"/>
-    <w:next w:val="12"/>
+    <w:basedOn w:val="Normal"/>
+    <w:next w:val="BodyText"/>
     <w:qFormat/>
-    <w:uiPriority w:val="0"/>
     <w:pPr>
       <w:tabs>
         <w:tab w:val="right" w:leader="dot" w:pos="8442"/>
@@ -7260,64 +7108,59 @@
       <w:ind w:left="0" w:leftChars="0"/>
     </w:pPr>
     <w:rPr>
-      <w:rFonts w:ascii="Arial" w:hAnsi="Arial" w:eastAsia="Microsoft JhengHei"/>
+      <w:rFonts w:ascii="Arial" w:eastAsia="Microsoft JhengHei" w:hAnsi="Arial"/>
       <w:sz w:val="24"/>
     </w:rPr>
   </w:style>
-  <w:style w:type="paragraph" w:customStyle="1" w:styleId="33">
+  <w:style w:type="paragraph" w:customStyle="1" w:styleId="WPSOffice1">
     <w:name w:val="WPSOffice手动目录 1"/>
     <w:qFormat/>
-    <w:uiPriority w:val="0"/>
     <w:pPr>
       <w:ind w:leftChars="0"/>
     </w:pPr>
     <w:rPr>
-      <w:rFonts w:ascii="Times New Roman" w:hAnsi="Times New Roman" w:eastAsia="宋体" w:cs="Times New Roman"/>
+      <w:rFonts w:ascii="Times New Roman" w:eastAsia="宋体" w:hAnsi="Times New Roman" w:cs="Times New Roman"/>
       <w:sz w:val="20"/>
       <w:szCs w:val="20"/>
     </w:rPr>
   </w:style>
-  <w:style w:type="paragraph" w:customStyle="1" w:styleId="34">
+  <w:style w:type="paragraph" w:customStyle="1" w:styleId="WPSOffice2">
     <w:name w:val="WPSOffice手动目录 2"/>
     <w:qFormat/>
-    <w:uiPriority w:val="0"/>
     <w:pPr>
       <w:ind w:leftChars="200"/>
     </w:pPr>
     <w:rPr>
-      <w:rFonts w:ascii="Times New Roman" w:hAnsi="Times New Roman" w:eastAsia="宋体" w:cs="Times New Roman"/>
+      <w:rFonts w:ascii="Times New Roman" w:eastAsia="宋体" w:hAnsi="Times New Roman" w:cs="Times New Roman"/>
       <w:sz w:val="20"/>
       <w:szCs w:val="20"/>
     </w:rPr>
   </w:style>
-  <w:style w:type="paragraph" w:customStyle="1" w:styleId="35">
+  <w:style w:type="paragraph" w:customStyle="1" w:styleId="WPSOffice3">
     <w:name w:val="WPSOffice手动目录 3"/>
     <w:qFormat/>
-    <w:uiPriority w:val="0"/>
     <w:pPr>
       <w:ind w:leftChars="400"/>
     </w:pPr>
     <w:rPr>
-      <w:rFonts w:ascii="Times New Roman" w:hAnsi="Times New Roman" w:eastAsia="宋体" w:cs="Times New Roman"/>
+      <w:rFonts w:ascii="Times New Roman" w:eastAsia="宋体" w:hAnsi="Times New Roman" w:cs="Times New Roman"/>
       <w:sz w:val="20"/>
       <w:szCs w:val="20"/>
     </w:rPr>
   </w:style>
-  <w:style w:type="paragraph" w:customStyle="1" w:styleId="36">
+  <w:style w:type="paragraph" w:customStyle="1" w:styleId="Compact">
     <w:name w:val="Compact"/>
-    <w:basedOn w:val="12"/>
+    <w:basedOn w:val="BodyText"/>
     <w:qFormat/>
-    <w:uiPriority w:val="0"/>
     <w:pPr>
       <w:spacing w:before="36" w:after="36"/>
     </w:pPr>
   </w:style>
-  <w:style w:type="table" w:customStyle="1" w:styleId="37">
+  <w:style w:type="table" w:customStyle="1" w:styleId="Table">
     <w:name w:val="Table"/>
     <w:semiHidden/>
     <w:unhideWhenUsed/>
     <w:qFormat/>
-    <w:uiPriority w:val="0"/>
     <w:tblPr>
       <w:tblCellMar>
         <w:top w:w="0" w:type="dxa"/>
@@ -7329,28 +7172,26 @@
     <w:tblStylePr w:type="firstRow">
       <w:tcPr>
         <w:tcBorders>
-          <w:bottom w:val="single" w:color="auto" w:sz="0" w:space="0"/>
+          <w:bottom w:val="single" w:sz="0" w:space="0" w:color="auto"/>
         </w:tcBorders>
         <w:vAlign w:val="bottom"/>
       </w:tcPr>
     </w:tblStylePr>
   </w:style>
-  <w:style w:type="character" w:customStyle="1" w:styleId="38">
+  <w:style w:type="character" w:customStyle="1" w:styleId="1Char">
     <w:name w:val="柴_标题1 Char"/>
-    <w:link w:val="28"/>
+    <w:link w:val="1"/>
     <w:qFormat/>
-    <w:uiPriority w:val="0"/>
     <w:rPr>
-      <w:rFonts w:ascii="Arial" w:hAnsi="Arial" w:eastAsia="宋体"/>
+      <w:rFonts w:ascii="Arial" w:eastAsia="宋体" w:hAnsi="Arial"/>
       <w:sz w:val="32"/>
     </w:rPr>
   </w:style>
-  <w:style w:type="table" w:customStyle="1" w:styleId="39">
+  <w:style w:type="table" w:customStyle="1" w:styleId="TableNormal1">
     <w:name w:val="Table Normal_1"/>
     <w:semiHidden/>
     <w:unhideWhenUsed/>
     <w:qFormat/>
-    <w:uiPriority w:val="0"/>
     <w:tblPr>
       <w:tblCellMar>
         <w:top w:w="0" w:type="dxa"/>
@@ -7360,11 +7201,10 @@
       </w:tblCellMar>
     </w:tblPr>
   </w:style>
-  <w:style w:type="paragraph" w:customStyle="1" w:styleId="40">
+  <w:style w:type="paragraph" w:customStyle="1" w:styleId="a3">
     <w:name w:val="柴_正文_无缩进"/>
-    <w:basedOn w:val="1"/>
+    <w:basedOn w:val="Normal"/>
     <w:qFormat/>
-    <w:uiPriority w:val="0"/>
     <w:pPr>
       <w:ind w:firstLine="0" w:firstLineChars="0"/>
     </w:pPr>
@@ -7374,31 +7214,29 @@
       <w:lang w:eastAsia="zh-CN"/>
     </w:rPr>
   </w:style>
-  <w:style w:type="paragraph" w:customStyle="1" w:styleId="41">
+  <w:style w:type="paragraph" w:customStyle="1" w:styleId="4">
     <w:name w:val="柴_标题4"/>
-    <w:basedOn w:val="5"/>
-    <w:next w:val="1"/>
+    <w:basedOn w:val="Heading4"/>
+    <w:next w:val="Normal"/>
     <w:qFormat/>
-    <w:uiPriority w:val="0"/>
     <w:pPr>
       <w:widowControl w:val="0"/>
       <w:spacing w:before="160" w:line="360" w:lineRule="auto"/>
-      <w:ind w:left="981" w:leftChars="300" w:hanging="862"/>
+      <w:ind w:left="981" w:hanging="862" w:leftChars="300"/>
     </w:pPr>
     <w:rPr>
-      <w:rFonts w:hint="eastAsia" w:ascii="Calibri" w:hAnsi="Calibri" w:eastAsia="宋体" w:cs="宋体"/>
+      <w:rFonts w:ascii="Calibri" w:eastAsia="宋体" w:hAnsi="Calibri" w:cs="宋体" w:hint="eastAsia"/>
       <w:sz w:val="24"/>
       <w:szCs w:val="24"/>
       <w:lang w:eastAsia="zh-CN" w:bidi="zh-CN"/>
     </w:rPr>
   </w:style>
-  <w:style w:type="character" w:customStyle="1" w:styleId="42">
+  <w:style w:type="character" w:customStyle="1" w:styleId="Char">
     <w:name w:val="柴_正文 Char"/>
-    <w:link w:val="29"/>
+    <w:link w:val="a1"/>
     <w:qFormat/>
-    <w:uiPriority w:val="0"/>
     <w:rPr>
-      <w:rFonts w:ascii="Arial" w:hAnsi="Arial" w:eastAsia="宋体"/>
+      <w:rFonts w:ascii="Arial" w:eastAsia="宋体" w:hAnsi="Arial"/>
       <w:sz w:val="24"/>
       <w:lang w:eastAsia="zh-CN"/>
     </w:rPr>

--- a/6-过程管理/流程制度规范类文件/TXHS-06-03-服务报告管理制度.docx
+++ b/6-过程管理/流程制度规范类文件/TXHS-06-03-服务报告管理制度.docx
@@ -1322,7 +1322,7 @@
                 <w:szCs w:val="20"/>
                 <w:lang w:val="en-US" w:eastAsia="zh-CN"/>
               </w:rPr>
-              <w:t>强宇涛</w:t>
+              <w:t>程方</w:t>
             </w:r>
           </w:p>
         </w:tc>
@@ -1369,7 +1369,7 @@
                 <w:vertAlign w:val="baseline"/>
                 <w:lang w:val="en-US" w:eastAsia="zh-CN"/>
               </w:rPr>
-              <w:t>陈凯</w:t>
+              <w:t>茅建根</w:t>
             </w:r>
           </w:p>
         </w:tc>
@@ -1628,7 +1628,7 @@
                 <w:szCs w:val="20"/>
                 <w:lang w:val="en-US" w:eastAsia="zh-CN"/>
               </w:rPr>
-              <w:t>强宇涛</w:t>
+              <w:t>程方</w:t>
             </w:r>
           </w:p>
         </w:tc>
@@ -1674,7 +1674,7 @@
                 <w:vertAlign w:val="baseline"/>
                 <w:lang w:val="en-US" w:eastAsia="zh-CN"/>
               </w:rPr>
-              <w:t>陈凯</w:t>
+              <w:t>茅建根</w:t>
             </w:r>
           </w:p>
         </w:tc>

--- a/6-过程管理/流程制度规范类文件/TXHS-06-03-服务报告管理制度.docx
+++ b/6-过程管理/流程制度规范类文件/TXHS-06-03-服务报告管理制度.docx
@@ -1,11 +1,10 @@
 
 <file path=word/document.xml><?xml version="1.0" encoding="utf-8"?>
-<w:document xmlns:wpc="http://schemas.microsoft.com/office/word/2010/wordprocessingCanvas" xmlns:mc="http://schemas.openxmlformats.org/markup-compatibility/2006" xmlns:o="urn:schemas-microsoft-com:office:office" xmlns:r="http://schemas.openxmlformats.org/officeDocument/2006/relationships" xmlns:m="http://schemas.openxmlformats.org/officeDocument/2006/math" xmlns:v="urn:schemas-microsoft-com:vml" xmlns:wp14="http://schemas.microsoft.com/office/word/2010/wordprocessingDrawing" xmlns:wp="http://schemas.openxmlformats.org/drawingml/2006/wordprocessingDrawing" xmlns:w10="urn:schemas-microsoft-com:office:word" xmlns:w="http://schemas.openxmlformats.org/wordprocessingml/2006/main" xmlns:w14="http://schemas.microsoft.com/office/word/2010/wordml" xmlns:w15="http://schemas.microsoft.com/office/word/2012/wordml" xmlns:wne="http://schemas.microsoft.com/office/word/2006/wordml" xmlns:wpg="http://schemas.microsoft.com/office/word/2010/wordprocessingGroup" xmlns:wpi="http://schemas.microsoft.com/office/word/2010/wordprocessingInk" xmlns:wps="http://schemas.microsoft.com/office/word/2010/wordprocessingShape" mc:Ignorable="w14 w15 wp14">
-  <!-- Generated by Aspose.Words for .NET 13.3.0.1 -->
+<w:document xmlns:wpc="http://schemas.microsoft.com/office/word/2010/wordprocessingCanvas" xmlns:mc="http://schemas.openxmlformats.org/markup-compatibility/2006" xmlns:o="urn:schemas-microsoft-com:office:office" xmlns:r="http://schemas.openxmlformats.org/officeDocument/2006/relationships" xmlns:m="http://schemas.openxmlformats.org/officeDocument/2006/math" xmlns:v="urn:schemas-microsoft-com:vml" xmlns:wp14="http://schemas.microsoft.com/office/word/2010/wordprocessingDrawing" xmlns:wp="http://schemas.openxmlformats.org/drawingml/2006/wordprocessingDrawing" xmlns:w="http://schemas.openxmlformats.org/wordprocessingml/2006/main" xmlns:w14="http://schemas.microsoft.com/office/word/2010/wordml" xmlns:w10="urn:schemas-microsoft-com:office:word" xmlns:w15="http://schemas.microsoft.com/office/word/2012/wordml" xmlns:wpg="http://schemas.microsoft.com/office/word/2010/wordprocessingGroup" xmlns:wpi="http://schemas.microsoft.com/office/word/2010/wordprocessingInk" xmlns:wne="http://schemas.microsoft.com/office/word/2006/wordml" xmlns:wps="http://schemas.microsoft.com/office/word/2010/wordprocessingShape" xmlns:wpsCustomData="http://www.wps.cn/officeDocument/2013/wpsCustomData" mc:Ignorable="w14 w15 wp14">
   <w:body>
     <w:p>
       <w:pPr>
-        <w:pStyle w:val="a"/>
+        <w:pStyle w:val="24"/>
         <w:keepNext w:val="0"/>
         <w:keepLines w:val="0"/>
         <w:pageBreakBefore w:val="0"/>
@@ -25,7 +24,7 @@
       <w:bookmarkStart w:id="0" w:name="_Toc12470"/>
       <w:r>
         <w:drawing>
-          <wp:anchor distT="0" distB="0" distL="114300" distR="114300" simplePos="0" relativeHeight="251660288" behindDoc="1" locked="0" layoutInCell="1" allowOverlap="1">
+          <wp:anchor distT="0" distB="0" distL="114300" distR="114300" simplePos="0" relativeHeight="251661312" behindDoc="1" locked="0" layoutInCell="1" allowOverlap="1">
             <wp:simplePos x="0" y="0"/>
             <wp:positionH relativeFrom="column">
               <wp:posOffset>-19050</wp:posOffset>
@@ -50,7 +49,7 @@
                     </pic:cNvPicPr>
                   </pic:nvPicPr>
                   <pic:blipFill>
-                    <a:blip xmlns:r="http://schemas.openxmlformats.org/officeDocument/2006/relationships" r:embed="rId4"/>
+                    <a:blip r:embed="rId7"/>
                     <a:stretch>
                       <a:fillRect/>
                     </a:stretch>
@@ -76,7 +75,7 @@
       </w:r>
       <w:r>
         <w:drawing>
-          <wp:anchor distT="0" distB="0" distL="114300" distR="114300" simplePos="0" relativeHeight="251659264" behindDoc="1" locked="0" layoutInCell="1" allowOverlap="1">
+          <wp:anchor distT="0" distB="0" distL="114300" distR="114300" simplePos="0" relativeHeight="251660288" behindDoc="1" locked="0" layoutInCell="1" allowOverlap="1">
             <wp:simplePos x="0" y="0"/>
             <wp:positionH relativeFrom="column">
               <wp:posOffset>0</wp:posOffset>
@@ -101,7 +100,7 @@
                     </pic:cNvPicPr>
                   </pic:nvPicPr>
                   <pic:blipFill>
-                    <a:blip xmlns:r="http://schemas.openxmlformats.org/officeDocument/2006/relationships" r:embed="rId5"/>
+                    <a:blip r:embed="rId8"/>
                     <a:stretch>
                       <a:fillRect/>
                     </a:stretch>
@@ -131,7 +130,7 @@
           <w:lang w:val="en-US" w:eastAsia="zh-CN"/>
         </w:rPr>
         <w:drawing>
-          <wp:anchor distT="0" distB="0" distL="114300" distR="114300" simplePos="0" relativeHeight="251658240" behindDoc="1" locked="0" layoutInCell="1" allowOverlap="1">
+          <wp:anchor distT="0" distB="0" distL="114300" distR="114300" simplePos="0" relativeHeight="251659264" behindDoc="1" locked="0" layoutInCell="1" allowOverlap="1">
             <wp:simplePos x="0" y="0"/>
             <wp:positionH relativeFrom="column">
               <wp:posOffset>635</wp:posOffset>
@@ -156,7 +155,7 @@
                     </pic:cNvPicPr>
                   </pic:nvPicPr>
                   <pic:blipFill>
-                    <a:blip xmlns:r="http://schemas.openxmlformats.org/officeDocument/2006/relationships" r:embed="rId6">
+                    <a:blip r:embed="rId9">
                       <a:alphaModFix amt="58000"/>
                       <a:lum contrast="-52000"/>
                     </a:blip>
@@ -190,7 +189,7 @@
     </w:p>
     <w:p>
       <w:pPr>
-        <w:pStyle w:val="a0"/>
+        <w:pStyle w:val="25"/>
         <w:keepNext w:val="0"/>
         <w:keepLines w:val="0"/>
         <w:pageBreakBefore w:val="0"/>
@@ -237,11 +236,11 @@
         <w:adjustRightInd w:val="0"/>
         <w:snapToGrid w:val="0"/>
         <w:spacing w:after="624" w:afterLines="200" w:line="219" w:lineRule="auto"/>
-        <w:ind w:left="0" w:right="0" w:firstLine="0" w:leftChars="0" w:rightChars="0" w:firstLineChars="0"/>
+        <w:ind w:left="0" w:leftChars="0" w:right="0" w:rightChars="0" w:firstLine="0" w:firstLineChars="0"/>
         <w:jc w:val="center"/>
         <w:textAlignment w:val="baseline"/>
         <w:rPr>
-          <w:rFonts w:ascii="宋体" w:eastAsia="宋体" w:hAnsi="宋体" w:cs="宋体" w:hint="eastAsia"/>
+          <w:rFonts w:hint="eastAsia" w:ascii="宋体" w:hAnsi="宋体" w:eastAsia="宋体" w:cs="宋体"/>
           <w:sz w:val="24"/>
           <w:szCs w:val="24"/>
           <w:lang w:val="en-US" w:eastAsia="zh-CN"/>
@@ -249,7 +248,7 @@
       </w:pPr>
       <w:r>
         <w:rPr>
-          <w:rFonts w:ascii="宋体" w:eastAsia="宋体" w:hAnsi="宋体" w:cs="宋体"/>
+          <w:rFonts w:ascii="宋体" w:hAnsi="宋体" w:eastAsia="宋体" w:cs="宋体"/>
           <w:b/>
           <w:bCs/>
           <w:spacing w:val="-3"/>
@@ -260,7 +259,7 @@
       </w:r>
       <w:r>
         <w:rPr>
-          <w:rFonts w:ascii="宋体" w:eastAsia="宋体" w:hAnsi="宋体" w:cs="宋体" w:hint="eastAsia"/>
+          <w:rFonts w:hint="eastAsia" w:ascii="宋体" w:hAnsi="宋体" w:eastAsia="宋体" w:cs="宋体"/>
           <w:b/>
           <w:bCs/>
           <w:spacing w:val="-3"/>
@@ -272,7 +271,7 @@
       </w:r>
       <w:r>
         <w:rPr>
-          <w:rFonts w:ascii="宋体" w:eastAsia="宋体" w:hAnsi="宋体" w:cs="宋体"/>
+          <w:rFonts w:ascii="宋体" w:hAnsi="宋体" w:eastAsia="宋体" w:cs="宋体"/>
           <w:b/>
           <w:bCs/>
           <w:spacing w:val="-3"/>
@@ -283,7 +282,7 @@
       </w:r>
       <w:r>
         <w:rPr>
-          <w:rFonts w:ascii="宋体" w:hAnsi="宋体" w:cs="宋体" w:hint="eastAsia"/>
+          <w:rFonts w:hint="eastAsia" w:ascii="宋体" w:hAnsi="宋体" w:cs="宋体"/>
           <w:b/>
           <w:bCs/>
           <w:spacing w:val="-3"/>
@@ -295,7 +294,7 @@
       </w:r>
       <w:r>
         <w:rPr>
-          <w:rFonts w:ascii="宋体" w:eastAsia="宋体" w:hAnsi="宋体" w:cs="宋体"/>
+          <w:rFonts w:ascii="宋体" w:hAnsi="宋体" w:eastAsia="宋体" w:cs="宋体"/>
           <w:b/>
           <w:bCs/>
           <w:spacing w:val="-3"/>
@@ -306,7 +305,7 @@
       </w:r>
       <w:r>
         <w:rPr>
-          <w:rFonts w:ascii="宋体" w:hAnsi="宋体" w:cs="宋体" w:hint="eastAsia"/>
+          <w:rFonts w:hint="eastAsia" w:ascii="宋体" w:hAnsi="宋体" w:cs="宋体"/>
           <w:b/>
           <w:bCs/>
           <w:spacing w:val="-3"/>
@@ -319,17 +318,18 @@
     </w:p>
     <w:tbl>
       <w:tblPr>
-        <w:tblStyle w:val="TableGrid"/>
+        <w:tblStyle w:val="21"/>
         <w:tblW w:w="0" w:type="auto"/>
         <w:jc w:val="center"/>
         <w:tblBorders>
-          <w:top w:val="nil"/>
-          <w:left w:val="nil"/>
-          <w:bottom w:val="nil"/>
-          <w:right w:val="nil"/>
-          <w:insideH w:val="nil"/>
-          <w:insideV w:val="nil"/>
+          <w:top w:val="none" w:color="auto" w:sz="0" w:space="0"/>
+          <w:left w:val="none" w:color="auto" w:sz="0" w:space="0"/>
+          <w:bottom w:val="none" w:color="auto" w:sz="0" w:space="0"/>
+          <w:right w:val="none" w:color="auto" w:sz="0" w:space="0"/>
+          <w:insideH w:val="none" w:color="auto" w:sz="0" w:space="0"/>
+          <w:insideV w:val="none" w:color="auto" w:sz="0" w:space="0"/>
         </w:tblBorders>
+        <w:tblLayout w:type="autofit"/>
         <w:tblCellMar>
           <w:top w:w="0" w:type="dxa"/>
           <w:left w:w="108" w:type="dxa"/>
@@ -343,15 +343,13 @@
       </w:tblGrid>
       <w:tr>
         <w:tblPrEx>
-          <w:tblW w:w="0" w:type="auto"/>
-          <w:jc w:val="center"/>
           <w:tblBorders>
-            <w:top w:val="nil"/>
-            <w:left w:val="nil"/>
-            <w:bottom w:val="nil"/>
-            <w:right w:val="nil"/>
-            <w:insideH w:val="nil"/>
-            <w:insideV w:val="nil"/>
+            <w:top w:val="none" w:color="auto" w:sz="0" w:space="0"/>
+            <w:left w:val="none" w:color="auto" w:sz="0" w:space="0"/>
+            <w:bottom w:val="none" w:color="auto" w:sz="0" w:space="0"/>
+            <w:right w:val="none" w:color="auto" w:sz="0" w:space="0"/>
+            <w:insideH w:val="none" w:color="auto" w:sz="0" w:space="0"/>
+            <w:insideV w:val="none" w:color="auto" w:sz="0" w:space="0"/>
           </w:tblBorders>
           <w:tblCellMar>
             <w:top w:w="0" w:type="dxa"/>
@@ -361,7 +359,7 @@
           </w:tblCellMar>
         </w:tblPrEx>
         <w:trPr>
-          <w:trHeight w:val="810"/>
+          <w:trHeight w:val="810" w:hRule="atLeast"/>
           <w:jc w:val="center"/>
         </w:trPr>
         <w:tc>
@@ -399,7 +397,7 @@
             </w:r>
             <w:r>
               <w:rPr>
-                <w:rFonts w:asciiTheme="minorAscii" w:eastAsiaTheme="minorEastAsia" w:hAnsiTheme="minorAscii" w:hint="default"/>
+                <w:rFonts w:hint="default" w:asciiTheme="minorAscii" w:hAnsiTheme="minorAscii" w:eastAsiaTheme="minorEastAsia"/>
                 <w:spacing w:val="227"/>
                 <w:sz w:val="21"/>
                 <w:vertAlign w:val="baseline"/>
@@ -453,7 +451,7 @@
             </w:r>
             <w:r>
               <w:rPr>
-                <w:rFonts w:asciiTheme="minorAscii" w:eastAsiaTheme="minorEastAsia" w:hAnsiTheme="minorAscii" w:hint="eastAsia"/>
+                <w:rFonts w:hint="eastAsia" w:asciiTheme="minorAscii" w:hAnsiTheme="minorAscii" w:eastAsiaTheme="minorEastAsia"/>
                 <w:spacing w:val="227"/>
                 <w:sz w:val="21"/>
                 <w:vertAlign w:val="baseline"/>
@@ -475,8 +473,14 @@
       </w:tr>
       <w:tr>
         <w:tblPrEx>
-          <w:tblW w:w="0" w:type="auto"/>
-          <w:jc w:val="center"/>
+          <w:tblBorders>
+            <w:top w:val="none" w:color="auto" w:sz="0" w:space="0"/>
+            <w:left w:val="none" w:color="auto" w:sz="0" w:space="0"/>
+            <w:bottom w:val="none" w:color="auto" w:sz="0" w:space="0"/>
+            <w:right w:val="none" w:color="auto" w:sz="0" w:space="0"/>
+            <w:insideH w:val="none" w:color="auto" w:sz="0" w:space="0"/>
+            <w:insideV w:val="none" w:color="auto" w:sz="0" w:space="0"/>
+          </w:tblBorders>
           <w:tblCellMar>
             <w:top w:w="0" w:type="dxa"/>
             <w:left w:w="108" w:type="dxa"/>
@@ -485,7 +489,7 @@
           </w:tblCellMar>
         </w:tblPrEx>
         <w:trPr>
-          <w:trHeight w:val="810"/>
+          <w:trHeight w:val="810" w:hRule="atLeast"/>
           <w:jc w:val="center"/>
         </w:trPr>
         <w:tc>
@@ -509,7 +513,7 @@
               <w:snapToGrid w:val="0"/>
               <w:textAlignment w:val="baseline"/>
               <w:rPr>
-                <w:rFonts w:ascii="Arial" w:eastAsia="Arial" w:hAnsi="Arial" w:cs="Arial" w:hint="default"/>
+                <w:rFonts w:hint="default" w:ascii="Arial" w:hAnsi="Arial" w:eastAsia="Arial" w:cs="Arial"/>
                 <w:snapToGrid w:val="0"/>
                 <w:color w:val="000000"/>
                 <w:kern w:val="0"/>
@@ -541,7 +545,7 @@
             </w:r>
             <w:r>
               <w:rPr>
-                <w:rFonts w:asciiTheme="minorAscii" w:eastAsiaTheme="minorEastAsia" w:hAnsiTheme="minorAscii" w:hint="default"/>
+                <w:rFonts w:hint="default" w:asciiTheme="minorAscii" w:hAnsiTheme="minorAscii" w:eastAsiaTheme="minorEastAsia"/>
                 <w:spacing w:val="227"/>
                 <w:sz w:val="21"/>
                 <w:vertAlign w:val="baseline"/>
@@ -583,7 +587,7 @@
               <w:snapToGrid w:val="0"/>
               <w:textAlignment w:val="baseline"/>
               <w:rPr>
-                <w:rFonts w:ascii="Arial" w:eastAsia="Arial" w:hAnsi="Arial" w:cs="Arial" w:hint="default"/>
+                <w:rFonts w:hint="default" w:ascii="Arial" w:hAnsi="Arial" w:eastAsia="Arial" w:cs="Arial"/>
                 <w:snapToGrid w:val="0"/>
                 <w:color w:val="000000"/>
                 <w:kern w:val="0"/>
@@ -603,7 +607,7 @@
             </w:r>
             <w:r>
               <w:rPr>
-                <w:rFonts w:asciiTheme="minorAscii" w:eastAsiaTheme="minorEastAsia" w:hAnsiTheme="minorAscii" w:hint="eastAsia"/>
+                <w:rFonts w:hint="eastAsia" w:asciiTheme="minorAscii" w:hAnsiTheme="minorAscii" w:eastAsiaTheme="minorEastAsia"/>
                 <w:spacing w:val="227"/>
                 <w:sz w:val="21"/>
                 <w:vertAlign w:val="baseline"/>
@@ -625,8 +629,14 @@
       </w:tr>
       <w:tr>
         <w:tblPrEx>
-          <w:tblW w:w="0" w:type="auto"/>
-          <w:jc w:val="center"/>
+          <w:tblBorders>
+            <w:top w:val="none" w:color="auto" w:sz="0" w:space="0"/>
+            <w:left w:val="none" w:color="auto" w:sz="0" w:space="0"/>
+            <w:bottom w:val="none" w:color="auto" w:sz="0" w:space="0"/>
+            <w:right w:val="none" w:color="auto" w:sz="0" w:space="0"/>
+            <w:insideH w:val="none" w:color="auto" w:sz="0" w:space="0"/>
+            <w:insideV w:val="none" w:color="auto" w:sz="0" w:space="0"/>
+          </w:tblBorders>
           <w:tblCellMar>
             <w:top w:w="0" w:type="dxa"/>
             <w:left w:w="108" w:type="dxa"/>
@@ -635,7 +645,7 @@
           </w:tblCellMar>
         </w:tblPrEx>
         <w:trPr>
-          <w:trHeight w:val="635"/>
+          <w:trHeight w:val="635" w:hRule="atLeast"/>
           <w:jc w:val="center"/>
         </w:trPr>
         <w:tc>
@@ -685,7 +695,7 @@
             </w:r>
             <w:r>
               <w:rPr>
-                <w:rFonts w:asciiTheme="minorAscii" w:eastAsiaTheme="minorEastAsia" w:hAnsiTheme="minorAscii" w:hint="eastAsia"/>
+                <w:rFonts w:hint="eastAsia" w:asciiTheme="minorAscii" w:hAnsiTheme="minorAscii" w:eastAsiaTheme="minorEastAsia"/>
                 <w:spacing w:val="227"/>
                 <w:sz w:val="21"/>
                 <w:vertAlign w:val="baseline"/>
@@ -738,7 +748,7 @@
             </w:r>
             <w:r>
               <w:rPr>
-                <w:rFonts w:asciiTheme="minorAscii" w:eastAsiaTheme="minorEastAsia" w:hAnsiTheme="minorAscii" w:hint="eastAsia"/>
+                <w:rFonts w:hint="eastAsia" w:asciiTheme="minorAscii" w:hAnsiTheme="minorAscii" w:eastAsiaTheme="minorEastAsia"/>
                 <w:spacing w:val="227"/>
                 <w:sz w:val="21"/>
                 <w:vertAlign w:val="baseline"/>
@@ -797,14 +807,14 @@
         <w:ind w:left="3634"/>
         <w:textAlignment w:val="baseline"/>
         <w:rPr>
-          <w:rFonts w:ascii="宋体" w:eastAsia="宋体" w:hAnsi="宋体" w:cs="宋体"/>
+          <w:rFonts w:ascii="宋体" w:hAnsi="宋体" w:eastAsia="宋体" w:cs="宋体"/>
           <w:sz w:val="31"/>
           <w:szCs w:val="31"/>
         </w:rPr>
       </w:pPr>
       <w:r>
         <w:rPr>
-          <w:rFonts w:ascii="宋体" w:eastAsia="宋体" w:hAnsi="宋体" w:cs="宋体"/>
+          <w:rFonts w:ascii="宋体" w:hAnsi="宋体" w:eastAsia="宋体" w:cs="宋体"/>
           <w:b/>
           <w:bCs/>
           <w:spacing w:val="4"/>
@@ -816,16 +826,16 @@
     </w:p>
     <w:tbl>
       <w:tblPr>
-        <w:tblStyle w:val="TableNormal0"/>
+        <w:tblStyle w:val="26"/>
         <w:tblW w:w="8214" w:type="dxa"/>
         <w:jc w:val="center"/>
         <w:tblBorders>
-          <w:top w:val="single" w:sz="2" w:space="0" w:color="000000"/>
-          <w:left w:val="single" w:sz="2" w:space="0" w:color="000000"/>
-          <w:bottom w:val="single" w:sz="2" w:space="0" w:color="000000"/>
-          <w:right w:val="single" w:sz="2" w:space="0" w:color="000000"/>
-          <w:insideH w:val="single" w:sz="2" w:space="0" w:color="000000"/>
-          <w:insideV w:val="single" w:sz="2" w:space="0" w:color="000000"/>
+          <w:top w:val="single" w:color="000000" w:sz="2" w:space="0"/>
+          <w:left w:val="single" w:color="000000" w:sz="2" w:space="0"/>
+          <w:bottom w:val="single" w:color="000000" w:sz="2" w:space="0"/>
+          <w:right w:val="single" w:color="000000" w:sz="2" w:space="0"/>
+          <w:insideH w:val="single" w:color="000000" w:sz="2" w:space="0"/>
+          <w:insideV w:val="single" w:color="000000" w:sz="2" w:space="0"/>
         </w:tblBorders>
         <w:tblLayout w:type="fixed"/>
         <w:tblCellMar>
@@ -845,17 +855,14 @@
       </w:tblGrid>
       <w:tr>
         <w:tblPrEx>
-          <w:tblW w:w="8214" w:type="dxa"/>
-          <w:jc w:val="center"/>
           <w:tblBorders>
-            <w:top w:val="single" w:sz="2" w:space="0" w:color="000000"/>
-            <w:left w:val="single" w:sz="2" w:space="0" w:color="000000"/>
-            <w:bottom w:val="single" w:sz="2" w:space="0" w:color="000000"/>
-            <w:right w:val="single" w:sz="2" w:space="0" w:color="000000"/>
-            <w:insideH w:val="single" w:sz="2" w:space="0" w:color="000000"/>
-            <w:insideV w:val="single" w:sz="2" w:space="0" w:color="000000"/>
+            <w:top w:val="single" w:color="000000" w:sz="2" w:space="0"/>
+            <w:left w:val="single" w:color="000000" w:sz="2" w:space="0"/>
+            <w:bottom w:val="single" w:color="000000" w:sz="2" w:space="0"/>
+            <w:right w:val="single" w:color="000000" w:sz="2" w:space="0"/>
+            <w:insideH w:val="single" w:color="000000" w:sz="2" w:space="0"/>
+            <w:insideV w:val="single" w:color="000000" w:sz="2" w:space="0"/>
           </w:tblBorders>
-          <w:tblLayout w:type="fixed"/>
           <w:tblCellMar>
             <w:top w:w="0" w:type="dxa"/>
             <w:left w:w="0" w:type="dxa"/>
@@ -864,7 +871,7 @@
           </w:tblCellMar>
         </w:tblPrEx>
         <w:trPr>
-          <w:trHeight w:val="593"/>
+          <w:trHeight w:val="593" w:hRule="atLeast"/>
           <w:jc w:val="center"/>
         </w:trPr>
         <w:tc>
@@ -886,18 +893,18 @@
               <w:adjustRightInd w:val="0"/>
               <w:snapToGrid w:val="0"/>
               <w:spacing w:before="176" w:line="228" w:lineRule="auto"/>
-              <w:ind w:left="0" w:right="0" w:firstLine="0" w:leftChars="0" w:rightChars="0" w:firstLineChars="0"/>
+              <w:ind w:left="0" w:leftChars="0" w:right="0" w:rightChars="0" w:firstLine="0" w:firstLineChars="0"/>
               <w:jc w:val="center"/>
               <w:textAlignment w:val="baseline"/>
               <w:rPr>
-                <w:rFonts w:ascii="宋体" w:eastAsia="宋体" w:hAnsi="宋体" w:cs="宋体"/>
+                <w:rFonts w:ascii="宋体" w:hAnsi="宋体" w:eastAsia="宋体" w:cs="宋体"/>
                 <w:sz w:val="20"/>
                 <w:szCs w:val="20"/>
               </w:rPr>
             </w:pPr>
             <w:r>
               <w:rPr>
-                <w:rFonts w:ascii="宋体" w:hAnsi="宋体" w:cs="宋体" w:hint="eastAsia"/>
+                <w:rFonts w:hint="eastAsia" w:ascii="宋体" w:hAnsi="宋体" w:cs="宋体"/>
                 <w:spacing w:val="-14"/>
                 <w:sz w:val="20"/>
                 <w:szCs w:val="20"/>
@@ -907,7 +914,7 @@
             </w:r>
             <w:r>
               <w:rPr>
-                <w:rFonts w:ascii="宋体" w:eastAsia="宋体" w:hAnsi="宋体" w:cs="宋体"/>
+                <w:rFonts w:ascii="宋体" w:hAnsi="宋体" w:eastAsia="宋体" w:cs="宋体"/>
                 <w:spacing w:val="-14"/>
                 <w:sz w:val="20"/>
                 <w:szCs w:val="20"/>
@@ -935,18 +942,18 @@
               <w:adjustRightInd w:val="0"/>
               <w:snapToGrid w:val="0"/>
               <w:spacing w:before="175" w:line="227" w:lineRule="auto"/>
-              <w:ind w:left="0" w:right="0" w:firstLine="0" w:leftChars="0" w:rightChars="0" w:firstLineChars="0"/>
+              <w:ind w:left="0" w:leftChars="0" w:right="0" w:rightChars="0" w:firstLine="0" w:firstLineChars="0"/>
               <w:jc w:val="center"/>
               <w:textAlignment w:val="baseline"/>
               <w:rPr>
-                <w:rFonts w:ascii="宋体" w:eastAsia="宋体" w:hAnsi="宋体" w:cs="宋体"/>
+                <w:rFonts w:ascii="宋体" w:hAnsi="宋体" w:eastAsia="宋体" w:cs="宋体"/>
                 <w:sz w:val="20"/>
                 <w:szCs w:val="20"/>
               </w:rPr>
             </w:pPr>
             <w:r>
               <w:rPr>
-                <w:rFonts w:ascii="宋体" w:eastAsia="宋体" w:hAnsi="宋体" w:cs="宋体"/>
+                <w:rFonts w:ascii="宋体" w:hAnsi="宋体" w:eastAsia="宋体" w:cs="宋体"/>
                 <w:spacing w:val="4"/>
                 <w:sz w:val="20"/>
                 <w:szCs w:val="20"/>
@@ -974,18 +981,18 @@
               <w:adjustRightInd w:val="0"/>
               <w:snapToGrid w:val="0"/>
               <w:spacing w:before="175" w:line="228" w:lineRule="auto"/>
-              <w:ind w:left="0" w:right="0" w:firstLine="0" w:leftChars="0" w:rightChars="0" w:firstLineChars="0"/>
+              <w:ind w:left="0" w:leftChars="0" w:right="0" w:rightChars="0" w:firstLine="0" w:firstLineChars="0"/>
               <w:jc w:val="center"/>
               <w:textAlignment w:val="baseline"/>
               <w:rPr>
-                <w:rFonts w:ascii="宋体" w:eastAsia="宋体" w:hAnsi="宋体" w:cs="宋体"/>
+                <w:rFonts w:ascii="宋体" w:hAnsi="宋体" w:eastAsia="宋体" w:cs="宋体"/>
                 <w:sz w:val="20"/>
                 <w:szCs w:val="20"/>
               </w:rPr>
             </w:pPr>
             <w:r>
               <w:rPr>
-                <w:rFonts w:ascii="宋体" w:eastAsia="宋体" w:hAnsi="宋体" w:cs="宋体"/>
+                <w:rFonts w:ascii="宋体" w:hAnsi="宋体" w:eastAsia="宋体" w:cs="宋体"/>
                 <w:spacing w:val="7"/>
                 <w:sz w:val="20"/>
                 <w:szCs w:val="20"/>
@@ -1013,11 +1020,11 @@
               <w:adjustRightInd w:val="0"/>
               <w:snapToGrid w:val="0"/>
               <w:spacing w:before="175" w:line="228" w:lineRule="auto"/>
-              <w:ind w:left="0" w:right="0" w:firstLine="0" w:leftChars="0" w:rightChars="0" w:firstLineChars="0"/>
+              <w:ind w:left="0" w:leftChars="0" w:right="0" w:rightChars="0" w:firstLine="0" w:firstLineChars="0"/>
               <w:jc w:val="center"/>
               <w:textAlignment w:val="baseline"/>
               <w:rPr>
-                <w:rFonts w:ascii="宋体" w:eastAsia="宋体" w:hAnsi="宋体" w:cs="宋体" w:hint="eastAsia"/>
+                <w:rFonts w:hint="eastAsia" w:ascii="宋体" w:hAnsi="宋体" w:eastAsia="宋体" w:cs="宋体"/>
                 <w:spacing w:val="7"/>
                 <w:sz w:val="20"/>
                 <w:szCs w:val="20"/>
@@ -1026,7 +1033,7 @@
             </w:pPr>
             <w:r>
               <w:rPr>
-                <w:rFonts w:ascii="宋体" w:hAnsi="宋体" w:cs="宋体" w:hint="eastAsia"/>
+                <w:rFonts w:hint="eastAsia" w:ascii="宋体" w:hAnsi="宋体" w:cs="宋体"/>
                 <w:spacing w:val="7"/>
                 <w:sz w:val="20"/>
                 <w:szCs w:val="20"/>
@@ -1055,11 +1062,11 @@
               <w:adjustRightInd w:val="0"/>
               <w:snapToGrid w:val="0"/>
               <w:spacing w:before="175" w:line="228" w:lineRule="auto"/>
-              <w:ind w:left="0" w:right="0" w:firstLine="0" w:leftChars="0" w:rightChars="0" w:firstLineChars="0"/>
+              <w:ind w:left="0" w:leftChars="0" w:right="0" w:rightChars="0" w:firstLine="0" w:firstLineChars="0"/>
               <w:jc w:val="center"/>
               <w:textAlignment w:val="baseline"/>
               <w:rPr>
-                <w:rFonts w:ascii="宋体" w:hAnsi="宋体" w:cs="宋体" w:hint="default"/>
+                <w:rFonts w:hint="default" w:ascii="宋体" w:hAnsi="宋体" w:cs="宋体"/>
                 <w:spacing w:val="7"/>
                 <w:sz w:val="20"/>
                 <w:szCs w:val="20"/>
@@ -1068,7 +1075,7 @@
             </w:pPr>
             <w:r>
               <w:rPr>
-                <w:rFonts w:ascii="宋体" w:hAnsi="宋体" w:cs="宋体" w:hint="eastAsia"/>
+                <w:rFonts w:hint="eastAsia" w:ascii="宋体" w:hAnsi="宋体" w:cs="宋体"/>
                 <w:spacing w:val="7"/>
                 <w:sz w:val="20"/>
                 <w:szCs w:val="20"/>
@@ -1097,18 +1104,18 @@
               <w:adjustRightInd w:val="0"/>
               <w:snapToGrid w:val="0"/>
               <w:spacing w:before="176" w:line="229" w:lineRule="auto"/>
-              <w:ind w:left="0" w:right="0" w:firstLine="0" w:leftChars="0" w:rightChars="0" w:firstLineChars="0"/>
+              <w:ind w:left="0" w:leftChars="0" w:right="0" w:rightChars="0" w:firstLine="0" w:firstLineChars="0"/>
               <w:jc w:val="center"/>
               <w:textAlignment w:val="baseline"/>
               <w:rPr>
-                <w:rFonts w:ascii="宋体" w:eastAsia="宋体" w:hAnsi="宋体" w:cs="宋体"/>
+                <w:rFonts w:ascii="宋体" w:hAnsi="宋体" w:eastAsia="宋体" w:cs="宋体"/>
                 <w:sz w:val="20"/>
                 <w:szCs w:val="20"/>
               </w:rPr>
             </w:pPr>
             <w:r>
               <w:rPr>
-                <w:rFonts w:ascii="宋体" w:eastAsia="宋体" w:hAnsi="宋体" w:cs="宋体"/>
+                <w:rFonts w:ascii="宋体" w:hAnsi="宋体" w:eastAsia="宋体" w:cs="宋体"/>
                 <w:spacing w:val="7"/>
                 <w:sz w:val="20"/>
                 <w:szCs w:val="20"/>
@@ -1120,9 +1127,14 @@
       </w:tr>
       <w:tr>
         <w:tblPrEx>
-          <w:tblW w:w="8214" w:type="dxa"/>
-          <w:jc w:val="center"/>
-          <w:tblLayout w:type="fixed"/>
+          <w:tblBorders>
+            <w:top w:val="single" w:color="000000" w:sz="2" w:space="0"/>
+            <w:left w:val="single" w:color="000000" w:sz="2" w:space="0"/>
+            <w:bottom w:val="single" w:color="000000" w:sz="2" w:space="0"/>
+            <w:right w:val="single" w:color="000000" w:sz="2" w:space="0"/>
+            <w:insideH w:val="single" w:color="000000" w:sz="2" w:space="0"/>
+            <w:insideV w:val="single" w:color="000000" w:sz="2" w:space="0"/>
+          </w:tblBorders>
           <w:tblCellMar>
             <w:top w:w="0" w:type="dxa"/>
             <w:left w:w="0" w:type="dxa"/>
@@ -1131,7 +1143,7 @@
           </w:tblCellMar>
         </w:tblPrEx>
         <w:trPr>
-          <w:trHeight w:val="516"/>
+          <w:trHeight w:val="516" w:hRule="atLeast"/>
           <w:jc w:val="center"/>
         </w:trPr>
         <w:tc>
@@ -1154,11 +1166,11 @@
               <w:adjustRightInd w:val="0"/>
               <w:snapToGrid w:val="0"/>
               <w:spacing w:before="173" w:line="267" w:lineRule="exact"/>
-              <w:ind w:left="0" w:right="0" w:firstLine="0" w:leftChars="0" w:rightChars="0" w:firstLineChars="0"/>
+              <w:ind w:left="0" w:leftChars="0" w:right="0" w:rightChars="0" w:firstLine="0" w:firstLineChars="0"/>
               <w:jc w:val="center"/>
               <w:textAlignment w:val="baseline"/>
               <w:rPr>
-                <w:rFonts w:ascii="宋体" w:eastAsia="宋体" w:hAnsi="宋体" w:cs="宋体" w:hint="default"/>
+                <w:rFonts w:hint="default" w:ascii="宋体" w:hAnsi="宋体" w:eastAsia="宋体" w:cs="宋体"/>
                 <w:snapToGrid w:val="0"/>
                 <w:color w:val="000000"/>
                 <w:kern w:val="0"/>
@@ -1169,13 +1181,24 @@
             </w:pPr>
             <w:r>
               <w:rPr>
-                <w:rFonts w:ascii="宋体" w:eastAsia="宋体" w:hAnsi="宋体" w:cs="宋体"/>
+                <w:rFonts w:ascii="宋体" w:hAnsi="宋体" w:eastAsia="宋体" w:cs="宋体"/>
                 <w:spacing w:val="3"/>
                 <w:position w:val="1"/>
                 <w:sz w:val="20"/>
                 <w:szCs w:val="20"/>
               </w:rPr>
-              <w:t>2022.6.20</w:t>
+              <w:t>2025.1.</w:t>
+            </w:r>
+            <w:r>
+              <w:rPr>
+                <w:rFonts w:hint="eastAsia" w:ascii="宋体" w:hAnsi="宋体" w:cs="宋体"/>
+                <w:spacing w:val="3"/>
+                <w:position w:val="1"/>
+                <w:sz w:val="20"/>
+                <w:szCs w:val="20"/>
+                <w:lang w:val="en-US" w:eastAsia="zh-CN"/>
+              </w:rPr>
+              <w:t>10</w:t>
             </w:r>
           </w:p>
         </w:tc>
@@ -1199,11 +1222,11 @@
               <w:adjustRightInd w:val="0"/>
               <w:snapToGrid w:val="0"/>
               <w:spacing w:before="173" w:line="267" w:lineRule="exact"/>
-              <w:ind w:left="0" w:right="0" w:firstLine="0" w:leftChars="0" w:rightChars="0" w:firstLineChars="0"/>
+              <w:ind w:left="0" w:leftChars="0" w:right="0" w:rightChars="0" w:firstLine="0" w:firstLineChars="0"/>
               <w:jc w:val="center"/>
               <w:textAlignment w:val="baseline"/>
               <w:rPr>
-                <w:rFonts w:ascii="宋体" w:eastAsia="宋体" w:hAnsi="宋体" w:cs="宋体"/>
+                <w:rFonts w:ascii="宋体" w:hAnsi="宋体" w:eastAsia="宋体" w:cs="宋体"/>
                 <w:snapToGrid w:val="0"/>
                 <w:color w:val="000000"/>
                 <w:kern w:val="0"/>
@@ -1214,7 +1237,7 @@
             </w:pPr>
             <w:r>
               <w:rPr>
-                <w:rFonts w:ascii="宋体" w:eastAsia="宋体" w:hAnsi="宋体" w:cs="宋体"/>
+                <w:rFonts w:ascii="宋体" w:hAnsi="宋体" w:eastAsia="宋体" w:cs="宋体"/>
                 <w:spacing w:val="4"/>
                 <w:position w:val="1"/>
                 <w:sz w:val="20"/>
@@ -1244,11 +1267,11 @@
               <w:adjustRightInd w:val="0"/>
               <w:snapToGrid w:val="0"/>
               <w:spacing w:before="172" w:line="228" w:lineRule="auto"/>
-              <w:ind w:left="0" w:right="0" w:firstLine="0" w:leftChars="0" w:rightChars="0" w:firstLineChars="0"/>
+              <w:ind w:left="0" w:leftChars="0" w:right="0" w:rightChars="0" w:firstLine="0" w:firstLineChars="0"/>
               <w:jc w:val="center"/>
               <w:textAlignment w:val="baseline"/>
               <w:rPr>
-                <w:rFonts w:ascii="宋体" w:eastAsia="宋体" w:hAnsi="宋体" w:cs="宋体"/>
+                <w:rFonts w:ascii="宋体" w:hAnsi="宋体" w:eastAsia="宋体" w:cs="宋体"/>
                 <w:snapToGrid w:val="0"/>
                 <w:color w:val="000000"/>
                 <w:kern w:val="0"/>
@@ -1259,7 +1282,7 @@
             </w:pPr>
             <w:r>
               <w:rPr>
-                <w:rFonts w:ascii="宋体" w:eastAsia="宋体" w:hAnsi="宋体" w:cs="宋体"/>
+                <w:rFonts w:ascii="宋体" w:hAnsi="宋体" w:eastAsia="宋体" w:cs="宋体"/>
                 <w:spacing w:val="200"/>
                 <w:kern w:val="0"/>
                 <w:sz w:val="20"/>
@@ -1269,7 +1292,7 @@
             </w:r>
             <w:r>
               <w:rPr>
-                <w:rFonts w:ascii="宋体" w:eastAsia="宋体" w:hAnsi="宋体" w:cs="宋体"/>
+                <w:rFonts w:ascii="宋体" w:hAnsi="宋体" w:eastAsia="宋体" w:cs="宋体"/>
                 <w:spacing w:val="0"/>
                 <w:kern w:val="0"/>
                 <w:sz w:val="20"/>
@@ -1299,11 +1322,11 @@
               <w:adjustRightInd w:val="0"/>
               <w:snapToGrid w:val="0"/>
               <w:spacing w:before="172" w:line="228" w:lineRule="auto"/>
-              <w:ind w:left="0" w:right="0" w:firstLine="0" w:leftChars="0" w:rightChars="0" w:firstLineChars="0"/>
+              <w:ind w:left="0" w:leftChars="0" w:right="0" w:rightChars="0" w:firstLine="0" w:firstLineChars="0"/>
               <w:jc w:val="center"/>
               <w:textAlignment w:val="baseline"/>
               <w:rPr>
-                <w:rFonts w:ascii="宋体" w:eastAsia="宋体" w:hAnsi="宋体" w:cs="宋体"/>
+                <w:rFonts w:ascii="宋体" w:hAnsi="宋体" w:eastAsia="宋体" w:cs="宋体"/>
                 <w:snapToGrid w:val="0"/>
                 <w:color w:val="000000"/>
                 <w:spacing w:val="200"/>
@@ -1315,7 +1338,7 @@
             </w:pPr>
             <w:r>
               <w:rPr>
-                <w:rFonts w:ascii="宋体" w:hAnsi="宋体" w:cs="宋体" w:hint="eastAsia"/>
+                <w:rFonts w:hint="eastAsia" w:ascii="宋体" w:hAnsi="宋体" w:cs="宋体"/>
                 <w:spacing w:val="200"/>
                 <w:kern w:val="0"/>
                 <w:sz w:val="20"/>
@@ -1346,11 +1369,11 @@
               <w:adjustRightInd w:val="0"/>
               <w:snapToGrid w:val="0"/>
               <w:spacing w:before="173" w:line="229" w:lineRule="auto"/>
-              <w:ind w:left="0" w:right="0" w:firstLine="0" w:leftChars="0" w:rightChars="0" w:firstLineChars="0"/>
+              <w:ind w:left="0" w:leftChars="0" w:right="0" w:rightChars="0" w:firstLine="0" w:firstLineChars="0"/>
               <w:jc w:val="center"/>
               <w:textAlignment w:val="baseline"/>
               <w:rPr>
-                <w:rFonts w:ascii="宋体" w:eastAsia="宋体" w:hAnsi="宋体" w:cs="宋体"/>
+                <w:rFonts w:ascii="宋体" w:hAnsi="宋体" w:eastAsia="宋体" w:cs="宋体"/>
                 <w:snapToGrid w:val="0"/>
                 <w:color w:val="000000"/>
                 <w:spacing w:val="200"/>
@@ -1362,7 +1385,7 @@
             </w:pPr>
             <w:r>
               <w:rPr>
-                <w:rFonts w:asciiTheme="minorAscii" w:eastAsiaTheme="minorEastAsia" w:hAnsiTheme="minorAscii" w:hint="eastAsia"/>
+                <w:rFonts w:hint="eastAsia" w:asciiTheme="minorAscii" w:hAnsiTheme="minorAscii" w:eastAsiaTheme="minorEastAsia"/>
                 <w:spacing w:val="0"/>
                 <w:kern w:val="0"/>
                 <w:sz w:val="21"/>
@@ -1393,11 +1416,11 @@
               <w:adjustRightInd w:val="0"/>
               <w:snapToGrid w:val="0"/>
               <w:spacing w:before="173" w:line="229" w:lineRule="auto"/>
-              <w:ind w:left="0" w:right="0" w:firstLine="0" w:leftChars="0" w:rightChars="0" w:firstLineChars="0"/>
+              <w:ind w:left="0" w:leftChars="0" w:right="0" w:rightChars="0" w:firstLine="0" w:firstLineChars="0"/>
               <w:jc w:val="center"/>
               <w:textAlignment w:val="baseline"/>
               <w:rPr>
-                <w:rFonts w:ascii="宋体" w:eastAsia="宋体" w:hAnsi="宋体" w:cs="宋体"/>
+                <w:rFonts w:ascii="宋体" w:hAnsi="宋体" w:eastAsia="宋体" w:cs="宋体"/>
                 <w:snapToGrid w:val="0"/>
                 <w:color w:val="000000"/>
                 <w:kern w:val="0"/>
@@ -1408,7 +1431,7 @@
             </w:pPr>
             <w:r>
               <w:rPr>
-                <w:rFonts w:asciiTheme="minorAscii" w:eastAsiaTheme="minorEastAsia" w:hAnsiTheme="minorAscii" w:hint="eastAsia"/>
+                <w:rFonts w:hint="eastAsia" w:asciiTheme="minorAscii" w:hAnsiTheme="minorAscii" w:eastAsiaTheme="minorEastAsia"/>
                 <w:spacing w:val="0"/>
                 <w:kern w:val="0"/>
                 <w:sz w:val="21"/>
@@ -1422,9 +1445,14 @@
       </w:tr>
       <w:tr>
         <w:tblPrEx>
-          <w:tblW w:w="8214" w:type="dxa"/>
-          <w:jc w:val="center"/>
-          <w:tblLayout w:type="fixed"/>
+          <w:tblBorders>
+            <w:top w:val="single" w:color="000000" w:sz="2" w:space="0"/>
+            <w:left w:val="single" w:color="000000" w:sz="2" w:space="0"/>
+            <w:bottom w:val="single" w:color="000000" w:sz="2" w:space="0"/>
+            <w:right w:val="single" w:color="000000" w:sz="2" w:space="0"/>
+            <w:insideH w:val="single" w:color="000000" w:sz="2" w:space="0"/>
+            <w:insideV w:val="single" w:color="000000" w:sz="2" w:space="0"/>
+          </w:tblBorders>
           <w:tblCellMar>
             <w:top w:w="0" w:type="dxa"/>
             <w:left w:w="0" w:type="dxa"/>
@@ -1433,7 +1461,7 @@
           </w:tblCellMar>
         </w:tblPrEx>
         <w:trPr>
-          <w:trHeight w:val="556"/>
+          <w:trHeight w:val="516" w:hRule="atLeast"/>
           <w:jc w:val="center"/>
         </w:trPr>
         <w:tc>
@@ -1456,40 +1484,21 @@
               <w:adjustRightInd w:val="0"/>
               <w:snapToGrid w:val="0"/>
               <w:spacing w:before="173" w:line="267" w:lineRule="exact"/>
-              <w:ind w:left="0" w:right="0" w:firstLine="0" w:leftChars="0" w:rightChars="0" w:firstLineChars="0"/>
+              <w:ind w:left="0" w:leftChars="0" w:right="0" w:rightChars="0" w:firstLine="0" w:firstLineChars="0"/>
               <w:jc w:val="center"/>
               <w:textAlignment w:val="baseline"/>
               <w:rPr>
-                <w:rFonts w:ascii="Arial" w:eastAsia="宋体" w:hAnsi="Arial" w:cs="Arial"/>
+                <w:rFonts w:hint="default" w:ascii="宋体" w:hAnsi="宋体" w:eastAsia="宋体" w:cs="宋体"/>
                 <w:snapToGrid w:val="0"/>
                 <w:color w:val="000000"/>
                 <w:kern w:val="0"/>
-                <w:sz w:val="21"/>
-                <w:szCs w:val="21"/>
-                <w:lang w:val="en-US" w:eastAsia="en-US" w:bidi="ar-SA"/>
-              </w:rPr>
-            </w:pPr>
-            <w:r>
-              <w:rPr>
-                <w:rFonts w:ascii="宋体" w:eastAsia="宋体" w:hAnsi="宋体" w:cs="宋体"/>
-                <w:spacing w:val="3"/>
-                <w:position w:val="1"/>
                 <w:sz w:val="20"/>
                 <w:szCs w:val="20"/>
-              </w:rPr>
-              <w:t>2025.1.</w:t>
-            </w:r>
-            <w:r>
-              <w:rPr>
-                <w:rFonts w:ascii="宋体" w:hAnsi="宋体" w:cs="宋体" w:hint="eastAsia"/>
-                <w:spacing w:val="3"/>
-                <w:position w:val="1"/>
-                <w:sz w:val="20"/>
-                <w:szCs w:val="20"/>
-                <w:lang w:val="en-US" w:eastAsia="zh-CN"/>
-              </w:rPr>
-              <w:t>10</w:t>
-            </w:r>
+                <w:lang w:val="en-US" w:eastAsia="en-US" w:bidi="ar-SA"/>
+              </w:rPr>
+            </w:pPr>
+            <w:bookmarkStart w:id="17" w:name="_GoBack"/>
+            <w:bookmarkEnd w:id="17"/>
           </w:p>
         </w:tc>
         <w:tc>
@@ -1512,29 +1521,19 @@
               <w:adjustRightInd w:val="0"/>
               <w:snapToGrid w:val="0"/>
               <w:spacing w:before="173" w:line="267" w:lineRule="exact"/>
-              <w:ind w:left="0" w:right="0" w:firstLine="0" w:leftChars="0" w:rightChars="0" w:firstLineChars="0"/>
+              <w:ind w:left="0" w:leftChars="0" w:right="0" w:rightChars="0" w:firstLine="0" w:firstLineChars="0"/>
               <w:jc w:val="center"/>
               <w:textAlignment w:val="baseline"/>
               <w:rPr>
-                <w:rFonts w:ascii="Arial" w:eastAsia="宋体" w:hAnsi="Arial" w:cs="Arial"/>
+                <w:rFonts w:ascii="宋体" w:hAnsi="宋体" w:eastAsia="宋体" w:cs="宋体"/>
                 <w:snapToGrid w:val="0"/>
                 <w:color w:val="000000"/>
                 <w:kern w:val="0"/>
-                <w:sz w:val="21"/>
-                <w:szCs w:val="21"/>
-                <w:lang w:val="en-US" w:eastAsia="en-US" w:bidi="ar-SA"/>
-              </w:rPr>
-            </w:pPr>
-            <w:r>
-              <w:rPr>
-                <w:rFonts w:ascii="宋体" w:eastAsia="宋体" w:hAnsi="宋体" w:cs="宋体"/>
-                <w:spacing w:val="4"/>
-                <w:position w:val="1"/>
                 <w:sz w:val="20"/>
                 <w:szCs w:val="20"/>
-              </w:rPr>
-              <w:t>V1.0</w:t>
-            </w:r>
+                <w:lang w:val="en-US" w:eastAsia="en-US" w:bidi="ar-SA"/>
+              </w:rPr>
+            </w:pPr>
           </w:p>
         </w:tc>
         <w:tc>
@@ -1557,33 +1556,19 @@
               <w:adjustRightInd w:val="0"/>
               <w:snapToGrid w:val="0"/>
               <w:spacing w:before="172" w:line="228" w:lineRule="auto"/>
-              <w:ind w:left="0" w:right="0" w:firstLine="0" w:leftChars="0" w:rightChars="0" w:firstLineChars="0"/>
+              <w:ind w:left="0" w:leftChars="0" w:right="0" w:rightChars="0" w:firstLine="0" w:firstLineChars="0"/>
               <w:jc w:val="center"/>
               <w:textAlignment w:val="baseline"/>
               <w:rPr>
-                <w:rFonts w:ascii="Arial" w:eastAsia="宋体" w:hAnsi="Arial" w:cs="Arial" w:hint="default"/>
+                <w:rFonts w:ascii="宋体" w:hAnsi="宋体" w:eastAsia="宋体" w:cs="宋体"/>
                 <w:snapToGrid w:val="0"/>
                 <w:color w:val="000000"/>
                 <w:kern w:val="0"/>
-                <w:sz w:val="21"/>
-                <w:szCs w:val="21"/>
-                <w:lang w:val="en-US" w:eastAsia="zh-CN" w:bidi="ar-SA"/>
+                <w:sz w:val="20"/>
+                <w:szCs w:val="20"/>
+                <w:lang w:val="en-US" w:eastAsia="en-US" w:bidi="ar-SA"/>
               </w:rPr>
             </w:pPr>
-            <w:r>
-              <w:rPr>
-                <w:rFonts w:cs="Arial" w:hint="eastAsia"/>
-                <w:snapToGrid w:val="0"/>
-                <w:color w:val="000000"/>
-                <w:kern w:val="0"/>
-                <w:sz w:val="21"/>
-                <w:szCs w:val="21"/>
-                <w:lang w:val="en-US" w:eastAsia="zh-CN" w:bidi="ar-SA"/>
-              </w:rPr>
-              <w:t>修订考核指标</w:t>
-            </w:r>
-            <w:bookmarkStart w:id="2" w:name="_GoBack"/>
-            <w:bookmarkEnd w:id="2"/>
           </w:p>
         </w:tc>
         <w:tc>
@@ -1606,30 +1591,20 @@
               <w:adjustRightInd w:val="0"/>
               <w:snapToGrid w:val="0"/>
               <w:spacing w:before="172" w:line="228" w:lineRule="auto"/>
-              <w:ind w:left="0" w:right="0" w:firstLine="0" w:leftChars="0" w:rightChars="0" w:firstLineChars="0"/>
+              <w:ind w:left="0" w:leftChars="0" w:right="0" w:rightChars="0" w:firstLine="0" w:firstLineChars="0"/>
               <w:jc w:val="center"/>
               <w:textAlignment w:val="baseline"/>
               <w:rPr>
-                <w:rFonts w:ascii="Arial" w:eastAsia="宋体" w:hAnsi="Arial" w:cs="Arial"/>
+                <w:rFonts w:ascii="宋体" w:hAnsi="宋体" w:eastAsia="宋体" w:cs="宋体"/>
                 <w:snapToGrid w:val="0"/>
                 <w:color w:val="000000"/>
-                <w:kern w:val="0"/>
-                <w:sz w:val="21"/>
-                <w:szCs w:val="21"/>
-                <w:lang w:val="en-US" w:eastAsia="en-US" w:bidi="ar-SA"/>
-              </w:rPr>
-            </w:pPr>
-            <w:r>
-              <w:rPr>
-                <w:rFonts w:ascii="宋体" w:hAnsi="宋体" w:cs="宋体" w:hint="eastAsia"/>
                 <w:spacing w:val="200"/>
                 <w:kern w:val="0"/>
                 <w:sz w:val="20"/>
                 <w:szCs w:val="20"/>
-                <w:lang w:val="en-US" w:eastAsia="zh-CN"/>
-              </w:rPr>
-              <w:t>程方</w:t>
-            </w:r>
+                <w:lang w:val="en-US" w:eastAsia="en-US" w:bidi="ar-SA"/>
+              </w:rPr>
+            </w:pPr>
           </w:p>
         </w:tc>
         <w:tc>
@@ -1652,30 +1627,20 @@
               <w:adjustRightInd w:val="0"/>
               <w:snapToGrid w:val="0"/>
               <w:spacing w:before="173" w:line="229" w:lineRule="auto"/>
-              <w:ind w:left="0" w:right="0" w:firstLine="0" w:leftChars="0" w:rightChars="0" w:firstLineChars="0"/>
+              <w:ind w:left="0" w:leftChars="0" w:right="0" w:rightChars="0" w:firstLine="0" w:firstLineChars="0"/>
               <w:jc w:val="center"/>
               <w:textAlignment w:val="baseline"/>
               <w:rPr>
-                <w:rFonts w:ascii="Arial" w:eastAsia="宋体" w:hAnsi="Arial" w:cs="Arial"/>
+                <w:rFonts w:ascii="宋体" w:hAnsi="宋体" w:eastAsia="宋体" w:cs="宋体"/>
                 <w:snapToGrid w:val="0"/>
                 <w:color w:val="000000"/>
+                <w:spacing w:val="200"/>
                 <w:kern w:val="0"/>
-                <w:sz w:val="21"/>
-                <w:szCs w:val="21"/>
+                <w:sz w:val="20"/>
+                <w:szCs w:val="20"/>
                 <w:lang w:val="en-US" w:eastAsia="en-US" w:bidi="ar-SA"/>
               </w:rPr>
             </w:pPr>
-            <w:r>
-              <w:rPr>
-                <w:rFonts w:asciiTheme="minorAscii" w:eastAsiaTheme="minorEastAsia" w:hAnsiTheme="minorAscii" w:hint="eastAsia"/>
-                <w:spacing w:val="0"/>
-                <w:kern w:val="0"/>
-                <w:sz w:val="21"/>
-                <w:vertAlign w:val="baseline"/>
-                <w:lang w:val="en-US" w:eastAsia="zh-CN"/>
-              </w:rPr>
-              <w:t>茅建根</w:t>
-            </w:r>
           </w:p>
         </w:tc>
         <w:tc>
@@ -1698,38 +1663,32 @@
               <w:adjustRightInd w:val="0"/>
               <w:snapToGrid w:val="0"/>
               <w:spacing w:before="173" w:line="229" w:lineRule="auto"/>
-              <w:ind w:left="0" w:right="0" w:firstLine="0" w:leftChars="0" w:rightChars="0" w:firstLineChars="0"/>
+              <w:ind w:left="0" w:leftChars="0" w:right="0" w:rightChars="0" w:firstLine="0" w:firstLineChars="0"/>
               <w:jc w:val="center"/>
               <w:textAlignment w:val="baseline"/>
               <w:rPr>
-                <w:rFonts w:ascii="Arial" w:eastAsia="宋体" w:hAnsi="Arial" w:cs="Arial"/>
+                <w:rFonts w:ascii="宋体" w:hAnsi="宋体" w:eastAsia="宋体" w:cs="宋体"/>
                 <w:snapToGrid w:val="0"/>
                 <w:color w:val="000000"/>
                 <w:kern w:val="0"/>
-                <w:sz w:val="21"/>
-                <w:szCs w:val="21"/>
+                <w:sz w:val="20"/>
+                <w:szCs w:val="20"/>
                 <w:lang w:val="en-US" w:eastAsia="en-US" w:bidi="ar-SA"/>
               </w:rPr>
             </w:pPr>
-            <w:r>
-              <w:rPr>
-                <w:rFonts w:asciiTheme="minorAscii" w:eastAsiaTheme="minorEastAsia" w:hAnsiTheme="minorAscii" w:hint="eastAsia"/>
-                <w:spacing w:val="0"/>
-                <w:kern w:val="0"/>
-                <w:sz w:val="21"/>
-                <w:vertAlign w:val="baseline"/>
-                <w:lang w:val="en-US" w:eastAsia="zh-CN"/>
-              </w:rPr>
-              <w:t>吴亚红</w:t>
-            </w:r>
           </w:p>
         </w:tc>
       </w:tr>
       <w:tr>
         <w:tblPrEx>
-          <w:tblW w:w="8214" w:type="dxa"/>
-          <w:jc w:val="center"/>
-          <w:tblLayout w:type="fixed"/>
+          <w:tblBorders>
+            <w:top w:val="single" w:color="000000" w:sz="2" w:space="0"/>
+            <w:left w:val="single" w:color="000000" w:sz="2" w:space="0"/>
+            <w:bottom w:val="single" w:color="000000" w:sz="2" w:space="0"/>
+            <w:right w:val="single" w:color="000000" w:sz="2" w:space="0"/>
+            <w:insideH w:val="single" w:color="000000" w:sz="2" w:space="0"/>
+            <w:insideV w:val="single" w:color="000000" w:sz="2" w:space="0"/>
+          </w:tblBorders>
           <w:tblCellMar>
             <w:top w:w="0" w:type="dxa"/>
             <w:left w:w="0" w:type="dxa"/>
@@ -1738,16 +1697,16 @@
           </w:tblCellMar>
         </w:tblPrEx>
         <w:trPr>
-          <w:trHeight w:val="556"/>
+          <w:trHeight w:val="556" w:hRule="atLeast"/>
           <w:jc w:val="center"/>
         </w:trPr>
         <w:tc>
           <w:tcPr>
             <w:tcW w:w="1317" w:type="dxa"/>
+            <w:shd w:val="clear" w:color="auto" w:fill="auto"/>
           </w:tcPr>
           <w:p>
             <w:pPr>
-              <w:pStyle w:val="TableText"/>
               <w:keepNext w:val="0"/>
               <w:keepLines w:val="0"/>
               <w:pageBreakBefore w:val="0"/>
@@ -1760,19 +1719,29 @@
               <w:bidi w:val="0"/>
               <w:adjustRightInd w:val="0"/>
               <w:snapToGrid w:val="0"/>
-              <w:ind w:left="0" w:right="0" w:firstLine="0" w:leftChars="0" w:rightChars="0" w:firstLineChars="0"/>
+              <w:spacing w:before="173" w:line="267" w:lineRule="exact"/>
+              <w:ind w:left="0" w:leftChars="0" w:right="0" w:rightChars="0" w:firstLine="0" w:firstLineChars="0"/>
               <w:jc w:val="center"/>
               <w:textAlignment w:val="baseline"/>
+              <w:rPr>
+                <w:rFonts w:ascii="Arial" w:hAnsi="Arial" w:eastAsia="宋体" w:cs="Arial"/>
+                <w:snapToGrid w:val="0"/>
+                <w:color w:val="000000"/>
+                <w:kern w:val="0"/>
+                <w:sz w:val="21"/>
+                <w:szCs w:val="21"/>
+                <w:lang w:val="en-US" w:eastAsia="en-US" w:bidi="ar-SA"/>
+              </w:rPr>
             </w:pPr>
           </w:p>
         </w:tc>
         <w:tc>
           <w:tcPr>
             <w:tcW w:w="972" w:type="dxa"/>
+            <w:shd w:val="clear" w:color="auto" w:fill="auto"/>
           </w:tcPr>
           <w:p>
             <w:pPr>
-              <w:pStyle w:val="TableText"/>
               <w:keepNext w:val="0"/>
               <w:keepLines w:val="0"/>
               <w:pageBreakBefore w:val="0"/>
@@ -1785,19 +1754,29 @@
               <w:bidi w:val="0"/>
               <w:adjustRightInd w:val="0"/>
               <w:snapToGrid w:val="0"/>
-              <w:ind w:left="0" w:right="0" w:firstLine="0" w:leftChars="0" w:rightChars="0" w:firstLineChars="0"/>
+              <w:spacing w:before="173" w:line="267" w:lineRule="exact"/>
+              <w:ind w:left="0" w:leftChars="0" w:right="0" w:rightChars="0" w:firstLine="0" w:firstLineChars="0"/>
               <w:jc w:val="center"/>
               <w:textAlignment w:val="baseline"/>
+              <w:rPr>
+                <w:rFonts w:ascii="Arial" w:hAnsi="Arial" w:eastAsia="宋体" w:cs="Arial"/>
+                <w:snapToGrid w:val="0"/>
+                <w:color w:val="000000"/>
+                <w:kern w:val="0"/>
+                <w:sz w:val="21"/>
+                <w:szCs w:val="21"/>
+                <w:lang w:val="en-US" w:eastAsia="en-US" w:bidi="ar-SA"/>
+              </w:rPr>
             </w:pPr>
           </w:p>
         </w:tc>
         <w:tc>
           <w:tcPr>
             <w:tcW w:w="1575" w:type="dxa"/>
+            <w:shd w:val="clear" w:color="auto" w:fill="auto"/>
           </w:tcPr>
           <w:p>
             <w:pPr>
-              <w:pStyle w:val="TableText"/>
               <w:keepNext w:val="0"/>
               <w:keepLines w:val="0"/>
               <w:pageBreakBefore w:val="0"/>
@@ -1810,19 +1789,29 @@
               <w:bidi w:val="0"/>
               <w:adjustRightInd w:val="0"/>
               <w:snapToGrid w:val="0"/>
-              <w:ind w:left="0" w:right="0" w:firstLine="0" w:leftChars="0" w:rightChars="0" w:firstLineChars="0"/>
+              <w:spacing w:before="172" w:line="228" w:lineRule="auto"/>
+              <w:ind w:left="0" w:leftChars="0" w:right="0" w:rightChars="0" w:firstLine="0" w:firstLineChars="0"/>
               <w:jc w:val="center"/>
               <w:textAlignment w:val="baseline"/>
+              <w:rPr>
+                <w:rFonts w:hint="default" w:ascii="Arial" w:hAnsi="Arial" w:eastAsia="宋体" w:cs="Arial"/>
+                <w:snapToGrid w:val="0"/>
+                <w:color w:val="000000"/>
+                <w:kern w:val="0"/>
+                <w:sz w:val="21"/>
+                <w:szCs w:val="21"/>
+                <w:lang w:val="en-US" w:eastAsia="zh-CN" w:bidi="ar-SA"/>
+              </w:rPr>
             </w:pPr>
           </w:p>
         </w:tc>
         <w:tc>
           <w:tcPr>
             <w:tcW w:w="1829" w:type="dxa"/>
+            <w:shd w:val="clear" w:color="auto" w:fill="auto"/>
           </w:tcPr>
           <w:p>
             <w:pPr>
-              <w:pStyle w:val="TableText"/>
               <w:keepNext w:val="0"/>
               <w:keepLines w:val="0"/>
               <w:pageBreakBefore w:val="0"/>
@@ -1835,19 +1824,29 @@
               <w:bidi w:val="0"/>
               <w:adjustRightInd w:val="0"/>
               <w:snapToGrid w:val="0"/>
-              <w:ind w:left="0" w:right="0" w:firstLine="0" w:leftChars="0" w:rightChars="0" w:firstLineChars="0"/>
+              <w:spacing w:before="172" w:line="228" w:lineRule="auto"/>
+              <w:ind w:left="0" w:leftChars="0" w:right="0" w:rightChars="0" w:firstLine="0" w:firstLineChars="0"/>
               <w:jc w:val="center"/>
               <w:textAlignment w:val="baseline"/>
+              <w:rPr>
+                <w:rFonts w:ascii="Arial" w:hAnsi="Arial" w:eastAsia="宋体" w:cs="Arial"/>
+                <w:snapToGrid w:val="0"/>
+                <w:color w:val="000000"/>
+                <w:kern w:val="0"/>
+                <w:sz w:val="21"/>
+                <w:szCs w:val="21"/>
+                <w:lang w:val="en-US" w:eastAsia="en-US" w:bidi="ar-SA"/>
+              </w:rPr>
             </w:pPr>
           </w:p>
         </w:tc>
         <w:tc>
           <w:tcPr>
             <w:tcW w:w="1606" w:type="dxa"/>
+            <w:shd w:val="clear" w:color="auto" w:fill="auto"/>
           </w:tcPr>
           <w:p>
             <w:pPr>
-              <w:pStyle w:val="TableText"/>
               <w:keepNext w:val="0"/>
               <w:keepLines w:val="0"/>
               <w:pageBreakBefore w:val="0"/>
@@ -1860,19 +1859,29 @@
               <w:bidi w:val="0"/>
               <w:adjustRightInd w:val="0"/>
               <w:snapToGrid w:val="0"/>
-              <w:ind w:left="0" w:right="0" w:firstLine="0" w:leftChars="0" w:rightChars="0" w:firstLineChars="0"/>
+              <w:spacing w:before="173" w:line="229" w:lineRule="auto"/>
+              <w:ind w:left="0" w:leftChars="0" w:right="0" w:rightChars="0" w:firstLine="0" w:firstLineChars="0"/>
               <w:jc w:val="center"/>
               <w:textAlignment w:val="baseline"/>
+              <w:rPr>
+                <w:rFonts w:ascii="Arial" w:hAnsi="Arial" w:eastAsia="宋体" w:cs="Arial"/>
+                <w:snapToGrid w:val="0"/>
+                <w:color w:val="000000"/>
+                <w:kern w:val="0"/>
+                <w:sz w:val="21"/>
+                <w:szCs w:val="21"/>
+                <w:lang w:val="en-US" w:eastAsia="en-US" w:bidi="ar-SA"/>
+              </w:rPr>
             </w:pPr>
           </w:p>
         </w:tc>
         <w:tc>
           <w:tcPr>
             <w:tcW w:w="915" w:type="dxa"/>
+            <w:shd w:val="clear" w:color="auto" w:fill="auto"/>
           </w:tcPr>
           <w:p>
             <w:pPr>
-              <w:pStyle w:val="TableText"/>
               <w:keepNext w:val="0"/>
               <w:keepLines w:val="0"/>
               <w:pageBreakBefore w:val="0"/>
@@ -1885,18 +1894,33 @@
               <w:bidi w:val="0"/>
               <w:adjustRightInd w:val="0"/>
               <w:snapToGrid w:val="0"/>
-              <w:ind w:left="0" w:right="0" w:firstLine="0" w:leftChars="0" w:rightChars="0" w:firstLineChars="0"/>
+              <w:spacing w:before="173" w:line="229" w:lineRule="auto"/>
+              <w:ind w:left="0" w:leftChars="0" w:right="0" w:rightChars="0" w:firstLine="0" w:firstLineChars="0"/>
               <w:jc w:val="center"/>
               <w:textAlignment w:val="baseline"/>
+              <w:rPr>
+                <w:rFonts w:ascii="Arial" w:hAnsi="Arial" w:eastAsia="宋体" w:cs="Arial"/>
+                <w:snapToGrid w:val="0"/>
+                <w:color w:val="000000"/>
+                <w:kern w:val="0"/>
+                <w:sz w:val="21"/>
+                <w:szCs w:val="21"/>
+                <w:lang w:val="en-US" w:eastAsia="en-US" w:bidi="ar-SA"/>
+              </w:rPr>
             </w:pPr>
           </w:p>
         </w:tc>
       </w:tr>
       <w:tr>
         <w:tblPrEx>
-          <w:tblW w:w="8214" w:type="dxa"/>
-          <w:jc w:val="center"/>
-          <w:tblLayout w:type="fixed"/>
+          <w:tblBorders>
+            <w:top w:val="single" w:color="000000" w:sz="2" w:space="0"/>
+            <w:left w:val="single" w:color="000000" w:sz="2" w:space="0"/>
+            <w:bottom w:val="single" w:color="000000" w:sz="2" w:space="0"/>
+            <w:right w:val="single" w:color="000000" w:sz="2" w:space="0"/>
+            <w:insideH w:val="single" w:color="000000" w:sz="2" w:space="0"/>
+            <w:insideV w:val="single" w:color="000000" w:sz="2" w:space="0"/>
+          </w:tblBorders>
           <w:tblCellMar>
             <w:top w:w="0" w:type="dxa"/>
             <w:left w:w="0" w:type="dxa"/>
@@ -1905,7 +1929,7 @@
           </w:tblCellMar>
         </w:tblPrEx>
         <w:trPr>
-          <w:trHeight w:val="557"/>
+          <w:trHeight w:val="556" w:hRule="atLeast"/>
           <w:jc w:val="center"/>
         </w:trPr>
         <w:tc>
@@ -1914,7 +1938,7 @@
           </w:tcPr>
           <w:p>
             <w:pPr>
-              <w:pStyle w:val="TableText"/>
+              <w:pStyle w:val="27"/>
               <w:keepNext w:val="0"/>
               <w:keepLines w:val="0"/>
               <w:pageBreakBefore w:val="0"/>
@@ -1927,7 +1951,7 @@
               <w:bidi w:val="0"/>
               <w:adjustRightInd w:val="0"/>
               <w:snapToGrid w:val="0"/>
-              <w:ind w:left="0" w:right="0" w:firstLine="0" w:leftChars="0" w:rightChars="0" w:firstLineChars="0"/>
+              <w:ind w:left="0" w:leftChars="0" w:right="0" w:rightChars="0" w:firstLine="0" w:firstLineChars="0"/>
               <w:jc w:val="center"/>
               <w:textAlignment w:val="baseline"/>
             </w:pPr>
@@ -1939,7 +1963,7 @@
           </w:tcPr>
           <w:p>
             <w:pPr>
-              <w:pStyle w:val="TableText"/>
+              <w:pStyle w:val="27"/>
               <w:keepNext w:val="0"/>
               <w:keepLines w:val="0"/>
               <w:pageBreakBefore w:val="0"/>
@@ -1952,7 +1976,7 @@
               <w:bidi w:val="0"/>
               <w:adjustRightInd w:val="0"/>
               <w:snapToGrid w:val="0"/>
-              <w:ind w:left="0" w:right="0" w:firstLine="0" w:leftChars="0" w:rightChars="0" w:firstLineChars="0"/>
+              <w:ind w:left="0" w:leftChars="0" w:right="0" w:rightChars="0" w:firstLine="0" w:firstLineChars="0"/>
               <w:jc w:val="center"/>
               <w:textAlignment w:val="baseline"/>
             </w:pPr>
@@ -1964,7 +1988,7 @@
           </w:tcPr>
           <w:p>
             <w:pPr>
-              <w:pStyle w:val="TableText"/>
+              <w:pStyle w:val="27"/>
               <w:keepNext w:val="0"/>
               <w:keepLines w:val="0"/>
               <w:pageBreakBefore w:val="0"/>
@@ -1977,7 +2001,7 @@
               <w:bidi w:val="0"/>
               <w:adjustRightInd w:val="0"/>
               <w:snapToGrid w:val="0"/>
-              <w:ind w:left="0" w:right="0" w:firstLine="0" w:leftChars="0" w:rightChars="0" w:firstLineChars="0"/>
+              <w:ind w:left="0" w:leftChars="0" w:right="0" w:rightChars="0" w:firstLine="0" w:firstLineChars="0"/>
               <w:jc w:val="center"/>
               <w:textAlignment w:val="baseline"/>
             </w:pPr>
@@ -1989,7 +2013,7 @@
           </w:tcPr>
           <w:p>
             <w:pPr>
-              <w:pStyle w:val="TableText"/>
+              <w:pStyle w:val="27"/>
               <w:keepNext w:val="0"/>
               <w:keepLines w:val="0"/>
               <w:pageBreakBefore w:val="0"/>
@@ -2002,7 +2026,7 @@
               <w:bidi w:val="0"/>
               <w:adjustRightInd w:val="0"/>
               <w:snapToGrid w:val="0"/>
-              <w:ind w:left="0" w:right="0" w:firstLine="0" w:leftChars="0" w:rightChars="0" w:firstLineChars="0"/>
+              <w:ind w:left="0" w:leftChars="0" w:right="0" w:rightChars="0" w:firstLine="0" w:firstLineChars="0"/>
               <w:jc w:val="center"/>
               <w:textAlignment w:val="baseline"/>
             </w:pPr>
@@ -2014,7 +2038,7 @@
           </w:tcPr>
           <w:p>
             <w:pPr>
-              <w:pStyle w:val="TableText"/>
+              <w:pStyle w:val="27"/>
               <w:keepNext w:val="0"/>
               <w:keepLines w:val="0"/>
               <w:pageBreakBefore w:val="0"/>
@@ -2027,7 +2051,7 @@
               <w:bidi w:val="0"/>
               <w:adjustRightInd w:val="0"/>
               <w:snapToGrid w:val="0"/>
-              <w:ind w:left="0" w:right="0" w:firstLine="0" w:leftChars="0" w:rightChars="0" w:firstLineChars="0"/>
+              <w:ind w:left="0" w:leftChars="0" w:right="0" w:rightChars="0" w:firstLine="0" w:firstLineChars="0"/>
               <w:jc w:val="center"/>
               <w:textAlignment w:val="baseline"/>
             </w:pPr>
@@ -2039,7 +2063,7 @@
           </w:tcPr>
           <w:p>
             <w:pPr>
-              <w:pStyle w:val="TableText"/>
+              <w:pStyle w:val="27"/>
               <w:keepNext w:val="0"/>
               <w:keepLines w:val="0"/>
               <w:pageBreakBefore w:val="0"/>
@@ -2052,7 +2076,179 @@
               <w:bidi w:val="0"/>
               <w:adjustRightInd w:val="0"/>
               <w:snapToGrid w:val="0"/>
-              <w:ind w:left="0" w:right="0" w:firstLine="0" w:leftChars="0" w:rightChars="0" w:firstLineChars="0"/>
+              <w:ind w:left="0" w:leftChars="0" w:right="0" w:rightChars="0" w:firstLine="0" w:firstLineChars="0"/>
+              <w:jc w:val="center"/>
+              <w:textAlignment w:val="baseline"/>
+            </w:pPr>
+          </w:p>
+        </w:tc>
+      </w:tr>
+      <w:tr>
+        <w:tblPrEx>
+          <w:tblBorders>
+            <w:top w:val="single" w:color="000000" w:sz="2" w:space="0"/>
+            <w:left w:val="single" w:color="000000" w:sz="2" w:space="0"/>
+            <w:bottom w:val="single" w:color="000000" w:sz="2" w:space="0"/>
+            <w:right w:val="single" w:color="000000" w:sz="2" w:space="0"/>
+            <w:insideH w:val="single" w:color="000000" w:sz="2" w:space="0"/>
+            <w:insideV w:val="single" w:color="000000" w:sz="2" w:space="0"/>
+          </w:tblBorders>
+          <w:tblCellMar>
+            <w:top w:w="0" w:type="dxa"/>
+            <w:left w:w="0" w:type="dxa"/>
+            <w:bottom w:w="0" w:type="dxa"/>
+            <w:right w:w="0" w:type="dxa"/>
+          </w:tblCellMar>
+        </w:tblPrEx>
+        <w:trPr>
+          <w:trHeight w:val="557" w:hRule="atLeast"/>
+          <w:jc w:val="center"/>
+        </w:trPr>
+        <w:tc>
+          <w:tcPr>
+            <w:tcW w:w="1317" w:type="dxa"/>
+          </w:tcPr>
+          <w:p>
+            <w:pPr>
+              <w:pStyle w:val="27"/>
+              <w:keepNext w:val="0"/>
+              <w:keepLines w:val="0"/>
+              <w:pageBreakBefore w:val="0"/>
+              <w:widowControl w:val="0"/>
+              <w:kinsoku w:val="0"/>
+              <w:wordWrap/>
+              <w:overflowPunct/>
+              <w:autoSpaceDE w:val="0"/>
+              <w:autoSpaceDN w:val="0"/>
+              <w:bidi w:val="0"/>
+              <w:adjustRightInd w:val="0"/>
+              <w:snapToGrid w:val="0"/>
+              <w:ind w:left="0" w:leftChars="0" w:right="0" w:rightChars="0" w:firstLine="0" w:firstLineChars="0"/>
+              <w:jc w:val="center"/>
+              <w:textAlignment w:val="baseline"/>
+            </w:pPr>
+          </w:p>
+        </w:tc>
+        <w:tc>
+          <w:tcPr>
+            <w:tcW w:w="972" w:type="dxa"/>
+          </w:tcPr>
+          <w:p>
+            <w:pPr>
+              <w:pStyle w:val="27"/>
+              <w:keepNext w:val="0"/>
+              <w:keepLines w:val="0"/>
+              <w:pageBreakBefore w:val="0"/>
+              <w:widowControl w:val="0"/>
+              <w:kinsoku w:val="0"/>
+              <w:wordWrap/>
+              <w:overflowPunct/>
+              <w:autoSpaceDE w:val="0"/>
+              <w:autoSpaceDN w:val="0"/>
+              <w:bidi w:val="0"/>
+              <w:adjustRightInd w:val="0"/>
+              <w:snapToGrid w:val="0"/>
+              <w:ind w:left="0" w:leftChars="0" w:right="0" w:rightChars="0" w:firstLine="0" w:firstLineChars="0"/>
+              <w:jc w:val="center"/>
+              <w:textAlignment w:val="baseline"/>
+            </w:pPr>
+          </w:p>
+        </w:tc>
+        <w:tc>
+          <w:tcPr>
+            <w:tcW w:w="1575" w:type="dxa"/>
+          </w:tcPr>
+          <w:p>
+            <w:pPr>
+              <w:pStyle w:val="27"/>
+              <w:keepNext w:val="0"/>
+              <w:keepLines w:val="0"/>
+              <w:pageBreakBefore w:val="0"/>
+              <w:widowControl w:val="0"/>
+              <w:kinsoku w:val="0"/>
+              <w:wordWrap/>
+              <w:overflowPunct/>
+              <w:autoSpaceDE w:val="0"/>
+              <w:autoSpaceDN w:val="0"/>
+              <w:bidi w:val="0"/>
+              <w:adjustRightInd w:val="0"/>
+              <w:snapToGrid w:val="0"/>
+              <w:ind w:left="0" w:leftChars="0" w:right="0" w:rightChars="0" w:firstLine="0" w:firstLineChars="0"/>
+              <w:jc w:val="center"/>
+              <w:textAlignment w:val="baseline"/>
+            </w:pPr>
+          </w:p>
+        </w:tc>
+        <w:tc>
+          <w:tcPr>
+            <w:tcW w:w="1829" w:type="dxa"/>
+          </w:tcPr>
+          <w:p>
+            <w:pPr>
+              <w:pStyle w:val="27"/>
+              <w:keepNext w:val="0"/>
+              <w:keepLines w:val="0"/>
+              <w:pageBreakBefore w:val="0"/>
+              <w:widowControl w:val="0"/>
+              <w:kinsoku w:val="0"/>
+              <w:wordWrap/>
+              <w:overflowPunct/>
+              <w:autoSpaceDE w:val="0"/>
+              <w:autoSpaceDN w:val="0"/>
+              <w:bidi w:val="0"/>
+              <w:adjustRightInd w:val="0"/>
+              <w:snapToGrid w:val="0"/>
+              <w:ind w:left="0" w:leftChars="0" w:right="0" w:rightChars="0" w:firstLine="0" w:firstLineChars="0"/>
+              <w:jc w:val="center"/>
+              <w:textAlignment w:val="baseline"/>
+            </w:pPr>
+          </w:p>
+        </w:tc>
+        <w:tc>
+          <w:tcPr>
+            <w:tcW w:w="1606" w:type="dxa"/>
+          </w:tcPr>
+          <w:p>
+            <w:pPr>
+              <w:pStyle w:val="27"/>
+              <w:keepNext w:val="0"/>
+              <w:keepLines w:val="0"/>
+              <w:pageBreakBefore w:val="0"/>
+              <w:widowControl w:val="0"/>
+              <w:kinsoku w:val="0"/>
+              <w:wordWrap/>
+              <w:overflowPunct/>
+              <w:autoSpaceDE w:val="0"/>
+              <w:autoSpaceDN w:val="0"/>
+              <w:bidi w:val="0"/>
+              <w:adjustRightInd w:val="0"/>
+              <w:snapToGrid w:val="0"/>
+              <w:ind w:left="0" w:leftChars="0" w:right="0" w:rightChars="0" w:firstLine="0" w:firstLineChars="0"/>
+              <w:jc w:val="center"/>
+              <w:textAlignment w:val="baseline"/>
+            </w:pPr>
+          </w:p>
+        </w:tc>
+        <w:tc>
+          <w:tcPr>
+            <w:tcW w:w="915" w:type="dxa"/>
+          </w:tcPr>
+          <w:p>
+            <w:pPr>
+              <w:pStyle w:val="27"/>
+              <w:keepNext w:val="0"/>
+              <w:keepLines w:val="0"/>
+              <w:pageBreakBefore w:val="0"/>
+              <w:widowControl w:val="0"/>
+              <w:kinsoku w:val="0"/>
+              <w:wordWrap/>
+              <w:overflowPunct/>
+              <w:autoSpaceDE w:val="0"/>
+              <w:autoSpaceDN w:val="0"/>
+              <w:bidi w:val="0"/>
+              <w:adjustRightInd w:val="0"/>
+              <w:snapToGrid w:val="0"/>
+              <w:ind w:left="0" w:leftChars="0" w:right="0" w:rightChars="0" w:firstLine="0" w:firstLineChars="0"/>
               <w:jc w:val="center"/>
               <w:textAlignment w:val="baseline"/>
             </w:pPr>
@@ -2083,7 +2279,7 @@
     <w:sdt>
       <w:sdtPr>
         <w:rPr>
-          <w:rFonts w:ascii="宋体" w:eastAsia="宋体" w:hAnsi="宋体" w:cs="Arial"/>
+          <w:rFonts w:ascii="宋体" w:hAnsi="宋体" w:eastAsia="宋体" w:cs="Arial"/>
           <w:snapToGrid w:val="0"/>
           <w:color w:val="000000"/>
           <w:kern w:val="0"/>
@@ -2099,7 +2295,7 @@
       </w:sdtPr>
       <w:sdtEndPr>
         <w:rPr>
-          <w:rFonts w:ascii="宋体" w:eastAsia="宋体" w:hAnsi="宋体" w:cs="宋体" w:hint="eastAsia"/>
+          <w:rFonts w:hint="eastAsia" w:ascii="宋体" w:hAnsi="宋体" w:eastAsia="宋体" w:cs="宋体"/>
           <w:snapToGrid w:val="0"/>
           <w:color w:val="000000"/>
           <w:kern w:val="0"/>
@@ -2124,18 +2320,18 @@
             <w:adjustRightInd w:val="0"/>
             <w:snapToGrid w:val="0"/>
             <w:spacing w:before="0" w:beforeLines="0" w:after="0" w:afterLines="0" w:line="240" w:lineRule="auto"/>
-            <w:ind w:left="0" w:right="0" w:firstLine="0" w:leftChars="0" w:rightChars="0" w:firstLineChars="0"/>
+            <w:ind w:left="0" w:leftChars="0" w:right="0" w:rightChars="0" w:firstLine="0" w:firstLineChars="0"/>
             <w:jc w:val="center"/>
             <w:textAlignment w:val="baseline"/>
             <w:rPr>
-              <w:rFonts w:ascii="宋体" w:eastAsia="宋体" w:hAnsi="宋体" w:cs="宋体" w:hint="eastAsia"/>
+              <w:rFonts w:hint="eastAsia" w:ascii="宋体" w:hAnsi="宋体" w:eastAsia="宋体" w:cs="宋体"/>
               <w:sz w:val="24"/>
               <w:szCs w:val="24"/>
             </w:rPr>
           </w:pPr>
           <w:r>
             <w:rPr>
-              <w:rFonts w:ascii="宋体" w:eastAsia="宋体" w:hAnsi="宋体" w:cs="宋体" w:hint="eastAsia"/>
+              <w:rFonts w:hint="eastAsia" w:ascii="宋体" w:hAnsi="宋体" w:eastAsia="宋体" w:cs="宋体"/>
               <w:sz w:val="24"/>
               <w:szCs w:val="24"/>
             </w:rPr>
@@ -2144,14 +2340,14 @@
         </w:p>
         <w:p>
           <w:pPr>
-            <w:pStyle w:val="TOC1"/>
+            <w:pStyle w:val="16"/>
             <w:tabs>
               <w:tab w:val="right" w:leader="dot" w:pos="8306"/>
             </w:tabs>
           </w:pPr>
           <w:r>
             <w:rPr>
-              <w:rFonts w:ascii="宋体" w:eastAsia="宋体" w:hAnsi="宋体" w:cs="宋体" w:hint="eastAsia"/>
+              <w:rFonts w:hint="eastAsia" w:ascii="宋体" w:hAnsi="宋体" w:eastAsia="宋体" w:cs="宋体"/>
               <w:sz w:val="24"/>
               <w:szCs w:val="24"/>
             </w:rPr>
@@ -2159,7 +2355,7 @@
           </w:r>
           <w:r>
             <w:rPr>
-              <w:rFonts w:ascii="宋体" w:eastAsia="宋体" w:hAnsi="宋体" w:cs="宋体" w:hint="eastAsia"/>
+              <w:rFonts w:hint="eastAsia" w:ascii="宋体" w:hAnsi="宋体" w:eastAsia="宋体" w:cs="宋体"/>
               <w:sz w:val="24"/>
               <w:szCs w:val="24"/>
             </w:rPr>
@@ -2167,7 +2363,7 @@
           </w:r>
           <w:r>
             <w:rPr>
-              <w:rFonts w:ascii="宋体" w:eastAsia="宋体" w:hAnsi="宋体" w:cs="宋体" w:hint="eastAsia"/>
+              <w:rFonts w:hint="eastAsia" w:ascii="宋体" w:hAnsi="宋体" w:eastAsia="宋体" w:cs="宋体"/>
               <w:sz w:val="24"/>
               <w:szCs w:val="24"/>
             </w:rPr>
@@ -2175,21 +2371,21 @@
           </w:r>
           <w:r>
             <w:rPr>
-              <w:rFonts w:ascii="宋体" w:eastAsia="宋体" w:hAnsi="宋体" w:cs="宋体" w:hint="eastAsia"/>
+              <w:rFonts w:hint="eastAsia" w:ascii="宋体" w:hAnsi="宋体" w:eastAsia="宋体" w:cs="宋体"/>
               <w:szCs w:val="24"/>
             </w:rPr>
             <w:fldChar w:fldCharType="begin"/>
           </w:r>
           <w:r>
             <w:rPr>
-              <w:rFonts w:ascii="宋体" w:eastAsia="宋体" w:hAnsi="宋体" w:cs="宋体" w:hint="eastAsia"/>
+              <w:rFonts w:hint="eastAsia" w:ascii="宋体" w:hAnsi="宋体" w:eastAsia="宋体" w:cs="宋体"/>
               <w:szCs w:val="24"/>
             </w:rPr>
             <w:instrText xml:space="preserve"> HYPERLINK \l _Toc12470 </w:instrText>
           </w:r>
           <w:r>
             <w:rPr>
-              <w:rFonts w:ascii="宋体" w:eastAsia="宋体" w:hAnsi="宋体" w:cs="宋体" w:hint="eastAsia"/>
+              <w:rFonts w:hint="eastAsia" w:ascii="宋体" w:hAnsi="宋体" w:eastAsia="宋体" w:cs="宋体"/>
               <w:szCs w:val="24"/>
             </w:rPr>
             <w:fldChar w:fldCharType="separate"/>
@@ -2221,7 +2417,7 @@
           </w:r>
           <w:r>
             <w:rPr>
-              <w:rFonts w:ascii="宋体" w:eastAsia="宋体" w:hAnsi="宋体" w:cs="宋体" w:hint="eastAsia"/>
+              <w:rFonts w:hint="eastAsia" w:ascii="宋体" w:hAnsi="宋体" w:eastAsia="宋体" w:cs="宋体"/>
               <w:szCs w:val="24"/>
             </w:rPr>
             <w:fldChar w:fldCharType="end"/>
@@ -2229,28 +2425,28 @@
         </w:p>
         <w:p>
           <w:pPr>
-            <w:pStyle w:val="TOC1"/>
+            <w:pStyle w:val="16"/>
             <w:tabs>
               <w:tab w:val="right" w:leader="dot" w:pos="8306"/>
             </w:tabs>
           </w:pPr>
           <w:r>
             <w:rPr>
-              <w:rFonts w:ascii="宋体" w:eastAsia="宋体" w:hAnsi="宋体" w:cs="宋体" w:hint="eastAsia"/>
+              <w:rFonts w:hint="eastAsia" w:ascii="宋体" w:hAnsi="宋体" w:eastAsia="宋体" w:cs="宋体"/>
               <w:szCs w:val="24"/>
             </w:rPr>
             <w:fldChar w:fldCharType="begin"/>
           </w:r>
           <w:r>
             <w:rPr>
-              <w:rFonts w:ascii="宋体" w:eastAsia="宋体" w:hAnsi="宋体" w:cs="宋体" w:hint="eastAsia"/>
+              <w:rFonts w:hint="eastAsia" w:ascii="宋体" w:hAnsi="宋体" w:eastAsia="宋体" w:cs="宋体"/>
               <w:szCs w:val="24"/>
             </w:rPr>
             <w:instrText xml:space="preserve"> HYPERLINK \l _Toc20952 </w:instrText>
           </w:r>
           <w:r>
             <w:rPr>
-              <w:rFonts w:ascii="宋体" w:eastAsia="宋体" w:hAnsi="宋体" w:cs="宋体" w:hint="eastAsia"/>
+              <w:rFonts w:hint="eastAsia" w:ascii="宋体" w:hAnsi="宋体" w:eastAsia="宋体" w:cs="宋体"/>
               <w:szCs w:val="24"/>
             </w:rPr>
             <w:fldChar w:fldCharType="separate"/>
@@ -2282,7 +2478,7 @@
           </w:r>
           <w:r>
             <w:rPr>
-              <w:rFonts w:ascii="宋体" w:eastAsia="宋体" w:hAnsi="宋体" w:cs="宋体" w:hint="eastAsia"/>
+              <w:rFonts w:hint="eastAsia" w:ascii="宋体" w:hAnsi="宋体" w:eastAsia="宋体" w:cs="宋体"/>
               <w:szCs w:val="24"/>
             </w:rPr>
             <w:fldChar w:fldCharType="end"/>
@@ -2290,28 +2486,28 @@
         </w:p>
         <w:p>
           <w:pPr>
-            <w:pStyle w:val="TOC1"/>
+            <w:pStyle w:val="16"/>
             <w:tabs>
               <w:tab w:val="right" w:leader="dot" w:pos="8306"/>
             </w:tabs>
           </w:pPr>
           <w:r>
             <w:rPr>
-              <w:rFonts w:ascii="宋体" w:eastAsia="宋体" w:hAnsi="宋体" w:cs="宋体" w:hint="eastAsia"/>
+              <w:rFonts w:hint="eastAsia" w:ascii="宋体" w:hAnsi="宋体" w:eastAsia="宋体" w:cs="宋体"/>
               <w:szCs w:val="24"/>
             </w:rPr>
             <w:fldChar w:fldCharType="begin"/>
           </w:r>
           <w:r>
             <w:rPr>
-              <w:rFonts w:ascii="宋体" w:eastAsia="宋体" w:hAnsi="宋体" w:cs="宋体" w:hint="eastAsia"/>
+              <w:rFonts w:hint="eastAsia" w:ascii="宋体" w:hAnsi="宋体" w:eastAsia="宋体" w:cs="宋体"/>
               <w:szCs w:val="24"/>
             </w:rPr>
             <w:instrText xml:space="preserve"> HYPERLINK \l _Toc17874 </w:instrText>
           </w:r>
           <w:r>
             <w:rPr>
-              <w:rFonts w:ascii="宋体" w:eastAsia="宋体" w:hAnsi="宋体" w:cs="宋体" w:hint="eastAsia"/>
+              <w:rFonts w:hint="eastAsia" w:ascii="宋体" w:hAnsi="宋体" w:eastAsia="宋体" w:cs="宋体"/>
               <w:szCs w:val="24"/>
             </w:rPr>
             <w:fldChar w:fldCharType="separate"/>
@@ -2343,7 +2539,7 @@
           </w:r>
           <w:r>
             <w:rPr>
-              <w:rFonts w:ascii="宋体" w:eastAsia="宋体" w:hAnsi="宋体" w:cs="宋体" w:hint="eastAsia"/>
+              <w:rFonts w:hint="eastAsia" w:ascii="宋体" w:hAnsi="宋体" w:eastAsia="宋体" w:cs="宋体"/>
               <w:szCs w:val="24"/>
             </w:rPr>
             <w:fldChar w:fldCharType="end"/>
@@ -2351,28 +2547,28 @@
         </w:p>
         <w:p>
           <w:pPr>
-            <w:pStyle w:val="TOC2"/>
+            <w:pStyle w:val="17"/>
             <w:tabs>
               <w:tab w:val="right" w:leader="dot" w:pos="8306"/>
             </w:tabs>
           </w:pPr>
           <w:r>
             <w:rPr>
-              <w:rFonts w:ascii="宋体" w:eastAsia="宋体" w:hAnsi="宋体" w:cs="宋体" w:hint="eastAsia"/>
+              <w:rFonts w:hint="eastAsia" w:ascii="宋体" w:hAnsi="宋体" w:eastAsia="宋体" w:cs="宋体"/>
               <w:szCs w:val="24"/>
             </w:rPr>
             <w:fldChar w:fldCharType="begin"/>
           </w:r>
           <w:r>
             <w:rPr>
-              <w:rFonts w:ascii="宋体" w:eastAsia="宋体" w:hAnsi="宋体" w:cs="宋体" w:hint="eastAsia"/>
+              <w:rFonts w:hint="eastAsia" w:ascii="宋体" w:hAnsi="宋体" w:eastAsia="宋体" w:cs="宋体"/>
               <w:szCs w:val="24"/>
             </w:rPr>
             <w:instrText xml:space="preserve"> HYPERLINK \l _Toc11508 </w:instrText>
           </w:r>
           <w:r>
             <w:rPr>
-              <w:rFonts w:ascii="宋体" w:eastAsia="宋体" w:hAnsi="宋体" w:cs="宋体" w:hint="eastAsia"/>
+              <w:rFonts w:hint="eastAsia" w:ascii="宋体" w:hAnsi="宋体" w:eastAsia="宋体" w:cs="宋体"/>
               <w:szCs w:val="24"/>
             </w:rPr>
             <w:fldChar w:fldCharType="separate"/>
@@ -2404,7 +2600,7 @@
           </w:r>
           <w:r>
             <w:rPr>
-              <w:rFonts w:ascii="宋体" w:eastAsia="宋体" w:hAnsi="宋体" w:cs="宋体" w:hint="eastAsia"/>
+              <w:rFonts w:hint="eastAsia" w:ascii="宋体" w:hAnsi="宋体" w:eastAsia="宋体" w:cs="宋体"/>
               <w:szCs w:val="24"/>
             </w:rPr>
             <w:fldChar w:fldCharType="end"/>
@@ -2412,28 +2608,28 @@
         </w:p>
         <w:p>
           <w:pPr>
-            <w:pStyle w:val="TOC2"/>
+            <w:pStyle w:val="17"/>
             <w:tabs>
               <w:tab w:val="right" w:leader="dot" w:pos="8306"/>
             </w:tabs>
           </w:pPr>
           <w:r>
             <w:rPr>
-              <w:rFonts w:ascii="宋体" w:eastAsia="宋体" w:hAnsi="宋体" w:cs="宋体" w:hint="eastAsia"/>
+              <w:rFonts w:hint="eastAsia" w:ascii="宋体" w:hAnsi="宋体" w:eastAsia="宋体" w:cs="宋体"/>
               <w:szCs w:val="24"/>
             </w:rPr>
             <w:fldChar w:fldCharType="begin"/>
           </w:r>
           <w:r>
             <w:rPr>
-              <w:rFonts w:ascii="宋体" w:eastAsia="宋体" w:hAnsi="宋体" w:cs="宋体" w:hint="eastAsia"/>
+              <w:rFonts w:hint="eastAsia" w:ascii="宋体" w:hAnsi="宋体" w:eastAsia="宋体" w:cs="宋体"/>
               <w:szCs w:val="24"/>
             </w:rPr>
             <w:instrText xml:space="preserve"> HYPERLINK \l _Toc4818 </w:instrText>
           </w:r>
           <w:r>
             <w:rPr>
-              <w:rFonts w:ascii="宋体" w:eastAsia="宋体" w:hAnsi="宋体" w:cs="宋体" w:hint="eastAsia"/>
+              <w:rFonts w:hint="eastAsia" w:ascii="宋体" w:hAnsi="宋体" w:eastAsia="宋体" w:cs="宋体"/>
               <w:szCs w:val="24"/>
             </w:rPr>
             <w:fldChar w:fldCharType="separate"/>
@@ -2465,7 +2661,7 @@
           </w:r>
           <w:r>
             <w:rPr>
-              <w:rFonts w:ascii="宋体" w:eastAsia="宋体" w:hAnsi="宋体" w:cs="宋体" w:hint="eastAsia"/>
+              <w:rFonts w:hint="eastAsia" w:ascii="宋体" w:hAnsi="宋体" w:eastAsia="宋体" w:cs="宋体"/>
               <w:szCs w:val="24"/>
             </w:rPr>
             <w:fldChar w:fldCharType="end"/>
@@ -2473,28 +2669,28 @@
         </w:p>
         <w:p>
           <w:pPr>
-            <w:pStyle w:val="TOC1"/>
+            <w:pStyle w:val="16"/>
             <w:tabs>
               <w:tab w:val="right" w:leader="dot" w:pos="8306"/>
             </w:tabs>
           </w:pPr>
           <w:r>
             <w:rPr>
-              <w:rFonts w:ascii="宋体" w:eastAsia="宋体" w:hAnsi="宋体" w:cs="宋体" w:hint="eastAsia"/>
+              <w:rFonts w:hint="eastAsia" w:ascii="宋体" w:hAnsi="宋体" w:eastAsia="宋体" w:cs="宋体"/>
               <w:szCs w:val="24"/>
             </w:rPr>
             <w:fldChar w:fldCharType="begin"/>
           </w:r>
           <w:r>
             <w:rPr>
-              <w:rFonts w:ascii="宋体" w:eastAsia="宋体" w:hAnsi="宋体" w:cs="宋体" w:hint="eastAsia"/>
+              <w:rFonts w:hint="eastAsia" w:ascii="宋体" w:hAnsi="宋体" w:eastAsia="宋体" w:cs="宋体"/>
               <w:szCs w:val="24"/>
             </w:rPr>
             <w:instrText xml:space="preserve"> HYPERLINK \l _Toc8729 </w:instrText>
           </w:r>
           <w:r>
             <w:rPr>
-              <w:rFonts w:ascii="宋体" w:eastAsia="宋体" w:hAnsi="宋体" w:cs="宋体" w:hint="eastAsia"/>
+              <w:rFonts w:hint="eastAsia" w:ascii="宋体" w:hAnsi="宋体" w:eastAsia="宋体" w:cs="宋体"/>
               <w:szCs w:val="24"/>
             </w:rPr>
             <w:fldChar w:fldCharType="separate"/>
@@ -2526,7 +2722,7 @@
           </w:r>
           <w:r>
             <w:rPr>
-              <w:rFonts w:ascii="宋体" w:eastAsia="宋体" w:hAnsi="宋体" w:cs="宋体" w:hint="eastAsia"/>
+              <w:rFonts w:hint="eastAsia" w:ascii="宋体" w:hAnsi="宋体" w:eastAsia="宋体" w:cs="宋体"/>
               <w:szCs w:val="24"/>
             </w:rPr>
             <w:fldChar w:fldCharType="end"/>
@@ -2534,28 +2730,28 @@
         </w:p>
         <w:p>
           <w:pPr>
-            <w:pStyle w:val="TOC2"/>
+            <w:pStyle w:val="17"/>
             <w:tabs>
               <w:tab w:val="right" w:leader="dot" w:pos="8306"/>
             </w:tabs>
           </w:pPr>
           <w:r>
             <w:rPr>
-              <w:rFonts w:ascii="宋体" w:eastAsia="宋体" w:hAnsi="宋体" w:cs="宋体" w:hint="eastAsia"/>
+              <w:rFonts w:hint="eastAsia" w:ascii="宋体" w:hAnsi="宋体" w:eastAsia="宋体" w:cs="宋体"/>
               <w:szCs w:val="24"/>
             </w:rPr>
             <w:fldChar w:fldCharType="begin"/>
           </w:r>
           <w:r>
             <w:rPr>
-              <w:rFonts w:ascii="宋体" w:eastAsia="宋体" w:hAnsi="宋体" w:cs="宋体" w:hint="eastAsia"/>
+              <w:rFonts w:hint="eastAsia" w:ascii="宋体" w:hAnsi="宋体" w:eastAsia="宋体" w:cs="宋体"/>
               <w:szCs w:val="24"/>
             </w:rPr>
             <w:instrText xml:space="preserve"> HYPERLINK \l _Toc14735 </w:instrText>
           </w:r>
           <w:r>
             <w:rPr>
-              <w:rFonts w:ascii="宋体" w:eastAsia="宋体" w:hAnsi="宋体" w:cs="宋体" w:hint="eastAsia"/>
+              <w:rFonts w:hint="eastAsia" w:ascii="宋体" w:hAnsi="宋体" w:eastAsia="宋体" w:cs="宋体"/>
               <w:szCs w:val="24"/>
             </w:rPr>
             <w:fldChar w:fldCharType="separate"/>
@@ -2587,7 +2783,7 @@
           </w:r>
           <w:r>
             <w:rPr>
-              <w:rFonts w:ascii="宋体" w:eastAsia="宋体" w:hAnsi="宋体" w:cs="宋体" w:hint="eastAsia"/>
+              <w:rFonts w:hint="eastAsia" w:ascii="宋体" w:hAnsi="宋体" w:eastAsia="宋体" w:cs="宋体"/>
               <w:szCs w:val="24"/>
             </w:rPr>
             <w:fldChar w:fldCharType="end"/>
@@ -2595,28 +2791,28 @@
         </w:p>
         <w:p>
           <w:pPr>
-            <w:pStyle w:val="TOC2"/>
+            <w:pStyle w:val="17"/>
             <w:tabs>
               <w:tab w:val="right" w:leader="dot" w:pos="8306"/>
             </w:tabs>
           </w:pPr>
           <w:r>
             <w:rPr>
-              <w:rFonts w:ascii="宋体" w:eastAsia="宋体" w:hAnsi="宋体" w:cs="宋体" w:hint="eastAsia"/>
+              <w:rFonts w:hint="eastAsia" w:ascii="宋体" w:hAnsi="宋体" w:eastAsia="宋体" w:cs="宋体"/>
               <w:szCs w:val="24"/>
             </w:rPr>
             <w:fldChar w:fldCharType="begin"/>
           </w:r>
           <w:r>
             <w:rPr>
-              <w:rFonts w:ascii="宋体" w:eastAsia="宋体" w:hAnsi="宋体" w:cs="宋体" w:hint="eastAsia"/>
+              <w:rFonts w:hint="eastAsia" w:ascii="宋体" w:hAnsi="宋体" w:eastAsia="宋体" w:cs="宋体"/>
               <w:szCs w:val="24"/>
             </w:rPr>
             <w:instrText xml:space="preserve"> HYPERLINK \l _Toc19320 </w:instrText>
           </w:r>
           <w:r>
             <w:rPr>
-              <w:rFonts w:ascii="宋体" w:eastAsia="宋体" w:hAnsi="宋体" w:cs="宋体" w:hint="eastAsia"/>
+              <w:rFonts w:hint="eastAsia" w:ascii="宋体" w:hAnsi="宋体" w:eastAsia="宋体" w:cs="宋体"/>
               <w:szCs w:val="24"/>
             </w:rPr>
             <w:fldChar w:fldCharType="separate"/>
@@ -2648,7 +2844,7 @@
           </w:r>
           <w:r>
             <w:rPr>
-              <w:rFonts w:ascii="宋体" w:eastAsia="宋体" w:hAnsi="宋体" w:cs="宋体" w:hint="eastAsia"/>
+              <w:rFonts w:hint="eastAsia" w:ascii="宋体" w:hAnsi="宋体" w:eastAsia="宋体" w:cs="宋体"/>
               <w:szCs w:val="24"/>
             </w:rPr>
             <w:fldChar w:fldCharType="end"/>
@@ -2656,28 +2852,28 @@
         </w:p>
         <w:p>
           <w:pPr>
-            <w:pStyle w:val="TOC2"/>
+            <w:pStyle w:val="17"/>
             <w:tabs>
               <w:tab w:val="right" w:leader="dot" w:pos="8306"/>
             </w:tabs>
           </w:pPr>
           <w:r>
             <w:rPr>
-              <w:rFonts w:ascii="宋体" w:eastAsia="宋体" w:hAnsi="宋体" w:cs="宋体" w:hint="eastAsia"/>
+              <w:rFonts w:hint="eastAsia" w:ascii="宋体" w:hAnsi="宋体" w:eastAsia="宋体" w:cs="宋体"/>
               <w:szCs w:val="24"/>
             </w:rPr>
             <w:fldChar w:fldCharType="begin"/>
           </w:r>
           <w:r>
             <w:rPr>
-              <w:rFonts w:ascii="宋体" w:eastAsia="宋体" w:hAnsi="宋体" w:cs="宋体" w:hint="eastAsia"/>
+              <w:rFonts w:hint="eastAsia" w:ascii="宋体" w:hAnsi="宋体" w:eastAsia="宋体" w:cs="宋体"/>
               <w:szCs w:val="24"/>
             </w:rPr>
             <w:instrText xml:space="preserve"> HYPERLINK \l _Toc21580 </w:instrText>
           </w:r>
           <w:r>
             <w:rPr>
-              <w:rFonts w:ascii="宋体" w:eastAsia="宋体" w:hAnsi="宋体" w:cs="宋体" w:hint="eastAsia"/>
+              <w:rFonts w:hint="eastAsia" w:ascii="宋体" w:hAnsi="宋体" w:eastAsia="宋体" w:cs="宋体"/>
               <w:szCs w:val="24"/>
             </w:rPr>
             <w:fldChar w:fldCharType="separate"/>
@@ -2709,7 +2905,7 @@
           </w:r>
           <w:r>
             <w:rPr>
-              <w:rFonts w:ascii="宋体" w:eastAsia="宋体" w:hAnsi="宋体" w:cs="宋体" w:hint="eastAsia"/>
+              <w:rFonts w:hint="eastAsia" w:ascii="宋体" w:hAnsi="宋体" w:eastAsia="宋体" w:cs="宋体"/>
               <w:szCs w:val="24"/>
             </w:rPr>
             <w:fldChar w:fldCharType="end"/>
@@ -2717,28 +2913,28 @@
         </w:p>
         <w:p>
           <w:pPr>
-            <w:pStyle w:val="TOC1"/>
+            <w:pStyle w:val="16"/>
             <w:tabs>
               <w:tab w:val="right" w:leader="dot" w:pos="8306"/>
             </w:tabs>
           </w:pPr>
           <w:r>
             <w:rPr>
-              <w:rFonts w:ascii="宋体" w:eastAsia="宋体" w:hAnsi="宋体" w:cs="宋体" w:hint="eastAsia"/>
+              <w:rFonts w:hint="eastAsia" w:ascii="宋体" w:hAnsi="宋体" w:eastAsia="宋体" w:cs="宋体"/>
               <w:szCs w:val="24"/>
             </w:rPr>
             <w:fldChar w:fldCharType="begin"/>
           </w:r>
           <w:r>
             <w:rPr>
-              <w:rFonts w:ascii="宋体" w:eastAsia="宋体" w:hAnsi="宋体" w:cs="宋体" w:hint="eastAsia"/>
+              <w:rFonts w:hint="eastAsia" w:ascii="宋体" w:hAnsi="宋体" w:eastAsia="宋体" w:cs="宋体"/>
               <w:szCs w:val="24"/>
             </w:rPr>
             <w:instrText xml:space="preserve"> HYPERLINK \l _Toc26582 </w:instrText>
           </w:r>
           <w:r>
             <w:rPr>
-              <w:rFonts w:ascii="宋体" w:eastAsia="宋体" w:hAnsi="宋体" w:cs="宋体" w:hint="eastAsia"/>
+              <w:rFonts w:hint="eastAsia" w:ascii="宋体" w:hAnsi="宋体" w:eastAsia="宋体" w:cs="宋体"/>
               <w:szCs w:val="24"/>
             </w:rPr>
             <w:fldChar w:fldCharType="separate"/>
@@ -2770,7 +2966,7 @@
           </w:r>
           <w:r>
             <w:rPr>
-              <w:rFonts w:ascii="宋体" w:eastAsia="宋体" w:hAnsi="宋体" w:cs="宋体" w:hint="eastAsia"/>
+              <w:rFonts w:hint="eastAsia" w:ascii="宋体" w:hAnsi="宋体" w:eastAsia="宋体" w:cs="宋体"/>
               <w:szCs w:val="24"/>
             </w:rPr>
             <w:fldChar w:fldCharType="end"/>
@@ -2778,28 +2974,28 @@
         </w:p>
         <w:p>
           <w:pPr>
-            <w:pStyle w:val="TOC1"/>
+            <w:pStyle w:val="16"/>
             <w:tabs>
               <w:tab w:val="right" w:leader="dot" w:pos="8306"/>
             </w:tabs>
           </w:pPr>
           <w:r>
             <w:rPr>
-              <w:rFonts w:ascii="宋体" w:eastAsia="宋体" w:hAnsi="宋体" w:cs="宋体" w:hint="eastAsia"/>
+              <w:rFonts w:hint="eastAsia" w:ascii="宋体" w:hAnsi="宋体" w:eastAsia="宋体" w:cs="宋体"/>
               <w:szCs w:val="24"/>
             </w:rPr>
             <w:fldChar w:fldCharType="begin"/>
           </w:r>
           <w:r>
             <w:rPr>
-              <w:rFonts w:ascii="宋体" w:eastAsia="宋体" w:hAnsi="宋体" w:cs="宋体" w:hint="eastAsia"/>
+              <w:rFonts w:hint="eastAsia" w:ascii="宋体" w:hAnsi="宋体" w:eastAsia="宋体" w:cs="宋体"/>
               <w:szCs w:val="24"/>
             </w:rPr>
             <w:instrText xml:space="preserve"> HYPERLINK \l _Toc9756 </w:instrText>
           </w:r>
           <w:r>
             <w:rPr>
-              <w:rFonts w:ascii="宋体" w:eastAsia="宋体" w:hAnsi="宋体" w:cs="宋体" w:hint="eastAsia"/>
+              <w:rFonts w:hint="eastAsia" w:ascii="宋体" w:hAnsi="宋体" w:eastAsia="宋体" w:cs="宋体"/>
               <w:szCs w:val="24"/>
             </w:rPr>
             <w:fldChar w:fldCharType="separate"/>
@@ -2831,7 +3027,7 @@
           </w:r>
           <w:r>
             <w:rPr>
-              <w:rFonts w:ascii="宋体" w:eastAsia="宋体" w:hAnsi="宋体" w:cs="宋体" w:hint="eastAsia"/>
+              <w:rFonts w:hint="eastAsia" w:ascii="宋体" w:hAnsi="宋体" w:eastAsia="宋体" w:cs="宋体"/>
               <w:szCs w:val="24"/>
             </w:rPr>
             <w:fldChar w:fldCharType="end"/>
@@ -2839,28 +3035,28 @@
         </w:p>
         <w:p>
           <w:pPr>
-            <w:pStyle w:val="TOC1"/>
+            <w:pStyle w:val="16"/>
             <w:tabs>
               <w:tab w:val="right" w:leader="dot" w:pos="8306"/>
             </w:tabs>
           </w:pPr>
           <w:r>
             <w:rPr>
-              <w:rFonts w:ascii="宋体" w:eastAsia="宋体" w:hAnsi="宋体" w:cs="宋体" w:hint="eastAsia"/>
+              <w:rFonts w:hint="eastAsia" w:ascii="宋体" w:hAnsi="宋体" w:eastAsia="宋体" w:cs="宋体"/>
               <w:szCs w:val="24"/>
             </w:rPr>
             <w:fldChar w:fldCharType="begin"/>
           </w:r>
           <w:r>
             <w:rPr>
-              <w:rFonts w:ascii="宋体" w:eastAsia="宋体" w:hAnsi="宋体" w:cs="宋体" w:hint="eastAsia"/>
+              <w:rFonts w:hint="eastAsia" w:ascii="宋体" w:hAnsi="宋体" w:eastAsia="宋体" w:cs="宋体"/>
               <w:szCs w:val="24"/>
             </w:rPr>
             <w:instrText xml:space="preserve"> HYPERLINK \l _Toc14285 </w:instrText>
           </w:r>
           <w:r>
             <w:rPr>
-              <w:rFonts w:ascii="宋体" w:eastAsia="宋体" w:hAnsi="宋体" w:cs="宋体" w:hint="eastAsia"/>
+              <w:rFonts w:hint="eastAsia" w:ascii="宋体" w:hAnsi="宋体" w:eastAsia="宋体" w:cs="宋体"/>
               <w:szCs w:val="24"/>
             </w:rPr>
             <w:fldChar w:fldCharType="separate"/>
@@ -2892,7 +3088,7 @@
           </w:r>
           <w:r>
             <w:rPr>
-              <w:rFonts w:ascii="宋体" w:eastAsia="宋体" w:hAnsi="宋体" w:cs="宋体" w:hint="eastAsia"/>
+              <w:rFonts w:hint="eastAsia" w:ascii="宋体" w:hAnsi="宋体" w:eastAsia="宋体" w:cs="宋体"/>
               <w:szCs w:val="24"/>
             </w:rPr>
             <w:fldChar w:fldCharType="end"/>
@@ -2900,28 +3096,28 @@
         </w:p>
         <w:p>
           <w:pPr>
-            <w:pStyle w:val="TOC2"/>
+            <w:pStyle w:val="17"/>
             <w:tabs>
               <w:tab w:val="right" w:leader="dot" w:pos="8306"/>
             </w:tabs>
           </w:pPr>
           <w:r>
             <w:rPr>
-              <w:rFonts w:ascii="宋体" w:eastAsia="宋体" w:hAnsi="宋体" w:cs="宋体" w:hint="eastAsia"/>
+              <w:rFonts w:hint="eastAsia" w:ascii="宋体" w:hAnsi="宋体" w:eastAsia="宋体" w:cs="宋体"/>
               <w:szCs w:val="24"/>
             </w:rPr>
             <w:fldChar w:fldCharType="begin"/>
           </w:r>
           <w:r>
             <w:rPr>
-              <w:rFonts w:ascii="宋体" w:eastAsia="宋体" w:hAnsi="宋体" w:cs="宋体" w:hint="eastAsia"/>
+              <w:rFonts w:hint="eastAsia" w:ascii="宋体" w:hAnsi="宋体" w:eastAsia="宋体" w:cs="宋体"/>
               <w:szCs w:val="24"/>
             </w:rPr>
             <w:instrText xml:space="preserve"> HYPERLINK \l _Toc14238 </w:instrText>
           </w:r>
           <w:r>
             <w:rPr>
-              <w:rFonts w:ascii="宋体" w:eastAsia="宋体" w:hAnsi="宋体" w:cs="宋体" w:hint="eastAsia"/>
+              <w:rFonts w:hint="eastAsia" w:ascii="宋体" w:hAnsi="宋体" w:eastAsia="宋体" w:cs="宋体"/>
               <w:szCs w:val="24"/>
             </w:rPr>
             <w:fldChar w:fldCharType="separate"/>
@@ -2960,7 +3156,7 @@
           </w:r>
           <w:r>
             <w:rPr>
-              <w:rFonts w:ascii="宋体" w:eastAsia="宋体" w:hAnsi="宋体" w:cs="宋体" w:hint="eastAsia"/>
+              <w:rFonts w:hint="eastAsia" w:ascii="宋体" w:hAnsi="宋体" w:eastAsia="宋体" w:cs="宋体"/>
               <w:szCs w:val="24"/>
             </w:rPr>
             <w:fldChar w:fldCharType="end"/>
@@ -2968,28 +3164,28 @@
         </w:p>
         <w:p>
           <w:pPr>
-            <w:pStyle w:val="TOC2"/>
+            <w:pStyle w:val="17"/>
             <w:tabs>
               <w:tab w:val="right" w:leader="dot" w:pos="8306"/>
             </w:tabs>
           </w:pPr>
           <w:r>
             <w:rPr>
-              <w:rFonts w:ascii="宋体" w:eastAsia="宋体" w:hAnsi="宋体" w:cs="宋体" w:hint="eastAsia"/>
+              <w:rFonts w:hint="eastAsia" w:ascii="宋体" w:hAnsi="宋体" w:eastAsia="宋体" w:cs="宋体"/>
               <w:szCs w:val="24"/>
             </w:rPr>
             <w:fldChar w:fldCharType="begin"/>
           </w:r>
           <w:r>
             <w:rPr>
-              <w:rFonts w:ascii="宋体" w:eastAsia="宋体" w:hAnsi="宋体" w:cs="宋体" w:hint="eastAsia"/>
+              <w:rFonts w:hint="eastAsia" w:ascii="宋体" w:hAnsi="宋体" w:eastAsia="宋体" w:cs="宋体"/>
               <w:szCs w:val="24"/>
             </w:rPr>
             <w:instrText xml:space="preserve"> HYPERLINK \l _Toc2606 </w:instrText>
           </w:r>
           <w:r>
             <w:rPr>
-              <w:rFonts w:ascii="宋体" w:eastAsia="宋体" w:hAnsi="宋体" w:cs="宋体" w:hint="eastAsia"/>
+              <w:rFonts w:hint="eastAsia" w:ascii="宋体" w:hAnsi="宋体" w:eastAsia="宋体" w:cs="宋体"/>
               <w:szCs w:val="24"/>
             </w:rPr>
             <w:fldChar w:fldCharType="separate"/>
@@ -3028,7 +3224,7 @@
           </w:r>
           <w:r>
             <w:rPr>
-              <w:rFonts w:ascii="宋体" w:eastAsia="宋体" w:hAnsi="宋体" w:cs="宋体" w:hint="eastAsia"/>
+              <w:rFonts w:hint="eastAsia" w:ascii="宋体" w:hAnsi="宋体" w:eastAsia="宋体" w:cs="宋体"/>
               <w:szCs w:val="24"/>
             </w:rPr>
             <w:fldChar w:fldCharType="end"/>
@@ -3036,28 +3232,28 @@
         </w:p>
         <w:p>
           <w:pPr>
-            <w:pStyle w:val="TOC1"/>
+            <w:pStyle w:val="16"/>
             <w:tabs>
               <w:tab w:val="right" w:leader="dot" w:pos="8306"/>
             </w:tabs>
           </w:pPr>
           <w:r>
             <w:rPr>
-              <w:rFonts w:ascii="宋体" w:eastAsia="宋体" w:hAnsi="宋体" w:cs="宋体" w:hint="eastAsia"/>
+              <w:rFonts w:hint="eastAsia" w:ascii="宋体" w:hAnsi="宋体" w:eastAsia="宋体" w:cs="宋体"/>
               <w:szCs w:val="24"/>
             </w:rPr>
             <w:fldChar w:fldCharType="begin"/>
           </w:r>
           <w:r>
             <w:rPr>
-              <w:rFonts w:ascii="宋体" w:eastAsia="宋体" w:hAnsi="宋体" w:cs="宋体" w:hint="eastAsia"/>
+              <w:rFonts w:hint="eastAsia" w:ascii="宋体" w:hAnsi="宋体" w:eastAsia="宋体" w:cs="宋体"/>
               <w:szCs w:val="24"/>
             </w:rPr>
             <w:instrText xml:space="preserve"> HYPERLINK \l _Toc2661 </w:instrText>
           </w:r>
           <w:r>
             <w:rPr>
-              <w:rFonts w:ascii="宋体" w:eastAsia="宋体" w:hAnsi="宋体" w:cs="宋体" w:hint="eastAsia"/>
+              <w:rFonts w:hint="eastAsia" w:ascii="宋体" w:hAnsi="宋体" w:eastAsia="宋体" w:cs="宋体"/>
               <w:szCs w:val="24"/>
             </w:rPr>
             <w:fldChar w:fldCharType="separate"/>
@@ -3089,7 +3285,7 @@
           </w:r>
           <w:r>
             <w:rPr>
-              <w:rFonts w:ascii="宋体" w:eastAsia="宋体" w:hAnsi="宋体" w:cs="宋体" w:hint="eastAsia"/>
+              <w:rFonts w:hint="eastAsia" w:ascii="宋体" w:hAnsi="宋体" w:eastAsia="宋体" w:cs="宋体"/>
               <w:szCs w:val="24"/>
             </w:rPr>
             <w:fldChar w:fldCharType="end"/>
@@ -3097,28 +3293,28 @@
         </w:p>
         <w:p>
           <w:pPr>
-            <w:pStyle w:val="TOC1"/>
+            <w:pStyle w:val="16"/>
             <w:tabs>
               <w:tab w:val="right" w:leader="dot" w:pos="8306"/>
             </w:tabs>
           </w:pPr>
           <w:r>
             <w:rPr>
-              <w:rFonts w:ascii="宋体" w:eastAsia="宋体" w:hAnsi="宋体" w:cs="宋体" w:hint="eastAsia"/>
+              <w:rFonts w:hint="eastAsia" w:ascii="宋体" w:hAnsi="宋体" w:eastAsia="宋体" w:cs="宋体"/>
               <w:szCs w:val="24"/>
             </w:rPr>
             <w:fldChar w:fldCharType="begin"/>
           </w:r>
           <w:r>
             <w:rPr>
-              <w:rFonts w:ascii="宋体" w:eastAsia="宋体" w:hAnsi="宋体" w:cs="宋体" w:hint="eastAsia"/>
+              <w:rFonts w:hint="eastAsia" w:ascii="宋体" w:hAnsi="宋体" w:eastAsia="宋体" w:cs="宋体"/>
               <w:szCs w:val="24"/>
             </w:rPr>
             <w:instrText xml:space="preserve"> HYPERLINK \l _Toc6202 </w:instrText>
           </w:r>
           <w:r>
             <w:rPr>
-              <w:rFonts w:ascii="宋体" w:eastAsia="宋体" w:hAnsi="宋体" w:cs="宋体" w:hint="eastAsia"/>
+              <w:rFonts w:hint="eastAsia" w:ascii="宋体" w:hAnsi="宋体" w:eastAsia="宋体" w:cs="宋体"/>
               <w:szCs w:val="24"/>
             </w:rPr>
             <w:fldChar w:fldCharType="separate"/>
@@ -3157,7 +3353,7 @@
           </w:r>
           <w:r>
             <w:rPr>
-              <w:rFonts w:ascii="宋体" w:eastAsia="宋体" w:hAnsi="宋体" w:cs="宋体" w:hint="eastAsia"/>
+              <w:rFonts w:hint="eastAsia" w:ascii="宋体" w:hAnsi="宋体" w:eastAsia="宋体" w:cs="宋体"/>
               <w:szCs w:val="24"/>
             </w:rPr>
             <w:fldChar w:fldCharType="end"/>
@@ -3165,28 +3361,28 @@
         </w:p>
         <w:p>
           <w:pPr>
-            <w:pStyle w:val="TOC1"/>
+            <w:pStyle w:val="16"/>
             <w:tabs>
               <w:tab w:val="right" w:leader="dot" w:pos="8306"/>
             </w:tabs>
           </w:pPr>
           <w:r>
             <w:rPr>
-              <w:rFonts w:ascii="宋体" w:eastAsia="宋体" w:hAnsi="宋体" w:cs="宋体" w:hint="eastAsia"/>
+              <w:rFonts w:hint="eastAsia" w:ascii="宋体" w:hAnsi="宋体" w:eastAsia="宋体" w:cs="宋体"/>
               <w:szCs w:val="24"/>
             </w:rPr>
             <w:fldChar w:fldCharType="begin"/>
           </w:r>
           <w:r>
             <w:rPr>
-              <w:rFonts w:ascii="宋体" w:eastAsia="宋体" w:hAnsi="宋体" w:cs="宋体" w:hint="eastAsia"/>
+              <w:rFonts w:hint="eastAsia" w:ascii="宋体" w:hAnsi="宋体" w:eastAsia="宋体" w:cs="宋体"/>
               <w:szCs w:val="24"/>
             </w:rPr>
             <w:instrText xml:space="preserve"> HYPERLINK \l _Toc8386 </w:instrText>
           </w:r>
           <w:r>
             <w:rPr>
-              <w:rFonts w:ascii="宋体" w:eastAsia="宋体" w:hAnsi="宋体" w:cs="宋体" w:hint="eastAsia"/>
+              <w:rFonts w:hint="eastAsia" w:ascii="宋体" w:hAnsi="宋体" w:eastAsia="宋体" w:cs="宋体"/>
               <w:szCs w:val="24"/>
             </w:rPr>
             <w:fldChar w:fldCharType="separate"/>
@@ -3218,7 +3414,7 @@
           </w:r>
           <w:r>
             <w:rPr>
-              <w:rFonts w:ascii="宋体" w:eastAsia="宋体" w:hAnsi="宋体" w:cs="宋体" w:hint="eastAsia"/>
+              <w:rFonts w:hint="eastAsia" w:ascii="宋体" w:hAnsi="宋体" w:eastAsia="宋体" w:cs="宋体"/>
               <w:szCs w:val="24"/>
             </w:rPr>
             <w:fldChar w:fldCharType="end"/>
@@ -3240,7 +3436,7 @@
             <w:snapToGrid w:val="0"/>
             <w:textAlignment w:val="baseline"/>
             <w:rPr>
-              <w:rFonts w:ascii="宋体" w:eastAsia="宋体" w:hAnsi="宋体" w:cs="宋体" w:hint="eastAsia"/>
+              <w:rFonts w:hint="eastAsia" w:ascii="宋体" w:hAnsi="宋体" w:eastAsia="宋体" w:cs="宋体"/>
               <w:snapToGrid w:val="0"/>
               <w:color w:val="000000"/>
               <w:kern w:val="0"/>
@@ -3251,7 +3447,7 @@
           </w:pPr>
           <w:r>
             <w:rPr>
-              <w:rFonts w:ascii="宋体" w:eastAsia="宋体" w:hAnsi="宋体" w:cs="宋体" w:hint="eastAsia"/>
+              <w:rFonts w:hint="eastAsia" w:ascii="宋体" w:hAnsi="宋体" w:eastAsia="宋体" w:cs="宋体"/>
               <w:szCs w:val="24"/>
             </w:rPr>
             <w:fldChar w:fldCharType="end"/>
@@ -3275,7 +3471,7 @@
         <w:snapToGrid w:val="0"/>
         <w:textAlignment w:val="baseline"/>
         <w:rPr>
-          <w:rFonts w:ascii="Arial" w:eastAsia="Arial" w:hAnsi="Arial" w:cs="Arial"/>
+          <w:rFonts w:ascii="Arial" w:hAnsi="Arial" w:eastAsia="Arial" w:cs="Arial"/>
           <w:snapToGrid w:val="0"/>
           <w:color w:val="000000"/>
           <w:kern w:val="0"/>
@@ -3286,7 +3482,7 @@
       </w:pPr>
       <w:r>
         <w:rPr>
-          <w:rFonts w:ascii="Arial" w:eastAsia="Arial" w:hAnsi="Arial" w:cs="Arial"/>
+          <w:rFonts w:ascii="Arial" w:hAnsi="Arial" w:eastAsia="Arial" w:cs="Arial"/>
           <w:snapToGrid w:val="0"/>
           <w:color w:val="000000"/>
           <w:kern w:val="0"/>
@@ -3299,45 +3495,45 @@
     </w:p>
     <w:p>
       <w:pPr>
-        <w:pStyle w:val="1"/>
+        <w:pStyle w:val="28"/>
         <w:bidi w:val="0"/>
         <w:rPr>
           <w:rFonts w:hint="default"/>
           <w:lang w:val="en-US" w:eastAsia="zh-CN"/>
         </w:rPr>
       </w:pPr>
-      <w:bookmarkStart w:id="3" w:name="_Toc17874"/>
+      <w:bookmarkStart w:id="2" w:name="_Toc17874"/>
       <w:r>
         <w:rPr>
           <w:rFonts w:hint="default"/>
           <w:lang w:val="en-US" w:eastAsia="zh-CN"/>
         </w:rPr>
         <w:t>总则</w:t>
+      </w:r>
+      <w:bookmarkEnd w:id="2"/>
+    </w:p>
+    <w:p>
+      <w:pPr>
+        <w:pStyle w:val="30"/>
+        <w:bidi w:val="0"/>
+        <w:rPr>
+          <w:rFonts w:hint="default"/>
+          <w:lang w:val="en-US" w:eastAsia="zh-CN"/>
+        </w:rPr>
+      </w:pPr>
+      <w:bookmarkStart w:id="3" w:name="_Toc11508"/>
+      <w:r>
+        <w:rPr>
+          <w:rFonts w:hint="default"/>
+          <w:lang w:val="en-US" w:eastAsia="zh-CN"/>
+        </w:rPr>
+        <w:t>目的</w:t>
       </w:r>
       <w:bookmarkEnd w:id="3"/>
     </w:p>
     <w:p>
       <w:pPr>
-        <w:pStyle w:val="2"/>
-        <w:bidi w:val="0"/>
-        <w:rPr>
-          <w:rFonts w:hint="default"/>
-          <w:lang w:val="en-US" w:eastAsia="zh-CN"/>
-        </w:rPr>
-      </w:pPr>
-      <w:bookmarkStart w:id="4" w:name="_Toc11508"/>
-      <w:r>
-        <w:rPr>
-          <w:rFonts w:hint="default"/>
-          <w:lang w:val="en-US" w:eastAsia="zh-CN"/>
-        </w:rPr>
-        <w:t>目的</w:t>
-      </w:r>
-      <w:bookmarkEnd w:id="4"/>
-    </w:p>
-    <w:p>
-      <w:pPr>
-        <w:pStyle w:val="a1"/>
+        <w:pStyle w:val="29"/>
         <w:keepNext w:val="0"/>
         <w:keepLines w:val="0"/>
         <w:pageBreakBefore w:val="0"/>
@@ -3380,14 +3576,14 @@
     </w:p>
     <w:p>
       <w:pPr>
-        <w:pStyle w:val="2"/>
+        <w:pStyle w:val="30"/>
         <w:bidi w:val="0"/>
         <w:rPr>
           <w:rFonts w:hint="default"/>
           <w:lang w:val="en-US" w:eastAsia="zh-CN"/>
         </w:rPr>
       </w:pPr>
-      <w:bookmarkStart w:id="5" w:name="_Toc4818"/>
+      <w:bookmarkStart w:id="4" w:name="_Toc4818"/>
       <w:r>
         <w:rPr>
           <w:rFonts w:hint="default"/>
@@ -3395,11 +3591,11 @@
         </w:rPr>
         <w:t>适用范围</w:t>
       </w:r>
-      <w:bookmarkEnd w:id="5"/>
+      <w:bookmarkEnd w:id="4"/>
     </w:p>
     <w:p>
       <w:pPr>
-        <w:pStyle w:val="a1"/>
+        <w:pStyle w:val="29"/>
         <w:keepNext w:val="0"/>
         <w:keepLines w:val="0"/>
         <w:pageBreakBefore w:val="0"/>
@@ -3442,45 +3638,45 @@
     </w:p>
     <w:p>
       <w:pPr>
-        <w:pStyle w:val="1"/>
+        <w:pStyle w:val="28"/>
         <w:bidi w:val="0"/>
         <w:rPr>
           <w:rFonts w:hint="default"/>
           <w:lang w:val="en-US" w:eastAsia="zh-CN"/>
         </w:rPr>
       </w:pPr>
-      <w:bookmarkStart w:id="6" w:name="_Toc8729"/>
+      <w:bookmarkStart w:id="5" w:name="_Toc8729"/>
       <w:r>
         <w:rPr>
           <w:rFonts w:hint="default"/>
           <w:lang w:val="en-US" w:eastAsia="zh-CN"/>
         </w:rPr>
         <w:t>职责分工</w:t>
+      </w:r>
+      <w:bookmarkEnd w:id="5"/>
+    </w:p>
+    <w:p>
+      <w:pPr>
+        <w:pStyle w:val="30"/>
+        <w:bidi w:val="0"/>
+        <w:rPr>
+          <w:rFonts w:hint="default"/>
+          <w:lang w:val="en-US" w:eastAsia="zh-CN"/>
+        </w:rPr>
+      </w:pPr>
+      <w:bookmarkStart w:id="6" w:name="_Toc14735"/>
+      <w:r>
+        <w:rPr>
+          <w:rFonts w:hint="default"/>
+          <w:lang w:val="en-US" w:eastAsia="zh-CN"/>
+        </w:rPr>
+        <w:t>报告编制人</w:t>
       </w:r>
       <w:bookmarkEnd w:id="6"/>
     </w:p>
     <w:p>
       <w:pPr>
-        <w:pStyle w:val="2"/>
-        <w:bidi w:val="0"/>
-        <w:rPr>
-          <w:rFonts w:hint="default"/>
-          <w:lang w:val="en-US" w:eastAsia="zh-CN"/>
-        </w:rPr>
-      </w:pPr>
-      <w:bookmarkStart w:id="7" w:name="_Toc14735"/>
-      <w:r>
-        <w:rPr>
-          <w:rFonts w:hint="default"/>
-          <w:lang w:val="en-US" w:eastAsia="zh-CN"/>
-        </w:rPr>
-        <w:t>报告编制人</w:t>
-      </w:r>
-      <w:bookmarkEnd w:id="7"/>
-    </w:p>
-    <w:p>
-      <w:pPr>
-        <w:pStyle w:val="a1"/>
+        <w:pStyle w:val="29"/>
         <w:keepNext w:val="0"/>
         <w:keepLines w:val="0"/>
         <w:pageBreakBefore w:val="0"/>
@@ -3509,7 +3705,7 @@
     </w:p>
     <w:p>
       <w:pPr>
-        <w:pStyle w:val="a1"/>
+        <w:pStyle w:val="29"/>
         <w:keepNext w:val="0"/>
         <w:keepLines w:val="0"/>
         <w:pageBreakBefore w:val="0"/>
@@ -3538,14 +3734,14 @@
     </w:p>
     <w:p>
       <w:pPr>
-        <w:pStyle w:val="2"/>
+        <w:pStyle w:val="30"/>
         <w:bidi w:val="0"/>
         <w:rPr>
           <w:rFonts w:hint="default"/>
           <w:lang w:val="en-US" w:eastAsia="zh-CN"/>
         </w:rPr>
       </w:pPr>
-      <w:bookmarkStart w:id="8" w:name="_Toc19320"/>
+      <w:bookmarkStart w:id="7" w:name="_Toc19320"/>
       <w:r>
         <w:rPr>
           <w:rFonts w:hint="default"/>
@@ -3553,11 +3749,11 @@
         </w:rPr>
         <w:t>报告审核人</w:t>
       </w:r>
-      <w:bookmarkEnd w:id="8"/>
+      <w:bookmarkEnd w:id="7"/>
     </w:p>
     <w:p>
       <w:pPr>
-        <w:pStyle w:val="a1"/>
+        <w:pStyle w:val="29"/>
         <w:keepNext w:val="0"/>
         <w:keepLines w:val="0"/>
         <w:pageBreakBefore w:val="0"/>
@@ -3586,7 +3782,7 @@
     </w:p>
     <w:p>
       <w:pPr>
-        <w:pStyle w:val="a1"/>
+        <w:pStyle w:val="29"/>
         <w:keepNext w:val="0"/>
         <w:keepLines w:val="0"/>
         <w:pageBreakBefore w:val="0"/>
@@ -3615,14 +3811,14 @@
     </w:p>
     <w:p>
       <w:pPr>
-        <w:pStyle w:val="2"/>
+        <w:pStyle w:val="30"/>
         <w:bidi w:val="0"/>
         <w:rPr>
           <w:rFonts w:hint="default"/>
           <w:lang w:val="en-US" w:eastAsia="zh-CN"/>
         </w:rPr>
       </w:pPr>
-      <w:bookmarkStart w:id="9" w:name="_Toc21580"/>
+      <w:bookmarkStart w:id="8" w:name="_Toc21580"/>
       <w:r>
         <w:rPr>
           <w:rFonts w:hint="default"/>
@@ -3630,11 +3826,11 @@
         </w:rPr>
         <w:t>报告归档与管理方</w:t>
       </w:r>
-      <w:bookmarkEnd w:id="9"/>
+      <w:bookmarkEnd w:id="8"/>
     </w:p>
     <w:p>
       <w:pPr>
-        <w:pStyle w:val="a1"/>
+        <w:pStyle w:val="29"/>
         <w:keepNext w:val="0"/>
         <w:keepLines w:val="0"/>
         <w:pageBreakBefore w:val="0"/>
@@ -3663,7 +3859,7 @@
     </w:p>
     <w:p>
       <w:pPr>
-        <w:pStyle w:val="a1"/>
+        <w:pStyle w:val="29"/>
         <w:keepNext w:val="0"/>
         <w:keepLines w:val="0"/>
         <w:pageBreakBefore w:val="0"/>
@@ -3692,14 +3888,14 @@
     </w:p>
     <w:p>
       <w:pPr>
-        <w:pStyle w:val="1"/>
+        <w:pStyle w:val="28"/>
         <w:bidi w:val="0"/>
         <w:rPr>
           <w:rFonts w:hint="default"/>
           <w:lang w:val="en-US" w:eastAsia="zh-CN"/>
         </w:rPr>
       </w:pPr>
-      <w:bookmarkStart w:id="10" w:name="_Toc26582"/>
+      <w:bookmarkStart w:id="9" w:name="_Toc26582"/>
       <w:r>
         <w:rPr>
           <w:rFonts w:hint="default"/>
@@ -3707,11 +3903,11 @@
         </w:rPr>
         <w:t>报告分类与提交计划</w:t>
       </w:r>
-      <w:bookmarkEnd w:id="10"/>
+      <w:bookmarkEnd w:id="9"/>
     </w:p>
     <w:p>
       <w:pPr>
-        <w:pStyle w:val="a1"/>
+        <w:pStyle w:val="29"/>
         <w:keepNext w:val="0"/>
         <w:keepLines w:val="0"/>
         <w:pageBreakBefore w:val="0"/>
@@ -3740,18 +3936,19 @@
     </w:p>
     <w:tbl>
       <w:tblPr>
-        <w:tblStyle w:val="TableNormal"/>
+        <w:tblStyle w:val="20"/>
         <w:tblW w:w="0" w:type="auto"/>
         <w:tblInd w:w="0" w:type="dxa"/>
         <w:tblBorders>
-          <w:top w:val="single" w:sz="4" w:space="0" w:color="auto"/>
-          <w:left w:val="single" w:sz="4" w:space="0" w:color="auto"/>
-          <w:bottom w:val="single" w:sz="4" w:space="0" w:color="auto"/>
-          <w:right w:val="single" w:sz="4" w:space="0" w:color="auto"/>
-          <w:insideH w:val="single" w:sz="4" w:space="0" w:color="auto"/>
-          <w:insideV w:val="single" w:sz="4" w:space="0" w:color="auto"/>
+          <w:top w:val="single" w:color="auto" w:sz="4" w:space="0"/>
+          <w:left w:val="single" w:color="auto" w:sz="4" w:space="0"/>
+          <w:bottom w:val="single" w:color="auto" w:sz="4" w:space="0"/>
+          <w:right w:val="single" w:color="auto" w:sz="4" w:space="0"/>
+          <w:insideH w:val="single" w:color="auto" w:sz="4" w:space="0"/>
+          <w:insideV w:val="single" w:color="auto" w:sz="4" w:space="0"/>
         </w:tblBorders>
         <w:shd w:val="clear" w:color="auto" w:fill="auto"/>
+        <w:tblLayout w:type="autofit"/>
         <w:tblCellMar>
           <w:top w:w="15" w:type="dxa"/>
           <w:left w:w="15" w:type="dxa"/>
@@ -3768,15 +3965,13 @@
       </w:tblGrid>
       <w:tr>
         <w:tblPrEx>
-          <w:tblW w:w="0" w:type="auto"/>
-          <w:tblInd w:w="0" w:type="dxa"/>
           <w:tblBorders>
-            <w:top w:val="single" w:sz="4" w:space="0" w:color="auto"/>
-            <w:left w:val="single" w:sz="4" w:space="0" w:color="auto"/>
-            <w:bottom w:val="single" w:sz="4" w:space="0" w:color="auto"/>
-            <w:right w:val="single" w:sz="4" w:space="0" w:color="auto"/>
-            <w:insideH w:val="single" w:sz="4" w:space="0" w:color="auto"/>
-            <w:insideV w:val="single" w:sz="4" w:space="0" w:color="auto"/>
+            <w:top w:val="single" w:color="auto" w:sz="4" w:space="0"/>
+            <w:left w:val="single" w:color="auto" w:sz="4" w:space="0"/>
+            <w:bottom w:val="single" w:color="auto" w:sz="4" w:space="0"/>
+            <w:right w:val="single" w:color="auto" w:sz="4" w:space="0"/>
+            <w:insideH w:val="single" w:color="auto" w:sz="4" w:space="0"/>
+            <w:insideV w:val="single" w:color="auto" w:sz="4" w:space="0"/>
           </w:tblBorders>
           <w:shd w:val="clear" w:color="auto" w:fill="auto"/>
           <w:tblCellMar>
@@ -3808,11 +4003,11 @@
               <w:widowControl/>
               <w:suppressLineNumbers w:val="0"/>
               <w:spacing w:line="300" w:lineRule="atLeast"/>
-              <w:ind w:left="0" w:right="0" w:firstLine="0" w:leftChars="0" w:rightChars="0" w:firstLineChars="0"/>
+              <w:ind w:left="0" w:leftChars="0" w:right="0" w:rightChars="0" w:firstLine="0" w:firstLineChars="0"/>
               <w:jc w:val="center"/>
               <w:rPr>
-                <w:rStyle w:val="Strong"/>
-                <w:rFonts w:ascii="Segoe UI" w:eastAsia="Segoe UI" w:hAnsi="Segoe UI" w:cs="Segoe UI" w:hint="default"/>
+                <w:rStyle w:val="23"/>
+                <w:rFonts w:hint="default" w:ascii="Segoe UI" w:hAnsi="Segoe UI" w:eastAsia="Segoe UI" w:cs="Segoe UI"/>
                 <w:b/>
                 <w:bCs/>
                 <w:i w:val="0"/>
@@ -3829,8 +4024,8 @@
             </w:pPr>
             <w:r>
               <w:rPr>
-                <w:rStyle w:val="Strong"/>
-                <w:rFonts w:ascii="Segoe UI" w:eastAsia="Segoe UI" w:hAnsi="Segoe UI" w:cs="Segoe UI" w:hint="default"/>
+                <w:rStyle w:val="23"/>
+                <w:rFonts w:hint="default" w:ascii="Segoe UI" w:hAnsi="Segoe UI" w:eastAsia="Segoe UI" w:cs="Segoe UI"/>
                 <w:b/>
                 <w:bCs/>
                 <w:i w:val="0"/>
@@ -3867,10 +4062,10 @@
               <w:widowControl/>
               <w:suppressLineNumbers w:val="0"/>
               <w:spacing w:line="300" w:lineRule="atLeast"/>
-              <w:ind w:left="0" w:right="0" w:firstLine="0" w:leftChars="0" w:rightChars="0" w:firstLineChars="0"/>
+              <w:ind w:left="0" w:leftChars="0" w:right="0" w:rightChars="0" w:firstLine="0" w:firstLineChars="0"/>
               <w:jc w:val="center"/>
               <w:rPr>
-                <w:rFonts w:ascii="Segoe UI" w:eastAsia="Segoe UI" w:hAnsi="Segoe UI" w:cs="Segoe UI" w:hint="default"/>
+                <w:rFonts w:hint="default" w:ascii="Segoe UI" w:hAnsi="Segoe UI" w:eastAsia="Segoe UI" w:cs="Segoe UI"/>
                 <w:i w:val="0"/>
                 <w:iCs w:val="0"/>
                 <w:caps w:val="0"/>
@@ -3882,8 +4077,8 @@
             </w:pPr>
             <w:r>
               <w:rPr>
-                <w:rStyle w:val="Strong"/>
-                <w:rFonts w:ascii="Segoe UI" w:eastAsia="Segoe UI" w:hAnsi="Segoe UI" w:cs="Segoe UI" w:hint="default"/>
+                <w:rStyle w:val="23"/>
+                <w:rFonts w:hint="default" w:ascii="Segoe UI" w:hAnsi="Segoe UI" w:eastAsia="Segoe UI" w:cs="Segoe UI"/>
                 <w:b/>
                 <w:bCs/>
                 <w:i w:val="0"/>
@@ -3920,10 +4115,10 @@
               <w:widowControl/>
               <w:suppressLineNumbers w:val="0"/>
               <w:spacing w:line="300" w:lineRule="atLeast"/>
-              <w:ind w:left="0" w:right="0" w:firstLine="0" w:leftChars="0" w:rightChars="0" w:firstLineChars="0"/>
+              <w:ind w:left="0" w:leftChars="0" w:right="0" w:rightChars="0" w:firstLine="0" w:firstLineChars="0"/>
               <w:jc w:val="center"/>
               <w:rPr>
-                <w:rFonts w:ascii="Segoe UI" w:eastAsia="Segoe UI" w:hAnsi="Segoe UI" w:cs="Segoe UI" w:hint="default"/>
+                <w:rFonts w:hint="default" w:ascii="Segoe UI" w:hAnsi="Segoe UI" w:eastAsia="Segoe UI" w:cs="Segoe UI"/>
                 <w:i w:val="0"/>
                 <w:iCs w:val="0"/>
                 <w:caps w:val="0"/>
@@ -3935,8 +4130,8 @@
             </w:pPr>
             <w:r>
               <w:rPr>
-                <w:rStyle w:val="Strong"/>
-                <w:rFonts w:ascii="Segoe UI" w:eastAsia="Segoe UI" w:hAnsi="Segoe UI" w:cs="Segoe UI" w:hint="default"/>
+                <w:rStyle w:val="23"/>
+                <w:rFonts w:hint="default" w:ascii="Segoe UI" w:hAnsi="Segoe UI" w:eastAsia="Segoe UI" w:cs="Segoe UI"/>
                 <w:b/>
                 <w:bCs/>
                 <w:i w:val="0"/>
@@ -3973,10 +4168,10 @@
               <w:widowControl/>
               <w:suppressLineNumbers w:val="0"/>
               <w:spacing w:line="300" w:lineRule="atLeast"/>
-              <w:ind w:left="0" w:right="0" w:firstLine="0" w:leftChars="0" w:rightChars="0" w:firstLineChars="0"/>
+              <w:ind w:left="0" w:leftChars="0" w:right="0" w:rightChars="0" w:firstLine="0" w:firstLineChars="0"/>
               <w:jc w:val="center"/>
               <w:rPr>
-                <w:rFonts w:ascii="Segoe UI" w:eastAsia="Segoe UI" w:hAnsi="Segoe UI" w:cs="Segoe UI" w:hint="default"/>
+                <w:rFonts w:hint="default" w:ascii="Segoe UI" w:hAnsi="Segoe UI" w:eastAsia="Segoe UI" w:cs="Segoe UI"/>
                 <w:i w:val="0"/>
                 <w:iCs w:val="0"/>
                 <w:caps w:val="0"/>
@@ -3988,8 +4183,8 @@
             </w:pPr>
             <w:r>
               <w:rPr>
-                <w:rStyle w:val="Strong"/>
-                <w:rFonts w:ascii="Segoe UI" w:eastAsia="Segoe UI" w:hAnsi="Segoe UI" w:cs="Segoe UI" w:hint="default"/>
+                <w:rStyle w:val="23"/>
+                <w:rFonts w:hint="default" w:ascii="Segoe UI" w:hAnsi="Segoe UI" w:eastAsia="Segoe UI" w:cs="Segoe UI"/>
                 <w:b/>
                 <w:bCs/>
                 <w:i w:val="0"/>
@@ -4026,10 +4221,10 @@
               <w:widowControl/>
               <w:suppressLineNumbers w:val="0"/>
               <w:spacing w:line="300" w:lineRule="atLeast"/>
-              <w:ind w:left="0" w:right="0" w:firstLine="0" w:leftChars="0" w:rightChars="0" w:firstLineChars="0"/>
+              <w:ind w:left="0" w:leftChars="0" w:right="0" w:rightChars="0" w:firstLine="0" w:firstLineChars="0"/>
               <w:jc w:val="center"/>
               <w:rPr>
-                <w:rFonts w:ascii="Segoe UI" w:eastAsia="Segoe UI" w:hAnsi="Segoe UI" w:cs="Segoe UI" w:hint="default"/>
+                <w:rFonts w:hint="default" w:ascii="Segoe UI" w:hAnsi="Segoe UI" w:eastAsia="Segoe UI" w:cs="Segoe UI"/>
                 <w:i w:val="0"/>
                 <w:iCs w:val="0"/>
                 <w:caps w:val="0"/>
@@ -4041,8 +4236,8 @@
             </w:pPr>
             <w:r>
               <w:rPr>
-                <w:rStyle w:val="Strong"/>
-                <w:rFonts w:ascii="Segoe UI" w:eastAsia="Segoe UI" w:hAnsi="Segoe UI" w:cs="Segoe UI" w:hint="default"/>
+                <w:rStyle w:val="23"/>
+                <w:rFonts w:hint="default" w:ascii="Segoe UI" w:hAnsi="Segoe UI" w:eastAsia="Segoe UI" w:cs="Segoe UI"/>
                 <w:b/>
                 <w:bCs/>
                 <w:i w:val="0"/>
@@ -4063,8 +4258,14 @@
       </w:tr>
       <w:tr>
         <w:tblPrEx>
-          <w:tblW w:w="0" w:type="auto"/>
-          <w:tblInd w:w="0" w:type="dxa"/>
+          <w:tblBorders>
+            <w:top w:val="single" w:color="auto" w:sz="4" w:space="0"/>
+            <w:left w:val="single" w:color="auto" w:sz="4" w:space="0"/>
+            <w:bottom w:val="single" w:color="auto" w:sz="4" w:space="0"/>
+            <w:right w:val="single" w:color="auto" w:sz="4" w:space="0"/>
+            <w:insideH w:val="single" w:color="auto" w:sz="4" w:space="0"/>
+            <w:insideV w:val="single" w:color="auto" w:sz="4" w:space="0"/>
+          </w:tblBorders>
           <w:shd w:val="clear" w:color="auto" w:fill="auto"/>
           <w:tblCellMar>
             <w:top w:w="15" w:type="dxa"/>
@@ -4092,11 +4293,11 @@
               <w:widowControl/>
               <w:suppressLineNumbers w:val="0"/>
               <w:spacing w:line="300" w:lineRule="atLeast"/>
-              <w:ind w:left="0" w:right="0" w:firstLine="0" w:leftChars="0" w:rightChars="0" w:firstLineChars="0"/>
+              <w:ind w:left="0" w:leftChars="0" w:right="0" w:rightChars="0" w:firstLine="0" w:firstLineChars="0"/>
               <w:jc w:val="center"/>
               <w:rPr>
-                <w:rStyle w:val="Strong"/>
-                <w:rFonts w:ascii="Segoe UI" w:eastAsia="Segoe UI" w:hAnsi="Segoe UI" w:cs="Segoe UI" w:hint="default"/>
+                <w:rStyle w:val="23"/>
+                <w:rFonts w:hint="default" w:ascii="Segoe UI" w:hAnsi="Segoe UI" w:eastAsia="Segoe UI" w:cs="Segoe UI"/>
                 <w:b/>
                 <w:bCs/>
                 <w:i w:val="0"/>
@@ -4113,8 +4314,8 @@
             </w:pPr>
             <w:r>
               <w:rPr>
-                <w:rStyle w:val="Strong"/>
-                <w:rFonts w:ascii="Segoe UI" w:eastAsia="Segoe UI" w:hAnsi="Segoe UI" w:cs="Segoe UI" w:hint="default"/>
+                <w:rStyle w:val="23"/>
+                <w:rFonts w:hint="default" w:ascii="Segoe UI" w:hAnsi="Segoe UI" w:eastAsia="Segoe UI" w:cs="Segoe UI"/>
                 <w:b/>
                 <w:bCs/>
                 <w:i w:val="0"/>
@@ -4153,7 +4354,7 @@
               <w:spacing w:line="300" w:lineRule="atLeast"/>
               <w:jc w:val="left"/>
               <w:rPr>
-                <w:rFonts w:ascii="Segoe UI" w:eastAsia="Segoe UI" w:hAnsi="Segoe UI" w:cs="Segoe UI" w:hint="default"/>
+                <w:rFonts w:hint="default" w:ascii="Segoe UI" w:hAnsi="Segoe UI" w:eastAsia="Segoe UI" w:cs="Segoe UI"/>
                 <w:i w:val="0"/>
                 <w:iCs w:val="0"/>
                 <w:caps w:val="0"/>
@@ -4165,7 +4366,7 @@
             </w:pPr>
             <w:r>
               <w:rPr>
-                <w:rFonts w:ascii="Segoe UI" w:eastAsia="Segoe UI" w:hAnsi="Segoe UI" w:cs="Segoe UI" w:hint="default"/>
+                <w:rFonts w:hint="default" w:ascii="Segoe UI" w:hAnsi="Segoe UI" w:eastAsia="Segoe UI" w:cs="Segoe UI"/>
                 <w:i w:val="0"/>
                 <w:iCs w:val="0"/>
                 <w:caps w:val="0"/>
@@ -4202,7 +4403,7 @@
               <w:spacing w:line="300" w:lineRule="atLeast"/>
               <w:jc w:val="left"/>
               <w:rPr>
-                <w:rFonts w:ascii="Segoe UI" w:eastAsia="Segoe UI" w:hAnsi="Segoe UI" w:cs="Segoe UI" w:hint="default"/>
+                <w:rFonts w:hint="default" w:ascii="Segoe UI" w:hAnsi="Segoe UI" w:eastAsia="Segoe UI" w:cs="Segoe UI"/>
                 <w:i w:val="0"/>
                 <w:iCs w:val="0"/>
                 <w:caps w:val="0"/>
@@ -4214,7 +4415,7 @@
             </w:pPr>
             <w:r>
               <w:rPr>
-                <w:rFonts w:ascii="Segoe UI" w:eastAsia="Segoe UI" w:hAnsi="Segoe UI" w:cs="Segoe UI" w:hint="default"/>
+                <w:rFonts w:hint="default" w:ascii="Segoe UI" w:hAnsi="Segoe UI" w:eastAsia="Segoe UI" w:cs="Segoe UI"/>
                 <w:i w:val="0"/>
                 <w:iCs w:val="0"/>
                 <w:caps w:val="0"/>
@@ -4251,7 +4452,7 @@
               <w:spacing w:line="300" w:lineRule="atLeast"/>
               <w:jc w:val="left"/>
               <w:rPr>
-                <w:rFonts w:ascii="Segoe UI" w:eastAsia="Segoe UI" w:hAnsi="Segoe UI" w:cs="Segoe UI" w:hint="default"/>
+                <w:rFonts w:hint="default" w:ascii="Segoe UI" w:hAnsi="Segoe UI" w:eastAsia="Segoe UI" w:cs="Segoe UI"/>
                 <w:i w:val="0"/>
                 <w:iCs w:val="0"/>
                 <w:caps w:val="0"/>
@@ -4263,7 +4464,7 @@
             </w:pPr>
             <w:r>
               <w:rPr>
-                <w:rFonts w:ascii="Segoe UI" w:eastAsia="Segoe UI" w:hAnsi="Segoe UI" w:cs="Segoe UI" w:hint="default"/>
+                <w:rFonts w:hint="default" w:ascii="Segoe UI" w:hAnsi="Segoe UI" w:eastAsia="Segoe UI" w:cs="Segoe UI"/>
                 <w:i w:val="0"/>
                 <w:iCs w:val="0"/>
                 <w:caps w:val="0"/>
@@ -4300,7 +4501,7 @@
               <w:spacing w:line="300" w:lineRule="atLeast"/>
               <w:jc w:val="left"/>
               <w:rPr>
-                <w:rFonts w:ascii="Segoe UI" w:eastAsia="Segoe UI" w:hAnsi="Segoe UI" w:cs="Segoe UI" w:hint="default"/>
+                <w:rFonts w:hint="default" w:ascii="Segoe UI" w:hAnsi="Segoe UI" w:eastAsia="Segoe UI" w:cs="Segoe UI"/>
                 <w:i w:val="0"/>
                 <w:iCs w:val="0"/>
                 <w:caps w:val="0"/>
@@ -4312,7 +4513,7 @@
             </w:pPr>
             <w:r>
               <w:rPr>
-                <w:rFonts w:ascii="Segoe UI" w:eastAsia="Segoe UI" w:hAnsi="Segoe UI" w:cs="Segoe UI" w:hint="default"/>
+                <w:rFonts w:hint="default" w:ascii="Segoe UI" w:hAnsi="Segoe UI" w:eastAsia="Segoe UI" w:cs="Segoe UI"/>
                 <w:i w:val="0"/>
                 <w:iCs w:val="0"/>
                 <w:caps w:val="0"/>
@@ -4331,8 +4532,14 @@
       </w:tr>
       <w:tr>
         <w:tblPrEx>
-          <w:tblW w:w="0" w:type="auto"/>
-          <w:tblInd w:w="0" w:type="dxa"/>
+          <w:tblBorders>
+            <w:top w:val="single" w:color="auto" w:sz="4" w:space="0"/>
+            <w:left w:val="single" w:color="auto" w:sz="4" w:space="0"/>
+            <w:bottom w:val="single" w:color="auto" w:sz="4" w:space="0"/>
+            <w:right w:val="single" w:color="auto" w:sz="4" w:space="0"/>
+            <w:insideH w:val="single" w:color="auto" w:sz="4" w:space="0"/>
+            <w:insideV w:val="single" w:color="auto" w:sz="4" w:space="0"/>
+          </w:tblBorders>
           <w:shd w:val="clear" w:color="auto" w:fill="auto"/>
           <w:tblCellMar>
             <w:top w:w="15" w:type="dxa"/>
@@ -4360,11 +4567,11 @@
               <w:widowControl/>
               <w:suppressLineNumbers w:val="0"/>
               <w:spacing w:line="300" w:lineRule="atLeast"/>
-              <w:ind w:left="0" w:right="0" w:firstLine="0" w:leftChars="0" w:rightChars="0" w:firstLineChars="0"/>
+              <w:ind w:left="0" w:leftChars="0" w:right="0" w:rightChars="0" w:firstLine="0" w:firstLineChars="0"/>
               <w:jc w:val="center"/>
               <w:rPr>
-                <w:rStyle w:val="Strong"/>
-                <w:rFonts w:ascii="Segoe UI" w:eastAsia="Segoe UI" w:hAnsi="Segoe UI" w:cs="Segoe UI" w:hint="default"/>
+                <w:rStyle w:val="23"/>
+                <w:rFonts w:hint="default" w:ascii="Segoe UI" w:hAnsi="Segoe UI" w:eastAsia="Segoe UI" w:cs="Segoe UI"/>
                 <w:b/>
                 <w:bCs/>
                 <w:i w:val="0"/>
@@ -4381,8 +4588,8 @@
             </w:pPr>
             <w:r>
               <w:rPr>
-                <w:rStyle w:val="Strong"/>
-                <w:rFonts w:ascii="Segoe UI" w:eastAsia="Segoe UI" w:hAnsi="Segoe UI" w:cs="Segoe UI" w:hint="default"/>
+                <w:rStyle w:val="23"/>
+                <w:rFonts w:hint="default" w:ascii="Segoe UI" w:hAnsi="Segoe UI" w:eastAsia="Segoe UI" w:cs="Segoe UI"/>
                 <w:b/>
                 <w:bCs/>
                 <w:i w:val="0"/>
@@ -4421,7 +4628,7 @@
               <w:spacing w:line="300" w:lineRule="atLeast"/>
               <w:jc w:val="left"/>
               <w:rPr>
-                <w:rFonts w:ascii="Segoe UI" w:eastAsia="Segoe UI" w:hAnsi="Segoe UI" w:cs="Segoe UI" w:hint="default"/>
+                <w:rFonts w:hint="default" w:ascii="Segoe UI" w:hAnsi="Segoe UI" w:eastAsia="Segoe UI" w:cs="Segoe UI"/>
                 <w:i w:val="0"/>
                 <w:iCs w:val="0"/>
                 <w:caps w:val="0"/>
@@ -4433,7 +4640,7 @@
             </w:pPr>
             <w:r>
               <w:rPr>
-                <w:rFonts w:ascii="Segoe UI" w:eastAsia="Segoe UI" w:hAnsi="Segoe UI" w:cs="Segoe UI" w:hint="default"/>
+                <w:rFonts w:hint="default" w:ascii="Segoe UI" w:hAnsi="Segoe UI" w:eastAsia="Segoe UI" w:cs="Segoe UI"/>
                 <w:i w:val="0"/>
                 <w:iCs w:val="0"/>
                 <w:caps w:val="0"/>
@@ -4470,7 +4677,7 @@
               <w:spacing w:line="300" w:lineRule="atLeast"/>
               <w:jc w:val="left"/>
               <w:rPr>
-                <w:rFonts w:ascii="Segoe UI" w:eastAsia="Segoe UI" w:hAnsi="Segoe UI" w:cs="Segoe UI" w:hint="default"/>
+                <w:rFonts w:hint="default" w:ascii="Segoe UI" w:hAnsi="Segoe UI" w:eastAsia="Segoe UI" w:cs="Segoe UI"/>
                 <w:i w:val="0"/>
                 <w:iCs w:val="0"/>
                 <w:caps w:val="0"/>
@@ -4482,7 +4689,7 @@
             </w:pPr>
             <w:r>
               <w:rPr>
-                <w:rFonts w:ascii="Segoe UI" w:eastAsia="Segoe UI" w:hAnsi="Segoe UI" w:cs="Segoe UI" w:hint="default"/>
+                <w:rFonts w:hint="default" w:ascii="Segoe UI" w:hAnsi="Segoe UI" w:eastAsia="Segoe UI" w:cs="Segoe UI"/>
                 <w:i w:val="0"/>
                 <w:iCs w:val="0"/>
                 <w:caps w:val="0"/>
@@ -4519,7 +4726,7 @@
               <w:spacing w:line="300" w:lineRule="atLeast"/>
               <w:jc w:val="left"/>
               <w:rPr>
-                <w:rFonts w:ascii="Segoe UI" w:eastAsia="Segoe UI" w:hAnsi="Segoe UI" w:cs="Segoe UI" w:hint="default"/>
+                <w:rFonts w:hint="default" w:ascii="Segoe UI" w:hAnsi="Segoe UI" w:eastAsia="Segoe UI" w:cs="Segoe UI"/>
                 <w:i w:val="0"/>
                 <w:iCs w:val="0"/>
                 <w:caps w:val="0"/>
@@ -4531,7 +4738,7 @@
             </w:pPr>
             <w:r>
               <w:rPr>
-                <w:rFonts w:ascii="Segoe UI" w:eastAsia="Segoe UI" w:hAnsi="Segoe UI" w:cs="Segoe UI" w:hint="default"/>
+                <w:rFonts w:hint="default" w:ascii="Segoe UI" w:hAnsi="Segoe UI" w:eastAsia="Segoe UI" w:cs="Segoe UI"/>
                 <w:i w:val="0"/>
                 <w:iCs w:val="0"/>
                 <w:caps w:val="0"/>
@@ -4568,7 +4775,7 @@
               <w:spacing w:line="300" w:lineRule="atLeast"/>
               <w:jc w:val="left"/>
               <w:rPr>
-                <w:rFonts w:ascii="Segoe UI" w:eastAsia="Segoe UI" w:hAnsi="Segoe UI" w:cs="Segoe UI" w:hint="default"/>
+                <w:rFonts w:hint="default" w:ascii="Segoe UI" w:hAnsi="Segoe UI" w:eastAsia="Segoe UI" w:cs="Segoe UI"/>
                 <w:i w:val="0"/>
                 <w:iCs w:val="0"/>
                 <w:caps w:val="0"/>
@@ -4580,7 +4787,7 @@
             </w:pPr>
             <w:r>
               <w:rPr>
-                <w:rFonts w:ascii="Segoe UI" w:eastAsia="Segoe UI" w:hAnsi="Segoe UI" w:cs="Segoe UI" w:hint="default"/>
+                <w:rFonts w:hint="default" w:ascii="Segoe UI" w:hAnsi="Segoe UI" w:eastAsia="Segoe UI" w:cs="Segoe UI"/>
                 <w:i w:val="0"/>
                 <w:iCs w:val="0"/>
                 <w:caps w:val="0"/>
@@ -4600,7 +4807,7 @@
     </w:tbl>
     <w:p>
       <w:pPr>
-        <w:pStyle w:val="a1"/>
+        <w:pStyle w:val="29"/>
         <w:keepNext w:val="0"/>
         <w:keepLines w:val="0"/>
         <w:pageBreakBefore w:val="0"/>
@@ -4629,14 +4836,14 @@
     </w:p>
     <w:p>
       <w:pPr>
-        <w:pStyle w:val="1"/>
+        <w:pStyle w:val="28"/>
         <w:bidi w:val="0"/>
         <w:rPr>
           <w:rFonts w:hint="default"/>
           <w:lang w:val="en-US" w:eastAsia="zh-CN"/>
         </w:rPr>
       </w:pPr>
-      <w:bookmarkStart w:id="11" w:name="_Toc9756"/>
+      <w:bookmarkStart w:id="10" w:name="_Toc9756"/>
       <w:r>
         <w:rPr>
           <w:rFonts w:hint="default"/>
@@ -4644,11 +4851,11 @@
         </w:rPr>
         <w:t>报告管理策略</w:t>
       </w:r>
-      <w:bookmarkEnd w:id="11"/>
+      <w:bookmarkEnd w:id="10"/>
     </w:p>
     <w:p>
       <w:pPr>
-        <w:pStyle w:val="a1"/>
+        <w:pStyle w:val="29"/>
         <w:keepNext w:val="0"/>
         <w:keepLines w:val="0"/>
         <w:pageBreakBefore w:val="0"/>
@@ -4677,7 +4884,7 @@
     </w:p>
     <w:p>
       <w:pPr>
-        <w:pStyle w:val="a1"/>
+        <w:pStyle w:val="29"/>
         <w:keepNext w:val="0"/>
         <w:keepLines w:val="0"/>
         <w:pageBreakBefore w:val="0"/>
@@ -4694,7 +4901,7 @@
         <w:bidi w:val="0"/>
         <w:adjustRightInd w:val="0"/>
         <w:snapToGrid w:val="0"/>
-        <w:ind w:left="425" w:hanging="425" w:leftChars="0" w:firstLineChars="0"/>
+        <w:ind w:left="425" w:leftChars="0" w:hanging="425" w:firstLineChars="0"/>
         <w:textAlignment w:val="baseline"/>
         <w:rPr>
           <w:rFonts w:hint="default"/>
@@ -4711,7 +4918,7 @@
     </w:p>
     <w:p>
       <w:pPr>
-        <w:pStyle w:val="a1"/>
+        <w:pStyle w:val="29"/>
         <w:keepNext w:val="0"/>
         <w:keepLines w:val="0"/>
         <w:pageBreakBefore w:val="0"/>
@@ -4728,7 +4935,7 @@
         <w:bidi w:val="0"/>
         <w:adjustRightInd w:val="0"/>
         <w:snapToGrid w:val="0"/>
-        <w:ind w:left="425" w:hanging="425" w:leftChars="0" w:firstLineChars="0"/>
+        <w:ind w:left="425" w:leftChars="0" w:hanging="425" w:firstLineChars="0"/>
         <w:textAlignment w:val="baseline"/>
         <w:rPr>
           <w:rFonts w:hint="default"/>
@@ -4745,7 +4952,7 @@
     </w:p>
     <w:p>
       <w:pPr>
-        <w:pStyle w:val="a1"/>
+        <w:pStyle w:val="29"/>
         <w:keepNext w:val="0"/>
         <w:keepLines w:val="0"/>
         <w:pageBreakBefore w:val="0"/>
@@ -4762,7 +4969,7 @@
         <w:bidi w:val="0"/>
         <w:adjustRightInd w:val="0"/>
         <w:snapToGrid w:val="0"/>
-        <w:ind w:left="425" w:hanging="425" w:leftChars="0" w:firstLineChars="0"/>
+        <w:ind w:left="425" w:leftChars="0" w:hanging="425" w:firstLineChars="0"/>
         <w:textAlignment w:val="baseline"/>
         <w:rPr>
           <w:rFonts w:hint="default"/>
@@ -4779,7 +4986,7 @@
     </w:p>
     <w:p>
       <w:pPr>
-        <w:pStyle w:val="a1"/>
+        <w:pStyle w:val="29"/>
         <w:keepNext w:val="0"/>
         <w:keepLines w:val="0"/>
         <w:pageBreakBefore w:val="0"/>
@@ -4796,7 +5003,7 @@
         <w:bidi w:val="0"/>
         <w:adjustRightInd w:val="0"/>
         <w:snapToGrid w:val="0"/>
-        <w:ind w:left="425" w:hanging="425" w:leftChars="0" w:firstLineChars="0"/>
+        <w:ind w:left="425" w:leftChars="0" w:hanging="425" w:firstLineChars="0"/>
         <w:textAlignment w:val="baseline"/>
         <w:rPr>
           <w:rFonts w:hint="default"/>
@@ -4813,7 +5020,7 @@
     </w:p>
     <w:p>
       <w:pPr>
-        <w:pStyle w:val="a1"/>
+        <w:pStyle w:val="29"/>
         <w:keepNext w:val="0"/>
         <w:keepLines w:val="0"/>
         <w:pageBreakBefore w:val="0"/>
@@ -4830,7 +5037,7 @@
         <w:bidi w:val="0"/>
         <w:adjustRightInd w:val="0"/>
         <w:snapToGrid w:val="0"/>
-        <w:ind w:left="425" w:hanging="425" w:leftChars="0" w:firstLineChars="0"/>
+        <w:ind w:left="425" w:leftChars="0" w:hanging="425" w:firstLineChars="0"/>
         <w:textAlignment w:val="baseline"/>
         <w:rPr>
           <w:rFonts w:hint="default"/>
@@ -4847,45 +5054,45 @@
     </w:p>
     <w:p>
       <w:pPr>
-        <w:pStyle w:val="1"/>
+        <w:pStyle w:val="28"/>
         <w:bidi w:val="0"/>
         <w:rPr>
           <w:rFonts w:hint="default"/>
           <w:lang w:val="en-US" w:eastAsia="zh-CN"/>
         </w:rPr>
       </w:pPr>
-      <w:bookmarkStart w:id="12" w:name="_Toc14285"/>
+      <w:bookmarkStart w:id="11" w:name="_Toc14285"/>
       <w:r>
         <w:rPr>
           <w:rFonts w:hint="default"/>
           <w:lang w:val="en-US" w:eastAsia="zh-CN"/>
         </w:rPr>
         <w:t>报告核心内容要求</w:t>
+      </w:r>
+      <w:bookmarkEnd w:id="11"/>
+    </w:p>
+    <w:p>
+      <w:pPr>
+        <w:pStyle w:val="30"/>
+        <w:bidi w:val="0"/>
+        <w:rPr>
+          <w:rFonts w:hint="default"/>
+          <w:lang w:val="en-US" w:eastAsia="zh-CN"/>
+        </w:rPr>
+      </w:pPr>
+      <w:bookmarkStart w:id="12" w:name="_Toc14238"/>
+      <w:r>
+        <w:rPr>
+          <w:rFonts w:hint="eastAsia"/>
+          <w:lang w:val="en-US" w:eastAsia="zh-CN"/>
+        </w:rPr>
+        <w:t>外部服务报告</w:t>
       </w:r>
       <w:bookmarkEnd w:id="12"/>
     </w:p>
     <w:p>
       <w:pPr>
-        <w:pStyle w:val="2"/>
-        <w:bidi w:val="0"/>
-        <w:rPr>
-          <w:rFonts w:hint="default"/>
-          <w:lang w:val="en-US" w:eastAsia="zh-CN"/>
-        </w:rPr>
-      </w:pPr>
-      <w:bookmarkStart w:id="13" w:name="_Toc14238"/>
-      <w:r>
-        <w:rPr>
-          <w:rFonts w:hint="eastAsia"/>
-          <w:lang w:val="en-US" w:eastAsia="zh-CN"/>
-        </w:rPr>
-        <w:t>外部服务报告</w:t>
-      </w:r>
-      <w:bookmarkEnd w:id="13"/>
-    </w:p>
-    <w:p>
-      <w:pPr>
-        <w:pStyle w:val="a1"/>
+        <w:pStyle w:val="29"/>
         <w:keepNext w:val="0"/>
         <w:keepLines w:val="0"/>
         <w:pageBreakBefore w:val="0"/>
@@ -4914,7 +5121,7 @@
     </w:p>
     <w:p>
       <w:pPr>
-        <w:pStyle w:val="a1"/>
+        <w:pStyle w:val="29"/>
         <w:keepNext w:val="0"/>
         <w:keepLines w:val="0"/>
         <w:pageBreakBefore w:val="0"/>
@@ -4943,7 +5150,7 @@
     </w:p>
     <w:p>
       <w:pPr>
-        <w:pStyle w:val="a1"/>
+        <w:pStyle w:val="29"/>
         <w:keepNext w:val="0"/>
         <w:keepLines w:val="0"/>
         <w:pageBreakBefore w:val="0"/>
@@ -4972,7 +5179,7 @@
     </w:p>
     <w:p>
       <w:pPr>
-        <w:pStyle w:val="a1"/>
+        <w:pStyle w:val="29"/>
         <w:keepNext w:val="0"/>
         <w:keepLines w:val="0"/>
         <w:pageBreakBefore w:val="0"/>
@@ -5001,7 +5208,7 @@
     </w:p>
     <w:p>
       <w:pPr>
-        <w:pStyle w:val="a1"/>
+        <w:pStyle w:val="29"/>
         <w:keepNext w:val="0"/>
         <w:keepLines w:val="0"/>
         <w:pageBreakBefore w:val="0"/>
@@ -5030,7 +5237,7 @@
     </w:p>
     <w:p>
       <w:pPr>
-        <w:pStyle w:val="a1"/>
+        <w:pStyle w:val="29"/>
         <w:keepNext w:val="0"/>
         <w:keepLines w:val="0"/>
         <w:pageBreakBefore w:val="0"/>
@@ -5059,7 +5266,7 @@
     </w:p>
     <w:p>
       <w:pPr>
-        <w:pStyle w:val="a1"/>
+        <w:pStyle w:val="29"/>
         <w:keepNext w:val="0"/>
         <w:keepLines w:val="0"/>
         <w:pageBreakBefore w:val="0"/>
@@ -5088,14 +5295,14 @@
     </w:p>
     <w:p>
       <w:pPr>
-        <w:pStyle w:val="2"/>
+        <w:pStyle w:val="30"/>
         <w:bidi w:val="0"/>
         <w:rPr>
           <w:rFonts w:hint="eastAsia"/>
           <w:lang w:val="en-US" w:eastAsia="zh-CN"/>
         </w:rPr>
       </w:pPr>
-      <w:bookmarkStart w:id="14" w:name="_Toc2606"/>
+      <w:bookmarkStart w:id="13" w:name="_Toc2606"/>
       <w:r>
         <w:rPr>
           <w:rFonts w:hint="eastAsia"/>
@@ -5103,11 +5310,11 @@
         </w:rPr>
         <w:t>内部服务报告</w:t>
       </w:r>
-      <w:bookmarkEnd w:id="14"/>
+      <w:bookmarkEnd w:id="13"/>
     </w:p>
     <w:p>
       <w:pPr>
-        <w:pStyle w:val="a1"/>
+        <w:pStyle w:val="29"/>
         <w:keepNext w:val="0"/>
         <w:keepLines w:val="0"/>
         <w:pageBreakBefore w:val="0"/>
@@ -5136,7 +5343,7 @@
     </w:p>
     <w:p>
       <w:pPr>
-        <w:pStyle w:val="a1"/>
+        <w:pStyle w:val="29"/>
         <w:keepNext w:val="0"/>
         <w:keepLines w:val="0"/>
         <w:pageBreakBefore w:val="0"/>
@@ -5165,7 +5372,7 @@
     </w:p>
     <w:p>
       <w:pPr>
-        <w:pStyle w:val="a1"/>
+        <w:pStyle w:val="29"/>
         <w:keepNext w:val="0"/>
         <w:keepLines w:val="0"/>
         <w:pageBreakBefore w:val="0"/>
@@ -5194,7 +5401,7 @@
     </w:p>
     <w:p>
       <w:pPr>
-        <w:pStyle w:val="a1"/>
+        <w:pStyle w:val="29"/>
         <w:keepNext w:val="0"/>
         <w:keepLines w:val="0"/>
         <w:pageBreakBefore w:val="0"/>
@@ -5223,7 +5430,7 @@
     </w:p>
     <w:p>
       <w:pPr>
-        <w:pStyle w:val="a1"/>
+        <w:pStyle w:val="29"/>
         <w:keepNext w:val="0"/>
         <w:keepLines w:val="0"/>
         <w:pageBreakBefore w:val="0"/>
@@ -5252,14 +5459,14 @@
     </w:p>
     <w:p>
       <w:pPr>
-        <w:pStyle w:val="1"/>
+        <w:pStyle w:val="28"/>
         <w:bidi w:val="0"/>
         <w:rPr>
           <w:rFonts w:hint="default"/>
           <w:lang w:val="en-US" w:eastAsia="zh-CN"/>
         </w:rPr>
       </w:pPr>
-      <w:bookmarkStart w:id="15" w:name="_Toc2661"/>
+      <w:bookmarkStart w:id="14" w:name="_Toc2661"/>
       <w:r>
         <w:rPr>
           <w:rFonts w:hint="default"/>
@@ -5267,11 +5474,11 @@
         </w:rPr>
         <w:t>报告管理流程</w:t>
       </w:r>
-      <w:bookmarkEnd w:id="15"/>
+      <w:bookmarkEnd w:id="14"/>
     </w:p>
     <w:p>
       <w:pPr>
-        <w:pStyle w:val="a1"/>
+        <w:pStyle w:val="29"/>
         <w:keepNext w:val="0"/>
         <w:keepLines w:val="0"/>
         <w:pageBreakBefore w:val="0"/>
@@ -5288,7 +5495,7 @@
         <w:bidi w:val="0"/>
         <w:adjustRightInd w:val="0"/>
         <w:snapToGrid w:val="0"/>
-        <w:ind w:left="425" w:hanging="425" w:leftChars="0" w:firstLineChars="0"/>
+        <w:ind w:left="425" w:leftChars="0" w:hanging="425" w:firstLineChars="0"/>
         <w:textAlignment w:val="baseline"/>
         <w:rPr>
           <w:rFonts w:hint="default"/>
@@ -5305,7 +5512,7 @@
     </w:p>
     <w:p>
       <w:pPr>
-        <w:pStyle w:val="a1"/>
+        <w:pStyle w:val="29"/>
         <w:keepNext w:val="0"/>
         <w:keepLines w:val="0"/>
         <w:pageBreakBefore w:val="0"/>
@@ -5322,7 +5529,7 @@
         <w:bidi w:val="0"/>
         <w:adjustRightInd w:val="0"/>
         <w:snapToGrid w:val="0"/>
-        <w:ind w:left="425" w:hanging="425" w:leftChars="0" w:firstLineChars="0"/>
+        <w:ind w:left="425" w:leftChars="0" w:hanging="425" w:firstLineChars="0"/>
         <w:textAlignment w:val="baseline"/>
         <w:rPr>
           <w:rFonts w:hint="default"/>
@@ -5339,7 +5546,7 @@
     </w:p>
     <w:p>
       <w:pPr>
-        <w:pStyle w:val="a1"/>
+        <w:pStyle w:val="29"/>
         <w:keepNext w:val="0"/>
         <w:keepLines w:val="0"/>
         <w:pageBreakBefore w:val="0"/>
@@ -5356,7 +5563,7 @@
         <w:bidi w:val="0"/>
         <w:adjustRightInd w:val="0"/>
         <w:snapToGrid w:val="0"/>
-        <w:ind w:left="425" w:hanging="425" w:leftChars="0" w:firstLineChars="0"/>
+        <w:ind w:left="425" w:leftChars="0" w:hanging="425" w:firstLineChars="0"/>
         <w:textAlignment w:val="baseline"/>
         <w:rPr>
           <w:rFonts w:hint="default"/>
@@ -5373,7 +5580,7 @@
     </w:p>
     <w:p>
       <w:pPr>
-        <w:pStyle w:val="a1"/>
+        <w:pStyle w:val="29"/>
         <w:keepNext w:val="0"/>
         <w:keepLines w:val="0"/>
         <w:pageBreakBefore w:val="0"/>
@@ -5390,7 +5597,7 @@
         <w:bidi w:val="0"/>
         <w:adjustRightInd w:val="0"/>
         <w:snapToGrid w:val="0"/>
-        <w:ind w:left="425" w:hanging="425" w:leftChars="0" w:firstLineChars="0"/>
+        <w:ind w:left="425" w:leftChars="0" w:hanging="425" w:firstLineChars="0"/>
         <w:textAlignment w:val="baseline"/>
         <w:rPr>
           <w:rFonts w:hint="default"/>
@@ -5407,7 +5614,7 @@
     </w:p>
     <w:p>
       <w:pPr>
-        <w:pStyle w:val="a1"/>
+        <w:pStyle w:val="29"/>
         <w:keepNext w:val="0"/>
         <w:keepLines w:val="0"/>
         <w:pageBreakBefore w:val="0"/>
@@ -5424,7 +5631,7 @@
         <w:bidi w:val="0"/>
         <w:adjustRightInd w:val="0"/>
         <w:snapToGrid w:val="0"/>
-        <w:ind w:left="425" w:hanging="425" w:leftChars="0" w:firstLineChars="0"/>
+        <w:ind w:left="425" w:leftChars="0" w:hanging="425" w:firstLineChars="0"/>
         <w:textAlignment w:val="baseline"/>
         <w:rPr>
           <w:rFonts w:hint="default"/>
@@ -5441,7 +5648,7 @@
     </w:p>
     <w:p>
       <w:pPr>
-        <w:pStyle w:val="a1"/>
+        <w:pStyle w:val="29"/>
         <w:keepNext w:val="0"/>
         <w:keepLines w:val="0"/>
         <w:pageBreakBefore w:val="0"/>
@@ -5458,7 +5665,7 @@
         <w:bidi w:val="0"/>
         <w:adjustRightInd w:val="0"/>
         <w:snapToGrid w:val="0"/>
-        <w:ind w:left="425" w:hanging="425" w:leftChars="0" w:firstLineChars="0"/>
+        <w:ind w:left="425" w:leftChars="0" w:hanging="425" w:firstLineChars="0"/>
         <w:textAlignment w:val="baseline"/>
         <w:rPr>
           <w:rFonts w:hint="default"/>
@@ -5475,7 +5682,7 @@
     </w:p>
     <w:p>
       <w:pPr>
-        <w:pStyle w:val="1"/>
+        <w:pStyle w:val="28"/>
         <w:keepNext w:val="0"/>
         <w:keepLines w:val="0"/>
         <w:pageBreakBefore w:val="0"/>
@@ -5495,7 +5702,7 @@
           <w:lang w:val="en-US" w:eastAsia="zh-CN"/>
         </w:rPr>
       </w:pPr>
-      <w:bookmarkStart w:id="16" w:name="_Toc6202"/>
+      <w:bookmarkStart w:id="15" w:name="_Toc6202"/>
       <w:r>
         <w:rPr>
           <w:rFonts w:hint="eastAsia"/>
@@ -5503,22 +5710,23 @@
         </w:rPr>
         <w:t>考核指标</w:t>
       </w:r>
-      <w:bookmarkEnd w:id="16"/>
+      <w:bookmarkEnd w:id="15"/>
     </w:p>
     <w:tbl>
       <w:tblPr>
-        <w:tblStyle w:val="TableNormal"/>
+        <w:tblStyle w:val="20"/>
         <w:tblW w:w="7675" w:type="dxa"/>
         <w:tblInd w:w="96" w:type="dxa"/>
         <w:tblBorders>
-          <w:top w:val="nil"/>
-          <w:left w:val="nil"/>
-          <w:bottom w:val="nil"/>
-          <w:right w:val="nil"/>
-          <w:insideH w:val="nil"/>
-          <w:insideV w:val="nil"/>
+          <w:top w:val="none" w:color="auto" w:sz="0" w:space="0"/>
+          <w:left w:val="none" w:color="auto" w:sz="0" w:space="0"/>
+          <w:bottom w:val="none" w:color="auto" w:sz="0" w:space="0"/>
+          <w:right w:val="none" w:color="auto" w:sz="0" w:space="0"/>
+          <w:insideH w:val="none" w:color="auto" w:sz="0" w:space="0"/>
+          <w:insideV w:val="none" w:color="auto" w:sz="0" w:space="0"/>
         </w:tblBorders>
         <w:shd w:val="clear" w:color="auto" w:fill="auto"/>
+        <w:tblLayout w:type="autofit"/>
         <w:tblCellMar>
           <w:top w:w="0" w:type="dxa"/>
           <w:left w:w="108" w:type="dxa"/>
@@ -5534,15 +5742,13 @@
       </w:tblGrid>
       <w:tr>
         <w:tblPrEx>
-          <w:tblW w:w="7675" w:type="dxa"/>
-          <w:tblInd w:w="96" w:type="dxa"/>
           <w:tblBorders>
-            <w:top w:val="nil"/>
-            <w:left w:val="nil"/>
-            <w:bottom w:val="nil"/>
-            <w:right w:val="nil"/>
-            <w:insideH w:val="nil"/>
-            <w:insideV w:val="nil"/>
+            <w:top w:val="none" w:color="auto" w:sz="0" w:space="0"/>
+            <w:left w:val="none" w:color="auto" w:sz="0" w:space="0"/>
+            <w:bottom w:val="none" w:color="auto" w:sz="0" w:space="0"/>
+            <w:right w:val="none" w:color="auto" w:sz="0" w:space="0"/>
+            <w:insideH w:val="none" w:color="auto" w:sz="0" w:space="0"/>
+            <w:insideV w:val="none" w:color="auto" w:sz="0" w:space="0"/>
           </w:tblBorders>
           <w:shd w:val="clear" w:color="auto" w:fill="auto"/>
           <w:tblCellMar>
@@ -5553,16 +5759,16 @@
           </w:tblCellMar>
         </w:tblPrEx>
         <w:trPr>
-          <w:trHeight w:val="493"/>
+          <w:trHeight w:val="493" w:hRule="atLeast"/>
         </w:trPr>
         <w:tc>
           <w:tcPr>
             <w:tcW w:w="2227" w:type="dxa"/>
             <w:tcBorders>
-              <w:top w:val="single" w:sz="4" w:space="0" w:color="000000"/>
-              <w:left w:val="single" w:sz="4" w:space="0" w:color="000000"/>
-              <w:bottom w:val="single" w:sz="4" w:space="0" w:color="000000"/>
-              <w:right w:val="single" w:sz="4" w:space="0" w:color="000000"/>
+              <w:top w:val="single" w:color="000000" w:sz="4" w:space="0"/>
+              <w:left w:val="single" w:color="000000" w:sz="4" w:space="0"/>
+              <w:bottom w:val="single" w:color="000000" w:sz="4" w:space="0"/>
+              <w:right w:val="single" w:color="000000" w:sz="4" w:space="0"/>
             </w:tcBorders>
             <w:shd w:val="clear" w:color="auto" w:fill="C0C0C0"/>
             <w:vAlign w:val="center"/>
@@ -5576,7 +5782,7 @@
               <w:jc w:val="center"/>
               <w:textAlignment w:val="center"/>
               <w:rPr>
-                <w:rFonts w:ascii="楷体_GB2312" w:eastAsia="楷体_GB2312" w:hAnsi="宋体" w:cs="楷体_GB2312" w:hint="default"/>
+                <w:rFonts w:hint="default" w:ascii="楷体_GB2312" w:hAnsi="宋体" w:eastAsia="楷体_GB2312" w:cs="楷体_GB2312"/>
                 <w:b/>
                 <w:bCs/>
                 <w:i w:val="0"/>
@@ -5589,7 +5795,7 @@
             </w:pPr>
             <w:r>
               <w:rPr>
-                <w:rFonts w:ascii="楷体_GB2312" w:eastAsia="楷体_GB2312" w:hAnsi="宋体" w:cs="楷体_GB2312" w:hint="default"/>
+                <w:rFonts w:hint="default" w:ascii="楷体_GB2312" w:hAnsi="宋体" w:eastAsia="楷体_GB2312" w:cs="楷体_GB2312"/>
                 <w:b/>
                 <w:bCs/>
                 <w:i w:val="0"/>
@@ -5610,10 +5816,10 @@
           <w:tcPr>
             <w:tcW w:w="1092" w:type="dxa"/>
             <w:tcBorders>
-              <w:top w:val="single" w:sz="4" w:space="0" w:color="000000"/>
-              <w:left w:val="single" w:sz="4" w:space="0" w:color="000000"/>
-              <w:bottom w:val="single" w:sz="4" w:space="0" w:color="000000"/>
-              <w:right w:val="single" w:sz="4" w:space="0" w:color="000000"/>
+              <w:top w:val="single" w:color="000000" w:sz="4" w:space="0"/>
+              <w:left w:val="single" w:color="000000" w:sz="4" w:space="0"/>
+              <w:bottom w:val="single" w:color="000000" w:sz="4" w:space="0"/>
+              <w:right w:val="single" w:color="000000" w:sz="4" w:space="0"/>
             </w:tcBorders>
             <w:shd w:val="clear" w:color="auto" w:fill="C0C0C0"/>
             <w:vAlign w:val="center"/>
@@ -5627,7 +5833,7 @@
               <w:jc w:val="center"/>
               <w:textAlignment w:val="center"/>
               <w:rPr>
-                <w:rFonts w:ascii="楷体_GB2312" w:eastAsia="楷体_GB2312" w:hAnsi="宋体" w:cs="楷体_GB2312" w:hint="default"/>
+                <w:rFonts w:hint="default" w:ascii="楷体_GB2312" w:hAnsi="宋体" w:eastAsia="楷体_GB2312" w:cs="楷体_GB2312"/>
                 <w:b/>
                 <w:bCs/>
                 <w:i w:val="0"/>
@@ -5640,7 +5846,7 @@
             </w:pPr>
             <w:r>
               <w:rPr>
-                <w:rFonts w:ascii="楷体_GB2312" w:eastAsia="楷体_GB2312" w:hAnsi="宋体" w:cs="楷体_GB2312" w:hint="default"/>
+                <w:rFonts w:hint="default" w:ascii="楷体_GB2312" w:hAnsi="宋体" w:eastAsia="楷体_GB2312" w:cs="楷体_GB2312"/>
                 <w:b/>
                 <w:bCs/>
                 <w:i w:val="0"/>
@@ -5661,10 +5867,10 @@
           <w:tcPr>
             <w:tcW w:w="3300" w:type="dxa"/>
             <w:tcBorders>
-              <w:top w:val="single" w:sz="4" w:space="0" w:color="000000"/>
-              <w:left w:val="single" w:sz="4" w:space="0" w:color="000000"/>
-              <w:bottom w:val="single" w:sz="4" w:space="0" w:color="000000"/>
-              <w:right w:val="single" w:sz="4" w:space="0" w:color="000000"/>
+              <w:top w:val="single" w:color="000000" w:sz="4" w:space="0"/>
+              <w:left w:val="single" w:color="000000" w:sz="4" w:space="0"/>
+              <w:bottom w:val="single" w:color="000000" w:sz="4" w:space="0"/>
+              <w:right w:val="single" w:color="000000" w:sz="4" w:space="0"/>
             </w:tcBorders>
             <w:shd w:val="clear" w:color="auto" w:fill="C0C0C0"/>
             <w:vAlign w:val="center"/>
@@ -5678,7 +5884,7 @@
               <w:jc w:val="center"/>
               <w:textAlignment w:val="center"/>
               <w:rPr>
-                <w:rFonts w:ascii="楷体_GB2312" w:eastAsia="楷体_GB2312" w:hAnsi="宋体" w:cs="楷体_GB2312" w:hint="default"/>
+                <w:rFonts w:hint="default" w:ascii="楷体_GB2312" w:hAnsi="宋体" w:eastAsia="楷体_GB2312" w:cs="楷体_GB2312"/>
                 <w:b/>
                 <w:bCs/>
                 <w:i w:val="0"/>
@@ -5691,7 +5897,7 @@
             </w:pPr>
             <w:r>
               <w:rPr>
-                <w:rFonts w:ascii="楷体_GB2312" w:eastAsia="楷体_GB2312" w:hAnsi="宋体" w:cs="楷体_GB2312" w:hint="default"/>
+                <w:rFonts w:hint="default" w:ascii="楷体_GB2312" w:hAnsi="宋体" w:eastAsia="楷体_GB2312" w:cs="楷体_GB2312"/>
                 <w:b/>
                 <w:bCs/>
                 <w:i w:val="0"/>
@@ -5712,10 +5918,10 @@
           <w:tcPr>
             <w:tcW w:w="1056" w:type="dxa"/>
             <w:tcBorders>
-              <w:top w:val="single" w:sz="4" w:space="0" w:color="000000"/>
-              <w:left w:val="single" w:sz="4" w:space="0" w:color="000000"/>
-              <w:bottom w:val="single" w:sz="4" w:space="0" w:color="000000"/>
-              <w:right w:val="single" w:sz="4" w:space="0" w:color="000000"/>
+              <w:top w:val="single" w:color="000000" w:sz="4" w:space="0"/>
+              <w:left w:val="single" w:color="000000" w:sz="4" w:space="0"/>
+              <w:bottom w:val="single" w:color="000000" w:sz="4" w:space="0"/>
+              <w:right w:val="single" w:color="000000" w:sz="4" w:space="0"/>
             </w:tcBorders>
             <w:shd w:val="clear" w:color="auto" w:fill="C0C0C0"/>
             <w:vAlign w:val="center"/>
@@ -5729,7 +5935,7 @@
               <w:jc w:val="center"/>
               <w:textAlignment w:val="center"/>
               <w:rPr>
-                <w:rFonts w:ascii="楷体_GB2312" w:eastAsia="楷体_GB2312" w:hAnsi="宋体" w:cs="楷体_GB2312" w:hint="default"/>
+                <w:rFonts w:hint="default" w:ascii="楷体_GB2312" w:hAnsi="宋体" w:eastAsia="楷体_GB2312" w:cs="楷体_GB2312"/>
                 <w:b/>
                 <w:bCs/>
                 <w:i w:val="0"/>
@@ -5742,7 +5948,7 @@
             </w:pPr>
             <w:r>
               <w:rPr>
-                <w:rFonts w:ascii="楷体_GB2312" w:eastAsia="楷体_GB2312" w:hAnsi="宋体" w:cs="楷体_GB2312" w:hint="default"/>
+                <w:rFonts w:hint="default" w:ascii="楷体_GB2312" w:hAnsi="宋体" w:eastAsia="楷体_GB2312" w:cs="楷体_GB2312"/>
                 <w:b/>
                 <w:bCs/>
                 <w:i w:val="0"/>
@@ -5762,9 +5968,14 @@
       </w:tr>
       <w:tr>
         <w:tblPrEx>
-          <w:tblW w:w="7675" w:type="dxa"/>
-          <w:tblInd w:w="96" w:type="dxa"/>
-          <w:shd w:val="clear" w:color="auto" w:fill="auto"/>
+          <w:tblBorders>
+            <w:top w:val="none" w:color="auto" w:sz="0" w:space="0"/>
+            <w:left w:val="none" w:color="auto" w:sz="0" w:space="0"/>
+            <w:bottom w:val="none" w:color="auto" w:sz="0" w:space="0"/>
+            <w:right w:val="none" w:color="auto" w:sz="0" w:space="0"/>
+            <w:insideH w:val="none" w:color="auto" w:sz="0" w:space="0"/>
+            <w:insideV w:val="none" w:color="auto" w:sz="0" w:space="0"/>
+          </w:tblBorders>
           <w:tblCellMar>
             <w:top w:w="0" w:type="dxa"/>
             <w:left w:w="108" w:type="dxa"/>
@@ -5773,16 +5984,16 @@
           </w:tblCellMar>
         </w:tblPrEx>
         <w:trPr>
-          <w:trHeight w:val="493"/>
+          <w:trHeight w:val="493" w:hRule="atLeast"/>
         </w:trPr>
         <w:tc>
           <w:tcPr>
             <w:tcW w:w="2227" w:type="dxa"/>
             <w:tcBorders>
-              <w:top w:val="single" w:sz="4" w:space="0" w:color="000000"/>
-              <w:left w:val="single" w:sz="4" w:space="0" w:color="000000"/>
-              <w:bottom w:val="single" w:sz="4" w:space="0" w:color="000000"/>
-              <w:right w:val="single" w:sz="4" w:space="0" w:color="000000"/>
+              <w:top w:val="single" w:color="000000" w:sz="4" w:space="0"/>
+              <w:left w:val="single" w:color="000000" w:sz="4" w:space="0"/>
+              <w:bottom w:val="single" w:color="000000" w:sz="4" w:space="0"/>
+              <w:right w:val="single" w:color="000000" w:sz="4" w:space="0"/>
             </w:tcBorders>
             <w:shd w:val="clear" w:color="auto" w:fill="auto"/>
             <w:vAlign w:val="center"/>
@@ -5796,7 +6007,7 @@
               <w:jc w:val="left"/>
               <w:textAlignment w:val="center"/>
               <w:rPr>
-                <w:rFonts w:ascii="楷体_GB2312" w:eastAsia="楷体_GB2312" w:hAnsi="宋体" w:cs="楷体_GB2312" w:hint="default"/>
+                <w:rFonts w:hint="default" w:ascii="楷体_GB2312" w:hAnsi="宋体" w:eastAsia="楷体_GB2312" w:cs="楷体_GB2312"/>
                 <w:b/>
                 <w:bCs/>
                 <w:i w:val="0"/>
@@ -5812,7 +6023,7 @@
             </w:pPr>
             <w:r>
               <w:rPr>
-                <w:rFonts w:ascii="宋体" w:eastAsia="宋体" w:hAnsi="宋体" w:cs="宋体" w:hint="eastAsia"/>
+                <w:rFonts w:hint="eastAsia" w:ascii="宋体" w:hAnsi="宋体" w:eastAsia="宋体" w:cs="宋体"/>
                 <w:i w:val="0"/>
                 <w:iCs w:val="0"/>
                 <w:snapToGrid w:val="0"/>
@@ -5831,10 +6042,10 @@
           <w:tcPr>
             <w:tcW w:w="1092" w:type="dxa"/>
             <w:tcBorders>
-              <w:top w:val="single" w:sz="4" w:space="0" w:color="000000"/>
-              <w:left w:val="single" w:sz="4" w:space="0" w:color="000000"/>
-              <w:bottom w:val="single" w:sz="4" w:space="0" w:color="000000"/>
-              <w:right w:val="single" w:sz="4" w:space="0" w:color="000000"/>
+              <w:top w:val="single" w:color="000000" w:sz="4" w:space="0"/>
+              <w:left w:val="single" w:color="000000" w:sz="4" w:space="0"/>
+              <w:bottom w:val="single" w:color="000000" w:sz="4" w:space="0"/>
+              <w:right w:val="single" w:color="000000" w:sz="4" w:space="0"/>
             </w:tcBorders>
             <w:shd w:val="clear" w:color="auto" w:fill="auto"/>
             <w:vAlign w:val="center"/>
@@ -5848,7 +6059,7 @@
               <w:jc w:val="left"/>
               <w:textAlignment w:val="center"/>
               <w:rPr>
-                <w:rFonts w:ascii="楷体_GB2312" w:eastAsia="楷体_GB2312" w:hAnsi="宋体" w:cs="楷体_GB2312" w:hint="default"/>
+                <w:rFonts w:hint="default" w:ascii="楷体_GB2312" w:hAnsi="宋体" w:eastAsia="楷体_GB2312" w:cs="楷体_GB2312"/>
                 <w:b/>
                 <w:bCs/>
                 <w:i w:val="0"/>
@@ -5864,7 +6075,7 @@
             </w:pPr>
             <w:r>
               <w:rPr>
-                <w:rFonts w:ascii="宋体" w:eastAsia="宋体" w:hAnsi="宋体" w:cs="宋体" w:hint="eastAsia"/>
+                <w:rFonts w:hint="eastAsia" w:ascii="宋体" w:hAnsi="宋体" w:eastAsia="宋体" w:cs="宋体"/>
                 <w:i w:val="0"/>
                 <w:iCs w:val="0"/>
                 <w:snapToGrid w:val="0"/>
@@ -5883,10 +6094,10 @@
           <w:tcPr>
             <w:tcW w:w="3300" w:type="dxa"/>
             <w:tcBorders>
-              <w:top w:val="single" w:sz="4" w:space="0" w:color="000000"/>
-              <w:left w:val="single" w:sz="4" w:space="0" w:color="000000"/>
-              <w:bottom w:val="single" w:sz="4" w:space="0" w:color="000000"/>
-              <w:right w:val="single" w:sz="4" w:space="0" w:color="000000"/>
+              <w:top w:val="single" w:color="000000" w:sz="4" w:space="0"/>
+              <w:left w:val="single" w:color="000000" w:sz="4" w:space="0"/>
+              <w:bottom w:val="single" w:color="000000" w:sz="4" w:space="0"/>
+              <w:right w:val="single" w:color="000000" w:sz="4" w:space="0"/>
             </w:tcBorders>
             <w:shd w:val="clear" w:color="auto" w:fill="auto"/>
             <w:vAlign w:val="center"/>
@@ -5900,7 +6111,7 @@
               <w:jc w:val="left"/>
               <w:textAlignment w:val="center"/>
               <w:rPr>
-                <w:rFonts w:ascii="楷体_GB2312" w:eastAsia="楷体_GB2312" w:hAnsi="宋体" w:cs="楷体_GB2312" w:hint="default"/>
+                <w:rFonts w:hint="default" w:ascii="楷体_GB2312" w:hAnsi="宋体" w:eastAsia="楷体_GB2312" w:cs="楷体_GB2312"/>
                 <w:b/>
                 <w:bCs/>
                 <w:i w:val="0"/>
@@ -5916,7 +6127,7 @@
             </w:pPr>
             <w:r>
               <w:rPr>
-                <w:rFonts w:ascii="宋体" w:eastAsia="宋体" w:hAnsi="宋体" w:cs="宋体" w:hint="eastAsia"/>
+                <w:rFonts w:hint="eastAsia" w:ascii="宋体" w:hAnsi="宋体" w:eastAsia="宋体" w:cs="宋体"/>
                 <w:i w:val="0"/>
                 <w:iCs w:val="0"/>
                 <w:snapToGrid w:val="0"/>
@@ -5935,10 +6146,10 @@
           <w:tcPr>
             <w:tcW w:w="1056" w:type="dxa"/>
             <w:tcBorders>
-              <w:top w:val="single" w:sz="4" w:space="0" w:color="000000"/>
-              <w:left w:val="single" w:sz="4" w:space="0" w:color="000000"/>
-              <w:bottom w:val="single" w:sz="4" w:space="0" w:color="000000"/>
-              <w:right w:val="single" w:sz="4" w:space="0" w:color="000000"/>
+              <w:top w:val="single" w:color="000000" w:sz="4" w:space="0"/>
+              <w:left w:val="single" w:color="000000" w:sz="4" w:space="0"/>
+              <w:bottom w:val="single" w:color="000000" w:sz="4" w:space="0"/>
+              <w:right w:val="single" w:color="000000" w:sz="4" w:space="0"/>
             </w:tcBorders>
             <w:shd w:val="clear" w:color="auto" w:fill="auto"/>
             <w:vAlign w:val="center"/>
@@ -5952,7 +6163,7 @@
               <w:jc w:val="left"/>
               <w:textAlignment w:val="center"/>
               <w:rPr>
-                <w:rFonts w:ascii="楷体_GB2312" w:eastAsia="楷体_GB2312" w:hAnsi="宋体" w:cs="楷体_GB2312" w:hint="default"/>
+                <w:rFonts w:hint="default" w:ascii="楷体_GB2312" w:hAnsi="宋体" w:eastAsia="楷体_GB2312" w:cs="楷体_GB2312"/>
                 <w:b/>
                 <w:bCs/>
                 <w:i w:val="0"/>
@@ -5968,7 +6179,7 @@
             </w:pPr>
             <w:r>
               <w:rPr>
-                <w:rFonts w:ascii="宋体" w:eastAsia="宋体" w:hAnsi="宋体" w:cs="宋体" w:hint="eastAsia"/>
+                <w:rFonts w:hint="eastAsia" w:ascii="宋体" w:hAnsi="宋体" w:eastAsia="宋体" w:cs="宋体"/>
                 <w:i w:val="0"/>
                 <w:iCs w:val="0"/>
                 <w:snapToGrid w:val="0"/>
@@ -5987,14 +6198,14 @@
     </w:tbl>
     <w:p>
       <w:pPr>
-        <w:pStyle w:val="1"/>
+        <w:pStyle w:val="28"/>
         <w:bidi w:val="0"/>
         <w:rPr>
           <w:rFonts w:hint="default"/>
           <w:lang w:val="en-US" w:eastAsia="zh-CN"/>
         </w:rPr>
       </w:pPr>
-      <w:bookmarkStart w:id="17" w:name="_Toc8386"/>
+      <w:bookmarkStart w:id="16" w:name="_Toc8386"/>
       <w:r>
         <w:rPr>
           <w:rFonts w:hint="default"/>
@@ -6002,11 +6213,11 @@
         </w:rPr>
         <w:t>附则</w:t>
       </w:r>
-      <w:bookmarkEnd w:id="17"/>
+      <w:bookmarkEnd w:id="16"/>
     </w:p>
     <w:p>
       <w:pPr>
-        <w:pStyle w:val="a1"/>
+        <w:pStyle w:val="29"/>
         <w:keepNext w:val="0"/>
         <w:keepLines w:val="0"/>
         <w:pageBreakBefore w:val="0"/>
@@ -6035,7 +6246,7 @@
     </w:p>
     <w:p>
       <w:pPr>
-        <w:pStyle w:val="a1"/>
+        <w:pStyle w:val="29"/>
         <w:keepNext w:val="0"/>
         <w:keepLines w:val="0"/>
         <w:pageBreakBefore w:val="0"/>
@@ -6064,7 +6275,7 @@
     </w:p>
     <w:p>
       <w:pPr>
-        <w:pStyle w:val="a1"/>
+        <w:pStyle w:val="29"/>
         <w:keepNext w:val="0"/>
         <w:keepLines w:val="0"/>
         <w:pageBreakBefore w:val="0"/>
@@ -6093,7 +6304,7 @@
     </w:p>
     <w:p>
       <w:pPr>
-        <w:pStyle w:val="a1"/>
+        <w:pStyle w:val="29"/>
         <w:keepNext w:val="0"/>
         <w:keepLines w:val="0"/>
         <w:pageBreakBefore w:val="0"/>
@@ -6114,23 +6325,73 @@
       </w:pPr>
     </w:p>
     <w:sectPr>
-      <w:headerReference w:type="default" r:id="rId7"/>
+      <w:headerReference r:id="rId5" w:type="default"/>
       <w:pgSz w:w="11906" w:h="16838"/>
       <w:pgMar w:top="1417" w:right="1800" w:bottom="1440" w:left="1800" w:header="1140" w:footer="992" w:gutter="0"/>
-      <w:cols w:num="1" w:space="425"/>
+      <w:cols w:space="425" w:num="1"/>
       <w:docGrid w:type="lines" w:linePitch="312" w:charSpace="0"/>
     </w:sectPr>
   </w:body>
 </w:document>
 </file>
 
+<file path=word/endnotes.xml><?xml version="1.0" encoding="utf-8"?>
+<w:endnotes xmlns:wpc="http://schemas.microsoft.com/office/word/2010/wordprocessingCanvas" xmlns:mc="http://schemas.openxmlformats.org/markup-compatibility/2006" xmlns:o="urn:schemas-microsoft-com:office:office" xmlns:r="http://schemas.openxmlformats.org/officeDocument/2006/relationships" xmlns:m="http://schemas.openxmlformats.org/officeDocument/2006/math" xmlns:v="urn:schemas-microsoft-com:vml" xmlns:wp14="http://schemas.microsoft.com/office/word/2010/wordprocessingDrawing" xmlns:wp="http://schemas.openxmlformats.org/drawingml/2006/wordprocessingDrawing" xmlns:w="http://schemas.openxmlformats.org/wordprocessingml/2006/main" xmlns:w14="http://schemas.microsoft.com/office/word/2010/wordml" xmlns:w15="http://schemas.microsoft.com/office/word/2012/wordml" xmlns:w10="urn:schemas-microsoft-com:office:word" xmlns:wpg="http://schemas.microsoft.com/office/word/2010/wordprocessingGroup" xmlns:wpi="http://schemas.microsoft.com/office/word/2010/wordprocessingInk" xmlns:wne="http://schemas.microsoft.com/office/word/2006/wordml" xmlns:wps="http://schemas.microsoft.com/office/word/2010/wordprocessingShape" xmlns:wpsCustomData="http://www.wps.cn/officeDocument/2013/wpsCustomData" mc:Ignorable="w14 w15 wp14">
+  <w:endnote w:type="separator" w:id="0">
+    <w:p>
+      <w:pPr>
+        <w:spacing w:line="240" w:lineRule="auto"/>
+      </w:pPr>
+      <w:r>
+        <w:separator/>
+      </w:r>
+    </w:p>
+  </w:endnote>
+  <w:endnote w:type="continuationSeparator" w:id="1">
+    <w:p>
+      <w:pPr>
+        <w:spacing w:line="240" w:lineRule="auto"/>
+      </w:pPr>
+      <w:r>
+        <w:continuationSeparator/>
+      </w:r>
+    </w:p>
+  </w:endnote>
+</w:endnotes>
+</file>
+
+<file path=word/footnotes.xml><?xml version="1.0" encoding="utf-8"?>
+<w:footnotes xmlns:wpc="http://schemas.microsoft.com/office/word/2010/wordprocessingCanvas" xmlns:mc="http://schemas.openxmlformats.org/markup-compatibility/2006" xmlns:o="urn:schemas-microsoft-com:office:office" xmlns:r="http://schemas.openxmlformats.org/officeDocument/2006/relationships" xmlns:m="http://schemas.openxmlformats.org/officeDocument/2006/math" xmlns:v="urn:schemas-microsoft-com:vml" xmlns:wp14="http://schemas.microsoft.com/office/word/2010/wordprocessingDrawing" xmlns:wp="http://schemas.openxmlformats.org/drawingml/2006/wordprocessingDrawing" xmlns:w="http://schemas.openxmlformats.org/wordprocessingml/2006/main" xmlns:w14="http://schemas.microsoft.com/office/word/2010/wordml" xmlns:w15="http://schemas.microsoft.com/office/word/2012/wordml" xmlns:w10="urn:schemas-microsoft-com:office:word" xmlns:wpg="http://schemas.microsoft.com/office/word/2010/wordprocessingGroup" xmlns:wpi="http://schemas.microsoft.com/office/word/2010/wordprocessingInk" xmlns:wne="http://schemas.microsoft.com/office/word/2006/wordml" xmlns:wps="http://schemas.microsoft.com/office/word/2010/wordprocessingShape" xmlns:wpsCustomData="http://www.wps.cn/officeDocument/2013/wpsCustomData" mc:Ignorable="w14 w15 wp14">
+  <w:footnote w:type="separator" w:id="0">
+    <w:p>
+      <w:pPr>
+        <w:spacing w:line="360" w:lineRule="auto"/>
+      </w:pPr>
+      <w:r>
+        <w:separator/>
+      </w:r>
+    </w:p>
+  </w:footnote>
+  <w:footnote w:type="continuationSeparator" w:id="1">
+    <w:p>
+      <w:pPr>
+        <w:spacing w:line="360" w:lineRule="auto"/>
+      </w:pPr>
+      <w:r>
+        <w:continuationSeparator/>
+      </w:r>
+    </w:p>
+  </w:footnote>
+</w:footnotes>
+</file>
+
 <file path=word/header1.xml><?xml version="1.0" encoding="utf-8"?>
-<w:hdr xmlns:wpc="http://schemas.microsoft.com/office/word/2010/wordprocessingCanvas" xmlns:mc="http://schemas.openxmlformats.org/markup-compatibility/2006" xmlns:o="urn:schemas-microsoft-com:office:office" xmlns:r="http://schemas.openxmlformats.org/officeDocument/2006/relationships" xmlns:m="http://schemas.openxmlformats.org/officeDocument/2006/math" xmlns:v="urn:schemas-microsoft-com:vml" xmlns:wp14="http://schemas.microsoft.com/office/word/2010/wordprocessingDrawing" xmlns:wp="http://schemas.openxmlformats.org/drawingml/2006/wordprocessingDrawing" xmlns:w10="urn:schemas-microsoft-com:office:word" xmlns:w="http://schemas.openxmlformats.org/wordprocessingml/2006/main" xmlns:w14="http://schemas.microsoft.com/office/word/2010/wordml" xmlns:w15="http://schemas.microsoft.com/office/word/2012/wordml" xmlns:wne="http://schemas.microsoft.com/office/word/2006/wordml" xmlns:wpg="http://schemas.microsoft.com/office/word/2010/wordprocessingGroup" xmlns:wpi="http://schemas.microsoft.com/office/word/2010/wordprocessingInk" xmlns:wps="http://schemas.microsoft.com/office/word/2010/wordprocessingShape" mc:Ignorable="w14 w15 wp14">
+<w:hdr xmlns:wpc="http://schemas.microsoft.com/office/word/2010/wordprocessingCanvas" xmlns:mc="http://schemas.openxmlformats.org/markup-compatibility/2006" xmlns:o="urn:schemas-microsoft-com:office:office" xmlns:r="http://schemas.openxmlformats.org/officeDocument/2006/relationships" xmlns:m="http://schemas.openxmlformats.org/officeDocument/2006/math" xmlns:v="urn:schemas-microsoft-com:vml" xmlns:wp14="http://schemas.microsoft.com/office/word/2010/wordprocessingDrawing" xmlns:wp="http://schemas.openxmlformats.org/drawingml/2006/wordprocessingDrawing" xmlns:w10="urn:schemas-microsoft-com:office:word" xmlns:w="http://schemas.openxmlformats.org/wordprocessingml/2006/main" xmlns:w14="http://schemas.microsoft.com/office/word/2010/wordml" xmlns:w15="http://schemas.microsoft.com/office/word/2012/wordml" xmlns:wpg="http://schemas.microsoft.com/office/word/2010/wordprocessingGroup" xmlns:wpi="http://schemas.microsoft.com/office/word/2010/wordprocessingInk" xmlns:wne="http://schemas.microsoft.com/office/word/2006/wordml" xmlns:wps="http://schemas.microsoft.com/office/word/2010/wordprocessingShape" xmlns:wpsCustomData="http://www.wps.cn/officeDocument/2013/wpsCustomData" mc:Ignorable="w14 w15 wp14">
   <w:p>
     <w:pPr>
-      <w:pStyle w:val="Header"/>
+      <w:pStyle w:val="15"/>
       <w:pBdr>
-        <w:bottom w:val="single" w:sz="4" w:space="1" w:color="auto"/>
+        <w:bottom w:val="single" w:color="auto" w:sz="4" w:space="1"/>
       </w:pBdr>
       <w:tabs>
         <w:tab w:val="left" w:pos="335"/>
@@ -6138,27 +6399,27 @@
       </w:tabs>
       <w:jc w:val="right"/>
       <w:rPr>
-        <w:rFonts w:eastAsiaTheme="minorEastAsia" w:hint="eastAsia"/>
+        <w:rFonts w:hint="eastAsia" w:eastAsiaTheme="minorEastAsia"/>
         <w:lang w:eastAsia="zh-CN"/>
       </w:rPr>
     </w:pPr>
     <w:r>
       <w:rPr>
-        <w:rFonts w:eastAsiaTheme="minorEastAsia" w:hint="eastAsia"/>
+        <w:rFonts w:hint="eastAsia" w:eastAsiaTheme="minorEastAsia"/>
         <w:lang w:val="en-US" w:eastAsia="zh-CN"/>
       </w:rPr>
       <w:tab/>
     </w:r>
     <w:r>
       <w:rPr>
-        <w:rFonts w:eastAsiaTheme="minorEastAsia" w:hint="eastAsia"/>
+        <w:rFonts w:hint="eastAsia" w:eastAsiaTheme="minorEastAsia"/>
         <w:lang w:val="en-US" w:eastAsia="zh-CN"/>
       </w:rPr>
       <w:tab/>
     </w:r>
     <w:r>
       <w:rPr>
-        <w:rFonts w:eastAsiaTheme="minorEastAsia" w:hint="eastAsia"/>
+        <w:rFonts w:hint="eastAsia" w:eastAsiaTheme="minorEastAsia"/>
         <w:lang w:val="en-US" w:eastAsia="zh-CN"/>
       </w:rPr>
       <w:t>桐乡华数广电网络有限公司</w:t>
@@ -6168,15 +6429,15 @@
 </file>
 
 <file path=word/numbering.xml><?xml version="1.0" encoding="utf-8"?>
-<w:numbering xmlns:wpc="http://schemas.microsoft.com/office/word/2010/wordprocessingCanvas" xmlns:mc="http://schemas.openxmlformats.org/markup-compatibility/2006" xmlns:o="urn:schemas-microsoft-com:office:office" xmlns:r="http://schemas.openxmlformats.org/officeDocument/2006/relationships" xmlns:m="http://schemas.openxmlformats.org/officeDocument/2006/math" xmlns:v="urn:schemas-microsoft-com:vml" xmlns:wp14="http://schemas.microsoft.com/office/word/2010/wordprocessingDrawing" xmlns:wp="http://schemas.openxmlformats.org/drawingml/2006/wordprocessingDrawing" xmlns:w10="urn:schemas-microsoft-com:office:word" xmlns:w="http://schemas.openxmlformats.org/wordprocessingml/2006/main" xmlns:w14="http://schemas.microsoft.com/office/word/2010/wordml" xmlns:w15="http://schemas.microsoft.com/office/word/2012/wordml" xmlns:wne="http://schemas.microsoft.com/office/word/2006/wordml" xmlns:wpg="http://schemas.microsoft.com/office/word/2010/wordprocessingGroup" xmlns:wpi="http://schemas.microsoft.com/office/word/2010/wordprocessingInk" xmlns:wps="http://schemas.microsoft.com/office/word/2010/wordprocessingShape" mc:Ignorable="w14 w15 wp14">
+<w:numbering xmlns:wpc="http://schemas.microsoft.com/office/word/2010/wordprocessingCanvas" xmlns:mc="http://schemas.openxmlformats.org/markup-compatibility/2006" xmlns:o="urn:schemas-microsoft-com:office:office" xmlns:r="http://schemas.openxmlformats.org/officeDocument/2006/relationships" xmlns:m="http://schemas.openxmlformats.org/officeDocument/2006/math" xmlns:v="urn:schemas-microsoft-com:vml" xmlns:wp14="http://schemas.microsoft.com/office/word/2010/wordprocessingDrawing" xmlns:wp="http://schemas.openxmlformats.org/drawingml/2006/wordprocessingDrawing" xmlns:w10="urn:schemas-microsoft-com:office:word" xmlns:w="http://schemas.openxmlformats.org/wordprocessingml/2006/main" xmlns:w14="http://schemas.microsoft.com/office/word/2010/wordml" xmlns:wpg="http://schemas.microsoft.com/office/word/2010/wordprocessingGroup" xmlns:wpi="http://schemas.microsoft.com/office/word/2010/wordprocessingInk" xmlns:wne="http://schemas.microsoft.com/office/word/2006/wordml" xmlns:wps="http://schemas.microsoft.com/office/word/2010/wordprocessingShape" xmlns:wpsCustomData="http://www.wps.cn/officeDocument/2013/wpsCustomData" mc:Ignorable="w14 wp14">
   <w:abstractNum w:abstractNumId="0">
     <w:nsid w:val="8E964DCE"/>
     <w:multiLevelType w:val="multilevel"/>
     <w:tmpl w:val="8E964DCE"/>
-    <w:lvl w:ilvl="0">
+    <w:lvl w:ilvl="0" w:tentative="0">
       <w:start w:val="1"/>
       <w:numFmt w:val="decimal"/>
-      <w:pStyle w:val="Heading1"/>
+      <w:pStyle w:val="2"/>
       <w:lvlText w:val="%1."/>
       <w:lvlJc w:val="left"/>
       <w:pPr>
@@ -6186,10 +6447,10 @@
         <w:rFonts w:hint="default"/>
       </w:rPr>
     </w:lvl>
-    <w:lvl w:ilvl="1">
+    <w:lvl w:ilvl="1" w:tentative="0">
       <w:start w:val="1"/>
       <w:numFmt w:val="decimal"/>
-      <w:pStyle w:val="Heading2"/>
+      <w:pStyle w:val="3"/>
       <w:lvlText w:val="%1.%2."/>
       <w:lvlJc w:val="left"/>
       <w:pPr>
@@ -6199,10 +6460,10 @@
         <w:rFonts w:hint="default"/>
       </w:rPr>
     </w:lvl>
-    <w:lvl w:ilvl="2">
+    <w:lvl w:ilvl="2" w:tentative="0">
       <w:start w:val="1"/>
       <w:numFmt w:val="decimal"/>
-      <w:pStyle w:val="Heading3"/>
+      <w:pStyle w:val="4"/>
       <w:lvlText w:val="%1.%2.%3."/>
       <w:lvlJc w:val="left"/>
       <w:pPr>
@@ -6212,10 +6473,10 @@
         <w:rFonts w:hint="default"/>
       </w:rPr>
     </w:lvl>
-    <w:lvl w:ilvl="3">
+    <w:lvl w:ilvl="3" w:tentative="0">
       <w:start w:val="1"/>
       <w:numFmt w:val="decimal"/>
-      <w:pStyle w:val="Heading4"/>
+      <w:pStyle w:val="5"/>
       <w:lvlText w:val="%1.%2.%3.%4."/>
       <w:lvlJc w:val="left"/>
       <w:pPr>
@@ -6225,10 +6486,10 @@
         <w:rFonts w:hint="default"/>
       </w:rPr>
     </w:lvl>
-    <w:lvl w:ilvl="4">
+    <w:lvl w:ilvl="4" w:tentative="0">
       <w:start w:val="1"/>
       <w:numFmt w:val="decimal"/>
-      <w:pStyle w:val="Heading5"/>
+      <w:pStyle w:val="6"/>
       <w:lvlText w:val="%1.%2.%3.%4.%5."/>
       <w:lvlJc w:val="left"/>
       <w:pPr>
@@ -6238,10 +6499,10 @@
         <w:rFonts w:hint="default"/>
       </w:rPr>
     </w:lvl>
-    <w:lvl w:ilvl="5">
+    <w:lvl w:ilvl="5" w:tentative="0">
       <w:start w:val="1"/>
       <w:numFmt w:val="decimal"/>
-      <w:pStyle w:val="Heading6"/>
+      <w:pStyle w:val="7"/>
       <w:lvlText w:val="%1.%2.%3.%4.%5.%6."/>
       <w:lvlJc w:val="left"/>
       <w:pPr>
@@ -6251,10 +6512,10 @@
         <w:rFonts w:hint="default"/>
       </w:rPr>
     </w:lvl>
-    <w:lvl w:ilvl="6">
+    <w:lvl w:ilvl="6" w:tentative="0">
       <w:start w:val="1"/>
       <w:numFmt w:val="decimal"/>
-      <w:pStyle w:val="Heading7"/>
+      <w:pStyle w:val="8"/>
       <w:lvlText w:val="%1.%2.%3.%4.%5.%6.%7."/>
       <w:lvlJc w:val="left"/>
       <w:pPr>
@@ -6264,10 +6525,10 @@
         <w:rFonts w:hint="default"/>
       </w:rPr>
     </w:lvl>
-    <w:lvl w:ilvl="7">
+    <w:lvl w:ilvl="7" w:tentative="0">
       <w:start w:val="1"/>
       <w:numFmt w:val="decimal"/>
-      <w:pStyle w:val="Heading8"/>
+      <w:pStyle w:val="9"/>
       <w:lvlText w:val="%1.%2.%3.%4.%5.%6.%7.%8."/>
       <w:lvlJc w:val="left"/>
       <w:pPr>
@@ -6277,10 +6538,10 @@
         <w:rFonts w:hint="default"/>
       </w:rPr>
     </w:lvl>
-    <w:lvl w:ilvl="8">
+    <w:lvl w:ilvl="8" w:tentative="0">
       <w:start w:val="1"/>
       <w:numFmt w:val="decimal"/>
-      <w:pStyle w:val="Heading9"/>
+      <w:pStyle w:val="10"/>
       <w:lvlText w:val="%1.%2.%3.%4.%5.%6.%7.%8.%9."/>
       <w:lvlJc w:val="left"/>
       <w:pPr>
@@ -6295,7 +6556,7 @@
     <w:nsid w:val="9A19CC06"/>
     <w:multiLevelType w:val="singleLevel"/>
     <w:tmpl w:val="9A19CC06"/>
-    <w:lvl w:ilvl="0">
+    <w:lvl w:ilvl="0" w:tentative="0">
       <w:start w:val="1"/>
       <w:numFmt w:val="decimal"/>
       <w:lvlText w:val="%1."/>
@@ -6312,7 +6573,7 @@
     <w:nsid w:val="A10A99EF"/>
     <w:multiLevelType w:val="singleLevel"/>
     <w:tmpl w:val="A10A99EF"/>
-    <w:lvl w:ilvl="0">
+    <w:lvl w:ilvl="0" w:tentative="0">
       <w:start w:val="1"/>
       <w:numFmt w:val="decimal"/>
       <w:lvlText w:val="%1."/>
@@ -6338,267 +6599,269 @@
 </file>
 
 <file path=word/styles.xml><?xml version="1.0" encoding="utf-8"?>
-<w:styles xmlns:mc="http://schemas.openxmlformats.org/markup-compatibility/2006" xmlns:r="http://schemas.openxmlformats.org/officeDocument/2006/relationships" xmlns:w="http://schemas.openxmlformats.org/wordprocessingml/2006/main" xmlns:w14="http://schemas.microsoft.com/office/word/2010/wordml" xmlns:w15="http://schemas.microsoft.com/office/word/2012/wordml" mc:Ignorable="w14 w15">
+<w:styles xmlns:mc="http://schemas.openxmlformats.org/markup-compatibility/2006" xmlns:o="urn:schemas-microsoft-com:office:office" xmlns:r="http://schemas.openxmlformats.org/officeDocument/2006/relationships" xmlns:m="http://schemas.openxmlformats.org/officeDocument/2006/math" xmlns:v="urn:schemas-microsoft-com:vml" xmlns:w="http://schemas.openxmlformats.org/wordprocessingml/2006/main" xmlns:w14="http://schemas.microsoft.com/office/word/2010/wordml" xmlns:w10="urn:schemas-microsoft-com:office:word" xmlns:sl="http://schemas.openxmlformats.org/schemaLibrary/2006/main" xmlns:wpsCustomData="http://www.wps.cn/officeDocument/2013/wpsCustomData" mc:Ignorable="w14">
   <w:docDefaults>
     <w:rPrDefault>
       <w:rPr>
-        <w:rFonts w:ascii="Times New Roman" w:eastAsia="宋体" w:hAnsi="Times New Roman" w:cs="Times New Roman"/>
+        <w:rFonts w:ascii="Times New Roman" w:hAnsi="Times New Roman" w:eastAsia="宋体" w:cs="Times New Roman"/>
       </w:rPr>
     </w:rPrDefault>
     <w:pPrDefault/>
   </w:docDefaults>
-  <w:latentStyles w:defLockedState="0" w:defUIPriority="99" w:defSemiHidden="1" w:defUnhideWhenUsed="1" w:defQFormat="0" w:count="260">
-    <w:lsdException w:name="Normal" w:semiHidden="0" w:uiPriority="0" w:unhideWhenUsed="0" w:qFormat="1"/>
-    <w:lsdException w:name="heading 1" w:semiHidden="0" w:uiPriority="0" w:unhideWhenUsed="0" w:qFormat="1"/>
-    <w:lsdException w:name="heading 2" w:semiHidden="0" w:uiPriority="0" w:qFormat="1"/>
-    <w:lsdException w:name="heading 3" w:uiPriority="0" w:qFormat="1"/>
-    <w:lsdException w:name="heading 4" w:semiHidden="0" w:uiPriority="0" w:qFormat="1"/>
-    <w:lsdException w:name="heading 5" w:uiPriority="0" w:qFormat="1"/>
-    <w:lsdException w:name="heading 6" w:uiPriority="0" w:qFormat="1"/>
-    <w:lsdException w:name="heading 7" w:uiPriority="0" w:qFormat="1"/>
-    <w:lsdException w:name="heading 8" w:uiPriority="0" w:qFormat="1"/>
-    <w:lsdException w:name="heading 9" w:uiPriority="0" w:qFormat="1"/>
-    <w:lsdException w:name="index 1" w:semiHidden="0" w:uiPriority="0" w:unhideWhenUsed="0"/>
-    <w:lsdException w:name="index 2" w:semiHidden="0" w:uiPriority="0" w:unhideWhenUsed="0"/>
-    <w:lsdException w:name="index 3" w:semiHidden="0" w:uiPriority="0" w:unhideWhenUsed="0"/>
-    <w:lsdException w:name="index 4" w:semiHidden="0" w:uiPriority="0" w:unhideWhenUsed="0"/>
-    <w:lsdException w:name="index 5" w:semiHidden="0" w:uiPriority="0" w:unhideWhenUsed="0"/>
-    <w:lsdException w:name="index 6" w:semiHidden="0" w:uiPriority="0" w:unhideWhenUsed="0"/>
-    <w:lsdException w:name="index 7" w:semiHidden="0" w:uiPriority="0" w:unhideWhenUsed="0"/>
-    <w:lsdException w:name="index 8" w:semiHidden="0" w:uiPriority="0" w:unhideWhenUsed="0"/>
-    <w:lsdException w:name="index 9" w:semiHidden="0" w:uiPriority="0" w:unhideWhenUsed="0"/>
-    <w:lsdException w:name="toc 1" w:semiHidden="0" w:uiPriority="0" w:unhideWhenUsed="0" w:qFormat="1"/>
-    <w:lsdException w:name="toc 2" w:semiHidden="0" w:uiPriority="0" w:unhideWhenUsed="0" w:qFormat="1"/>
-    <w:lsdException w:name="toc 3" w:semiHidden="0" w:uiPriority="0" w:unhideWhenUsed="0" w:qFormat="1"/>
-    <w:lsdException w:name="toc 4" w:semiHidden="0" w:uiPriority="0" w:unhideWhenUsed="0"/>
-    <w:lsdException w:name="toc 5" w:semiHidden="0" w:uiPriority="0" w:unhideWhenUsed="0"/>
-    <w:lsdException w:name="toc 6" w:semiHidden="0" w:uiPriority="0" w:unhideWhenUsed="0"/>
-    <w:lsdException w:name="toc 7" w:semiHidden="0" w:uiPriority="0" w:unhideWhenUsed="0"/>
-    <w:lsdException w:name="toc 8" w:semiHidden="0" w:uiPriority="0" w:unhideWhenUsed="0"/>
-    <w:lsdException w:name="toc 9" w:semiHidden="0" w:uiPriority="0" w:unhideWhenUsed="0"/>
-    <w:lsdException w:name="Normal Indent" w:semiHidden="0" w:uiPriority="0" w:unhideWhenUsed="0"/>
-    <w:lsdException w:name="footnote text" w:semiHidden="0" w:uiPriority="0" w:unhideWhenUsed="0"/>
-    <w:lsdException w:name="annotation text" w:semiHidden="0" w:uiPriority="0" w:unhideWhenUsed="0" w:qFormat="1"/>
-    <w:lsdException w:name="header" w:semiHidden="0" w:uiPriority="0" w:unhideWhenUsed="0" w:qFormat="1"/>
-    <w:lsdException w:name="footer" w:semiHidden="0" w:uiPriority="0" w:unhideWhenUsed="0" w:qFormat="1"/>
-    <w:lsdException w:name="index heading" w:semiHidden="0" w:uiPriority="0" w:unhideWhenUsed="0"/>
-    <w:lsdException w:name="caption" w:uiPriority="0" w:qFormat="1"/>
-    <w:lsdException w:name="table of figures" w:semiHidden="0" w:uiPriority="0" w:unhideWhenUsed="0"/>
-    <w:lsdException w:name="envelope address" w:semiHidden="0" w:uiPriority="0" w:unhideWhenUsed="0"/>
-    <w:lsdException w:name="envelope return" w:semiHidden="0" w:uiPriority="0" w:unhideWhenUsed="0"/>
-    <w:lsdException w:name="footnote reference" w:semiHidden="0" w:uiPriority="0" w:unhideWhenUsed="0"/>
-    <w:lsdException w:name="annotation reference" w:semiHidden="0" w:uiPriority="0" w:unhideWhenUsed="0"/>
-    <w:lsdException w:name="line number" w:semiHidden="0" w:uiPriority="0" w:unhideWhenUsed="0"/>
-    <w:lsdException w:name="page number" w:semiHidden="0" w:uiPriority="0" w:unhideWhenUsed="0"/>
-    <w:lsdException w:name="endnote reference" w:semiHidden="0" w:uiPriority="0" w:unhideWhenUsed="0"/>
-    <w:lsdException w:name="endnote text" w:semiHidden="0" w:uiPriority="0" w:unhideWhenUsed="0"/>
-    <w:lsdException w:name="table of authorities" w:semiHidden="0" w:uiPriority="0" w:unhideWhenUsed="0"/>
-    <w:lsdException w:name="macro" w:semiHidden="0" w:uiPriority="0" w:unhideWhenUsed="0"/>
-    <w:lsdException w:name="toa heading" w:semiHidden="0" w:uiPriority="0" w:unhideWhenUsed="0"/>
-    <w:lsdException w:name="List" w:semiHidden="0" w:uiPriority="0" w:unhideWhenUsed="0"/>
-    <w:lsdException w:name="List Bullet" w:semiHidden="0" w:uiPriority="0" w:unhideWhenUsed="0"/>
-    <w:lsdException w:name="List Number" w:semiHidden="0" w:uiPriority="0" w:unhideWhenUsed="0"/>
-    <w:lsdException w:name="List 2" w:semiHidden="0" w:uiPriority="0" w:unhideWhenUsed="0"/>
-    <w:lsdException w:name="List 3" w:semiHidden="0" w:uiPriority="0" w:unhideWhenUsed="0"/>
-    <w:lsdException w:name="List 4" w:semiHidden="0" w:uiPriority="0" w:unhideWhenUsed="0"/>
-    <w:lsdException w:name="List 5" w:semiHidden="0" w:uiPriority="0" w:unhideWhenUsed="0"/>
-    <w:lsdException w:name="List Bullet 2" w:semiHidden="0" w:uiPriority="0" w:unhideWhenUsed="0"/>
-    <w:lsdException w:name="List Bullet 3" w:semiHidden="0" w:uiPriority="0" w:unhideWhenUsed="0"/>
-    <w:lsdException w:name="List Bullet 4" w:semiHidden="0" w:uiPriority="0" w:unhideWhenUsed="0"/>
-    <w:lsdException w:name="List Bullet 5" w:semiHidden="0" w:uiPriority="0" w:unhideWhenUsed="0"/>
-    <w:lsdException w:name="List Number 2" w:semiHidden="0" w:uiPriority="0" w:unhideWhenUsed="0"/>
-    <w:lsdException w:name="List Number 3" w:semiHidden="0" w:uiPriority="0" w:unhideWhenUsed="0"/>
-    <w:lsdException w:name="List Number 4" w:semiHidden="0" w:uiPriority="0" w:unhideWhenUsed="0"/>
-    <w:lsdException w:name="List Number 5" w:semiHidden="0" w:uiPriority="0" w:unhideWhenUsed="0"/>
-    <w:lsdException w:name="Title" w:semiHidden="0" w:uiPriority="0" w:unhideWhenUsed="0" w:qFormat="1"/>
-    <w:lsdException w:name="Closing" w:semiHidden="0" w:uiPriority="0" w:unhideWhenUsed="0"/>
-    <w:lsdException w:name="Signature" w:semiHidden="0" w:uiPriority="0" w:unhideWhenUsed="0"/>
-    <w:lsdException w:name="Default Paragraph Font" w:uiPriority="0" w:unhideWhenUsed="0" w:qFormat="1"/>
-    <w:lsdException w:name="Body Text" w:uiPriority="0" w:unhideWhenUsed="0" w:qFormat="1"/>
-    <w:lsdException w:name="Body Text Indent" w:semiHidden="0" w:uiPriority="0" w:unhideWhenUsed="0"/>
-    <w:lsdException w:name="List Continue" w:semiHidden="0" w:uiPriority="0" w:unhideWhenUsed="0"/>
-    <w:lsdException w:name="List Continue 2" w:semiHidden="0" w:uiPriority="0" w:unhideWhenUsed="0"/>
-    <w:lsdException w:name="List Continue 3" w:semiHidden="0" w:uiPriority="0" w:unhideWhenUsed="0"/>
-    <w:lsdException w:name="List Continue 4" w:semiHidden="0" w:uiPriority="0" w:unhideWhenUsed="0"/>
-    <w:lsdException w:name="List Continue 5" w:semiHidden="0" w:uiPriority="0" w:unhideWhenUsed="0"/>
-    <w:lsdException w:name="Message Header" w:semiHidden="0" w:uiPriority="0" w:unhideWhenUsed="0"/>
-    <w:lsdException w:name="Subtitle" w:semiHidden="0" w:uiPriority="0" w:unhideWhenUsed="0" w:qFormat="1"/>
-    <w:lsdException w:name="Salutation" w:semiHidden="0" w:uiPriority="0" w:unhideWhenUsed="0"/>
-    <w:lsdException w:name="Date" w:semiHidden="0" w:uiPriority="0" w:unhideWhenUsed="0"/>
-    <w:lsdException w:name="Body Text First Indent" w:semiHidden="0" w:uiPriority="0" w:unhideWhenUsed="0"/>
-    <w:lsdException w:name="Body Text First Indent 2" w:semiHidden="0" w:uiPriority="0" w:unhideWhenUsed="0"/>
-    <w:lsdException w:name="Body Text 2" w:semiHidden="0" w:uiPriority="0" w:unhideWhenUsed="0"/>
-    <w:lsdException w:name="Body Text 3" w:semiHidden="0" w:uiPriority="0" w:unhideWhenUsed="0"/>
-    <w:lsdException w:name="Body Text Indent 2" w:semiHidden="0" w:uiPriority="0" w:unhideWhenUsed="0"/>
-    <w:lsdException w:name="Body Text Indent 3" w:semiHidden="0" w:uiPriority="0" w:unhideWhenUsed="0"/>
-    <w:lsdException w:name="Block Text" w:semiHidden="0" w:uiPriority="0" w:unhideWhenUsed="0"/>
-    <w:lsdException w:name="Hyperlink" w:semiHidden="0" w:uiPriority="0" w:unhideWhenUsed="0"/>
-    <w:lsdException w:name="FollowedHyperlink" w:semiHidden="0" w:uiPriority="0" w:unhideWhenUsed="0"/>
-    <w:lsdException w:name="Strong" w:semiHidden="0" w:uiPriority="0" w:unhideWhenUsed="0" w:qFormat="1"/>
-    <w:lsdException w:name="Emphasis" w:semiHidden="0" w:uiPriority="0" w:unhideWhenUsed="0" w:qFormat="1"/>
-    <w:lsdException w:name="Document Map" w:semiHidden="0" w:uiPriority="0" w:unhideWhenUsed="0"/>
-    <w:lsdException w:name="Plain Text" w:semiHidden="0" w:uiPriority="0" w:unhideWhenUsed="0"/>
-    <w:lsdException w:name="E-mail Signature" w:semiHidden="0" w:uiPriority="0" w:unhideWhenUsed="0"/>
-    <w:lsdException w:name="Normal (Web)" w:semiHidden="0" w:uiPriority="0" w:unhideWhenUsed="0" w:qFormat="1"/>
-    <w:lsdException w:name="HTML Acronym" w:semiHidden="0" w:uiPriority="0" w:unhideWhenUsed="0"/>
-    <w:lsdException w:name="HTML Address" w:semiHidden="0" w:uiPriority="0" w:unhideWhenUsed="0"/>
-    <w:lsdException w:name="HTML Cite" w:semiHidden="0" w:uiPriority="0" w:unhideWhenUsed="0"/>
-    <w:lsdException w:name="HTML Code" w:semiHidden="0" w:uiPriority="0" w:unhideWhenUsed="0"/>
-    <w:lsdException w:name="HTML Definition" w:semiHidden="0" w:uiPriority="0" w:unhideWhenUsed="0"/>
-    <w:lsdException w:name="HTML Keyboard" w:semiHidden="0" w:uiPriority="0" w:unhideWhenUsed="0"/>
-    <w:lsdException w:name="HTML Preformatted" w:semiHidden="0" w:uiPriority="0" w:unhideWhenUsed="0"/>
-    <w:lsdException w:name="HTML Sample" w:semiHidden="0" w:uiPriority="0" w:unhideWhenUsed="0"/>
-    <w:lsdException w:name="HTML Typewriter" w:semiHidden="0" w:uiPriority="0" w:unhideWhenUsed="0"/>
-    <w:lsdException w:name="HTML Variable" w:semiHidden="0" w:uiPriority="0" w:unhideWhenUsed="0"/>
-    <w:lsdException w:name="Normal Table" w:uiPriority="0" w:unhideWhenUsed="0" w:qFormat="1"/>
-    <w:lsdException w:name="annotation subject" w:semiHidden="0" w:uiPriority="0" w:unhideWhenUsed="0"/>
-    <w:lsdException w:name="Table Simple 1" w:semiHidden="0" w:uiPriority="0" w:unhideWhenUsed="0"/>
-    <w:lsdException w:name="Table Simple 2" w:semiHidden="0" w:uiPriority="0" w:unhideWhenUsed="0"/>
-    <w:lsdException w:name="Table Simple 3" w:semiHidden="0" w:uiPriority="0" w:unhideWhenUsed="0"/>
-    <w:lsdException w:name="Table Classic 1" w:semiHidden="0" w:uiPriority="0" w:unhideWhenUsed="0"/>
-    <w:lsdException w:name="Table Classic 2" w:semiHidden="0" w:uiPriority="0" w:unhideWhenUsed="0"/>
-    <w:lsdException w:name="Table Classic 3" w:semiHidden="0" w:uiPriority="0" w:unhideWhenUsed="0"/>
-    <w:lsdException w:name="Table Classic 4" w:semiHidden="0" w:uiPriority="0" w:unhideWhenUsed="0"/>
-    <w:lsdException w:name="Table Colorful 1" w:semiHidden="0" w:uiPriority="0" w:unhideWhenUsed="0"/>
-    <w:lsdException w:name="Table Colorful 2" w:semiHidden="0" w:uiPriority="0" w:unhideWhenUsed="0"/>
-    <w:lsdException w:name="Table Colorful 3" w:semiHidden="0" w:uiPriority="0" w:unhideWhenUsed="0"/>
-    <w:lsdException w:name="Table Columns 1" w:semiHidden="0" w:uiPriority="0" w:unhideWhenUsed="0"/>
-    <w:lsdException w:name="Table Columns 2" w:semiHidden="0" w:uiPriority="0" w:unhideWhenUsed="0"/>
-    <w:lsdException w:name="Table Columns 3" w:semiHidden="0" w:uiPriority="0" w:unhideWhenUsed="0"/>
-    <w:lsdException w:name="Table Columns 4" w:semiHidden="0" w:uiPriority="0" w:unhideWhenUsed="0"/>
-    <w:lsdException w:name="Table Columns 5" w:semiHidden="0" w:uiPriority="0" w:unhideWhenUsed="0"/>
-    <w:lsdException w:name="Table Grid 1" w:semiHidden="0" w:uiPriority="0" w:unhideWhenUsed="0"/>
-    <w:lsdException w:name="Table Grid 2" w:semiHidden="0" w:uiPriority="0" w:unhideWhenUsed="0"/>
-    <w:lsdException w:name="Table Grid 3" w:semiHidden="0" w:uiPriority="0" w:unhideWhenUsed="0"/>
-    <w:lsdException w:name="Table Grid 4" w:semiHidden="0" w:uiPriority="0" w:unhideWhenUsed="0"/>
-    <w:lsdException w:name="Table Grid 5" w:semiHidden="0" w:uiPriority="0" w:unhideWhenUsed="0"/>
-    <w:lsdException w:name="Table Grid 6" w:semiHidden="0" w:uiPriority="0" w:unhideWhenUsed="0"/>
-    <w:lsdException w:name="Table Grid 7" w:semiHidden="0" w:uiPriority="0" w:unhideWhenUsed="0"/>
-    <w:lsdException w:name="Table Grid 8" w:semiHidden="0" w:uiPriority="0" w:unhideWhenUsed="0"/>
-    <w:lsdException w:name="Table List 1" w:semiHidden="0" w:uiPriority="0" w:unhideWhenUsed="0"/>
-    <w:lsdException w:name="Table List 2" w:semiHidden="0" w:uiPriority="0" w:unhideWhenUsed="0"/>
-    <w:lsdException w:name="Table List 3" w:semiHidden="0" w:uiPriority="0" w:unhideWhenUsed="0"/>
-    <w:lsdException w:name="Table List 4" w:semiHidden="0" w:uiPriority="0" w:unhideWhenUsed="0"/>
-    <w:lsdException w:name="Table List 5" w:semiHidden="0" w:uiPriority="0" w:unhideWhenUsed="0"/>
-    <w:lsdException w:name="Table List 6" w:semiHidden="0" w:uiPriority="0" w:unhideWhenUsed="0"/>
-    <w:lsdException w:name="Table List 7" w:semiHidden="0" w:uiPriority="0" w:unhideWhenUsed="0"/>
-    <w:lsdException w:name="Table List 8" w:semiHidden="0" w:uiPriority="0" w:unhideWhenUsed="0"/>
-    <w:lsdException w:name="Table 3D effects 1" w:semiHidden="0" w:uiPriority="0" w:unhideWhenUsed="0"/>
-    <w:lsdException w:name="Table 3D effects 2" w:semiHidden="0" w:uiPriority="0" w:unhideWhenUsed="0"/>
-    <w:lsdException w:name="Table 3D effects 3" w:semiHidden="0" w:uiPriority="0" w:unhideWhenUsed="0"/>
-    <w:lsdException w:name="Table Contemporary" w:semiHidden="0" w:uiPriority="0" w:unhideWhenUsed="0"/>
-    <w:lsdException w:name="Table Elegant" w:semiHidden="0" w:uiPriority="0" w:unhideWhenUsed="0"/>
-    <w:lsdException w:name="Table Professional" w:semiHidden="0" w:uiPriority="0" w:unhideWhenUsed="0"/>
-    <w:lsdException w:name="Table Subtle 1" w:semiHidden="0" w:uiPriority="0" w:unhideWhenUsed="0"/>
-    <w:lsdException w:name="Table Subtle 2" w:semiHidden="0" w:uiPriority="0" w:unhideWhenUsed="0"/>
-    <w:lsdException w:name="Table Web 1" w:semiHidden="0" w:uiPriority="0" w:unhideWhenUsed="0"/>
-    <w:lsdException w:name="Table Web 2" w:semiHidden="0" w:uiPriority="0" w:unhideWhenUsed="0"/>
-    <w:lsdException w:name="Table Web 3" w:semiHidden="0" w:uiPriority="0" w:unhideWhenUsed="0"/>
-    <w:lsdException w:name="Balloon Text" w:semiHidden="0" w:uiPriority="0" w:unhideWhenUsed="0"/>
-    <w:lsdException w:name="Table Grid" w:semiHidden="0" w:uiPriority="0" w:unhideWhenUsed="0" w:qFormat="1"/>
-    <w:lsdException w:name="Table Theme" w:semiHidden="0" w:uiPriority="0" w:unhideWhenUsed="0"/>
-    <w:lsdException w:name="Light Shading" w:semiHidden="0" w:uiPriority="60" w:unhideWhenUsed="0"/>
-    <w:lsdException w:name="Light List" w:semiHidden="0" w:uiPriority="61" w:unhideWhenUsed="0"/>
-    <w:lsdException w:name="Light Grid" w:semiHidden="0" w:uiPriority="62" w:unhideWhenUsed="0"/>
-    <w:lsdException w:name="Medium Shading 1" w:semiHidden="0" w:uiPriority="63" w:unhideWhenUsed="0"/>
-    <w:lsdException w:name="Medium Shading 2" w:semiHidden="0" w:uiPriority="64" w:unhideWhenUsed="0"/>
-    <w:lsdException w:name="Medium List 1" w:semiHidden="0" w:uiPriority="65" w:unhideWhenUsed="0"/>
-    <w:lsdException w:name="Medium List 2" w:semiHidden="0" w:uiPriority="66" w:unhideWhenUsed="0"/>
-    <w:lsdException w:name="Medium Grid 1" w:semiHidden="0" w:uiPriority="67" w:unhideWhenUsed="0"/>
-    <w:lsdException w:name="Medium Grid 2" w:semiHidden="0" w:uiPriority="68" w:unhideWhenUsed="0"/>
-    <w:lsdException w:name="Medium Grid 3" w:semiHidden="0" w:uiPriority="69" w:unhideWhenUsed="0"/>
-    <w:lsdException w:name="Dark List" w:semiHidden="0" w:uiPriority="70" w:unhideWhenUsed="0"/>
-    <w:lsdException w:name="Colorful Shading" w:semiHidden="0" w:uiPriority="71" w:unhideWhenUsed="0"/>
-    <w:lsdException w:name="Colorful List" w:semiHidden="0" w:uiPriority="72" w:unhideWhenUsed="0"/>
-    <w:lsdException w:name="Colorful Grid" w:semiHidden="0" w:uiPriority="73" w:unhideWhenUsed="0"/>
-    <w:lsdException w:name="Light Shading Accent 1" w:semiHidden="0" w:uiPriority="60" w:unhideWhenUsed="0"/>
-    <w:lsdException w:name="Light List Accent 1" w:semiHidden="0" w:uiPriority="61" w:unhideWhenUsed="0"/>
-    <w:lsdException w:name="Light Grid Accent 1" w:semiHidden="0" w:uiPriority="62" w:unhideWhenUsed="0"/>
-    <w:lsdException w:name="Medium Shading 1 Accent 1" w:semiHidden="0" w:uiPriority="63" w:unhideWhenUsed="0"/>
-    <w:lsdException w:name="Medium Shading 2 Accent 1" w:semiHidden="0" w:uiPriority="64" w:unhideWhenUsed="0"/>
-    <w:lsdException w:name="Medium List 1 Accent 1" w:semiHidden="0" w:uiPriority="65" w:unhideWhenUsed="0"/>
-    <w:lsdException w:name="Medium List 2 Accent 1" w:semiHidden="0" w:uiPriority="66" w:unhideWhenUsed="0"/>
-    <w:lsdException w:name="Medium Grid 1 Accent 1" w:semiHidden="0" w:uiPriority="67" w:unhideWhenUsed="0"/>
-    <w:lsdException w:name="Medium Grid 2 Accent 1" w:semiHidden="0" w:uiPriority="68" w:unhideWhenUsed="0"/>
-    <w:lsdException w:name="Medium Grid 3 Accent 1" w:semiHidden="0" w:uiPriority="69" w:unhideWhenUsed="0"/>
-    <w:lsdException w:name="Dark List Accent 1" w:semiHidden="0" w:uiPriority="70" w:unhideWhenUsed="0"/>
-    <w:lsdException w:name="Colorful Shading Accent 1" w:semiHidden="0" w:uiPriority="71" w:unhideWhenUsed="0"/>
-    <w:lsdException w:name="Colorful List Accent 1" w:semiHidden="0" w:uiPriority="72" w:unhideWhenUsed="0"/>
-    <w:lsdException w:name="Colorful Grid Accent 1" w:semiHidden="0" w:uiPriority="73" w:unhideWhenUsed="0"/>
-    <w:lsdException w:name="Light Shading Accent 2" w:semiHidden="0" w:uiPriority="60" w:unhideWhenUsed="0"/>
-    <w:lsdException w:name="Light List Accent 2" w:semiHidden="0" w:uiPriority="61" w:unhideWhenUsed="0"/>
-    <w:lsdException w:name="Light Grid Accent 2" w:semiHidden="0" w:uiPriority="62" w:unhideWhenUsed="0"/>
-    <w:lsdException w:name="Medium Shading 1 Accent 2" w:semiHidden="0" w:uiPriority="63" w:unhideWhenUsed="0"/>
-    <w:lsdException w:name="Medium Shading 2 Accent 2" w:semiHidden="0" w:uiPriority="64" w:unhideWhenUsed="0"/>
-    <w:lsdException w:name="Medium List 1 Accent 2" w:semiHidden="0" w:uiPriority="65" w:unhideWhenUsed="0"/>
-    <w:lsdException w:name="Medium List 2 Accent 2" w:semiHidden="0" w:uiPriority="66" w:unhideWhenUsed="0"/>
-    <w:lsdException w:name="Medium Grid 1 Accent 2" w:semiHidden="0" w:uiPriority="67" w:unhideWhenUsed="0"/>
-    <w:lsdException w:name="Medium Grid 2 Accent 2" w:semiHidden="0" w:uiPriority="68" w:unhideWhenUsed="0"/>
-    <w:lsdException w:name="Medium Grid 3 Accent 2" w:semiHidden="0" w:uiPriority="69" w:unhideWhenUsed="0"/>
-    <w:lsdException w:name="Dark List Accent 2" w:semiHidden="0" w:uiPriority="70" w:unhideWhenUsed="0"/>
-    <w:lsdException w:name="Colorful Shading Accent 2" w:semiHidden="0" w:uiPriority="71" w:unhideWhenUsed="0"/>
-    <w:lsdException w:name="Colorful List Accent 2" w:semiHidden="0" w:uiPriority="72" w:unhideWhenUsed="0"/>
-    <w:lsdException w:name="Colorful Grid Accent 2" w:semiHidden="0" w:uiPriority="73" w:unhideWhenUsed="0"/>
-    <w:lsdException w:name="Light Shading Accent 3" w:semiHidden="0" w:uiPriority="60" w:unhideWhenUsed="0"/>
-    <w:lsdException w:name="Light List Accent 3" w:semiHidden="0" w:uiPriority="61" w:unhideWhenUsed="0"/>
-    <w:lsdException w:name="Light Grid Accent 3" w:semiHidden="0" w:uiPriority="62" w:unhideWhenUsed="0"/>
-    <w:lsdException w:name="Medium Shading 1 Accent 3" w:semiHidden="0" w:uiPriority="63" w:unhideWhenUsed="0"/>
-    <w:lsdException w:name="Medium Shading 2 Accent 3" w:semiHidden="0" w:uiPriority="64" w:unhideWhenUsed="0"/>
-    <w:lsdException w:name="Medium List 1 Accent 3" w:semiHidden="0" w:uiPriority="65" w:unhideWhenUsed="0"/>
-    <w:lsdException w:name="Medium List 2 Accent 3" w:semiHidden="0" w:uiPriority="66" w:unhideWhenUsed="0"/>
-    <w:lsdException w:name="Medium Grid 1 Accent 3" w:semiHidden="0" w:uiPriority="67" w:unhideWhenUsed="0"/>
-    <w:lsdException w:name="Medium Grid 2 Accent 3" w:semiHidden="0" w:uiPriority="68" w:unhideWhenUsed="0"/>
-    <w:lsdException w:name="Medium Grid 3 Accent 3" w:semiHidden="0" w:uiPriority="69" w:unhideWhenUsed="0"/>
-    <w:lsdException w:name="Dark List Accent 3" w:semiHidden="0" w:uiPriority="70" w:unhideWhenUsed="0"/>
-    <w:lsdException w:name="Colorful Shading Accent 3" w:semiHidden="0" w:uiPriority="71" w:unhideWhenUsed="0"/>
-    <w:lsdException w:name="Colorful List Accent 3" w:semiHidden="0" w:uiPriority="72" w:unhideWhenUsed="0"/>
-    <w:lsdException w:name="Colorful Grid Accent 3" w:semiHidden="0" w:uiPriority="73" w:unhideWhenUsed="0"/>
-    <w:lsdException w:name="Light Shading Accent 4" w:semiHidden="0" w:uiPriority="60" w:unhideWhenUsed="0"/>
-    <w:lsdException w:name="Light List Accent 4" w:semiHidden="0" w:uiPriority="61" w:unhideWhenUsed="0"/>
-    <w:lsdException w:name="Light Grid Accent 4" w:semiHidden="0" w:uiPriority="62" w:unhideWhenUsed="0"/>
-    <w:lsdException w:name="Medium Shading 1 Accent 4" w:semiHidden="0" w:uiPriority="63" w:unhideWhenUsed="0"/>
-    <w:lsdException w:name="Medium Shading 2 Accent 4" w:semiHidden="0" w:uiPriority="64" w:unhideWhenUsed="0"/>
-    <w:lsdException w:name="Medium List 1 Accent 4" w:semiHidden="0" w:uiPriority="65" w:unhideWhenUsed="0"/>
-    <w:lsdException w:name="Medium List 2 Accent 4" w:semiHidden="0" w:uiPriority="66" w:unhideWhenUsed="0"/>
-    <w:lsdException w:name="Medium Grid 1 Accent 4" w:semiHidden="0" w:uiPriority="67" w:unhideWhenUsed="0"/>
-    <w:lsdException w:name="Medium Grid 2 Accent 4" w:semiHidden="0" w:uiPriority="68" w:unhideWhenUsed="0"/>
-    <w:lsdException w:name="Medium Grid 3 Accent 4" w:semiHidden="0" w:uiPriority="69" w:unhideWhenUsed="0"/>
-    <w:lsdException w:name="Dark List Accent 4" w:semiHidden="0" w:uiPriority="70" w:unhideWhenUsed="0"/>
-    <w:lsdException w:name="Colorful Shading Accent 4" w:semiHidden="0" w:uiPriority="71" w:unhideWhenUsed="0"/>
-    <w:lsdException w:name="Colorful List Accent 4" w:semiHidden="0" w:uiPriority="72" w:unhideWhenUsed="0"/>
-    <w:lsdException w:name="Colorful Grid Accent 4" w:semiHidden="0" w:uiPriority="73" w:unhideWhenUsed="0"/>
-    <w:lsdException w:name="Light Shading Accent 5" w:semiHidden="0" w:uiPriority="60" w:unhideWhenUsed="0"/>
-    <w:lsdException w:name="Light List Accent 5" w:semiHidden="0" w:uiPriority="61" w:unhideWhenUsed="0"/>
-    <w:lsdException w:name="Light Grid Accent 5" w:semiHidden="0" w:uiPriority="62" w:unhideWhenUsed="0"/>
-    <w:lsdException w:name="Medium Shading 1 Accent 5" w:semiHidden="0" w:uiPriority="63" w:unhideWhenUsed="0"/>
-    <w:lsdException w:name="Medium Shading 2 Accent 5" w:semiHidden="0" w:uiPriority="64" w:unhideWhenUsed="0"/>
-    <w:lsdException w:name="Medium List 1 Accent 5" w:semiHidden="0" w:uiPriority="65" w:unhideWhenUsed="0"/>
-    <w:lsdException w:name="Medium List 2 Accent 5" w:semiHidden="0" w:uiPriority="66" w:unhideWhenUsed="0"/>
-    <w:lsdException w:name="Medium Grid 1 Accent 5" w:semiHidden="0" w:uiPriority="67" w:unhideWhenUsed="0"/>
-    <w:lsdException w:name="Medium Grid 2 Accent 5" w:semiHidden="0" w:uiPriority="68" w:unhideWhenUsed="0"/>
-    <w:lsdException w:name="Medium Grid 3 Accent 5" w:semiHidden="0" w:uiPriority="69" w:unhideWhenUsed="0"/>
-    <w:lsdException w:name="Dark List Accent 5" w:semiHidden="0" w:uiPriority="70" w:unhideWhenUsed="0"/>
-    <w:lsdException w:name="Colorful Shading Accent 5" w:semiHidden="0" w:uiPriority="71" w:unhideWhenUsed="0"/>
-    <w:lsdException w:name="Colorful List Accent 5" w:semiHidden="0" w:uiPriority="72" w:unhideWhenUsed="0"/>
-    <w:lsdException w:name="Colorful Grid Accent 5" w:semiHidden="0" w:uiPriority="73" w:unhideWhenUsed="0"/>
-    <w:lsdException w:name="Light Shading Accent 6" w:semiHidden="0" w:uiPriority="60" w:unhideWhenUsed="0"/>
-    <w:lsdException w:name="Light List Accent 6" w:semiHidden="0" w:uiPriority="61" w:unhideWhenUsed="0"/>
-    <w:lsdException w:name="Light Grid Accent 6" w:semiHidden="0" w:uiPriority="62" w:unhideWhenUsed="0"/>
-    <w:lsdException w:name="Medium Shading 1 Accent 6" w:semiHidden="0" w:uiPriority="63" w:unhideWhenUsed="0"/>
-    <w:lsdException w:name="Medium Shading 2 Accent 6" w:semiHidden="0" w:uiPriority="64" w:unhideWhenUsed="0"/>
-    <w:lsdException w:name="Medium List 1 Accent 6" w:semiHidden="0" w:uiPriority="65" w:unhideWhenUsed="0"/>
-    <w:lsdException w:name="Medium List 2 Accent 6" w:semiHidden="0" w:uiPriority="66" w:unhideWhenUsed="0"/>
-    <w:lsdException w:name="Medium Grid 1 Accent 6" w:semiHidden="0" w:uiPriority="67" w:unhideWhenUsed="0"/>
-    <w:lsdException w:name="Medium Grid 2 Accent 6" w:semiHidden="0" w:uiPriority="68" w:unhideWhenUsed="0"/>
-    <w:lsdException w:name="Medium Grid 3 Accent 6" w:semiHidden="0" w:uiPriority="69" w:unhideWhenUsed="0"/>
-    <w:lsdException w:name="Dark List Accent 6" w:semiHidden="0" w:uiPriority="70" w:unhideWhenUsed="0"/>
-    <w:lsdException w:name="Colorful Shading Accent 6" w:semiHidden="0" w:uiPriority="71" w:unhideWhenUsed="0"/>
-    <w:lsdException w:name="Colorful List Accent 6" w:semiHidden="0" w:uiPriority="72" w:unhideWhenUsed="0"/>
-    <w:lsdException w:name="Colorful Grid Accent 6" w:semiHidden="0" w:uiPriority="73" w:unhideWhenUsed="0"/>
+  <w:latentStyles w:count="260" w:defQFormat="0" w:defUnhideWhenUsed="1" w:defSemiHidden="1" w:defUIPriority="99" w:defLockedState="0">
+    <w:lsdException w:qFormat="1" w:unhideWhenUsed="0" w:uiPriority="0" w:semiHidden="0" w:name="Normal"/>
+    <w:lsdException w:qFormat="1" w:unhideWhenUsed="0" w:uiPriority="0" w:semiHidden="0" w:name="heading 1"/>
+    <w:lsdException w:qFormat="1" w:uiPriority="0" w:semiHidden="0" w:name="heading 2"/>
+    <w:lsdException w:qFormat="1" w:uiPriority="0" w:name="heading 3"/>
+    <w:lsdException w:qFormat="1" w:uiPriority="0" w:semiHidden="0" w:name="heading 4"/>
+    <w:lsdException w:qFormat="1" w:uiPriority="0" w:name="heading 5"/>
+    <w:lsdException w:qFormat="1" w:uiPriority="0" w:name="heading 6"/>
+    <w:lsdException w:qFormat="1" w:uiPriority="0" w:name="heading 7"/>
+    <w:lsdException w:qFormat="1" w:uiPriority="0" w:name="heading 8"/>
+    <w:lsdException w:qFormat="1" w:uiPriority="0" w:name="heading 9"/>
+    <w:lsdException w:unhideWhenUsed="0" w:uiPriority="0" w:semiHidden="0" w:name="index 1"/>
+    <w:lsdException w:unhideWhenUsed="0" w:uiPriority="0" w:semiHidden="0" w:name="index 2"/>
+    <w:lsdException w:unhideWhenUsed="0" w:uiPriority="0" w:semiHidden="0" w:name="index 3"/>
+    <w:lsdException w:unhideWhenUsed="0" w:uiPriority="0" w:semiHidden="0" w:name="index 4"/>
+    <w:lsdException w:unhideWhenUsed="0" w:uiPriority="0" w:semiHidden="0" w:name="index 5"/>
+    <w:lsdException w:unhideWhenUsed="0" w:uiPriority="0" w:semiHidden="0" w:name="index 6"/>
+    <w:lsdException w:unhideWhenUsed="0" w:uiPriority="0" w:semiHidden="0" w:name="index 7"/>
+    <w:lsdException w:unhideWhenUsed="0" w:uiPriority="0" w:semiHidden="0" w:name="index 8"/>
+    <w:lsdException w:unhideWhenUsed="0" w:uiPriority="0" w:semiHidden="0" w:name="index 9"/>
+    <w:lsdException w:qFormat="1" w:unhideWhenUsed="0" w:uiPriority="0" w:semiHidden="0" w:name="toc 1"/>
+    <w:lsdException w:qFormat="1" w:unhideWhenUsed="0" w:uiPriority="0" w:semiHidden="0" w:name="toc 2"/>
+    <w:lsdException w:qFormat="1" w:unhideWhenUsed="0" w:uiPriority="0" w:semiHidden="0" w:name="toc 3"/>
+    <w:lsdException w:unhideWhenUsed="0" w:uiPriority="0" w:semiHidden="0" w:name="toc 4"/>
+    <w:lsdException w:unhideWhenUsed="0" w:uiPriority="0" w:semiHidden="0" w:name="toc 5"/>
+    <w:lsdException w:unhideWhenUsed="0" w:uiPriority="0" w:semiHidden="0" w:name="toc 6"/>
+    <w:lsdException w:unhideWhenUsed="0" w:uiPriority="0" w:semiHidden="0" w:name="toc 7"/>
+    <w:lsdException w:unhideWhenUsed="0" w:uiPriority="0" w:semiHidden="0" w:name="toc 8"/>
+    <w:lsdException w:unhideWhenUsed="0" w:uiPriority="0" w:semiHidden="0" w:name="toc 9"/>
+    <w:lsdException w:unhideWhenUsed="0" w:uiPriority="0" w:semiHidden="0" w:name="Normal Indent"/>
+    <w:lsdException w:unhideWhenUsed="0" w:uiPriority="0" w:semiHidden="0" w:name="footnote text"/>
+    <w:lsdException w:qFormat="1" w:unhideWhenUsed="0" w:uiPriority="0" w:semiHidden="0" w:name="annotation text"/>
+    <w:lsdException w:qFormat="1" w:unhideWhenUsed="0" w:uiPriority="0" w:semiHidden="0" w:name="header"/>
+    <w:lsdException w:qFormat="1" w:unhideWhenUsed="0" w:uiPriority="0" w:semiHidden="0" w:name="footer"/>
+    <w:lsdException w:unhideWhenUsed="0" w:uiPriority="0" w:semiHidden="0" w:name="index heading"/>
+    <w:lsdException w:qFormat="1" w:uiPriority="0" w:name="caption"/>
+    <w:lsdException w:unhideWhenUsed="0" w:uiPriority="0" w:semiHidden="0" w:name="table of figures"/>
+    <w:lsdException w:unhideWhenUsed="0" w:uiPriority="0" w:semiHidden="0" w:name="envelope address"/>
+    <w:lsdException w:unhideWhenUsed="0" w:uiPriority="0" w:semiHidden="0" w:name="envelope return"/>
+    <w:lsdException w:unhideWhenUsed="0" w:uiPriority="0" w:semiHidden="0" w:name="footnote reference"/>
+    <w:lsdException w:unhideWhenUsed="0" w:uiPriority="0" w:semiHidden="0" w:name="annotation reference"/>
+    <w:lsdException w:unhideWhenUsed="0" w:uiPriority="0" w:semiHidden="0" w:name="line number"/>
+    <w:lsdException w:unhideWhenUsed="0" w:uiPriority="0" w:semiHidden="0" w:name="page number"/>
+    <w:lsdException w:unhideWhenUsed="0" w:uiPriority="0" w:semiHidden="0" w:name="endnote reference"/>
+    <w:lsdException w:unhideWhenUsed="0" w:uiPriority="0" w:semiHidden="0" w:name="endnote text"/>
+    <w:lsdException w:unhideWhenUsed="0" w:uiPriority="0" w:semiHidden="0" w:name="table of authorities"/>
+    <w:lsdException w:unhideWhenUsed="0" w:uiPriority="0" w:semiHidden="0" w:name="macro"/>
+    <w:lsdException w:unhideWhenUsed="0" w:uiPriority="0" w:semiHidden="0" w:name="toa heading"/>
+    <w:lsdException w:unhideWhenUsed="0" w:uiPriority="0" w:semiHidden="0" w:name="List"/>
+    <w:lsdException w:unhideWhenUsed="0" w:uiPriority="0" w:semiHidden="0" w:name="List Bullet"/>
+    <w:lsdException w:unhideWhenUsed="0" w:uiPriority="0" w:semiHidden="0" w:name="List Number"/>
+    <w:lsdException w:unhideWhenUsed="0" w:uiPriority="0" w:semiHidden="0" w:name="List 2"/>
+    <w:lsdException w:unhideWhenUsed="0" w:uiPriority="0" w:semiHidden="0" w:name="List 3"/>
+    <w:lsdException w:unhideWhenUsed="0" w:uiPriority="0" w:semiHidden="0" w:name="List 4"/>
+    <w:lsdException w:unhideWhenUsed="0" w:uiPriority="0" w:semiHidden="0" w:name="List 5"/>
+    <w:lsdException w:unhideWhenUsed="0" w:uiPriority="0" w:semiHidden="0" w:name="List Bullet 2"/>
+    <w:lsdException w:unhideWhenUsed="0" w:uiPriority="0" w:semiHidden="0" w:name="List Bullet 3"/>
+    <w:lsdException w:unhideWhenUsed="0" w:uiPriority="0" w:semiHidden="0" w:name="List Bullet 4"/>
+    <w:lsdException w:unhideWhenUsed="0" w:uiPriority="0" w:semiHidden="0" w:name="List Bullet 5"/>
+    <w:lsdException w:unhideWhenUsed="0" w:uiPriority="0" w:semiHidden="0" w:name="List Number 2"/>
+    <w:lsdException w:unhideWhenUsed="0" w:uiPriority="0" w:semiHidden="0" w:name="List Number 3"/>
+    <w:lsdException w:unhideWhenUsed="0" w:uiPriority="0" w:semiHidden="0" w:name="List Number 4"/>
+    <w:lsdException w:unhideWhenUsed="0" w:uiPriority="0" w:semiHidden="0" w:name="List Number 5"/>
+    <w:lsdException w:qFormat="1" w:unhideWhenUsed="0" w:uiPriority="0" w:semiHidden="0" w:name="Title"/>
+    <w:lsdException w:unhideWhenUsed="0" w:uiPriority="0" w:semiHidden="0" w:name="Closing"/>
+    <w:lsdException w:unhideWhenUsed="0" w:uiPriority="0" w:semiHidden="0" w:name="Signature"/>
+    <w:lsdException w:qFormat="1" w:unhideWhenUsed="0" w:uiPriority="0" w:name="Default Paragraph Font"/>
+    <w:lsdException w:qFormat="1" w:unhideWhenUsed="0" w:uiPriority="0" w:name="Body Text"/>
+    <w:lsdException w:unhideWhenUsed="0" w:uiPriority="0" w:semiHidden="0" w:name="Body Text Indent"/>
+    <w:lsdException w:unhideWhenUsed="0" w:uiPriority="0" w:semiHidden="0" w:name="List Continue"/>
+    <w:lsdException w:unhideWhenUsed="0" w:uiPriority="0" w:semiHidden="0" w:name="List Continue 2"/>
+    <w:lsdException w:unhideWhenUsed="0" w:uiPriority="0" w:semiHidden="0" w:name="List Continue 3"/>
+    <w:lsdException w:unhideWhenUsed="0" w:uiPriority="0" w:semiHidden="0" w:name="List Continue 4"/>
+    <w:lsdException w:unhideWhenUsed="0" w:uiPriority="0" w:semiHidden="0" w:name="List Continue 5"/>
+    <w:lsdException w:unhideWhenUsed="0" w:uiPriority="0" w:semiHidden="0" w:name="Message Header"/>
+    <w:lsdException w:qFormat="1" w:unhideWhenUsed="0" w:uiPriority="0" w:semiHidden="0" w:name="Subtitle"/>
+    <w:lsdException w:unhideWhenUsed="0" w:uiPriority="0" w:semiHidden="0" w:name="Salutation"/>
+    <w:lsdException w:unhideWhenUsed="0" w:uiPriority="0" w:semiHidden="0" w:name="Date"/>
+    <w:lsdException w:unhideWhenUsed="0" w:uiPriority="0" w:semiHidden="0" w:name="Body Text First Indent"/>
+    <w:lsdException w:unhideWhenUsed="0" w:uiPriority="0" w:semiHidden="0" w:name="Body Text First Indent 2"/>
+    <w:lsdException w:uiPriority="99" w:name="Note Heading"/>
+    <w:lsdException w:unhideWhenUsed="0" w:uiPriority="0" w:semiHidden="0" w:name="Body Text 2"/>
+    <w:lsdException w:unhideWhenUsed="0" w:uiPriority="0" w:semiHidden="0" w:name="Body Text 3"/>
+    <w:lsdException w:unhideWhenUsed="0" w:uiPriority="0" w:semiHidden="0" w:name="Body Text Indent 2"/>
+    <w:lsdException w:unhideWhenUsed="0" w:uiPriority="0" w:semiHidden="0" w:name="Body Text Indent 3"/>
+    <w:lsdException w:unhideWhenUsed="0" w:uiPriority="0" w:semiHidden="0" w:name="Block Text"/>
+    <w:lsdException w:unhideWhenUsed="0" w:uiPriority="0" w:semiHidden="0" w:name="Hyperlink"/>
+    <w:lsdException w:unhideWhenUsed="0" w:uiPriority="0" w:semiHidden="0" w:name="FollowedHyperlink"/>
+    <w:lsdException w:qFormat="1" w:unhideWhenUsed="0" w:uiPriority="0" w:semiHidden="0" w:name="Strong"/>
+    <w:lsdException w:qFormat="1" w:unhideWhenUsed="0" w:uiPriority="0" w:semiHidden="0" w:name="Emphasis"/>
+    <w:lsdException w:unhideWhenUsed="0" w:uiPriority="0" w:semiHidden="0" w:name="Document Map"/>
+    <w:lsdException w:unhideWhenUsed="0" w:uiPriority="0" w:semiHidden="0" w:name="Plain Text"/>
+    <w:lsdException w:unhideWhenUsed="0" w:uiPriority="0" w:semiHidden="0" w:name="E-mail Signature"/>
+    <w:lsdException w:qFormat="1" w:unhideWhenUsed="0" w:uiPriority="0" w:semiHidden="0" w:name="Normal (Web)"/>
+    <w:lsdException w:unhideWhenUsed="0" w:uiPriority="0" w:semiHidden="0" w:name="HTML Acronym"/>
+    <w:lsdException w:unhideWhenUsed="0" w:uiPriority="0" w:semiHidden="0" w:name="HTML Address"/>
+    <w:lsdException w:unhideWhenUsed="0" w:uiPriority="0" w:semiHidden="0" w:name="HTML Cite"/>
+    <w:lsdException w:unhideWhenUsed="0" w:uiPriority="0" w:semiHidden="0" w:name="HTML Code"/>
+    <w:lsdException w:unhideWhenUsed="0" w:uiPriority="0" w:semiHidden="0" w:name="HTML Definition"/>
+    <w:lsdException w:unhideWhenUsed="0" w:uiPriority="0" w:semiHidden="0" w:name="HTML Keyboard"/>
+    <w:lsdException w:unhideWhenUsed="0" w:uiPriority="0" w:semiHidden="0" w:name="HTML Preformatted"/>
+    <w:lsdException w:unhideWhenUsed="0" w:uiPriority="0" w:semiHidden="0" w:name="HTML Sample"/>
+    <w:lsdException w:unhideWhenUsed="0" w:uiPriority="0" w:semiHidden="0" w:name="HTML Typewriter"/>
+    <w:lsdException w:unhideWhenUsed="0" w:uiPriority="0" w:semiHidden="0" w:name="HTML Variable"/>
+    <w:lsdException w:qFormat="1" w:unhideWhenUsed="0" w:uiPriority="0" w:name="Normal Table"/>
+    <w:lsdException w:unhideWhenUsed="0" w:uiPriority="0" w:semiHidden="0" w:name="annotation subject"/>
+    <w:lsdException w:unhideWhenUsed="0" w:uiPriority="0" w:semiHidden="0" w:name="Table Simple 1"/>
+    <w:lsdException w:unhideWhenUsed="0" w:uiPriority="0" w:semiHidden="0" w:name="Table Simple 2"/>
+    <w:lsdException w:unhideWhenUsed="0" w:uiPriority="0" w:semiHidden="0" w:name="Table Simple 3"/>
+    <w:lsdException w:unhideWhenUsed="0" w:uiPriority="0" w:semiHidden="0" w:name="Table Classic 1"/>
+    <w:lsdException w:unhideWhenUsed="0" w:uiPriority="0" w:semiHidden="0" w:name="Table Classic 2"/>
+    <w:lsdException w:unhideWhenUsed="0" w:uiPriority="0" w:semiHidden="0" w:name="Table Classic 3"/>
+    <w:lsdException w:unhideWhenUsed="0" w:uiPriority="0" w:semiHidden="0" w:name="Table Classic 4"/>
+    <w:lsdException w:unhideWhenUsed="0" w:uiPriority="0" w:semiHidden="0" w:name="Table Colorful 1"/>
+    <w:lsdException w:unhideWhenUsed="0" w:uiPriority="0" w:semiHidden="0" w:name="Table Colorful 2"/>
+    <w:lsdException w:unhideWhenUsed="0" w:uiPriority="0" w:semiHidden="0" w:name="Table Colorful 3"/>
+    <w:lsdException w:unhideWhenUsed="0" w:uiPriority="0" w:semiHidden="0" w:name="Table Columns 1"/>
+    <w:lsdException w:unhideWhenUsed="0" w:uiPriority="0" w:semiHidden="0" w:name="Table Columns 2"/>
+    <w:lsdException w:unhideWhenUsed="0" w:uiPriority="0" w:semiHidden="0" w:name="Table Columns 3"/>
+    <w:lsdException w:unhideWhenUsed="0" w:uiPriority="0" w:semiHidden="0" w:name="Table Columns 4"/>
+    <w:lsdException w:unhideWhenUsed="0" w:uiPriority="0" w:semiHidden="0" w:name="Table Columns 5"/>
+    <w:lsdException w:unhideWhenUsed="0" w:uiPriority="0" w:semiHidden="0" w:name="Table Grid 1"/>
+    <w:lsdException w:unhideWhenUsed="0" w:uiPriority="0" w:semiHidden="0" w:name="Table Grid 2"/>
+    <w:lsdException w:unhideWhenUsed="0" w:uiPriority="0" w:semiHidden="0" w:name="Table Grid 3"/>
+    <w:lsdException w:unhideWhenUsed="0" w:uiPriority="0" w:semiHidden="0" w:name="Table Grid 4"/>
+    <w:lsdException w:unhideWhenUsed="0" w:uiPriority="0" w:semiHidden="0" w:name="Table Grid 5"/>
+    <w:lsdException w:unhideWhenUsed="0" w:uiPriority="0" w:semiHidden="0" w:name="Table Grid 6"/>
+    <w:lsdException w:unhideWhenUsed="0" w:uiPriority="0" w:semiHidden="0" w:name="Table Grid 7"/>
+    <w:lsdException w:unhideWhenUsed="0" w:uiPriority="0" w:semiHidden="0" w:name="Table Grid 8"/>
+    <w:lsdException w:unhideWhenUsed="0" w:uiPriority="0" w:semiHidden="0" w:name="Table List 1"/>
+    <w:lsdException w:unhideWhenUsed="0" w:uiPriority="0" w:semiHidden="0" w:name="Table List 2"/>
+    <w:lsdException w:unhideWhenUsed="0" w:uiPriority="0" w:semiHidden="0" w:name="Table List 3"/>
+    <w:lsdException w:unhideWhenUsed="0" w:uiPriority="0" w:semiHidden="0" w:name="Table List 4"/>
+    <w:lsdException w:unhideWhenUsed="0" w:uiPriority="0" w:semiHidden="0" w:name="Table List 5"/>
+    <w:lsdException w:unhideWhenUsed="0" w:uiPriority="0" w:semiHidden="0" w:name="Table List 6"/>
+    <w:lsdException w:unhideWhenUsed="0" w:uiPriority="0" w:semiHidden="0" w:name="Table List 7"/>
+    <w:lsdException w:unhideWhenUsed="0" w:uiPriority="0" w:semiHidden="0" w:name="Table List 8"/>
+    <w:lsdException w:unhideWhenUsed="0" w:uiPriority="0" w:semiHidden="0" w:name="Table 3D effects 1"/>
+    <w:lsdException w:unhideWhenUsed="0" w:uiPriority="0" w:semiHidden="0" w:name="Table 3D effects 2"/>
+    <w:lsdException w:unhideWhenUsed="0" w:uiPriority="0" w:semiHidden="0" w:name="Table 3D effects 3"/>
+    <w:lsdException w:unhideWhenUsed="0" w:uiPriority="0" w:semiHidden="0" w:name="Table Contemporary"/>
+    <w:lsdException w:unhideWhenUsed="0" w:uiPriority="0" w:semiHidden="0" w:name="Table Elegant"/>
+    <w:lsdException w:unhideWhenUsed="0" w:uiPriority="0" w:semiHidden="0" w:name="Table Professional"/>
+    <w:lsdException w:unhideWhenUsed="0" w:uiPriority="0" w:semiHidden="0" w:name="Table Subtle 1"/>
+    <w:lsdException w:unhideWhenUsed="0" w:uiPriority="0" w:semiHidden="0" w:name="Table Subtle 2"/>
+    <w:lsdException w:unhideWhenUsed="0" w:uiPriority="0" w:semiHidden="0" w:name="Table Web 1"/>
+    <w:lsdException w:unhideWhenUsed="0" w:uiPriority="0" w:semiHidden="0" w:name="Table Web 2"/>
+    <w:lsdException w:unhideWhenUsed="0" w:uiPriority="0" w:semiHidden="0" w:name="Table Web 3"/>
+    <w:lsdException w:unhideWhenUsed="0" w:uiPriority="0" w:semiHidden="0" w:name="Balloon Text"/>
+    <w:lsdException w:qFormat="1" w:unhideWhenUsed="0" w:uiPriority="0" w:semiHidden="0" w:name="Table Grid"/>
+    <w:lsdException w:unhideWhenUsed="0" w:uiPriority="0" w:semiHidden="0" w:name="Table Theme"/>
+    <w:lsdException w:unhideWhenUsed="0" w:uiPriority="60" w:semiHidden="0" w:name="Light Shading"/>
+    <w:lsdException w:unhideWhenUsed="0" w:uiPriority="61" w:semiHidden="0" w:name="Light List"/>
+    <w:lsdException w:unhideWhenUsed="0" w:uiPriority="62" w:semiHidden="0" w:name="Light Grid"/>
+    <w:lsdException w:unhideWhenUsed="0" w:uiPriority="63" w:semiHidden="0" w:name="Medium Shading 1"/>
+    <w:lsdException w:unhideWhenUsed="0" w:uiPriority="64" w:semiHidden="0" w:name="Medium Shading 2"/>
+    <w:lsdException w:unhideWhenUsed="0" w:uiPriority="65" w:semiHidden="0" w:name="Medium List 1"/>
+    <w:lsdException w:unhideWhenUsed="0" w:uiPriority="66" w:semiHidden="0" w:name="Medium List 2"/>
+    <w:lsdException w:unhideWhenUsed="0" w:uiPriority="67" w:semiHidden="0" w:name="Medium Grid 1"/>
+    <w:lsdException w:unhideWhenUsed="0" w:uiPriority="68" w:semiHidden="0" w:name="Medium Grid 2"/>
+    <w:lsdException w:unhideWhenUsed="0" w:uiPriority="69" w:semiHidden="0" w:name="Medium Grid 3"/>
+    <w:lsdException w:unhideWhenUsed="0" w:uiPriority="70" w:semiHidden="0" w:name="Dark List"/>
+    <w:lsdException w:unhideWhenUsed="0" w:uiPriority="71" w:semiHidden="0" w:name="Colorful Shading"/>
+    <w:lsdException w:unhideWhenUsed="0" w:uiPriority="72" w:semiHidden="0" w:name="Colorful List"/>
+    <w:lsdException w:unhideWhenUsed="0" w:uiPriority="73" w:semiHidden="0" w:name="Colorful Grid"/>
+    <w:lsdException w:unhideWhenUsed="0" w:uiPriority="60" w:semiHidden="0" w:name="Light Shading Accent 1"/>
+    <w:lsdException w:unhideWhenUsed="0" w:uiPriority="61" w:semiHidden="0" w:name="Light List Accent 1"/>
+    <w:lsdException w:unhideWhenUsed="0" w:uiPriority="62" w:semiHidden="0" w:name="Light Grid Accent 1"/>
+    <w:lsdException w:unhideWhenUsed="0" w:uiPriority="63" w:semiHidden="0" w:name="Medium Shading 1 Accent 1"/>
+    <w:lsdException w:unhideWhenUsed="0" w:uiPriority="64" w:semiHidden="0" w:name="Medium Shading 2 Accent 1"/>
+    <w:lsdException w:unhideWhenUsed="0" w:uiPriority="65" w:semiHidden="0" w:name="Medium List 1 Accent 1"/>
+    <w:lsdException w:unhideWhenUsed="0" w:uiPriority="66" w:semiHidden="0" w:name="Medium List 2 Accent 1"/>
+    <w:lsdException w:unhideWhenUsed="0" w:uiPriority="67" w:semiHidden="0" w:name="Medium Grid 1 Accent 1"/>
+    <w:lsdException w:unhideWhenUsed="0" w:uiPriority="68" w:semiHidden="0" w:name="Medium Grid 2 Accent 1"/>
+    <w:lsdException w:unhideWhenUsed="0" w:uiPriority="69" w:semiHidden="0" w:name="Medium Grid 3 Accent 1"/>
+    <w:lsdException w:unhideWhenUsed="0" w:uiPriority="70" w:semiHidden="0" w:name="Dark List Accent 1"/>
+    <w:lsdException w:unhideWhenUsed="0" w:uiPriority="71" w:semiHidden="0" w:name="Colorful Shading Accent 1"/>
+    <w:lsdException w:unhideWhenUsed="0" w:uiPriority="72" w:semiHidden="0" w:name="Colorful List Accent 1"/>
+    <w:lsdException w:unhideWhenUsed="0" w:uiPriority="73" w:semiHidden="0" w:name="Colorful Grid Accent 1"/>
+    <w:lsdException w:unhideWhenUsed="0" w:uiPriority="60" w:semiHidden="0" w:name="Light Shading Accent 2"/>
+    <w:lsdException w:unhideWhenUsed="0" w:uiPriority="61" w:semiHidden="0" w:name="Light List Accent 2"/>
+    <w:lsdException w:unhideWhenUsed="0" w:uiPriority="62" w:semiHidden="0" w:name="Light Grid Accent 2"/>
+    <w:lsdException w:unhideWhenUsed="0" w:uiPriority="63" w:semiHidden="0" w:name="Medium Shading 1 Accent 2"/>
+    <w:lsdException w:unhideWhenUsed="0" w:uiPriority="64" w:semiHidden="0" w:name="Medium Shading 2 Accent 2"/>
+    <w:lsdException w:unhideWhenUsed="0" w:uiPriority="65" w:semiHidden="0" w:name="Medium List 1 Accent 2"/>
+    <w:lsdException w:unhideWhenUsed="0" w:uiPriority="66" w:semiHidden="0" w:name="Medium List 2 Accent 2"/>
+    <w:lsdException w:unhideWhenUsed="0" w:uiPriority="67" w:semiHidden="0" w:name="Medium Grid 1 Accent 2"/>
+    <w:lsdException w:unhideWhenUsed="0" w:uiPriority="68" w:semiHidden="0" w:name="Medium Grid 2 Accent 2"/>
+    <w:lsdException w:unhideWhenUsed="0" w:uiPriority="69" w:semiHidden="0" w:name="Medium Grid 3 Accent 2"/>
+    <w:lsdException w:unhideWhenUsed="0" w:uiPriority="70" w:semiHidden="0" w:name="Dark List Accent 2"/>
+    <w:lsdException w:unhideWhenUsed="0" w:uiPriority="71" w:semiHidden="0" w:name="Colorful Shading Accent 2"/>
+    <w:lsdException w:unhideWhenUsed="0" w:uiPriority="72" w:semiHidden="0" w:name="Colorful List Accent 2"/>
+    <w:lsdException w:unhideWhenUsed="0" w:uiPriority="73" w:semiHidden="0" w:name="Colorful Grid Accent 2"/>
+    <w:lsdException w:unhideWhenUsed="0" w:uiPriority="60" w:semiHidden="0" w:name="Light Shading Accent 3"/>
+    <w:lsdException w:unhideWhenUsed="0" w:uiPriority="61" w:semiHidden="0" w:name="Light List Accent 3"/>
+    <w:lsdException w:unhideWhenUsed="0" w:uiPriority="62" w:semiHidden="0" w:name="Light Grid Accent 3"/>
+    <w:lsdException w:unhideWhenUsed="0" w:uiPriority="63" w:semiHidden="0" w:name="Medium Shading 1 Accent 3"/>
+    <w:lsdException w:unhideWhenUsed="0" w:uiPriority="64" w:semiHidden="0" w:name="Medium Shading 2 Accent 3"/>
+    <w:lsdException w:unhideWhenUsed="0" w:uiPriority="65" w:semiHidden="0" w:name="Medium List 1 Accent 3"/>
+    <w:lsdException w:unhideWhenUsed="0" w:uiPriority="66" w:semiHidden="0" w:name="Medium List 2 Accent 3"/>
+    <w:lsdException w:unhideWhenUsed="0" w:uiPriority="67" w:semiHidden="0" w:name="Medium Grid 1 Accent 3"/>
+    <w:lsdException w:unhideWhenUsed="0" w:uiPriority="68" w:semiHidden="0" w:name="Medium Grid 2 Accent 3"/>
+    <w:lsdException w:unhideWhenUsed="0" w:uiPriority="69" w:semiHidden="0" w:name="Medium Grid 3 Accent 3"/>
+    <w:lsdException w:unhideWhenUsed="0" w:uiPriority="70" w:semiHidden="0" w:name="Dark List Accent 3"/>
+    <w:lsdException w:unhideWhenUsed="0" w:uiPriority="71" w:semiHidden="0" w:name="Colorful Shading Accent 3"/>
+    <w:lsdException w:unhideWhenUsed="0" w:uiPriority="72" w:semiHidden="0" w:name="Colorful List Accent 3"/>
+    <w:lsdException w:unhideWhenUsed="0" w:uiPriority="73" w:semiHidden="0" w:name="Colorful Grid Accent 3"/>
+    <w:lsdException w:unhideWhenUsed="0" w:uiPriority="60" w:semiHidden="0" w:name="Light Shading Accent 4"/>
+    <w:lsdException w:unhideWhenUsed="0" w:uiPriority="61" w:semiHidden="0" w:name="Light List Accent 4"/>
+    <w:lsdException w:unhideWhenUsed="0" w:uiPriority="62" w:semiHidden="0" w:name="Light Grid Accent 4"/>
+    <w:lsdException w:unhideWhenUsed="0" w:uiPriority="63" w:semiHidden="0" w:name="Medium Shading 1 Accent 4"/>
+    <w:lsdException w:unhideWhenUsed="0" w:uiPriority="64" w:semiHidden="0" w:name="Medium Shading 2 Accent 4"/>
+    <w:lsdException w:unhideWhenUsed="0" w:uiPriority="65" w:semiHidden="0" w:name="Medium List 1 Accent 4"/>
+    <w:lsdException w:unhideWhenUsed="0" w:uiPriority="66" w:semiHidden="0" w:name="Medium List 2 Accent 4"/>
+    <w:lsdException w:unhideWhenUsed="0" w:uiPriority="67" w:semiHidden="0" w:name="Medium Grid 1 Accent 4"/>
+    <w:lsdException w:unhideWhenUsed="0" w:uiPriority="68" w:semiHidden="0" w:name="Medium Grid 2 Accent 4"/>
+    <w:lsdException w:unhideWhenUsed="0" w:uiPriority="69" w:semiHidden="0" w:name="Medium Grid 3 Accent 4"/>
+    <w:lsdException w:unhideWhenUsed="0" w:uiPriority="70" w:semiHidden="0" w:name="Dark List Accent 4"/>
+    <w:lsdException w:unhideWhenUsed="0" w:uiPriority="71" w:semiHidden="0" w:name="Colorful Shading Accent 4"/>
+    <w:lsdException w:unhideWhenUsed="0" w:uiPriority="72" w:semiHidden="0" w:name="Colorful List Accent 4"/>
+    <w:lsdException w:unhideWhenUsed="0" w:uiPriority="73" w:semiHidden="0" w:name="Colorful Grid Accent 4"/>
+    <w:lsdException w:unhideWhenUsed="0" w:uiPriority="60" w:semiHidden="0" w:name="Light Shading Accent 5"/>
+    <w:lsdException w:unhideWhenUsed="0" w:uiPriority="61" w:semiHidden="0" w:name="Light List Accent 5"/>
+    <w:lsdException w:unhideWhenUsed="0" w:uiPriority="62" w:semiHidden="0" w:name="Light Grid Accent 5"/>
+    <w:lsdException w:unhideWhenUsed="0" w:uiPriority="63" w:semiHidden="0" w:name="Medium Shading 1 Accent 5"/>
+    <w:lsdException w:unhideWhenUsed="0" w:uiPriority="64" w:semiHidden="0" w:name="Medium Shading 2 Accent 5"/>
+    <w:lsdException w:unhideWhenUsed="0" w:uiPriority="65" w:semiHidden="0" w:name="Medium List 1 Accent 5"/>
+    <w:lsdException w:unhideWhenUsed="0" w:uiPriority="66" w:semiHidden="0" w:name="Medium List 2 Accent 5"/>
+    <w:lsdException w:unhideWhenUsed="0" w:uiPriority="67" w:semiHidden="0" w:name="Medium Grid 1 Accent 5"/>
+    <w:lsdException w:unhideWhenUsed="0" w:uiPriority="68" w:semiHidden="0" w:name="Medium Grid 2 Accent 5"/>
+    <w:lsdException w:unhideWhenUsed="0" w:uiPriority="69" w:semiHidden="0" w:name="Medium Grid 3 Accent 5"/>
+    <w:lsdException w:unhideWhenUsed="0" w:uiPriority="70" w:semiHidden="0" w:name="Dark List Accent 5"/>
+    <w:lsdException w:unhideWhenUsed="0" w:uiPriority="71" w:semiHidden="0" w:name="Colorful Shading Accent 5"/>
+    <w:lsdException w:unhideWhenUsed="0" w:uiPriority="72" w:semiHidden="0" w:name="Colorful List Accent 5"/>
+    <w:lsdException w:unhideWhenUsed="0" w:uiPriority="73" w:semiHidden="0" w:name="Colorful Grid Accent 5"/>
+    <w:lsdException w:unhideWhenUsed="0" w:uiPriority="60" w:semiHidden="0" w:name="Light Shading Accent 6"/>
+    <w:lsdException w:unhideWhenUsed="0" w:uiPriority="61" w:semiHidden="0" w:name="Light List Accent 6"/>
+    <w:lsdException w:unhideWhenUsed="0" w:uiPriority="62" w:semiHidden="0" w:name="Light Grid Accent 6"/>
+    <w:lsdException w:unhideWhenUsed="0" w:uiPriority="63" w:semiHidden="0" w:name="Medium Shading 1 Accent 6"/>
+    <w:lsdException w:unhideWhenUsed="0" w:uiPriority="64" w:semiHidden="0" w:name="Medium Shading 2 Accent 6"/>
+    <w:lsdException w:unhideWhenUsed="0" w:uiPriority="65" w:semiHidden="0" w:name="Medium List 1 Accent 6"/>
+    <w:lsdException w:unhideWhenUsed="0" w:uiPriority="66" w:semiHidden="0" w:name="Medium List 2 Accent 6"/>
+    <w:lsdException w:unhideWhenUsed="0" w:uiPriority="67" w:semiHidden="0" w:name="Medium Grid 1 Accent 6"/>
+    <w:lsdException w:unhideWhenUsed="0" w:uiPriority="68" w:semiHidden="0" w:name="Medium Grid 2 Accent 6"/>
+    <w:lsdException w:unhideWhenUsed="0" w:uiPriority="69" w:semiHidden="0" w:name="Medium Grid 3 Accent 6"/>
+    <w:lsdException w:unhideWhenUsed="0" w:uiPriority="70" w:semiHidden="0" w:name="Dark List Accent 6"/>
+    <w:lsdException w:unhideWhenUsed="0" w:uiPriority="71" w:semiHidden="0" w:name="Colorful Shading Accent 6"/>
+    <w:lsdException w:unhideWhenUsed="0" w:uiPriority="72" w:semiHidden="0" w:name="Colorful List Accent 6"/>
+    <w:lsdException w:unhideWhenUsed="0" w:uiPriority="73" w:semiHidden="0" w:name="Colorful Grid Accent 6"/>
   </w:latentStyles>
-  <w:style w:type="paragraph" w:default="1" w:styleId="Normal">
+  <w:style w:type="paragraph" w:default="1" w:styleId="1">
     <w:name w:val="Normal"/>
     <w:qFormat/>
+    <w:uiPriority w:val="0"/>
     <w:pPr>
       <w:kinsoku w:val="0"/>
       <w:autoSpaceDE w:val="0"/>
@@ -6610,7 +6873,7 @@
       <w:textAlignment w:val="baseline"/>
     </w:pPr>
     <w:rPr>
-      <w:rFonts w:ascii="Arial" w:eastAsia="宋体" w:hAnsi="Arial" w:cs="Arial"/>
+      <w:rFonts w:ascii="Arial" w:hAnsi="Arial" w:eastAsia="宋体" w:cs="Arial"/>
       <w:snapToGrid w:val="0"/>
       <w:color w:val="000000"/>
       <w:kern w:val="0"/>
@@ -6619,11 +6882,12 @@
       <w:lang w:val="en-US" w:eastAsia="en-US" w:bidi="ar-SA"/>
     </w:rPr>
   </w:style>
-  <w:style w:type="paragraph" w:styleId="Heading1">
+  <w:style w:type="paragraph" w:styleId="2">
     <w:name w:val="heading 1"/>
-    <w:basedOn w:val="Normal"/>
-    <w:next w:val="Normal"/>
+    <w:basedOn w:val="1"/>
+    <w:next w:val="1"/>
     <w:qFormat/>
+    <w:uiPriority w:val="0"/>
     <w:pPr>
       <w:keepNext/>
       <w:keepLines/>
@@ -6641,12 +6905,13 @@
       <w:sz w:val="44"/>
     </w:rPr>
   </w:style>
-  <w:style w:type="paragraph" w:styleId="Heading2">
+  <w:style w:type="paragraph" w:styleId="3">
     <w:name w:val="heading 2"/>
-    <w:basedOn w:val="Normal"/>
-    <w:next w:val="Normal"/>
+    <w:basedOn w:val="1"/>
+    <w:next w:val="1"/>
     <w:unhideWhenUsed/>
     <w:qFormat/>
+    <w:uiPriority w:val="0"/>
     <w:pPr>
       <w:keepNext/>
       <w:keepLines/>
@@ -6659,18 +6924,19 @@
       <w:outlineLvl w:val="1"/>
     </w:pPr>
     <w:rPr>
-      <w:rFonts w:ascii="Arial" w:eastAsia="黑体" w:hAnsi="Arial"/>
+      <w:rFonts w:ascii="Arial" w:hAnsi="Arial" w:eastAsia="黑体"/>
       <w:b/>
       <w:sz w:val="32"/>
     </w:rPr>
   </w:style>
-  <w:style w:type="paragraph" w:styleId="Heading3">
+  <w:style w:type="paragraph" w:styleId="4">
     <w:name w:val="heading 3"/>
-    <w:basedOn w:val="Normal"/>
-    <w:next w:val="Normal"/>
+    <w:basedOn w:val="1"/>
+    <w:next w:val="1"/>
     <w:semiHidden/>
     <w:unhideWhenUsed/>
     <w:qFormat/>
+    <w:uiPriority w:val="0"/>
     <w:pPr>
       <w:keepNext/>
       <w:keepLines/>
@@ -6687,12 +6953,13 @@
       <w:sz w:val="32"/>
     </w:rPr>
   </w:style>
-  <w:style w:type="paragraph" w:styleId="Heading4">
+  <w:style w:type="paragraph" w:styleId="5">
     <w:name w:val="heading 4"/>
-    <w:basedOn w:val="Normal"/>
-    <w:next w:val="Normal"/>
+    <w:basedOn w:val="1"/>
+    <w:next w:val="1"/>
     <w:unhideWhenUsed/>
     <w:qFormat/>
+    <w:uiPriority w:val="0"/>
     <w:pPr>
       <w:keepNext/>
       <w:keepLines/>
@@ -6705,18 +6972,19 @@
       <w:outlineLvl w:val="3"/>
     </w:pPr>
     <w:rPr>
-      <w:rFonts w:ascii="Arial" w:eastAsia="黑体" w:hAnsi="Arial"/>
+      <w:rFonts w:ascii="Arial" w:hAnsi="Arial" w:eastAsia="黑体"/>
       <w:b/>
       <w:sz w:val="28"/>
     </w:rPr>
   </w:style>
-  <w:style w:type="paragraph" w:styleId="Heading5">
+  <w:style w:type="paragraph" w:styleId="6">
     <w:name w:val="heading 5"/>
-    <w:basedOn w:val="Normal"/>
-    <w:next w:val="Normal"/>
+    <w:basedOn w:val="1"/>
+    <w:next w:val="1"/>
     <w:semiHidden/>
     <w:unhideWhenUsed/>
     <w:qFormat/>
+    <w:uiPriority w:val="0"/>
     <w:pPr>
       <w:keepNext/>
       <w:keepLines/>
@@ -6733,13 +7001,14 @@
       <w:sz w:val="28"/>
     </w:rPr>
   </w:style>
-  <w:style w:type="paragraph" w:styleId="Heading6">
+  <w:style w:type="paragraph" w:styleId="7">
     <w:name w:val="heading 6"/>
-    <w:basedOn w:val="Normal"/>
-    <w:next w:val="Normal"/>
+    <w:basedOn w:val="1"/>
+    <w:next w:val="1"/>
     <w:semiHidden/>
     <w:unhideWhenUsed/>
     <w:qFormat/>
+    <w:uiPriority w:val="0"/>
     <w:pPr>
       <w:keepNext/>
       <w:keepLines/>
@@ -6752,18 +7021,19 @@
       <w:outlineLvl w:val="5"/>
     </w:pPr>
     <w:rPr>
-      <w:rFonts w:ascii="Arial" w:eastAsia="黑体" w:hAnsi="Arial"/>
+      <w:rFonts w:ascii="Arial" w:hAnsi="Arial" w:eastAsia="黑体"/>
       <w:b/>
       <w:sz w:val="24"/>
     </w:rPr>
   </w:style>
-  <w:style w:type="paragraph" w:styleId="Heading7">
+  <w:style w:type="paragraph" w:styleId="8">
     <w:name w:val="heading 7"/>
-    <w:basedOn w:val="Normal"/>
-    <w:next w:val="Normal"/>
+    <w:basedOn w:val="1"/>
+    <w:next w:val="1"/>
     <w:semiHidden/>
     <w:unhideWhenUsed/>
     <w:qFormat/>
+    <w:uiPriority w:val="0"/>
     <w:pPr>
       <w:keepNext/>
       <w:keepLines/>
@@ -6780,13 +7050,14 @@
       <w:sz w:val="24"/>
     </w:rPr>
   </w:style>
-  <w:style w:type="paragraph" w:styleId="Heading8">
+  <w:style w:type="paragraph" w:styleId="9">
     <w:name w:val="heading 8"/>
-    <w:basedOn w:val="Normal"/>
-    <w:next w:val="Normal"/>
+    <w:basedOn w:val="1"/>
+    <w:next w:val="1"/>
     <w:semiHidden/>
     <w:unhideWhenUsed/>
     <w:qFormat/>
+    <w:uiPriority w:val="0"/>
     <w:pPr>
       <w:keepNext/>
       <w:keepLines/>
@@ -6799,17 +7070,18 @@
       <w:outlineLvl w:val="7"/>
     </w:pPr>
     <w:rPr>
-      <w:rFonts w:ascii="Arial" w:eastAsia="黑体" w:hAnsi="Arial"/>
+      <w:rFonts w:ascii="Arial" w:hAnsi="Arial" w:eastAsia="黑体"/>
       <w:sz w:val="24"/>
     </w:rPr>
   </w:style>
-  <w:style w:type="paragraph" w:styleId="Heading9">
+  <w:style w:type="paragraph" w:styleId="10">
     <w:name w:val="heading 9"/>
-    <w:basedOn w:val="Normal"/>
-    <w:next w:val="Normal"/>
+    <w:basedOn w:val="1"/>
+    <w:next w:val="1"/>
     <w:semiHidden/>
     <w:unhideWhenUsed/>
     <w:qFormat/>
+    <w:uiPriority w:val="0"/>
     <w:pPr>
       <w:keepNext/>
       <w:keepLines/>
@@ -6822,19 +7094,21 @@
       <w:outlineLvl w:val="8"/>
     </w:pPr>
     <w:rPr>
-      <w:rFonts w:ascii="Arial" w:eastAsia="黑体" w:hAnsi="Arial"/>
+      <w:rFonts w:ascii="Arial" w:hAnsi="Arial" w:eastAsia="黑体"/>
       <w:sz w:val="21"/>
     </w:rPr>
   </w:style>
-  <w:style w:type="character" w:default="1" w:styleId="DefaultParagraphFont">
+  <w:style w:type="character" w:default="1" w:styleId="22">
     <w:name w:val="Default Paragraph Font"/>
     <w:semiHidden/>
     <w:qFormat/>
+    <w:uiPriority w:val="0"/>
   </w:style>
-  <w:style w:type="table" w:default="1" w:styleId="TableNormal">
+  <w:style w:type="table" w:default="1" w:styleId="20">
     <w:name w:val="Normal Table"/>
     <w:semiHidden/>
     <w:qFormat/>
+    <w:uiPriority w:val="0"/>
     <w:tblPr>
       <w:tblCellMar>
         <w:top w:w="0" w:type="dxa"/>
@@ -6844,39 +7118,43 @@
       </w:tblCellMar>
     </w:tblPr>
   </w:style>
-  <w:style w:type="paragraph" w:styleId="CommentText">
+  <w:style w:type="paragraph" w:styleId="11">
     <w:name w:val="annotation text"/>
-    <w:basedOn w:val="Normal"/>
+    <w:basedOn w:val="1"/>
     <w:qFormat/>
+    <w:uiPriority w:val="0"/>
     <w:pPr>
       <w:jc w:val="left"/>
     </w:pPr>
   </w:style>
-  <w:style w:type="paragraph" w:styleId="BodyText">
+  <w:style w:type="paragraph" w:styleId="12">
     <w:name w:val="Body Text"/>
-    <w:basedOn w:val="Normal"/>
+    <w:basedOn w:val="1"/>
     <w:semiHidden/>
     <w:qFormat/>
+    <w:uiPriority w:val="0"/>
     <w:rPr>
-      <w:rFonts w:ascii="Arial" w:eastAsia="Arial" w:hAnsi="Arial" w:cs="Arial"/>
+      <w:rFonts w:ascii="Arial" w:hAnsi="Arial" w:eastAsia="Arial" w:cs="Arial"/>
       <w:sz w:val="21"/>
       <w:szCs w:val="21"/>
       <w:lang w:val="en-US" w:eastAsia="en-US" w:bidi="ar-SA"/>
     </w:rPr>
   </w:style>
-  <w:style w:type="paragraph" w:styleId="TOC3">
+  <w:style w:type="paragraph" w:styleId="13">
     <w:name w:val="toc 3"/>
-    <w:basedOn w:val="Normal"/>
-    <w:next w:val="Normal"/>
+    <w:basedOn w:val="1"/>
+    <w:next w:val="1"/>
     <w:qFormat/>
+    <w:uiPriority w:val="0"/>
     <w:pPr>
       <w:ind w:left="840" w:leftChars="400"/>
     </w:pPr>
   </w:style>
-  <w:style w:type="paragraph" w:styleId="Footer">
+  <w:style w:type="paragraph" w:styleId="14">
     <w:name w:val="footer"/>
-    <w:basedOn w:val="Normal"/>
+    <w:basedOn w:val="1"/>
     <w:qFormat/>
+    <w:uiPriority w:val="0"/>
     <w:pPr>
       <w:tabs>
         <w:tab w:val="center" w:pos="4153"/>
@@ -6889,16 +7167,17 @@
       <w:sz w:val="18"/>
     </w:rPr>
   </w:style>
-  <w:style w:type="paragraph" w:styleId="Header">
+  <w:style w:type="paragraph" w:styleId="15">
     <w:name w:val="header"/>
-    <w:basedOn w:val="Normal"/>
+    <w:basedOn w:val="1"/>
     <w:qFormat/>
+    <w:uiPriority w:val="0"/>
     <w:pPr>
       <w:pBdr>
-        <w:top w:val="nil"/>
-        <w:left w:val="nil"/>
-        <w:bottom w:val="nil"/>
-        <w:right w:val="nil"/>
+        <w:top w:val="none" w:color="auto" w:sz="0" w:space="0"/>
+        <w:left w:val="none" w:color="auto" w:sz="0" w:space="0"/>
+        <w:bottom w:val="none" w:color="auto" w:sz="0" w:space="0"/>
+        <w:right w:val="none" w:color="auto" w:sz="0" w:space="0"/>
       </w:pBdr>
       <w:tabs>
         <w:tab w:val="center" w:pos="4153"/>
@@ -6913,37 +7192,41 @@
       <w:sz w:val="18"/>
     </w:rPr>
   </w:style>
-  <w:style w:type="paragraph" w:styleId="TOC1">
+  <w:style w:type="paragraph" w:styleId="16">
     <w:name w:val="toc 1"/>
-    <w:basedOn w:val="Normal"/>
-    <w:next w:val="Normal"/>
+    <w:basedOn w:val="1"/>
+    <w:next w:val="1"/>
     <w:qFormat/>
+    <w:uiPriority w:val="0"/>
     <w:rPr>
-      <w:rFonts w:ascii="Arial" w:eastAsia="Microsoft JhengHei" w:hAnsi="Arial"/>
+      <w:rFonts w:ascii="Arial" w:hAnsi="Arial" w:eastAsia="Microsoft JhengHei"/>
       <w:sz w:val="24"/>
     </w:rPr>
   </w:style>
-  <w:style w:type="paragraph" w:styleId="TOC2">
+  <w:style w:type="paragraph" w:styleId="17">
     <w:name w:val="toc 2"/>
-    <w:basedOn w:val="Normal"/>
-    <w:next w:val="Normal"/>
+    <w:basedOn w:val="1"/>
+    <w:next w:val="1"/>
     <w:qFormat/>
+    <w:uiPriority w:val="0"/>
     <w:pPr>
       <w:ind w:left="420" w:leftChars="200"/>
     </w:pPr>
   </w:style>
-  <w:style w:type="paragraph" w:styleId="NormalWeb">
+  <w:style w:type="paragraph" w:styleId="18">
     <w:name w:val="Normal (Web)"/>
-    <w:basedOn w:val="Normal"/>
+    <w:basedOn w:val="1"/>
     <w:qFormat/>
+    <w:uiPriority w:val="0"/>
     <w:rPr>
       <w:sz w:val="24"/>
     </w:rPr>
   </w:style>
-  <w:style w:type="paragraph" w:styleId="Title">
+  <w:style w:type="paragraph" w:styleId="19">
     <w:name w:val="Title"/>
-    <w:basedOn w:val="Normal"/>
+    <w:basedOn w:val="1"/>
     <w:qFormat/>
+    <w:uiPriority w:val="0"/>
     <w:pPr>
       <w:spacing w:before="240" w:beforeLines="0" w:beforeAutospacing="0" w:after="60" w:afterLines="0" w:afterAutospacing="0"/>
       <w:jc w:val="center"/>
@@ -6955,68 +7238,73 @@
       <w:sz w:val="32"/>
     </w:rPr>
   </w:style>
-  <w:style w:type="table" w:styleId="TableGrid">
+  <w:style w:type="table" w:styleId="21">
     <w:name w:val="Table Grid"/>
-    <w:basedOn w:val="TableNormal"/>
+    <w:basedOn w:val="20"/>
     <w:qFormat/>
+    <w:uiPriority w:val="0"/>
     <w:pPr>
       <w:widowControl w:val="0"/>
       <w:jc w:val="both"/>
     </w:pPr>
     <w:tblPr>
       <w:tblBorders>
-        <w:top w:val="single" w:sz="4" w:space="0" w:color="auto"/>
-        <w:left w:val="single" w:sz="4" w:space="0" w:color="auto"/>
-        <w:bottom w:val="single" w:sz="4" w:space="0" w:color="auto"/>
-        <w:right w:val="single" w:sz="4" w:space="0" w:color="auto"/>
-        <w:insideH w:val="single" w:sz="4" w:space="0" w:color="auto"/>
-        <w:insideV w:val="single" w:sz="4" w:space="0" w:color="auto"/>
+        <w:top w:val="single" w:color="auto" w:sz="4" w:space="0"/>
+        <w:left w:val="single" w:color="auto" w:sz="4" w:space="0"/>
+        <w:bottom w:val="single" w:color="auto" w:sz="4" w:space="0"/>
+        <w:right w:val="single" w:color="auto" w:sz="4" w:space="0"/>
+        <w:insideH w:val="single" w:color="auto" w:sz="4" w:space="0"/>
+        <w:insideV w:val="single" w:color="auto" w:sz="4" w:space="0"/>
       </w:tblBorders>
     </w:tblPr>
   </w:style>
-  <w:style w:type="character" w:styleId="Strong">
+  <w:style w:type="character" w:styleId="23">
     <w:name w:val="Strong"/>
-    <w:basedOn w:val="DefaultParagraphFont"/>
+    <w:basedOn w:val="22"/>
     <w:qFormat/>
+    <w:uiPriority w:val="0"/>
     <w:rPr>
       <w:b/>
     </w:rPr>
   </w:style>
-  <w:style w:type="paragraph" w:customStyle="1" w:styleId="a">
+  <w:style w:type="paragraph" w:customStyle="1" w:styleId="24">
     <w:name w:val="柴_公司名"/>
-    <w:basedOn w:val="Title"/>
+    <w:basedOn w:val="19"/>
     <w:qFormat/>
+    <w:uiPriority w:val="0"/>
     <w:pPr>
       <w:spacing w:after="600" w:afterLines="600"/>
     </w:pPr>
     <w:rPr>
-      <w:rFonts w:ascii="宋体" w:eastAsia="宋体" w:hAnsi="宋体" w:cs="宋体" w:hint="eastAsia"/>
+      <w:rFonts w:hint="eastAsia" w:ascii="宋体" w:hAnsi="宋体" w:eastAsia="宋体" w:cs="宋体"/>
       <w:bCs/>
       <w:spacing w:val="-6"/>
       <w:sz w:val="52"/>
       <w:szCs w:val="52"/>
     </w:rPr>
   </w:style>
-  <w:style w:type="paragraph" w:customStyle="1" w:styleId="a0">
+  <w:style w:type="paragraph" w:customStyle="1" w:styleId="25">
     <w:name w:val="柴_文档名"/>
-    <w:basedOn w:val="Title"/>
+    <w:basedOn w:val="19"/>
     <w:qFormat/>
+    <w:uiPriority w:val="0"/>
     <w:pPr>
       <w:spacing w:after="900" w:afterLines="900"/>
     </w:pPr>
     <w:rPr>
-      <w:rFonts w:ascii="黑体" w:eastAsia="黑体" w:hAnsi="黑体" w:cs="黑体"/>
+      <w:rFonts w:ascii="黑体" w:hAnsi="黑体" w:eastAsia="黑体" w:cs="黑体"/>
       <w:bCs/>
       <w:spacing w:val="-7"/>
       <w:sz w:val="52"/>
       <w:szCs w:val="52"/>
     </w:rPr>
   </w:style>
-  <w:style w:type="table" w:customStyle="1" w:styleId="TableNormal0">
+  <w:style w:type="table" w:customStyle="1" w:styleId="26">
     <w:name w:val="Table Normal_0"/>
     <w:semiHidden/>
     <w:unhideWhenUsed/>
     <w:qFormat/>
+    <w:uiPriority w:val="0"/>
     <w:tblPr>
       <w:tblCellMar>
         <w:top w:w="0" w:type="dxa"/>
@@ -7026,81 +7314,87 @@
       </w:tblCellMar>
     </w:tblPr>
   </w:style>
-  <w:style w:type="paragraph" w:customStyle="1" w:styleId="TableText">
+  <w:style w:type="paragraph" w:customStyle="1" w:styleId="27">
     <w:name w:val="Table Text"/>
-    <w:basedOn w:val="Normal"/>
+    <w:basedOn w:val="1"/>
     <w:semiHidden/>
     <w:qFormat/>
+    <w:uiPriority w:val="0"/>
     <w:rPr>
-      <w:rFonts w:ascii="宋体" w:eastAsia="宋体" w:hAnsi="宋体" w:cs="宋体"/>
+      <w:rFonts w:ascii="宋体" w:hAnsi="宋体" w:eastAsia="宋体" w:cs="宋体"/>
       <w:sz w:val="21"/>
       <w:szCs w:val="21"/>
       <w:lang w:val="en-US" w:eastAsia="en-US" w:bidi="ar-SA"/>
     </w:rPr>
   </w:style>
-  <w:style w:type="paragraph" w:customStyle="1" w:styleId="1">
+  <w:style w:type="paragraph" w:customStyle="1" w:styleId="28">
     <w:name w:val="柴_标题1"/>
-    <w:basedOn w:val="Heading1"/>
-    <w:next w:val="a1"/>
-    <w:link w:val="1Char"/>
+    <w:basedOn w:val="2"/>
+    <w:next w:val="29"/>
+    <w:link w:val="38"/>
     <w:qFormat/>
+    <w:uiPriority w:val="0"/>
     <w:pPr>
       <w:spacing w:before="100" w:after="90" w:line="360" w:lineRule="auto"/>
     </w:pPr>
     <w:rPr>
-      <w:rFonts w:ascii="Arial" w:eastAsia="宋体" w:hAnsi="Arial"/>
+      <w:rFonts w:ascii="Arial" w:hAnsi="Arial" w:eastAsia="宋体"/>
       <w:sz w:val="32"/>
     </w:rPr>
   </w:style>
-  <w:style w:type="paragraph" w:customStyle="1" w:styleId="a1">
+  <w:style w:type="paragraph" w:customStyle="1" w:styleId="29">
     <w:name w:val="柴_正文"/>
-    <w:basedOn w:val="BodyText"/>
-    <w:link w:val="Char"/>
+    <w:basedOn w:val="12"/>
+    <w:link w:val="42"/>
     <w:qFormat/>
+    <w:uiPriority w:val="0"/>
     <w:pPr>
       <w:spacing w:line="360" w:lineRule="auto"/>
       <w:ind w:firstLine="470" w:firstLineChars="200"/>
     </w:pPr>
     <w:rPr>
-      <w:rFonts w:ascii="Arial" w:eastAsia="宋体" w:hAnsi="Arial"/>
+      <w:rFonts w:ascii="Arial" w:hAnsi="Arial" w:eastAsia="宋体"/>
       <w:sz w:val="24"/>
       <w:lang w:eastAsia="zh-CN"/>
     </w:rPr>
   </w:style>
-  <w:style w:type="paragraph" w:customStyle="1" w:styleId="2">
+  <w:style w:type="paragraph" w:customStyle="1" w:styleId="30">
     <w:name w:val="柴_标题2"/>
-    <w:basedOn w:val="Heading2"/>
-    <w:next w:val="a1"/>
+    <w:basedOn w:val="3"/>
+    <w:next w:val="29"/>
     <w:qFormat/>
+    <w:uiPriority w:val="0"/>
     <w:pPr>
       <w:spacing w:line="360" w:lineRule="auto"/>
     </w:pPr>
     <w:rPr>
-      <w:rFonts w:ascii="Arial" w:eastAsia="宋体" w:hAnsi="Arial"/>
+      <w:rFonts w:ascii="Arial" w:hAnsi="Arial" w:eastAsia="宋体"/>
       <w:sz w:val="28"/>
     </w:rPr>
   </w:style>
-  <w:style w:type="paragraph" w:customStyle="1" w:styleId="3">
+  <w:style w:type="paragraph" w:customStyle="1" w:styleId="31">
     <w:name w:val="柴_标题3"/>
-    <w:basedOn w:val="Heading3"/>
-    <w:next w:val="a1"/>
+    <w:basedOn w:val="4"/>
+    <w:next w:val="29"/>
     <w:qFormat/>
+    <w:uiPriority w:val="0"/>
     <w:pPr>
       <w:spacing w:line="360" w:lineRule="auto"/>
       <w:ind w:left="0" w:firstLine="472" w:firstLineChars="200"/>
     </w:pPr>
     <w:rPr>
-      <w:rFonts w:ascii="宋体" w:eastAsia="宋体" w:hAnsi="宋体" w:cs="宋体"/>
+      <w:rFonts w:ascii="宋体" w:hAnsi="宋体" w:eastAsia="宋体" w:cs="宋体"/>
       <w:spacing w:val="-2"/>
       <w:sz w:val="24"/>
       <w:szCs w:val="24"/>
     </w:rPr>
   </w:style>
-  <w:style w:type="paragraph" w:customStyle="1" w:styleId="a2">
+  <w:style w:type="paragraph" w:customStyle="1" w:styleId="32">
     <w:name w:val="柴_目录"/>
-    <w:basedOn w:val="Normal"/>
-    <w:next w:val="BodyText"/>
+    <w:basedOn w:val="1"/>
+    <w:next w:val="12"/>
     <w:qFormat/>
+    <w:uiPriority w:val="0"/>
     <w:pPr>
       <w:tabs>
         <w:tab w:val="right" w:leader="dot" w:pos="8442"/>
@@ -7108,59 +7402,64 @@
       <w:ind w:left="0" w:leftChars="0"/>
     </w:pPr>
     <w:rPr>
-      <w:rFonts w:ascii="Arial" w:eastAsia="Microsoft JhengHei" w:hAnsi="Arial"/>
+      <w:rFonts w:ascii="Arial" w:hAnsi="Arial" w:eastAsia="Microsoft JhengHei"/>
       <w:sz w:val="24"/>
     </w:rPr>
   </w:style>
-  <w:style w:type="paragraph" w:customStyle="1" w:styleId="WPSOffice1">
+  <w:style w:type="paragraph" w:customStyle="1" w:styleId="33">
     <w:name w:val="WPSOffice手动目录 1"/>
     <w:qFormat/>
+    <w:uiPriority w:val="0"/>
     <w:pPr>
       <w:ind w:leftChars="0"/>
     </w:pPr>
     <w:rPr>
-      <w:rFonts w:ascii="Times New Roman" w:eastAsia="宋体" w:hAnsi="Times New Roman" w:cs="Times New Roman"/>
+      <w:rFonts w:ascii="Times New Roman" w:hAnsi="Times New Roman" w:eastAsia="宋体" w:cs="Times New Roman"/>
       <w:sz w:val="20"/>
       <w:szCs w:val="20"/>
     </w:rPr>
   </w:style>
-  <w:style w:type="paragraph" w:customStyle="1" w:styleId="WPSOffice2">
+  <w:style w:type="paragraph" w:customStyle="1" w:styleId="34">
     <w:name w:val="WPSOffice手动目录 2"/>
     <w:qFormat/>
+    <w:uiPriority w:val="0"/>
     <w:pPr>
       <w:ind w:leftChars="200"/>
     </w:pPr>
     <w:rPr>
-      <w:rFonts w:ascii="Times New Roman" w:eastAsia="宋体" w:hAnsi="Times New Roman" w:cs="Times New Roman"/>
+      <w:rFonts w:ascii="Times New Roman" w:hAnsi="Times New Roman" w:eastAsia="宋体" w:cs="Times New Roman"/>
       <w:sz w:val="20"/>
       <w:szCs w:val="20"/>
     </w:rPr>
   </w:style>
-  <w:style w:type="paragraph" w:customStyle="1" w:styleId="WPSOffice3">
+  <w:style w:type="paragraph" w:customStyle="1" w:styleId="35">
     <w:name w:val="WPSOffice手动目录 3"/>
     <w:qFormat/>
+    <w:uiPriority w:val="0"/>
     <w:pPr>
       <w:ind w:leftChars="400"/>
     </w:pPr>
     <w:rPr>
-      <w:rFonts w:ascii="Times New Roman" w:eastAsia="宋体" w:hAnsi="Times New Roman" w:cs="Times New Roman"/>
+      <w:rFonts w:ascii="Times New Roman" w:hAnsi="Times New Roman" w:eastAsia="宋体" w:cs="Times New Roman"/>
       <w:sz w:val="20"/>
       <w:szCs w:val="20"/>
     </w:rPr>
   </w:style>
-  <w:style w:type="paragraph" w:customStyle="1" w:styleId="Compact">
+  <w:style w:type="paragraph" w:customStyle="1" w:styleId="36">
     <w:name w:val="Compact"/>
-    <w:basedOn w:val="BodyText"/>
+    <w:basedOn w:val="12"/>
     <w:qFormat/>
+    <w:uiPriority w:val="0"/>
     <w:pPr>
       <w:spacing w:before="36" w:after="36"/>
     </w:pPr>
   </w:style>
-  <w:style w:type="table" w:customStyle="1" w:styleId="Table">
+  <w:style w:type="table" w:customStyle="1" w:styleId="37">
     <w:name w:val="Table"/>
     <w:semiHidden/>
     <w:unhideWhenUsed/>
     <w:qFormat/>
+    <w:uiPriority w:val="0"/>
     <w:tblPr>
       <w:tblCellMar>
         <w:top w:w="0" w:type="dxa"/>
@@ -7172,26 +7471,28 @@
     <w:tblStylePr w:type="firstRow">
       <w:tcPr>
         <w:tcBorders>
-          <w:bottom w:val="single" w:sz="0" w:space="0" w:color="auto"/>
+          <w:bottom w:val="single" w:color="auto" w:sz="0" w:space="0"/>
         </w:tcBorders>
         <w:vAlign w:val="bottom"/>
       </w:tcPr>
     </w:tblStylePr>
   </w:style>
-  <w:style w:type="character" w:customStyle="1" w:styleId="1Char">
+  <w:style w:type="character" w:customStyle="1" w:styleId="38">
     <w:name w:val="柴_标题1 Char"/>
-    <w:link w:val="1"/>
+    <w:link w:val="28"/>
     <w:qFormat/>
+    <w:uiPriority w:val="0"/>
     <w:rPr>
-      <w:rFonts w:ascii="Arial" w:eastAsia="宋体" w:hAnsi="Arial"/>
+      <w:rFonts w:ascii="Arial" w:hAnsi="Arial" w:eastAsia="宋体"/>
       <w:sz w:val="32"/>
     </w:rPr>
   </w:style>
-  <w:style w:type="table" w:customStyle="1" w:styleId="TableNormal1">
+  <w:style w:type="table" w:customStyle="1" w:styleId="39">
     <w:name w:val="Table Normal_1"/>
     <w:semiHidden/>
     <w:unhideWhenUsed/>
     <w:qFormat/>
+    <w:uiPriority w:val="0"/>
     <w:tblPr>
       <w:tblCellMar>
         <w:top w:w="0" w:type="dxa"/>
@@ -7201,10 +7502,11 @@
       </w:tblCellMar>
     </w:tblPr>
   </w:style>
-  <w:style w:type="paragraph" w:customStyle="1" w:styleId="a3">
+  <w:style w:type="paragraph" w:customStyle="1" w:styleId="40">
     <w:name w:val="柴_正文_无缩进"/>
-    <w:basedOn w:val="Normal"/>
+    <w:basedOn w:val="1"/>
     <w:qFormat/>
+    <w:uiPriority w:val="0"/>
     <w:pPr>
       <w:ind w:firstLine="0" w:firstLineChars="0"/>
     </w:pPr>
@@ -7214,29 +7516,31 @@
       <w:lang w:eastAsia="zh-CN"/>
     </w:rPr>
   </w:style>
-  <w:style w:type="paragraph" w:customStyle="1" w:styleId="4">
+  <w:style w:type="paragraph" w:customStyle="1" w:styleId="41">
     <w:name w:val="柴_标题4"/>
-    <w:basedOn w:val="Heading4"/>
-    <w:next w:val="Normal"/>
+    <w:basedOn w:val="5"/>
+    <w:next w:val="1"/>
     <w:qFormat/>
+    <w:uiPriority w:val="0"/>
     <w:pPr>
       <w:widowControl w:val="0"/>
       <w:spacing w:before="160" w:line="360" w:lineRule="auto"/>
-      <w:ind w:left="981" w:hanging="862" w:leftChars="300"/>
+      <w:ind w:left="981" w:leftChars="300" w:hanging="862"/>
     </w:pPr>
     <w:rPr>
-      <w:rFonts w:ascii="Calibri" w:eastAsia="宋体" w:hAnsi="Calibri" w:cs="宋体" w:hint="eastAsia"/>
+      <w:rFonts w:hint="eastAsia" w:ascii="Calibri" w:hAnsi="Calibri" w:eastAsia="宋体" w:cs="宋体"/>
       <w:sz w:val="24"/>
       <w:szCs w:val="24"/>
       <w:lang w:eastAsia="zh-CN" w:bidi="zh-CN"/>
     </w:rPr>
   </w:style>
-  <w:style w:type="character" w:customStyle="1" w:styleId="Char">
+  <w:style w:type="character" w:customStyle="1" w:styleId="42">
     <w:name w:val="柴_正文 Char"/>
-    <w:link w:val="a1"/>
+    <w:link w:val="29"/>
     <w:qFormat/>
+    <w:uiPriority w:val="0"/>
     <w:rPr>
-      <w:rFonts w:ascii="Arial" w:eastAsia="宋体" w:hAnsi="Arial"/>
+      <w:rFonts w:ascii="Arial" w:hAnsi="Arial" w:eastAsia="宋体"/>
       <w:sz w:val="24"/>
       <w:lang w:eastAsia="zh-CN"/>
     </w:rPr>
